--- a/docx/บทที่3.docx
+++ b/docx/บทที่3.docx
@@ -271,6 +271,11 @@
       </w:r>
     </w:p>
     <w:p>
+      <w:pPr>
+        <w:rPr>
+          <w:rFonts w:hint="cs"/>
+        </w:rPr>
+      </w:pPr>
       <w:r>
         <w:rPr>
           <w:cs/>
@@ -327,32 +332,14 @@
         <w:t xml:space="preserve">โดยใช้ </w:t>
       </w:r>
       <w:r>
-        <w:t xml:space="preserve">Vue.js </w:t>
-      </w:r>
-      <w:r>
-        <w:rPr>
-          <w:rFonts w:hint="cs"/>
-          <w:cs/>
-        </w:rPr>
-        <w:t xml:space="preserve">เป็น </w:t>
-      </w:r>
-      <w:proofErr w:type="spellStart"/>
-      <w:r>
-        <w:t>Javascript</w:t>
-      </w:r>
-      <w:proofErr w:type="spellEnd"/>
-      <w:r>
-        <w:t xml:space="preserve"> Framework </w:t>
-      </w:r>
-      <w:r>
-        <w:rPr>
-          <w:rFonts w:hint="cs"/>
-          <w:cs/>
-        </w:rPr>
-        <w:t xml:space="preserve">โดยติดต่อระบบหลังบ้านผ่านระบบ </w:t>
-      </w:r>
-      <w:r>
-        <w:t>API</w:t>
+        <w:t xml:space="preserve">PHP </w:t>
+      </w:r>
+      <w:r>
+        <w:rPr>
+          <w:rFonts w:hint="cs"/>
+          <w:cs/>
+        </w:rPr>
+        <w:t>ติดต่อระบบหลังบ้าน</w:t>
       </w:r>
     </w:p>
     <w:p>
@@ -397,9 +384,6 @@
     <w:p>
       <w:pPr>
         <w:ind w:left="720" w:firstLine="720"/>
-        <w:rPr>
-          <w:cs/>
-        </w:rPr>
       </w:pPr>
       <w:r>
         <w:rPr>
@@ -408,6 +392,25 @@
         </w:rPr>
         <w:t>3.1.4.2 ทำแบบฟอร์มประเมินประสิทธิภาพระบบ</w:t>
       </w:r>
+    </w:p>
+    <w:p>
+      <w:pPr>
+        <w:ind w:left="720" w:firstLine="720"/>
+      </w:pPr>
+    </w:p>
+    <w:p>
+      <w:pPr>
+        <w:ind w:left="720" w:firstLine="720"/>
+      </w:pPr>
+    </w:p>
+    <w:p>
+      <w:pPr>
+        <w:ind w:left="720" w:firstLine="720"/>
+        <w:rPr>
+          <w:rFonts w:hint="cs"/>
+          <w:cs/>
+        </w:rPr>
+      </w:pPr>
     </w:p>
     <w:p>
       <w:pPr>
@@ -415,6 +418,7 @@
       </w:pPr>
       <w:proofErr w:type="gramStart"/>
       <w:r>
+        <w:lastRenderedPageBreak/>
         <w:t xml:space="preserve">3.2  </w:t>
       </w:r>
       <w:proofErr w:type="spellStart"/>
@@ -460,14 +464,7 @@
         <w:rPr>
           <w:cs/>
         </w:rPr>
-        <w:t xml:space="preserve">ที่ได้จากขั้นตอนวิศวกรรมระบบมาพิจารณาเพื่อวิเคราะห์เป็นข้อกาหนดของระบบสารสนเทศ </w:t>
-      </w:r>
-      <w:r>
-        <w:rPr>
-          <w:cs/>
-        </w:rPr>
-        <w:lastRenderedPageBreak/>
-        <w:t>(</w:t>
+        <w:t>ที่ได้จากขั้นตอนวิศวกรรมระบบมาพิจารณาเพื่อวิเคราะห์เป็นข้อกาหนดของระบบสารสนเทศ (</w:t>
       </w:r>
       <w:r>
         <w:t xml:space="preserve">System Specifications) </w:t>
@@ -616,16 +613,14 @@
       </w:pPr>
       <w:r>
         <w:rPr>
-          <w:rFonts w:ascii="Times New Roman" w:eastAsia="Times New Roman" w:hAnsi="Times New Roman" w:cs="Times New Roman"/>
           <w:noProof/>
-          <w:sz w:val="24"/>
-          <w:szCs w:val="24"/>
+          <w:cs/>
         </w:rPr>
         <w:drawing>
-          <wp:inline distT="0" distB="0" distL="0" distR="0" wp14:anchorId="14B36422" wp14:editId="351F97D9">
+          <wp:inline distT="0" distB="0" distL="0" distR="0" wp14:anchorId="16490758" wp14:editId="12DE6210">
             <wp:extent cx="5274310" cy="2327910"/>
             <wp:effectExtent l="0" t="0" r="2540" b="0"/>
-            <wp:docPr id="3" name="Picture 3"/>
+            <wp:docPr id="2" name="Picture 2"/>
             <wp:cNvGraphicFramePr>
               <a:graphicFrameLocks xmlns:a="http://schemas.openxmlformats.org/drawingml/2006/main" noChangeAspect="1"/>
             </wp:cNvGraphicFramePr>
@@ -766,7 +761,7 @@
         <w:rPr>
           <w:cs/>
         </w:rPr>
-        <w:t xml:space="preserve">ร้านดีวารีสปา ประกอบด้วยหน่วยงานที่ติดต่อกับระบบ </w:t>
+        <w:t xml:space="preserve">ร้านดีวารีสปา ประกอบด้วยหน่วยที่ติดต่อกับระบบ </w:t>
       </w:r>
       <w:r>
         <w:t>2</w:t>
@@ -822,6 +817,7 @@
           <w:rFonts w:hint="cs"/>
           <w:cs/>
         </w:rPr>
+        <w:lastRenderedPageBreak/>
         <w:t xml:space="preserve">ในส่วนของผู้ดูแลระบบ จะสามารถดู เพิ่ม ลบ หรือแก้ไขข้อมูลต่าง ๆ ได้เช่น ข้อมูลลูกค้า </w:t>
       </w:r>
       <w:r>
@@ -836,7 +832,7 @@
           <w:rFonts w:hint="cs"/>
           <w:cs/>
         </w:rPr>
-        <w:t>ข้อมูลบริการ ข้อมูลคอร</w:t>
+        <w:t>ข้อมูลบริการ ข้อมูล</w:t>
       </w:r>
       <w:proofErr w:type="spellStart"/>
       <w:r>
@@ -844,7 +840,7 @@
           <w:rFonts w:hint="cs"/>
           <w:cs/>
         </w:rPr>
-        <w:t>์ส</w:t>
+        <w:t>แพ็กเกจ</w:t>
       </w:r>
       <w:proofErr w:type="spellEnd"/>
       <w:r>
@@ -867,6 +863,13 @@
           <w:cs/>
         </w:rPr>
         <w:t>ต่าง ๆ กลับมาให้ผู้ดูแลระบบ</w:t>
+      </w:r>
+      <w:r>
+        <w:rPr>
+          <w:rFonts w:hint="cs"/>
+          <w:cs/>
+        </w:rPr>
+        <w:t>และลูกค้า</w:t>
       </w:r>
     </w:p>
     <w:p>
@@ -886,21 +889,38 @@
           <w:rFonts w:hint="cs"/>
           <w:cs/>
         </w:rPr>
-        <w:t>สร้างและใช้งาน</w:t>
-      </w:r>
-      <w:r>
-        <w:rPr>
-          <w:rFonts w:hint="cs"/>
-          <w:cs/>
-        </w:rPr>
-        <w:t>ข้อมูลต่าง ๆ ได้เช่น ข้อมูล</w:t>
-      </w:r>
-      <w:r>
-        <w:rPr>
-          <w:rFonts w:hint="cs"/>
-          <w:cs/>
-        </w:rPr>
-        <w:t>การสมัครสมาชิก</w:t>
+        <w:t>เพิ่ม</w:t>
+      </w:r>
+      <w:r>
+        <w:rPr>
+          <w:rFonts w:hint="cs"/>
+          <w:cs/>
+        </w:rPr>
+        <w:t xml:space="preserve"> ข้อมูล</w:t>
+      </w:r>
+      <w:r>
+        <w:rPr>
+          <w:rFonts w:hint="cs"/>
+          <w:cs/>
+        </w:rPr>
+        <w:t>สมาชิก</w:t>
+      </w:r>
+      <w:r>
+        <w:rPr>
+          <w:rFonts w:hint="cs"/>
+          <w:cs/>
+        </w:rPr>
+        <w:t xml:space="preserve"> ได้หลังล็อกอินด้วย </w:t>
+      </w:r>
+      <w:r>
+        <w:t xml:space="preserve">Line </w:t>
+      </w:r>
+      <w:r>
+        <w:rPr>
+          <w:rFonts w:hint="cs"/>
+          <w:cs/>
+        </w:rPr>
+        <w:t>จะสามารถสร้าง</w:t>
       </w:r>
       <w:r>
         <w:rPr>
@@ -921,7 +941,35 @@
           <w:rFonts w:hint="cs"/>
           <w:cs/>
         </w:rPr>
-        <w:t xml:space="preserve">การจอง ข้อมูลการใช้บริการ ข้อมูลการชำระเงิน </w:t>
+        <w:t>การจอง</w:t>
+      </w:r>
+      <w:r>
+        <w:rPr>
+          <w:rFonts w:hint="cs"/>
+          <w:cs/>
+        </w:rPr>
+        <w:t xml:space="preserve"> และดู</w:t>
+      </w:r>
+      <w:r>
+        <w:rPr>
+          <w:rFonts w:hint="cs"/>
+          <w:cs/>
+        </w:rPr>
+        <w:t xml:space="preserve"> ข้อมูลการใช้บริการ ข้อมูลการชำระเงิน</w:t>
+      </w:r>
+      <w:r>
+        <w:rPr>
+          <w:rFonts w:hint="cs"/>
+          <w:cs/>
+        </w:rPr>
+        <w:t xml:space="preserve"> ได้เมื่อการจองได้รับการยืนยันจากผู้ดูแลระบบ</w:t>
+      </w:r>
+      <w:r>
+        <w:rPr>
+          <w:rFonts w:hint="cs"/>
+          <w:cs/>
+        </w:rPr>
+        <w:t xml:space="preserve"> </w:t>
       </w:r>
       <w:r>
         <w:rPr>
@@ -956,24 +1004,30 @@
           <w:rFonts w:hint="cs"/>
           <w:cs/>
         </w:rPr>
-        <w:t>จอง</w:t>
-      </w:r>
-      <w:proofErr w:type="spellStart"/>
-      <w:r>
-        <w:rPr>
-          <w:rFonts w:hint="cs"/>
-          <w:cs/>
-        </w:rPr>
-        <w:t>ได</w:t>
-      </w:r>
-      <w:proofErr w:type="spellEnd"/>
+        <w:t>จองได</w:t>
+      </w:r>
+      <w:r>
+        <w:rPr>
+          <w:rFonts w:hint="cs"/>
+          <w:cs/>
+        </w:rPr>
+        <w:t>้</w:t>
+      </w:r>
+    </w:p>
+    <w:p>
+      <w:pPr>
+        <w:ind w:firstLine="720"/>
+        <w:jc w:val="thaiDistribute"/>
+        <w:rPr>
+          <w:rFonts w:hint="cs"/>
+        </w:rPr>
+      </w:pPr>
     </w:p>
     <w:p>
       <w:pPr>
         <w:jc w:val="thaiDistribute"/>
       </w:pPr>
       <w:r>
-        <w:lastRenderedPageBreak/>
         <w:t xml:space="preserve"> </w:t>
       </w:r>
       <w:r>
@@ -1128,6 +1182,7 @@
         <w:rPr>
           <w:noProof/>
         </w:rPr>
+        <w:lastRenderedPageBreak/>
         <w:drawing>
           <wp:inline distT="0" distB="0" distL="0" distR="0" wp14:anchorId="0B02E17A" wp14:editId="2C074BD3">
             <wp:extent cx="5471160" cy="6125937"/>
@@ -1236,7 +1291,6 @@
         <w:jc w:val="thaiDistribute"/>
       </w:pPr>
       <w:r>
-        <w:lastRenderedPageBreak/>
         <w:t xml:space="preserve"> </w:t>
       </w:r>
       <w:r>
@@ -1443,46 +1497,24 @@
     </w:p>
     <w:p>
       <w:pPr>
-        <w:ind w:firstLine="720"/>
         <w:jc w:val="thaiDistribute"/>
         <w:rPr>
           <w:rFonts w:hint="cs"/>
         </w:rPr>
       </w:pPr>
-      <w:r>
-        <w:rPr>
-          <w:rFonts w:hint="cs"/>
-          <w:cs/>
-        </w:rPr>
-        <w:t>โพรเซสข้อมูลพนักงาน จะประกอบไปด้วย 1 ข้อมูลคือ ข้อมูลพนักงาน</w:t>
-      </w:r>
     </w:p>
     <w:p>
       <w:pPr>
+        <w:ind w:firstLine="720"/>
         <w:jc w:val="thaiDistribute"/>
-        <w:rPr>
-          <w:rFonts w:hint="cs"/>
-        </w:rPr>
       </w:pPr>
       <w:r>
         <w:rPr>
-          <w:cs/>
-        </w:rPr>
-        <w:tab/>
-      </w:r>
-      <w:r>
-        <w:rPr>
-          <w:rFonts w:hint="cs"/>
-          <w:cs/>
-        </w:rPr>
-        <w:t>โพรเซส</w:t>
-      </w:r>
-      <w:r>
-        <w:rPr>
-          <w:rFonts w:hint="cs"/>
-          <w:cs/>
-        </w:rPr>
-        <w:t>จัดการข้อมูลลูกค้า จะประกอบไปด้วย 1 ข้อมูลคือ ข้อมูลลูกค้า</w:t>
+          <w:rFonts w:hint="cs"/>
+          <w:cs/>
+        </w:rPr>
+        <w:lastRenderedPageBreak/>
+        <w:t>โพรเซสข้อมูลพนักงาน จะประกอบไปด้วย 1 ข้อมูลคือ ข้อมูลพนักงาน</w:t>
       </w:r>
     </w:p>
     <w:p>
@@ -1507,65 +1539,7 @@
           <w:rFonts w:hint="cs"/>
           <w:cs/>
         </w:rPr>
-        <w:t>ข้อมูลการจอง</w:t>
-      </w:r>
-      <w:r>
-        <w:rPr>
-          <w:rFonts w:hint="cs"/>
-          <w:cs/>
-        </w:rPr>
-        <w:t xml:space="preserve"> </w:t>
-      </w:r>
-      <w:r>
-        <w:rPr>
-          <w:rFonts w:hint="cs"/>
-          <w:cs/>
-        </w:rPr>
-        <w:t xml:space="preserve">จะประกอบไปด้วย </w:t>
-      </w:r>
-      <w:r>
-        <w:rPr>
-          <w:rFonts w:hint="cs"/>
-          <w:cs/>
-        </w:rPr>
-        <w:t>3</w:t>
-      </w:r>
-      <w:r>
-        <w:rPr>
-          <w:rFonts w:hint="cs"/>
-          <w:cs/>
-        </w:rPr>
-        <w:t xml:space="preserve"> ข้อมูลคือ ข้อมูล</w:t>
-      </w:r>
-      <w:r>
-        <w:rPr>
-          <w:rFonts w:hint="cs"/>
-          <w:cs/>
-        </w:rPr>
-        <w:t>บริการ</w:t>
-      </w:r>
-      <w:r>
-        <w:rPr>
-          <w:rFonts w:hint="cs"/>
-          <w:cs/>
-        </w:rPr>
-        <w:t xml:space="preserve"> ข้อมูล</w:t>
-      </w:r>
-      <w:proofErr w:type="spellStart"/>
-      <w:r>
-        <w:rPr>
-          <w:rFonts w:hint="cs"/>
-          <w:cs/>
-        </w:rPr>
-        <w:t>แพ็กเกจ</w:t>
-      </w:r>
-      <w:proofErr w:type="spellEnd"/>
-      <w:r>
-        <w:rPr>
-          <w:rFonts w:hint="cs"/>
-          <w:cs/>
-        </w:rPr>
-        <w:t xml:space="preserve"> และข้อมูลการจอง</w:t>
+        <w:t>จัดการข้อมูลลูกค้า จะประกอบไปด้วย 1 ข้อมูลคือ ข้อมูลลูกค้า</w:t>
       </w:r>
     </w:p>
     <w:p>
@@ -1583,28 +1557,56 @@
           <w:rFonts w:hint="cs"/>
           <w:cs/>
         </w:rPr>
-        <w:t xml:space="preserve">โพรเซสข้อมูลการชำระเงิน จะประกอบไปด้วย </w:t>
-      </w:r>
-      <w:r>
-        <w:rPr>
-          <w:rFonts w:hint="cs"/>
-          <w:cs/>
-        </w:rPr>
-        <w:t>5</w:t>
-      </w:r>
-      <w:r>
-        <w:rPr>
-          <w:rFonts w:hint="cs"/>
-          <w:cs/>
-        </w:rPr>
-        <w:t xml:space="preserve"> ข้อมูลคือ ข้อมูลการจอง </w:t>
-      </w:r>
-      <w:r>
-        <w:rPr>
-          <w:rFonts w:hint="cs"/>
-          <w:cs/>
-        </w:rPr>
-        <w:t>ข้อมูลบริการ ข้อมูล</w:t>
+        <w:t>โพรเซส</w:t>
+      </w:r>
+      <w:r>
+        <w:rPr>
+          <w:rFonts w:hint="cs"/>
+          <w:cs/>
+        </w:rPr>
+        <w:t>ข้อมูลการจอง</w:t>
+      </w:r>
+      <w:r>
+        <w:rPr>
+          <w:rFonts w:hint="cs"/>
+          <w:cs/>
+        </w:rPr>
+        <w:t xml:space="preserve"> </w:t>
+      </w:r>
+      <w:r>
+        <w:rPr>
+          <w:rFonts w:hint="cs"/>
+          <w:cs/>
+        </w:rPr>
+        <w:t xml:space="preserve">จะประกอบไปด้วย </w:t>
+      </w:r>
+      <w:r>
+        <w:rPr>
+          <w:rFonts w:hint="cs"/>
+          <w:cs/>
+        </w:rPr>
+        <w:t>3</w:t>
+      </w:r>
+      <w:r>
+        <w:rPr>
+          <w:rFonts w:hint="cs"/>
+          <w:cs/>
+        </w:rPr>
+        <w:t xml:space="preserve"> ข้อมูลคือ ข้อมูล</w:t>
+      </w:r>
+      <w:r>
+        <w:rPr>
+          <w:rFonts w:hint="cs"/>
+          <w:cs/>
+        </w:rPr>
+        <w:t>บริการ</w:t>
+      </w:r>
+      <w:r>
+        <w:rPr>
+          <w:rFonts w:hint="cs"/>
+          <w:cs/>
+        </w:rPr>
+        <w:t xml:space="preserve"> ข้อมูล</w:t>
       </w:r>
       <w:proofErr w:type="spellStart"/>
       <w:r>
@@ -1620,14 +1622,7 @@
           <w:rFonts w:hint="cs"/>
           <w:cs/>
         </w:rPr>
-        <w:t xml:space="preserve"> ข้อมูลพนักงาน ข้อมูลลูกค้า </w:t>
-      </w:r>
-      <w:r>
-        <w:rPr>
-          <w:rFonts w:hint="cs"/>
-          <w:cs/>
-        </w:rPr>
-        <w:t>และข้อมูลการชำระเงิน</w:t>
+        <w:t xml:space="preserve"> และข้อมูลการจอง</w:t>
       </w:r>
     </w:p>
     <w:p>
@@ -1645,21 +1640,7 @@
           <w:rFonts w:hint="cs"/>
           <w:cs/>
         </w:rPr>
-        <w:t>โพรเซส</w:t>
-      </w:r>
-      <w:r>
-        <w:rPr>
-          <w:rFonts w:hint="cs"/>
-          <w:cs/>
-        </w:rPr>
-        <w:t>ดูประวัติการใช้งาน</w:t>
-      </w:r>
-      <w:r>
-        <w:rPr>
-          <w:rFonts w:hint="cs"/>
-          <w:cs/>
-        </w:rPr>
-        <w:t xml:space="preserve"> จะประกอบไปด้วย </w:t>
+        <w:t xml:space="preserve">โพรเซสข้อมูลการชำระเงิน จะประกอบไปด้วย </w:t>
       </w:r>
       <w:r>
         <w:rPr>
@@ -1673,14 +1654,14 @@
           <w:rFonts w:hint="cs"/>
           <w:cs/>
         </w:rPr>
-        <w:t xml:space="preserve"> ข้อมูลคือ </w:t>
-      </w:r>
-      <w:r>
-        <w:rPr>
-          <w:rFonts w:hint="cs"/>
-          <w:cs/>
-        </w:rPr>
-        <w:t>ข้อมูลการจอง ข้อมูลบริการ ข้อมูล</w:t>
+        <w:t xml:space="preserve"> ข้อมูลคือ ข้อมูลการจอง </w:t>
+      </w:r>
+      <w:r>
+        <w:rPr>
+          <w:rFonts w:hint="cs"/>
+          <w:cs/>
+        </w:rPr>
+        <w:t>ข้อมูลบริการ ข้อมูล</w:t>
       </w:r>
       <w:proofErr w:type="spellStart"/>
       <w:r>
@@ -1696,14 +1677,89 @@
           <w:rFonts w:hint="cs"/>
           <w:cs/>
         </w:rPr>
-        <w:t xml:space="preserve"> ข้อมูลพนักงาน ข้อมูลลูกค้า และข้อมูลการชำระเงิน</w:t>
+        <w:t xml:space="preserve"> ข้อมูลพนักงาน ข้อมูลลูกค้า </w:t>
+      </w:r>
+      <w:r>
+        <w:rPr>
+          <w:rFonts w:hint="cs"/>
+          <w:cs/>
+        </w:rPr>
+        <w:t>และข้อมูลการชำระเงิน</w:t>
       </w:r>
     </w:p>
     <w:p>
       <w:pPr>
         <w:jc w:val="thaiDistribute"/>
-        <w:rPr>
-          <w:rFonts w:hint="cs"/>
+      </w:pPr>
+      <w:r>
+        <w:rPr>
+          <w:cs/>
+        </w:rPr>
+        <w:tab/>
+      </w:r>
+      <w:r>
+        <w:rPr>
+          <w:rFonts w:hint="cs"/>
+          <w:cs/>
+        </w:rPr>
+        <w:t>โพรเซส</w:t>
+      </w:r>
+      <w:r>
+        <w:rPr>
+          <w:rFonts w:hint="cs"/>
+          <w:cs/>
+        </w:rPr>
+        <w:t>ดูประวัติการใช้งาน</w:t>
+      </w:r>
+      <w:r>
+        <w:rPr>
+          <w:rFonts w:hint="cs"/>
+          <w:cs/>
+        </w:rPr>
+        <w:t xml:space="preserve"> จะประกอบไปด้วย </w:t>
+      </w:r>
+      <w:r>
+        <w:rPr>
+          <w:rFonts w:hint="cs"/>
+          <w:cs/>
+        </w:rPr>
+        <w:t>5</w:t>
+      </w:r>
+      <w:r>
+        <w:rPr>
+          <w:rFonts w:hint="cs"/>
+          <w:cs/>
+        </w:rPr>
+        <w:t xml:space="preserve"> ข้อมูลคือ </w:t>
+      </w:r>
+      <w:r>
+        <w:rPr>
+          <w:rFonts w:hint="cs"/>
+          <w:cs/>
+        </w:rPr>
+        <w:t>ข้อมูลการจอง ข้อมูลบริการ ข้อมูล</w:t>
+      </w:r>
+      <w:proofErr w:type="spellStart"/>
+      <w:r>
+        <w:rPr>
+          <w:rFonts w:hint="cs"/>
+          <w:cs/>
+        </w:rPr>
+        <w:t>แพ็กเกจ</w:t>
+      </w:r>
+      <w:proofErr w:type="spellEnd"/>
+      <w:r>
+        <w:rPr>
+          <w:rFonts w:hint="cs"/>
+          <w:cs/>
+        </w:rPr>
+        <w:t xml:space="preserve"> ข้อมูลพนักงาน ข้อมูลลูกค้า และข้อมูลการชำระเงิน</w:t>
+      </w:r>
+    </w:p>
+    <w:p>
+      <w:pPr>
+        <w:jc w:val="thaiDistribute"/>
+        <w:rPr>
           <w:cs/>
         </w:rPr>
       </w:pPr>
@@ -1923,7 +1979,6 @@
     <w:p/>
     <w:p>
       <w:r>
-        <w:lastRenderedPageBreak/>
         <w:t xml:space="preserve"> </w:t>
       </w:r>
       <w:r>
@@ -2013,13 +2068,7 @@
       </w:r>
       <w:proofErr w:type="spellEnd"/>
     </w:p>
-    <w:p>
-      <w:pPr>
-        <w:rPr>
-          <w:rFonts w:hint="cs"/>
-        </w:rPr>
-      </w:pPr>
-    </w:p>
+    <w:p/>
     <w:p>
       <w:pPr>
         <w:suppressAutoHyphens w:val="0"/>
@@ -2035,6 +2084,7 @@
           <w:noProof/>
           <w:cs/>
         </w:rPr>
+        <w:lastRenderedPageBreak/>
         <w:drawing>
           <wp:inline distT="0" distB="0" distL="0" distR="0" wp14:anchorId="3AC10888" wp14:editId="5FEB7042">
             <wp:extent cx="5274310" cy="2914015"/>
@@ -2299,7 +2349,6 @@
       <w:pPr>
         <w:jc w:val="thaiDistribute"/>
         <w:rPr>
-          <w:rFonts w:hint="cs"/>
           <w:color w:val="FF0000"/>
         </w:rPr>
       </w:pPr>
@@ -2319,7 +2368,6 @@
           <w:noProof/>
           <w:cs/>
         </w:rPr>
-        <w:lastRenderedPageBreak/>
         <w:drawing>
           <wp:inline distT="0" distB="0" distL="0" distR="0" wp14:anchorId="746333C7" wp14:editId="5EF16985">
             <wp:extent cx="5274310" cy="2914015"/>
@@ -2445,6 +2493,7 @@
         </w:rPr>
       </w:pPr>
       <w:r>
+        <w:lastRenderedPageBreak/>
         <w:t xml:space="preserve"> </w:t>
       </w:r>
       <w:r>
@@ -2568,13 +2617,7 @@
       </w:r>
     </w:p>
     <w:p/>
-    <w:p>
-      <w:pPr>
-        <w:rPr>
-          <w:rFonts w:hint="cs"/>
-        </w:rPr>
-      </w:pPr>
-    </w:p>
+    <w:p/>
     <w:p>
       <w:pPr>
         <w:jc w:val="center"/>
@@ -2584,7 +2627,6 @@
           <w:noProof/>
           <w:cs/>
         </w:rPr>
-        <w:lastRenderedPageBreak/>
         <w:drawing>
           <wp:inline distT="0" distB="0" distL="0" distR="0" wp14:anchorId="43449DA0" wp14:editId="74053BF4">
             <wp:extent cx="5274310" cy="4036060"/>
@@ -3012,13 +3054,7 @@
     <w:p/>
     <w:p/>
     <w:p/>
-    <w:p>
-      <w:pPr>
-        <w:rPr>
-          <w:rFonts w:hint="cs"/>
-        </w:rPr>
-      </w:pPr>
-    </w:p>
+    <w:p/>
     <w:p>
       <w:r>
         <w:rPr>
@@ -3229,13 +3265,7 @@
     <w:p/>
     <w:p/>
     <w:p/>
-    <w:p>
-      <w:pPr>
-        <w:rPr>
-          <w:rFonts w:hint="cs"/>
-        </w:rPr>
-      </w:pPr>
-    </w:p>
+    <w:p/>
     <w:p>
       <w:r>
         <w:lastRenderedPageBreak/>
@@ -3715,22 +3745,7 @@
             </w:pPr>
             <w:proofErr w:type="spellStart"/>
             <w:r>
-              <w:t>เก็บข้อมูลต่าง</w:t>
-            </w:r>
-            <w:proofErr w:type="spellEnd"/>
-            <w:r>
-              <w:rPr>
-                <w:rFonts w:hint="cs"/>
-                <w:cs/>
-              </w:rPr>
-              <w:t xml:space="preserve"> </w:t>
-            </w:r>
-            <w:r>
-              <w:t xml:space="preserve">ๆ </w:t>
-            </w:r>
-            <w:proofErr w:type="spellStart"/>
-            <w:r>
-              <w:t>ของผู้ดูแลระบบ</w:t>
+              <w:t>เก็บข้อมูลผู้ดูแลระบบ</w:t>
             </w:r>
             <w:proofErr w:type="spellEnd"/>
           </w:p>
@@ -3774,19 +3789,7 @@
             </w:pPr>
             <w:proofErr w:type="spellStart"/>
             <w:r>
-              <w:t>เก็บข้อมูล</w:t>
-            </w:r>
-            <w:proofErr w:type="spellEnd"/>
-            <w:r>
-              <w:rPr>
-                <w:rFonts w:hint="cs"/>
-                <w:cs/>
-              </w:rPr>
-              <w:t xml:space="preserve">ต่าง ๆ </w:t>
-            </w:r>
-            <w:proofErr w:type="spellStart"/>
-            <w:r>
-              <w:t>ลูกค้า</w:t>
+              <w:t>เก็บข้อมูลลูกค้า</w:t>
             </w:r>
             <w:proofErr w:type="spellEnd"/>
           </w:p>
@@ -3830,22 +3833,7 @@
             </w:pPr>
             <w:proofErr w:type="spellStart"/>
             <w:r>
-              <w:t>เก็บข้อมูลต่าง</w:t>
-            </w:r>
-            <w:proofErr w:type="spellEnd"/>
-            <w:r>
-              <w:rPr>
-                <w:rFonts w:hint="cs"/>
-                <w:cs/>
-              </w:rPr>
-              <w:t xml:space="preserve"> </w:t>
-            </w:r>
-            <w:r>
-              <w:t xml:space="preserve">ๆ </w:t>
-            </w:r>
-            <w:proofErr w:type="spellStart"/>
-            <w:r>
-              <w:t>ของพนักงาน</w:t>
+              <w:t>เก็บข้อมูลพนักงาน</w:t>
             </w:r>
             <w:proofErr w:type="spellEnd"/>
           </w:p>
@@ -3898,22 +3886,7 @@
             </w:pPr>
             <w:proofErr w:type="spellStart"/>
             <w:r>
-              <w:t>เก็บข้อมูลต่าง</w:t>
-            </w:r>
-            <w:proofErr w:type="spellEnd"/>
-            <w:r>
-              <w:rPr>
-                <w:rFonts w:hint="cs"/>
-                <w:cs/>
-              </w:rPr>
-              <w:t xml:space="preserve"> </w:t>
-            </w:r>
-            <w:r>
-              <w:t xml:space="preserve">ๆ </w:t>
-            </w:r>
-            <w:proofErr w:type="spellStart"/>
-            <w:r>
-              <w:t>ของบริการ</w:t>
+              <w:t>เก็บข้อมูลบริการ</w:t>
             </w:r>
             <w:proofErr w:type="spellEnd"/>
           </w:p>
@@ -3964,28 +3937,12 @@
             <w:pPr>
               <w:spacing w:line="240" w:lineRule="auto"/>
               <w:rPr>
-                <w:rFonts w:hint="cs"/>
                 <w:cs/>
               </w:rPr>
             </w:pPr>
             <w:proofErr w:type="spellStart"/>
             <w:r>
-              <w:t>เก็บข้อมูลต่าง</w:t>
-            </w:r>
-            <w:proofErr w:type="spellEnd"/>
-            <w:r>
-              <w:rPr>
-                <w:rFonts w:hint="cs"/>
-                <w:cs/>
-              </w:rPr>
-              <w:t xml:space="preserve"> </w:t>
-            </w:r>
-            <w:r>
-              <w:t xml:space="preserve">ๆ </w:t>
-            </w:r>
-            <w:proofErr w:type="spellStart"/>
-            <w:r>
-              <w:t>ของ</w:t>
+              <w:t>เก็บข้อมูล</w:t>
             </w:r>
             <w:r>
               <w:rPr>
@@ -4169,12 +4126,15 @@
           <w:p>
             <w:pPr>
               <w:spacing w:line="240" w:lineRule="auto"/>
-              <w:rPr>
-                <w:rFonts w:hint="cs"/>
-              </w:rPr>
-            </w:pPr>
-            <w:r>
-              <w:t>booking</w:t>
+            </w:pPr>
+            <w:r>
+              <w:t>b</w:t>
+            </w:r>
+            <w:r>
+              <w:t>ooking</w:t>
+            </w:r>
+            <w:r>
+              <w:t>s</w:t>
             </w:r>
           </w:p>
         </w:tc>
@@ -4189,7 +4149,6 @@
             <w:pPr>
               <w:spacing w:line="240" w:lineRule="auto"/>
               <w:rPr>
-                <w:rFonts w:hint="cs"/>
                 <w:cs/>
               </w:rPr>
             </w:pPr>
@@ -7731,13 +7690,7 @@
     <w:p/>
     <w:p/>
     <w:p/>
-    <w:p>
-      <w:pPr>
-        <w:rPr>
-          <w:rFonts w:hint="cs"/>
-        </w:rPr>
-      </w:pPr>
-    </w:p>
+    <w:p/>
     <w:p/>
     <w:p/>
     <w:p>
@@ -9296,16 +9249,17 @@
             <w:pPr>
               <w:spacing w:line="240" w:lineRule="auto"/>
               <w:rPr>
-                <w:color w:val="000000"/>
-              </w:rPr>
-            </w:pPr>
-            <w:r>
-              <w:rPr>
                 <w:rFonts w:hint="cs"/>
                 <w:color w:val="000000"/>
+              </w:rPr>
+            </w:pPr>
+            <w:r>
+              <w:rPr>
+                <w:rFonts w:hint="cs"/>
+                <w:color w:val="000000"/>
                 <w:cs/>
               </w:rPr>
-              <w:t>รหัสคอร</w:t>
+              <w:t>รหัส</w:t>
             </w:r>
             <w:proofErr w:type="spellStart"/>
             <w:r>
@@ -9314,7 +9268,7 @@
                 <w:color w:val="000000"/>
                 <w:cs/>
               </w:rPr>
-              <w:t>์ส</w:t>
+              <w:t>แพ็กเกจ</w:t>
             </w:r>
             <w:proofErr w:type="spellEnd"/>
           </w:p>
@@ -9432,7 +9386,7 @@
                 <w:color w:val="000000"/>
                 <w:cs/>
               </w:rPr>
-              <w:t>รหัสประจำคอร</w:t>
+              <w:t>รหัสประจำ</w:t>
             </w:r>
             <w:proofErr w:type="spellStart"/>
             <w:r>
@@ -9441,7 +9395,7 @@
                 <w:color w:val="000000"/>
                 <w:cs/>
               </w:rPr>
-              <w:t>์ส</w:t>
+              <w:t>แพ็กเกจ</w:t>
             </w:r>
             <w:proofErr w:type="spellEnd"/>
           </w:p>
@@ -9578,23 +9532,13 @@
               </w:rPr>
               <w:t>ชื่อ</w:t>
             </w:r>
-            <w:proofErr w:type="spellEnd"/>
             <w:r>
               <w:rPr>
                 <w:rFonts w:hint="cs"/>
                 <w:color w:val="000000"/>
                 <w:cs/>
               </w:rPr>
-              <w:t>คอร</w:t>
-            </w:r>
-            <w:proofErr w:type="spellStart"/>
-            <w:r>
-              <w:rPr>
-                <w:rFonts w:hint="cs"/>
-                <w:color w:val="000000"/>
-                <w:cs/>
-              </w:rPr>
-              <w:t>์ส</w:t>
+              <w:t>แพ็กเกจ</w:t>
             </w:r>
             <w:proofErr w:type="spellEnd"/>
           </w:p>
@@ -9794,10 +9738,17 @@
           <w:p>
             <w:pPr>
               <w:spacing w:line="240" w:lineRule="auto"/>
-              <w:rPr>
-                <w:color w:val="000000"/>
-              </w:rPr>
-            </w:pPr>
+              <w:jc w:val="center"/>
+              <w:rPr>
+                <w:color w:val="000000"/>
+              </w:rPr>
+            </w:pPr>
+            <w:r>
+              <w:rPr>
+                <w:color w:val="000000"/>
+              </w:rPr>
+              <w:t>5</w:t>
+            </w:r>
           </w:p>
         </w:tc>
         <w:tc>
@@ -9944,17 +9895,28 @@
             <w:pPr>
               <w:spacing w:line="240" w:lineRule="auto"/>
               <w:rPr>
-                <w:color w:val="000000"/>
-              </w:rPr>
-            </w:pPr>
-            <w:r>
-              <w:rPr>
                 <w:rFonts w:hint="cs"/>
                 <w:color w:val="000000"/>
+              </w:rPr>
+            </w:pPr>
+            <w:r>
+              <w:rPr>
+                <w:rFonts w:hint="cs"/>
+                <w:color w:val="000000"/>
                 <w:cs/>
               </w:rPr>
-              <w:t>ราคา 1</w:t>
-            </w:r>
+              <w:t>ราคา</w:t>
+            </w:r>
+            <w:proofErr w:type="spellStart"/>
+            <w:r>
+              <w:rPr>
+                <w:rFonts w:hint="cs"/>
+                <w:color w:val="000000"/>
+                <w:cs/>
+              </w:rPr>
+              <w:t>แพ็กเกจ</w:t>
+            </w:r>
+            <w:proofErr w:type="spellEnd"/>
           </w:p>
         </w:tc>
       </w:tr>
@@ -9998,12 +9960,17 @@
                 <w:color w:val="000000"/>
               </w:rPr>
             </w:pPr>
+            <w:proofErr w:type="spellStart"/>
             <w:r>
               <w:t>pac</w:t>
             </w:r>
             <w:r>
-              <w:t>_price2</w:t>
-            </w:r>
+              <w:t>_</w:t>
+            </w:r>
+            <w:r>
+              <w:t>hour</w:t>
+            </w:r>
+            <w:proofErr w:type="spellEnd"/>
           </w:p>
         </w:tc>
         <w:tc>
@@ -10021,7 +9988,7 @@
               <w:rPr>
                 <w:color w:val="000000"/>
               </w:rPr>
-              <w:t>Float</w:t>
+              <w:t>Varchar</w:t>
             </w:r>
           </w:p>
         </w:tc>
@@ -10037,6 +10004,12 @@
                 <w:color w:val="000000"/>
               </w:rPr>
             </w:pPr>
+            <w:r>
+              <w:rPr>
+                <w:color w:val="000000"/>
+              </w:rPr>
+              <w:t>10</w:t>
+            </w:r>
           </w:p>
         </w:tc>
         <w:tc>
@@ -10061,17 +10034,28 @@
             <w:pPr>
               <w:spacing w:line="240" w:lineRule="auto"/>
               <w:rPr>
-                <w:color w:val="000000"/>
-              </w:rPr>
-            </w:pPr>
-            <w:r>
-              <w:rPr>
                 <w:rFonts w:hint="cs"/>
                 <w:color w:val="000000"/>
+              </w:rPr>
+            </w:pPr>
+            <w:r>
+              <w:rPr>
+                <w:rFonts w:hint="cs"/>
+                <w:color w:val="000000"/>
                 <w:cs/>
               </w:rPr>
-              <w:t>ราคา 2</w:t>
-            </w:r>
+              <w:t>ชั่วโมงการใช้บริการของ</w:t>
+            </w:r>
+            <w:proofErr w:type="spellStart"/>
+            <w:r>
+              <w:rPr>
+                <w:rFonts w:hint="cs"/>
+                <w:color w:val="000000"/>
+                <w:cs/>
+              </w:rPr>
+              <w:t>แพ็กเกจ</w:t>
+            </w:r>
+            <w:proofErr w:type="spellEnd"/>
           </w:p>
         </w:tc>
       </w:tr>
@@ -10090,9 +10074,7 @@
             </w:pPr>
             <w:r>
               <w:rPr>
-                <w:rFonts w:hint="cs"/>
-                <w:color w:val="000000"/>
-                <w:cs/>
+                <w:color w:val="000000"/>
               </w:rPr>
               <w:t>8</w:t>
             </w:r>
@@ -10115,128 +10097,9 @@
                 <w:color w:val="000000"/>
               </w:rPr>
             </w:pPr>
-            <w:r>
-              <w:t>pac</w:t>
-            </w:r>
-            <w:r>
-              <w:t>_price3</w:t>
-            </w:r>
-          </w:p>
-        </w:tc>
-        <w:tc>
-          <w:tcPr>
-            <w:tcW w:w="1170" w:type="dxa"/>
-          </w:tcPr>
-          <w:p>
-            <w:pPr>
-              <w:spacing w:line="240" w:lineRule="auto"/>
-              <w:rPr>
-                <w:color w:val="000000"/>
-              </w:rPr>
-            </w:pPr>
-            <w:r>
-              <w:rPr>
-                <w:color w:val="000000"/>
-              </w:rPr>
-              <w:t>Float</w:t>
-            </w:r>
-          </w:p>
-        </w:tc>
-        <w:tc>
-          <w:tcPr>
-            <w:tcW w:w="720" w:type="dxa"/>
-          </w:tcPr>
-          <w:p>
-            <w:pPr>
-              <w:spacing w:line="240" w:lineRule="auto"/>
-              <w:rPr>
-                <w:color w:val="000000"/>
-              </w:rPr>
-            </w:pPr>
-          </w:p>
-        </w:tc>
-        <w:tc>
-          <w:tcPr>
-            <w:tcW w:w="810" w:type="dxa"/>
-          </w:tcPr>
-          <w:p>
-            <w:pPr>
-              <w:spacing w:line="240" w:lineRule="auto"/>
-              <w:jc w:val="center"/>
-              <w:rPr>
-                <w:color w:val="000000"/>
-              </w:rPr>
-            </w:pPr>
-          </w:p>
-        </w:tc>
-        <w:tc>
-          <w:tcPr>
-            <w:tcW w:w="2905" w:type="dxa"/>
-          </w:tcPr>
-          <w:p>
-            <w:pPr>
-              <w:spacing w:line="240" w:lineRule="auto"/>
-              <w:rPr>
-                <w:color w:val="000000"/>
-              </w:rPr>
-            </w:pPr>
-            <w:r>
-              <w:rPr>
-                <w:rFonts w:hint="cs"/>
-                <w:color w:val="000000"/>
-                <w:cs/>
-              </w:rPr>
-              <w:t>ราคา 3</w:t>
-            </w:r>
-          </w:p>
-        </w:tc>
-      </w:tr>
-      <w:tr>
-        <w:tc>
-          <w:tcPr>
-            <w:tcW w:w="889" w:type="dxa"/>
-          </w:tcPr>
-          <w:p>
-            <w:pPr>
-              <w:spacing w:line="240" w:lineRule="auto"/>
-              <w:jc w:val="center"/>
-              <w:rPr>
-                <w:color w:val="000000"/>
-              </w:rPr>
-            </w:pPr>
-            <w:r>
-              <w:rPr>
-                <w:rFonts w:hint="cs"/>
-                <w:color w:val="000000"/>
-                <w:cs/>
-              </w:rPr>
-              <w:t>9</w:t>
-            </w:r>
-            <w:r>
-              <w:rPr>
-                <w:color w:val="000000"/>
-              </w:rPr>
-              <w:t>.</w:t>
-            </w:r>
-          </w:p>
-        </w:tc>
-        <w:tc>
-          <w:tcPr>
-            <w:tcW w:w="1806" w:type="dxa"/>
-          </w:tcPr>
-          <w:p>
-            <w:pPr>
-              <w:spacing w:line="240" w:lineRule="auto"/>
-              <w:rPr>
-                <w:color w:val="000000"/>
-              </w:rPr>
-            </w:pPr>
             <w:proofErr w:type="spellStart"/>
             <w:r>
-              <w:t>pac</w:t>
-            </w:r>
-            <w:r>
-              <w:t>_active</w:t>
+              <w:t>pac_active</w:t>
             </w:r>
             <w:proofErr w:type="spellEnd"/>
           </w:p>
@@ -10760,6 +10623,15 @@
       </w:pPr>
     </w:p>
     <w:p>
+      <w:pPr>
+        <w:rPr>
+          <w:rFonts w:hint="cs"/>
+          <w:b/>
+          <w:bCs/>
+        </w:rPr>
+      </w:pPr>
+    </w:p>
+    <w:p>
       <w:proofErr w:type="spellStart"/>
       <w:r>
         <w:rPr>
@@ -11168,7 +11040,6 @@
             <w:pPr>
               <w:spacing w:line="240" w:lineRule="auto"/>
               <w:rPr>
-                <w:rFonts w:hint="cs"/>
                 <w:color w:val="000000"/>
                 <w:cs/>
               </w:rPr>
@@ -11414,6 +11285,12 @@
                 <w:color w:val="000000"/>
               </w:rPr>
             </w:pPr>
+            <w:r>
+              <w:rPr>
+                <w:color w:val="000000"/>
+              </w:rPr>
+              <w:t>20</w:t>
+            </w:r>
           </w:p>
         </w:tc>
         <w:tc>
@@ -11564,6 +11441,12 @@
                 <w:color w:val="000000"/>
               </w:rPr>
             </w:pPr>
+            <w:r>
+              <w:rPr>
+                <w:color w:val="000000"/>
+              </w:rPr>
+              <w:t>20</w:t>
+            </w:r>
           </w:p>
         </w:tc>
         <w:tc>
@@ -11652,6 +11535,141 @@
                 <w:cs/>
               </w:rPr>
               <w:t>6</w:t>
+            </w:r>
+            <w:r>
+              <w:rPr>
+                <w:color w:val="000000"/>
+              </w:rPr>
+              <w:t>.</w:t>
+            </w:r>
+          </w:p>
+        </w:tc>
+        <w:tc>
+          <w:tcPr>
+            <w:tcW w:w="2886" w:type="dxa"/>
+          </w:tcPr>
+          <w:p>
+            <w:pPr>
+              <w:spacing w:line="240" w:lineRule="auto"/>
+              <w:rPr>
+                <w:color w:val="000000"/>
+              </w:rPr>
+            </w:pPr>
+            <w:proofErr w:type="spellStart"/>
+            <w:r>
+              <w:t>pay</w:t>
+            </w:r>
+            <w:r>
+              <w:rPr>
+                <w:color w:val="000000"/>
+              </w:rPr>
+              <w:t>_</w:t>
+            </w:r>
+            <w:r>
+              <w:rPr>
+                <w:color w:val="000000"/>
+              </w:rPr>
+              <w:t>receipt</w:t>
+            </w:r>
+            <w:proofErr w:type="spellEnd"/>
+          </w:p>
+        </w:tc>
+        <w:tc>
+          <w:tcPr>
+            <w:tcW w:w="1350" w:type="dxa"/>
+          </w:tcPr>
+          <w:p>
+            <w:pPr>
+              <w:spacing w:line="240" w:lineRule="auto"/>
+              <w:rPr>
+                <w:color w:val="000000"/>
+              </w:rPr>
+            </w:pPr>
+            <w:r>
+              <w:rPr>
+                <w:color w:val="000000"/>
+              </w:rPr>
+              <w:t>Varchar</w:t>
+            </w:r>
+          </w:p>
+        </w:tc>
+        <w:tc>
+          <w:tcPr>
+            <w:tcW w:w="720" w:type="dxa"/>
+          </w:tcPr>
+          <w:p>
+            <w:pPr>
+              <w:spacing w:line="240" w:lineRule="auto"/>
+              <w:jc w:val="center"/>
+              <w:rPr>
+                <w:color w:val="000000"/>
+              </w:rPr>
+            </w:pPr>
+            <w:r>
+              <w:rPr>
+                <w:color w:val="000000"/>
+              </w:rPr>
+              <w:t>100</w:t>
+            </w:r>
+          </w:p>
+        </w:tc>
+        <w:tc>
+          <w:tcPr>
+            <w:tcW w:w="540" w:type="dxa"/>
+          </w:tcPr>
+          <w:p>
+            <w:pPr>
+              <w:spacing w:line="240" w:lineRule="auto"/>
+              <w:jc w:val="center"/>
+              <w:rPr>
+                <w:color w:val="000000"/>
+              </w:rPr>
+            </w:pPr>
+          </w:p>
+        </w:tc>
+        <w:tc>
+          <w:tcPr>
+            <w:tcW w:w="1915" w:type="dxa"/>
+          </w:tcPr>
+          <w:p>
+            <w:pPr>
+              <w:spacing w:line="240" w:lineRule="auto"/>
+              <w:rPr>
+                <w:color w:val="000000"/>
+                <w:cs/>
+              </w:rPr>
+            </w:pPr>
+            <w:r>
+              <w:rPr>
+                <w:rFonts w:hint="cs"/>
+                <w:color w:val="000000"/>
+                <w:cs/>
+              </w:rPr>
+              <w:t>รูปสลิปการโอน</w:t>
+            </w:r>
+          </w:p>
+        </w:tc>
+      </w:tr>
+      <w:tr>
+        <w:tc>
+          <w:tcPr>
+            <w:tcW w:w="889" w:type="dxa"/>
+          </w:tcPr>
+          <w:p>
+            <w:pPr>
+              <w:spacing w:line="240" w:lineRule="auto"/>
+              <w:jc w:val="center"/>
+              <w:rPr>
+                <w:color w:val="000000"/>
+              </w:rPr>
+            </w:pPr>
+            <w:r>
+              <w:rPr>
+                <w:rFonts w:hint="cs"/>
+                <w:color w:val="000000"/>
+                <w:cs/>
+              </w:rPr>
+              <w:t>7</w:t>
             </w:r>
             <w:r>
               <w:rPr>
@@ -11812,6 +11830,9 @@
       </w:r>
       <w:r>
         <w:t>booking</w:t>
+      </w:r>
+      <w:r>
+        <w:t>s</w:t>
       </w:r>
     </w:p>
     <w:tbl>
@@ -12565,7 +12586,7 @@
                 <w:color w:val="000000"/>
                 <w:cs/>
               </w:rPr>
-              <w:t>รหัสคอร</w:t>
+              <w:t>รหัส</w:t>
             </w:r>
             <w:proofErr w:type="spellStart"/>
             <w:r>
@@ -12574,7 +12595,7 @@
                 <w:color w:val="000000"/>
                 <w:cs/>
               </w:rPr>
-              <w:t>์ส</w:t>
+              <w:t>แพ็กเกจ</w:t>
             </w:r>
             <w:proofErr w:type="spellEnd"/>
           </w:p>
@@ -12599,13 +12620,7 @@
                 <w:color w:val="000000"/>
                 <w:cs/>
               </w:rPr>
-              <w:t>6</w:t>
-            </w:r>
-            <w:r>
-              <w:rPr>
-                <w:color w:val="000000"/>
-              </w:rPr>
-              <w:t>.</w:t>
+              <w:t>6.</w:t>
             </w:r>
           </w:p>
         </w:tc>
@@ -12616,16 +12631,10 @@
           <w:p>
             <w:pPr>
               <w:spacing w:line="240" w:lineRule="auto"/>
-              <w:rPr>
-                <w:color w:val="000000"/>
-              </w:rPr>
             </w:pPr>
             <w:proofErr w:type="spellStart"/>
             <w:r>
-              <w:t>boo</w:t>
-            </w:r>
-            <w:r>
-              <w:t>_date</w:t>
+              <w:t>boo_ser_hours</w:t>
             </w:r>
             <w:proofErr w:type="spellEnd"/>
           </w:p>
@@ -12645,7 +12654,7 @@
               <w:rPr>
                 <w:color w:val="000000"/>
               </w:rPr>
-              <w:t>Datetime</w:t>
+              <w:t>Varchar</w:t>
             </w:r>
           </w:p>
         </w:tc>
@@ -12656,10 +12665,19 @@
           <w:p>
             <w:pPr>
               <w:spacing w:line="240" w:lineRule="auto"/>
-              <w:rPr>
-                <w:color w:val="000000"/>
-              </w:rPr>
-            </w:pPr>
+              <w:jc w:val="center"/>
+              <w:rPr>
+                <w:color w:val="000000"/>
+              </w:rPr>
+            </w:pPr>
+            <w:r>
+              <w:rPr>
+                <w:rFonts w:hint="cs"/>
+                <w:color w:val="000000"/>
+                <w:cs/>
+              </w:rPr>
+              <w:t>5</w:t>
+            </w:r>
           </w:p>
         </w:tc>
         <w:tc>
@@ -12684,6 +12702,7 @@
             <w:pPr>
               <w:spacing w:line="240" w:lineRule="auto"/>
               <w:rPr>
+                <w:rFonts w:hint="cs"/>
                 <w:color w:val="000000"/>
                 <w:cs/>
               </w:rPr>
@@ -12694,7 +12713,7 @@
                 <w:color w:val="000000"/>
                 <w:cs/>
               </w:rPr>
-              <w:t>เวลาของการใช้งาน</w:t>
+              <w:t>ชั่วโมงของบริการ</w:t>
             </w:r>
           </w:p>
         </w:tc>
@@ -12709,10 +12728,64 @@
               <w:spacing w:line="240" w:lineRule="auto"/>
               <w:jc w:val="center"/>
               <w:rPr>
+                <w:color w:val="000000"/>
+              </w:rPr>
+            </w:pPr>
+            <w:r>
+              <w:rPr>
                 <w:rFonts w:hint="cs"/>
                 <w:color w:val="000000"/>
                 <w:cs/>
               </w:rPr>
+              <w:t>7.</w:t>
+            </w:r>
+          </w:p>
+        </w:tc>
+        <w:tc>
+          <w:tcPr>
+            <w:tcW w:w="2340" w:type="dxa"/>
+          </w:tcPr>
+          <w:p>
+            <w:pPr>
+              <w:spacing w:line="240" w:lineRule="auto"/>
+            </w:pPr>
+            <w:proofErr w:type="spellStart"/>
+            <w:r>
+              <w:t>boo_pac_hours</w:t>
+            </w:r>
+            <w:proofErr w:type="spellEnd"/>
+          </w:p>
+        </w:tc>
+        <w:tc>
+          <w:tcPr>
+            <w:tcW w:w="1350" w:type="dxa"/>
+          </w:tcPr>
+          <w:p>
+            <w:pPr>
+              <w:spacing w:line="240" w:lineRule="auto"/>
+              <w:rPr>
+                <w:color w:val="000000"/>
+              </w:rPr>
+            </w:pPr>
+            <w:r>
+              <w:rPr>
+                <w:color w:val="000000"/>
+              </w:rPr>
+              <w:t>Varchar</w:t>
+            </w:r>
+          </w:p>
+        </w:tc>
+        <w:tc>
+          <w:tcPr>
+            <w:tcW w:w="720" w:type="dxa"/>
+          </w:tcPr>
+          <w:p>
+            <w:pPr>
+              <w:spacing w:line="240" w:lineRule="auto"/>
+              <w:jc w:val="center"/>
+              <w:rPr>
+                <w:color w:val="000000"/>
+              </w:rPr>
             </w:pPr>
             <w:r>
               <w:rPr>
@@ -12720,95 +12793,55 @@
                 <w:color w:val="000000"/>
                 <w:cs/>
               </w:rPr>
-              <w:t>7.</w:t>
-            </w:r>
-          </w:p>
-        </w:tc>
-        <w:tc>
-          <w:tcPr>
-            <w:tcW w:w="2340" w:type="dxa"/>
+              <w:t>10</w:t>
+            </w:r>
+          </w:p>
+        </w:tc>
+        <w:tc>
+          <w:tcPr>
+            <w:tcW w:w="630" w:type="dxa"/>
+          </w:tcPr>
+          <w:p>
+            <w:pPr>
+              <w:spacing w:line="240" w:lineRule="auto"/>
+              <w:jc w:val="center"/>
+              <w:rPr>
+                <w:color w:val="000000"/>
+              </w:rPr>
+            </w:pPr>
+          </w:p>
+        </w:tc>
+        <w:tc>
+          <w:tcPr>
+            <w:tcW w:w="2545" w:type="dxa"/>
           </w:tcPr>
           <w:p>
             <w:pPr>
               <w:spacing w:line="240" w:lineRule="auto"/>
               <w:rPr>
                 <w:rFonts w:hint="cs"/>
-              </w:rPr>
-            </w:pPr>
+                <w:color w:val="000000"/>
+                <w:cs/>
+              </w:rPr>
+            </w:pPr>
+            <w:r>
+              <w:rPr>
+                <w:rFonts w:hint="cs"/>
+                <w:color w:val="000000"/>
+                <w:cs/>
+              </w:rPr>
+              <w:t>ชั่วโมงของ</w:t>
+            </w:r>
             <w:proofErr w:type="spellStart"/>
             <w:r>
-              <w:t>boo_amount</w:t>
+              <w:rPr>
+                <w:rFonts w:hint="cs"/>
+                <w:color w:val="000000"/>
+                <w:cs/>
+              </w:rPr>
+              <w:t>แพ็กเกจ</w:t>
             </w:r>
             <w:proofErr w:type="spellEnd"/>
-          </w:p>
-        </w:tc>
-        <w:tc>
-          <w:tcPr>
-            <w:tcW w:w="1350" w:type="dxa"/>
-          </w:tcPr>
-          <w:p>
-            <w:pPr>
-              <w:spacing w:line="240" w:lineRule="auto"/>
-              <w:rPr>
-                <w:color w:val="000000"/>
-              </w:rPr>
-            </w:pPr>
-            <w:r>
-              <w:rPr>
-                <w:color w:val="000000"/>
-              </w:rPr>
-              <w:t>Float</w:t>
-            </w:r>
-          </w:p>
-        </w:tc>
-        <w:tc>
-          <w:tcPr>
-            <w:tcW w:w="720" w:type="dxa"/>
-          </w:tcPr>
-          <w:p>
-            <w:pPr>
-              <w:spacing w:line="240" w:lineRule="auto"/>
-              <w:rPr>
-                <w:color w:val="000000"/>
-              </w:rPr>
-            </w:pPr>
-          </w:p>
-        </w:tc>
-        <w:tc>
-          <w:tcPr>
-            <w:tcW w:w="630" w:type="dxa"/>
-          </w:tcPr>
-          <w:p>
-            <w:pPr>
-              <w:spacing w:line="240" w:lineRule="auto"/>
-              <w:jc w:val="center"/>
-              <w:rPr>
-                <w:color w:val="000000"/>
-              </w:rPr>
-            </w:pPr>
-          </w:p>
-        </w:tc>
-        <w:tc>
-          <w:tcPr>
-            <w:tcW w:w="2545" w:type="dxa"/>
-          </w:tcPr>
-          <w:p>
-            <w:pPr>
-              <w:spacing w:line="240" w:lineRule="auto"/>
-              <w:rPr>
-                <w:rFonts w:hint="cs"/>
-                <w:color w:val="000000"/>
-                <w:cs/>
-              </w:rPr>
-            </w:pPr>
-            <w:r>
-              <w:rPr>
-                <w:rFonts w:hint="cs"/>
-                <w:color w:val="000000"/>
-                <w:cs/>
-              </w:rPr>
-              <w:t>ยอดสุทธิการจอง</w:t>
-            </w:r>
           </w:p>
         </w:tc>
       </w:tr>
@@ -12831,6 +12864,503 @@
                 <w:color w:val="000000"/>
                 <w:cs/>
               </w:rPr>
+              <w:t>6</w:t>
+            </w:r>
+            <w:r>
+              <w:rPr>
+                <w:color w:val="000000"/>
+              </w:rPr>
+              <w:t>.</w:t>
+            </w:r>
+          </w:p>
+        </w:tc>
+        <w:tc>
+          <w:tcPr>
+            <w:tcW w:w="2340" w:type="dxa"/>
+          </w:tcPr>
+          <w:p>
+            <w:pPr>
+              <w:spacing w:line="240" w:lineRule="auto"/>
+              <w:rPr>
+                <w:color w:val="000000"/>
+              </w:rPr>
+            </w:pPr>
+            <w:proofErr w:type="spellStart"/>
+            <w:r>
+              <w:t>boo</w:t>
+            </w:r>
+            <w:r>
+              <w:t>_date</w:t>
+            </w:r>
+            <w:proofErr w:type="spellEnd"/>
+          </w:p>
+        </w:tc>
+        <w:tc>
+          <w:tcPr>
+            <w:tcW w:w="1350" w:type="dxa"/>
+          </w:tcPr>
+          <w:p>
+            <w:pPr>
+              <w:spacing w:line="240" w:lineRule="auto"/>
+              <w:rPr>
+                <w:rFonts w:hint="cs"/>
+                <w:color w:val="000000"/>
+              </w:rPr>
+            </w:pPr>
+            <w:r>
+              <w:rPr>
+                <w:color w:val="000000"/>
+              </w:rPr>
+              <w:t>Date</w:t>
+            </w:r>
+          </w:p>
+        </w:tc>
+        <w:tc>
+          <w:tcPr>
+            <w:tcW w:w="720" w:type="dxa"/>
+          </w:tcPr>
+          <w:p>
+            <w:pPr>
+              <w:spacing w:line="240" w:lineRule="auto"/>
+              <w:rPr>
+                <w:color w:val="000000"/>
+              </w:rPr>
+            </w:pPr>
+          </w:p>
+        </w:tc>
+        <w:tc>
+          <w:tcPr>
+            <w:tcW w:w="630" w:type="dxa"/>
+          </w:tcPr>
+          <w:p>
+            <w:pPr>
+              <w:spacing w:line="240" w:lineRule="auto"/>
+              <w:jc w:val="center"/>
+              <w:rPr>
+                <w:color w:val="000000"/>
+              </w:rPr>
+            </w:pPr>
+          </w:p>
+        </w:tc>
+        <w:tc>
+          <w:tcPr>
+            <w:tcW w:w="2545" w:type="dxa"/>
+          </w:tcPr>
+          <w:p>
+            <w:pPr>
+              <w:spacing w:line="240" w:lineRule="auto"/>
+              <w:rPr>
+                <w:color w:val="000000"/>
+                <w:cs/>
+              </w:rPr>
+            </w:pPr>
+            <w:r>
+              <w:rPr>
+                <w:rFonts w:hint="cs"/>
+                <w:color w:val="000000"/>
+                <w:cs/>
+              </w:rPr>
+              <w:t>เวลาของการใช้งาน</w:t>
+            </w:r>
+          </w:p>
+        </w:tc>
+      </w:tr>
+      <w:tr>
+        <w:tc>
+          <w:tcPr>
+            <w:tcW w:w="715" w:type="dxa"/>
+          </w:tcPr>
+          <w:p>
+            <w:pPr>
+              <w:spacing w:line="240" w:lineRule="auto"/>
+              <w:jc w:val="center"/>
+              <w:rPr>
+                <w:color w:val="000000"/>
+                <w:cs/>
+              </w:rPr>
+            </w:pPr>
+            <w:r>
+              <w:rPr>
+                <w:rFonts w:hint="cs"/>
+                <w:color w:val="000000"/>
+                <w:cs/>
+              </w:rPr>
+              <w:t>7.</w:t>
+            </w:r>
+          </w:p>
+        </w:tc>
+        <w:tc>
+          <w:tcPr>
+            <w:tcW w:w="2340" w:type="dxa"/>
+          </w:tcPr>
+          <w:p>
+            <w:pPr>
+              <w:spacing w:line="240" w:lineRule="auto"/>
+            </w:pPr>
+            <w:proofErr w:type="spellStart"/>
+            <w:r>
+              <w:t>boo_amount</w:t>
+            </w:r>
+            <w:proofErr w:type="spellEnd"/>
+          </w:p>
+        </w:tc>
+        <w:tc>
+          <w:tcPr>
+            <w:tcW w:w="1350" w:type="dxa"/>
+          </w:tcPr>
+          <w:p>
+            <w:pPr>
+              <w:spacing w:line="240" w:lineRule="auto"/>
+              <w:rPr>
+                <w:color w:val="000000"/>
+              </w:rPr>
+            </w:pPr>
+            <w:r>
+              <w:rPr>
+                <w:color w:val="000000"/>
+              </w:rPr>
+              <w:t>Varchar</w:t>
+            </w:r>
+          </w:p>
+        </w:tc>
+        <w:tc>
+          <w:tcPr>
+            <w:tcW w:w="720" w:type="dxa"/>
+          </w:tcPr>
+          <w:p>
+            <w:pPr>
+              <w:spacing w:line="240" w:lineRule="auto"/>
+              <w:jc w:val="center"/>
+              <w:rPr>
+                <w:color w:val="000000"/>
+              </w:rPr>
+            </w:pPr>
+            <w:r>
+              <w:rPr>
+                <w:rFonts w:hint="cs"/>
+                <w:color w:val="000000"/>
+                <w:cs/>
+              </w:rPr>
+              <w:t>10</w:t>
+            </w:r>
+          </w:p>
+        </w:tc>
+        <w:tc>
+          <w:tcPr>
+            <w:tcW w:w="630" w:type="dxa"/>
+          </w:tcPr>
+          <w:p>
+            <w:pPr>
+              <w:spacing w:line="240" w:lineRule="auto"/>
+              <w:jc w:val="center"/>
+              <w:rPr>
+                <w:color w:val="000000"/>
+              </w:rPr>
+            </w:pPr>
+          </w:p>
+        </w:tc>
+        <w:tc>
+          <w:tcPr>
+            <w:tcW w:w="2545" w:type="dxa"/>
+          </w:tcPr>
+          <w:p>
+            <w:pPr>
+              <w:spacing w:line="240" w:lineRule="auto"/>
+              <w:rPr>
+                <w:color w:val="000000"/>
+                <w:cs/>
+              </w:rPr>
+            </w:pPr>
+            <w:r>
+              <w:rPr>
+                <w:rFonts w:hint="cs"/>
+                <w:color w:val="000000"/>
+                <w:cs/>
+              </w:rPr>
+              <w:t>ยอดการจอง</w:t>
+            </w:r>
+          </w:p>
+        </w:tc>
+      </w:tr>
+      <w:tr>
+        <w:tc>
+          <w:tcPr>
+            <w:tcW w:w="715" w:type="dxa"/>
+          </w:tcPr>
+          <w:p>
+            <w:pPr>
+              <w:spacing w:line="240" w:lineRule="auto"/>
+              <w:jc w:val="center"/>
+              <w:rPr>
+                <w:rFonts w:hint="cs"/>
+                <w:color w:val="000000"/>
+                <w:cs/>
+              </w:rPr>
+            </w:pPr>
+            <w:r>
+              <w:rPr>
+                <w:rFonts w:hint="cs"/>
+                <w:color w:val="000000"/>
+                <w:cs/>
+              </w:rPr>
+              <w:t>8.</w:t>
+            </w:r>
+          </w:p>
+        </w:tc>
+        <w:tc>
+          <w:tcPr>
+            <w:tcW w:w="2340" w:type="dxa"/>
+          </w:tcPr>
+          <w:p>
+            <w:pPr>
+              <w:spacing w:line="240" w:lineRule="auto"/>
+            </w:pPr>
+            <w:proofErr w:type="spellStart"/>
+            <w:r>
+              <w:t>boo_res_time</w:t>
+            </w:r>
+            <w:proofErr w:type="spellEnd"/>
+          </w:p>
+        </w:tc>
+        <w:tc>
+          <w:tcPr>
+            <w:tcW w:w="1350" w:type="dxa"/>
+          </w:tcPr>
+          <w:p>
+            <w:pPr>
+              <w:spacing w:line="240" w:lineRule="auto"/>
+              <w:rPr>
+                <w:color w:val="000000"/>
+              </w:rPr>
+            </w:pPr>
+            <w:r>
+              <w:rPr>
+                <w:color w:val="000000"/>
+              </w:rPr>
+              <w:t>time</w:t>
+            </w:r>
+          </w:p>
+        </w:tc>
+        <w:tc>
+          <w:tcPr>
+            <w:tcW w:w="720" w:type="dxa"/>
+          </w:tcPr>
+          <w:p>
+            <w:pPr>
+              <w:spacing w:line="240" w:lineRule="auto"/>
+              <w:jc w:val="center"/>
+              <w:rPr>
+                <w:rFonts w:hint="cs"/>
+                <w:color w:val="000000"/>
+                <w:cs/>
+              </w:rPr>
+            </w:pPr>
+          </w:p>
+        </w:tc>
+        <w:tc>
+          <w:tcPr>
+            <w:tcW w:w="630" w:type="dxa"/>
+          </w:tcPr>
+          <w:p>
+            <w:pPr>
+              <w:spacing w:line="240" w:lineRule="auto"/>
+              <w:jc w:val="center"/>
+              <w:rPr>
+                <w:color w:val="000000"/>
+              </w:rPr>
+            </w:pPr>
+          </w:p>
+        </w:tc>
+        <w:tc>
+          <w:tcPr>
+            <w:tcW w:w="2545" w:type="dxa"/>
+          </w:tcPr>
+          <w:p>
+            <w:pPr>
+              <w:spacing w:line="240" w:lineRule="auto"/>
+              <w:rPr>
+                <w:rFonts w:hint="cs"/>
+                <w:color w:val="000000"/>
+                <w:cs/>
+              </w:rPr>
+            </w:pPr>
+            <w:r>
+              <w:rPr>
+                <w:rFonts w:hint="cs"/>
+                <w:color w:val="000000"/>
+                <w:cs/>
+              </w:rPr>
+              <w:t>เวลาในการจอง</w:t>
+            </w:r>
+          </w:p>
+        </w:tc>
+      </w:tr>
+      <w:tr>
+        <w:tc>
+          <w:tcPr>
+            <w:tcW w:w="715" w:type="dxa"/>
+          </w:tcPr>
+          <w:p>
+            <w:pPr>
+              <w:spacing w:line="240" w:lineRule="auto"/>
+              <w:jc w:val="center"/>
+              <w:rPr>
+                <w:rFonts w:hint="cs"/>
+                <w:color w:val="000000"/>
+                <w:cs/>
+              </w:rPr>
+            </w:pPr>
+          </w:p>
+        </w:tc>
+        <w:tc>
+          <w:tcPr>
+            <w:tcW w:w="2340" w:type="dxa"/>
+          </w:tcPr>
+          <w:p>
+            <w:pPr>
+              <w:spacing w:line="240" w:lineRule="auto"/>
+            </w:pPr>
+            <w:proofErr w:type="spellStart"/>
+            <w:r>
+              <w:t>boo_method</w:t>
+            </w:r>
+            <w:proofErr w:type="spellEnd"/>
+          </w:p>
+        </w:tc>
+        <w:tc>
+          <w:tcPr>
+            <w:tcW w:w="1350" w:type="dxa"/>
+          </w:tcPr>
+          <w:p>
+            <w:pPr>
+              <w:spacing w:line="240" w:lineRule="auto"/>
+              <w:rPr>
+                <w:color w:val="000000"/>
+              </w:rPr>
+            </w:pPr>
+            <w:r>
+              <w:rPr>
+                <w:color w:val="000000"/>
+              </w:rPr>
+              <w:t>Varchar</w:t>
+            </w:r>
+          </w:p>
+        </w:tc>
+        <w:tc>
+          <w:tcPr>
+            <w:tcW w:w="720" w:type="dxa"/>
+          </w:tcPr>
+          <w:p>
+            <w:pPr>
+              <w:spacing w:line="240" w:lineRule="auto"/>
+              <w:jc w:val="center"/>
+              <w:rPr>
+                <w:rFonts w:hint="cs"/>
+                <w:color w:val="000000"/>
+                <w:cs/>
+              </w:rPr>
+            </w:pPr>
+            <w:r>
+              <w:rPr>
+                <w:rFonts w:hint="cs"/>
+                <w:color w:val="000000"/>
+                <w:cs/>
+              </w:rPr>
+              <w:t>20</w:t>
+            </w:r>
+          </w:p>
+        </w:tc>
+        <w:tc>
+          <w:tcPr>
+            <w:tcW w:w="630" w:type="dxa"/>
+          </w:tcPr>
+          <w:p>
+            <w:pPr>
+              <w:spacing w:line="240" w:lineRule="auto"/>
+              <w:jc w:val="center"/>
+              <w:rPr>
+                <w:color w:val="000000"/>
+              </w:rPr>
+            </w:pPr>
+          </w:p>
+        </w:tc>
+        <w:tc>
+          <w:tcPr>
+            <w:tcW w:w="2545" w:type="dxa"/>
+          </w:tcPr>
+          <w:p>
+            <w:pPr>
+              <w:spacing w:line="240" w:lineRule="auto"/>
+              <w:rPr>
+                <w:rFonts w:hint="cs"/>
+                <w:color w:val="000000"/>
+                <w:cs/>
+              </w:rPr>
+            </w:pPr>
+            <w:r>
+              <w:rPr>
+                <w:rFonts w:hint="cs"/>
+                <w:color w:val="000000"/>
+                <w:cs/>
+              </w:rPr>
+              <w:t xml:space="preserve">การชำระเงิน </w:t>
+            </w:r>
+            <w:r>
+              <w:rPr>
+                <w:color w:val="000000"/>
+                <w:cs/>
+              </w:rPr>
+              <w:t>(</w:t>
+            </w:r>
+            <w:r>
+              <w:rPr>
+                <w:color w:val="000000"/>
+              </w:rPr>
+              <w:t>'cash','</w:t>
+            </w:r>
+            <w:proofErr w:type="spellStart"/>
+            <w:r>
+              <w:rPr>
+                <w:color w:val="000000"/>
+              </w:rPr>
+              <w:t>bank_transfer</w:t>
+            </w:r>
+            <w:proofErr w:type="spellEnd"/>
+            <w:r>
+              <w:rPr>
+                <w:color w:val="000000"/>
+              </w:rPr>
+              <w:t>')</w:t>
+            </w:r>
+            <w:r>
+              <w:rPr>
+                <w:color w:val="000000"/>
+              </w:rPr>
+              <w:tab/>
+            </w:r>
+          </w:p>
+        </w:tc>
+      </w:tr>
+      <w:tr>
+        <w:tc>
+          <w:tcPr>
+            <w:tcW w:w="715" w:type="dxa"/>
+          </w:tcPr>
+          <w:p>
+            <w:pPr>
+              <w:spacing w:line="240" w:lineRule="auto"/>
+              <w:jc w:val="center"/>
+              <w:rPr>
+                <w:color w:val="000000"/>
+              </w:rPr>
+            </w:pPr>
+            <w:r>
+              <w:rPr>
+                <w:rFonts w:hint="cs"/>
+                <w:color w:val="000000"/>
+                <w:cs/>
+              </w:rPr>
+              <w:lastRenderedPageBreak/>
               <w:t>8</w:t>
             </w:r>
             <w:r>
@@ -12893,6 +13423,14 @@
                 <w:color w:val="000000"/>
               </w:rPr>
             </w:pPr>
+            <w:r>
+              <w:rPr>
+                <w:rFonts w:hint="cs"/>
+                <w:color w:val="000000"/>
+                <w:cs/>
+              </w:rPr>
+              <w:t>20</w:t>
+            </w:r>
           </w:p>
         </w:tc>
         <w:tc>
@@ -13211,12 +13749,22 @@
           <w:tab w:val="left" w:pos="0"/>
         </w:tabs>
         <w:jc w:val="thaiDistribute"/>
+        <w:rPr>
+          <w:rFonts w:hint="cs"/>
+        </w:rPr>
       </w:pPr>
-      <w:r>
-        <w:rPr>
-          <w:cs/>
-        </w:rPr>
-        <w:lastRenderedPageBreak/>
+    </w:p>
+    <w:p>
+      <w:pPr>
+        <w:tabs>
+          <w:tab w:val="left" w:pos="0"/>
+        </w:tabs>
+        <w:jc w:val="thaiDistribute"/>
+      </w:pPr>
+      <w:r>
+        <w:rPr>
+          <w:cs/>
+        </w:rPr>
         <w:tab/>
       </w:r>
       <w:r>
@@ -13283,6 +13831,7 @@
           <w:noProof/>
           <w:cs/>
         </w:rPr>
+        <w:lastRenderedPageBreak/>
         <w:drawing>
           <wp:inline distT="0" distB="0" distL="0" distR="0" wp14:anchorId="420A875B" wp14:editId="04184745">
             <wp:extent cx="3878580" cy="6256020"/>
@@ -13341,9 +13890,6 @@
     <w:p>
       <w:pPr>
         <w:jc w:val="center"/>
-        <w:rPr>
-          <w:rFonts w:hint="cs"/>
-        </w:rPr>
       </w:pPr>
       <w:proofErr w:type="spellStart"/>
       <w:r>
@@ -14171,6 +14717,7 @@
       </w:pPr>
       <w:r>
         <w:rPr>
+          <w:noProof/>
           <w:cs/>
         </w:rPr>
         <w:drawing>
@@ -14260,9 +14807,6 @@
     <w:p>
       <w:pPr>
         <w:jc w:val="center"/>
-        <w:rPr>
-          <w:rFonts w:hint="cs"/>
-        </w:rPr>
       </w:pPr>
     </w:p>
     <w:p>
@@ -14277,6 +14821,7 @@
         <w:rPr>
           <w:b/>
           <w:bCs/>
+          <w:noProof/>
           <w:cs/>
         </w:rPr>
         <w:drawing>
@@ -14319,9 +14864,6 @@
     <w:p>
       <w:pPr>
         <w:jc w:val="center"/>
-        <w:rPr>
-          <w:rFonts w:hint="cs"/>
-        </w:rPr>
       </w:pPr>
       <w:proofErr w:type="spellStart"/>
       <w:r>
@@ -14410,22 +14952,21 @@
         <w:rPr>
           <w:color w:val="000000"/>
         </w:rPr>
-        <w:t>ระบบส่งเสริมการขายสําหรับร้านดีวารีสปา</w:t>
+        <w:t>ระบบส่งเสริมการขายสําหรับร้านดี</w:t>
+      </w:r>
+      <w:proofErr w:type="spellStart"/>
+      <w:r>
+        <w:rPr>
+          <w:color w:val="000000"/>
+        </w:rPr>
+        <w:t>วารีสปา</w:t>
       </w:r>
       <w:r>
         <w:rPr>
           <w:rFonts w:cs="TH Sarabun New"/>
           <w:szCs w:val="32"/>
         </w:rPr>
-        <w:t>ได้ใช้</w:t>
-      </w:r>
-      <w:proofErr w:type="spellStart"/>
-      <w:r>
-        <w:rPr>
-          <w:rFonts w:cs="TH Sarabun New"/>
-          <w:szCs w:val="32"/>
-        </w:rPr>
-        <w:t>สถิติเพื่อการวิเคราะห์ข้อมูลการวิจัย</w:t>
+        <w:t>ได้ใช้สถิติเพื่อการวิเคราะห์ข้อมูลการวิจัย</w:t>
       </w:r>
       <w:proofErr w:type="spellEnd"/>
       <w:r>

--- a/docx/บทที่3.docx
+++ b/docx/บทที่3.docx
@@ -6,22 +6,13 @@
       <w:pPr>
         <w:pStyle w:val="Heading1"/>
       </w:pPr>
-      <w:proofErr w:type="spellStart"/>
-      <w:r>
-        <w:t>บทที่</w:t>
-      </w:r>
-      <w:proofErr w:type="spellEnd"/>
-      <w:r>
-        <w:t xml:space="preserve"> 3</w:t>
+      <w:r>
+        <w:t>บทที่ 3</w:t>
       </w:r>
       <w:r>
         <w:br/>
-      </w:r>
-      <w:proofErr w:type="spellStart"/>
-      <w:r>
         <w:t>วิธีการดำเนินงาน</w:t>
       </w:r>
-      <w:proofErr w:type="spellEnd"/>
     </w:p>
     <w:p/>
     <w:p>
@@ -29,43 +20,17 @@
         <w:spacing w:line="240" w:lineRule="auto"/>
         <w:ind w:firstLine="720"/>
       </w:pPr>
-      <w:proofErr w:type="spellStart"/>
-      <w:r>
-        <w:t>การวิจัย</w:t>
-      </w:r>
-      <w:proofErr w:type="spellEnd"/>
-      <w:r>
-        <w:t xml:space="preserve"> </w:t>
-      </w:r>
-      <w:proofErr w:type="spellStart"/>
-      <w:r>
-        <w:t>เรื่อง</w:t>
-      </w:r>
-      <w:proofErr w:type="spellEnd"/>
-      <w:r>
-        <w:t xml:space="preserve"> </w:t>
-      </w:r>
-      <w:proofErr w:type="spellStart"/>
+      <w:r>
+        <w:t xml:space="preserve">การวิจัย เรื่อง </w:t>
+      </w:r>
       <w:r>
         <w:rPr>
           <w:color w:val="000000"/>
         </w:rPr>
-        <w:t>ระบบส่งเสริมการขายสําหรับร้านดีวารีสปา</w:t>
-      </w:r>
-      <w:proofErr w:type="spellEnd"/>
-      <w:r>
-        <w:rPr>
-          <w:color w:val="000000"/>
-        </w:rPr>
-        <w:t xml:space="preserve"> </w:t>
-      </w:r>
-      <w:proofErr w:type="spellStart"/>
-      <w:r>
-        <w:t>มีวิธีการดำเนินการวิจัยดังนี้</w:t>
-      </w:r>
-      <w:proofErr w:type="spellEnd"/>
-      <w:r>
-        <w:t xml:space="preserve"> </w:t>
+        <w:t xml:space="preserve">ระบบส่งเสริมการขายสําหรับร้านดีวารีสปา </w:t>
+      </w:r>
+      <w:r>
+        <w:t xml:space="preserve">มีวิธีการดำเนินการวิจัยดังนี้ </w:t>
       </w:r>
     </w:p>
     <w:p>
@@ -74,15 +39,7 @@
         <w:ind w:left="720" w:firstLine="720"/>
       </w:pPr>
       <w:r>
-        <w:t xml:space="preserve">3.1 </w:t>
-      </w:r>
-      <w:proofErr w:type="spellStart"/>
-      <w:r>
-        <w:t>ขั้นตอนการดำเนินงาน</w:t>
-      </w:r>
-      <w:proofErr w:type="spellEnd"/>
-      <w:r>
-        <w:t xml:space="preserve"> </w:t>
+        <w:t xml:space="preserve">3.1 ขั้นตอนการดำเนินงาน </w:t>
       </w:r>
     </w:p>
     <w:p>
@@ -91,13 +48,8 @@
         <w:ind w:left="720" w:firstLine="720"/>
       </w:pPr>
       <w:r>
-        <w:t xml:space="preserve">3.2 </w:t>
-      </w:r>
-      <w:proofErr w:type="spellStart"/>
-      <w:r>
-        <w:t>การวิเคราะห์และออกแบบระบบ</w:t>
-      </w:r>
-      <w:proofErr w:type="spellEnd"/>
+        <w:t>3.2 การวิเคราะห์และออกแบบระบบ</w:t>
+      </w:r>
     </w:p>
     <w:p>
       <w:pPr>
@@ -107,28 +59,16 @@
         </w:rPr>
       </w:pPr>
       <w:r>
-        <w:t xml:space="preserve">3.3 </w:t>
-      </w:r>
-      <w:proofErr w:type="spellStart"/>
-      <w:r>
-        <w:t>สถิติที่ใช้ในการวิจัย</w:t>
-      </w:r>
-      <w:proofErr w:type="spellEnd"/>
+        <w:t>3.3 สถิติที่ใช้ในการวิจัย</w:t>
+      </w:r>
     </w:p>
     <w:p>
       <w:pPr>
         <w:pStyle w:val="Heading2"/>
       </w:pPr>
-      <w:proofErr w:type="gramStart"/>
-      <w:r>
-        <w:t xml:space="preserve">3.1  </w:t>
-      </w:r>
-      <w:proofErr w:type="spellStart"/>
-      <w:r>
-        <w:t>ขั้นตอนการดำเนินงาน</w:t>
-      </w:r>
-      <w:proofErr w:type="spellEnd"/>
-      <w:proofErr w:type="gramEnd"/>
+      <w:r>
+        <w:t>3.1  ขั้นตอนการดำเนินงาน</w:t>
+      </w:r>
     </w:p>
     <w:p>
       <w:r>
@@ -271,11 +211,6 @@
       </w:r>
     </w:p>
     <w:p>
-      <w:pPr>
-        <w:rPr>
-          <w:rFonts w:hint="cs"/>
-        </w:rPr>
-      </w:pPr>
       <w:r>
         <w:rPr>
           <w:cs/>
@@ -303,23 +238,7 @@
           <w:rFonts w:hint="cs"/>
           <w:cs/>
         </w:rPr>
-        <w:t xml:space="preserve"> / </w:t>
-      </w:r>
-      <w:proofErr w:type="spellStart"/>
-      <w:r>
-        <w:rPr>
-          <w:rFonts w:hint="cs"/>
-          <w:cs/>
-        </w:rPr>
-        <w:t>เบ</w:t>
-      </w:r>
-      <w:proofErr w:type="spellEnd"/>
-      <w:r>
-        <w:rPr>
-          <w:rFonts w:hint="cs"/>
-          <w:cs/>
-        </w:rPr>
-        <w:t xml:space="preserve">ราว์เซอร์ของ </w:t>
+        <w:t xml:space="preserve"> / เบราว์เซอร์ของ </w:t>
       </w:r>
       <w:r>
         <w:t xml:space="preserve">Line </w:t>
@@ -407,7 +326,6 @@
       <w:pPr>
         <w:ind w:left="720" w:firstLine="720"/>
         <w:rPr>
-          <w:rFonts w:hint="cs"/>
           <w:cs/>
         </w:rPr>
       </w:pPr>
@@ -416,17 +334,10 @@
       <w:pPr>
         <w:pStyle w:val="Heading2"/>
       </w:pPr>
-      <w:proofErr w:type="gramStart"/>
       <w:r>
         <w:lastRenderedPageBreak/>
-        <w:t xml:space="preserve">3.2  </w:t>
-      </w:r>
-      <w:proofErr w:type="spellStart"/>
-      <w:r>
-        <w:t>การวิเคราะห์และออกแบบระบบ</w:t>
-      </w:r>
-      <w:proofErr w:type="spellEnd"/>
-      <w:proofErr w:type="gramEnd"/>
+        <w:t>3.2  การวิเคราะห์และออกแบบระบบ</w:t>
+      </w:r>
     </w:p>
     <w:p>
       <w:r>
@@ -436,16 +347,9 @@
         </w:rPr>
         <w:tab/>
       </w:r>
-      <w:proofErr w:type="gramStart"/>
-      <w:r>
-        <w:t xml:space="preserve">3.2.1  </w:t>
-      </w:r>
-      <w:proofErr w:type="spellStart"/>
-      <w:r>
-        <w:t>การวิเคราะห์ระบบ</w:t>
-      </w:r>
-      <w:proofErr w:type="spellEnd"/>
-      <w:proofErr w:type="gramEnd"/>
+      <w:r>
+        <w:t>3.2.1  การวิเคราะห์ระบบ</w:t>
+      </w:r>
     </w:p>
     <w:p>
       <w:pPr>
@@ -491,15 +395,7 @@
         <w:t>1</w:t>
       </w:r>
       <w:r>
-        <w:t xml:space="preserve"> </w:t>
-      </w:r>
-      <w:proofErr w:type="spellStart"/>
-      <w:r>
-        <w:t>การวิเคราะห์กระแสข้อมูล</w:t>
-      </w:r>
-      <w:proofErr w:type="spellEnd"/>
-      <w:r>
-        <w:t xml:space="preserve"> (Data Flow Diagram)</w:t>
+        <w:t xml:space="preserve"> การวิเคราะห์กระแสข้อมูล (Data Flow Diagram)</w:t>
       </w:r>
     </w:p>
     <w:p>
@@ -574,21 +470,7 @@
         <w:rPr>
           <w:cs/>
         </w:rPr>
-        <w:t xml:space="preserve"> เป็นแผนภาพกระแสข้อมูลระดับบนสุดของระบบส่งเสริมการขาย</w:t>
-      </w:r>
-      <w:proofErr w:type="spellStart"/>
-      <w:r>
-        <w:rPr>
-          <w:cs/>
-        </w:rPr>
-        <w:t>สําหรับ</w:t>
-      </w:r>
-      <w:proofErr w:type="spellEnd"/>
-      <w:r>
-        <w:rPr>
-          <w:cs/>
-        </w:rPr>
-        <w:t>ร้านดีวารีสปา</w:t>
+        <w:t xml:space="preserve"> เป็นแผนภาพกระแสข้อมูลระดับบนสุดของระบบส่งเสริมการขายสําหรับร้านดีวารีสปา</w:t>
       </w:r>
       <w:r>
         <w:t xml:space="preserve"> </w:t>
@@ -670,21 +552,21 @@
       <w:pPr>
         <w:jc w:val="center"/>
       </w:pPr>
-      <w:proofErr w:type="spellStart"/>
       <w:r>
         <w:rPr>
           <w:b/>
           <w:bCs/>
         </w:rPr>
-        <w:t>ภาพที่</w:t>
-      </w:r>
-      <w:proofErr w:type="spellEnd"/>
-      <w:r>
-        <w:rPr>
+        <w:t xml:space="preserve">ภาพที่ </w:t>
+      </w:r>
+      <w:r>
+        <w:rPr>
+          <w:rFonts w:hint="cs"/>
           <w:b/>
           <w:bCs/>
-        </w:rPr>
-        <w:t xml:space="preserve"> </w:t>
+          <w:cs/>
+        </w:rPr>
+        <w:t>3.</w:t>
       </w:r>
       <w:r>
         <w:rPr>
@@ -693,33 +575,11 @@
           <w:bCs/>
           <w:cs/>
         </w:rPr>
-        <w:t>3.</w:t>
-      </w:r>
-      <w:r>
-        <w:rPr>
-          <w:rFonts w:hint="cs"/>
-          <w:b/>
-          <w:bCs/>
-          <w:cs/>
-        </w:rPr>
         <w:t>1</w:t>
       </w:r>
       <w:r>
-        <w:t xml:space="preserve"> </w:t>
-      </w:r>
-      <w:proofErr w:type="spellStart"/>
-      <w:r>
-        <w:t>ภาพกระแสข้อมูลระดับสูงสุดของระบบ</w:t>
-      </w:r>
-      <w:proofErr w:type="spellEnd"/>
-      <w:r>
-        <w:t xml:space="preserve"> (Context Diagram) </w:t>
-      </w:r>
-      <w:proofErr w:type="spellStart"/>
-      <w:r>
-        <w:t>ของระบบ</w:t>
-      </w:r>
-      <w:proofErr w:type="spellEnd"/>
+        <w:t xml:space="preserve"> ภาพกระแสข้อมูลระดับสูงสุดของระบบ (Context Diagram) ของระบบ</w:t>
+      </w:r>
     </w:p>
     <w:p/>
     <w:p>
@@ -747,21 +607,7 @@
         <w:rPr>
           <w:cs/>
         </w:rPr>
-        <w:t>ระบบส่งเสริมการขาย</w:t>
-      </w:r>
-      <w:proofErr w:type="spellStart"/>
-      <w:r>
-        <w:rPr>
-          <w:cs/>
-        </w:rPr>
-        <w:t>สําหรับ</w:t>
-      </w:r>
-      <w:proofErr w:type="spellEnd"/>
-      <w:r>
-        <w:rPr>
-          <w:cs/>
-        </w:rPr>
-        <w:t xml:space="preserve">ร้านดีวารีสปา ประกอบด้วยหน่วยที่ติดต่อกับระบบ </w:t>
+        <w:t xml:space="preserve">ระบบส่งเสริมการขายสําหรับร้านดีวารีสปา ประกอบด้วยหน่วยที่ติดต่อกับระบบ </w:t>
       </w:r>
       <w:r>
         <w:t>2</w:t>
@@ -834,7 +680,6 @@
         </w:rPr>
         <w:t>ข้อมูลบริการ ข้อมูล</w:t>
       </w:r>
-      <w:proofErr w:type="spellStart"/>
       <w:r>
         <w:rPr>
           <w:rFonts w:hint="cs"/>
@@ -842,7 +687,6 @@
         </w:rPr>
         <w:t>แพ็กเกจ</w:t>
       </w:r>
-      <w:proofErr w:type="spellEnd"/>
       <w:r>
         <w:rPr>
           <w:rFonts w:hint="cs"/>
@@ -1018,9 +862,6 @@
       <w:pPr>
         <w:ind w:firstLine="720"/>
         <w:jc w:val="thaiDistribute"/>
-        <w:rPr>
-          <w:rFonts w:hint="cs"/>
-        </w:rPr>
       </w:pPr>
     </w:p>
     <w:p>
@@ -1032,14 +873,7 @@
       </w:r>
       <w:r>
         <w:tab/>
-      </w:r>
-      <w:proofErr w:type="spellStart"/>
-      <w:r>
-        <w:t>แผนภาพกระแสข้อมูลระดับ</w:t>
-      </w:r>
-      <w:proofErr w:type="spellEnd"/>
-      <w:r>
-        <w:t xml:space="preserve"> 0 (Data Flow Diagram Level 0) </w:t>
+        <w:t xml:space="preserve">แผนภาพกระแสข้อมูลระดับ 0 (Data Flow Diagram Level 0) </w:t>
       </w:r>
     </w:p>
     <w:p>
@@ -1088,7 +922,6 @@
         </w:rPr>
         <w:t>บริการและ</w:t>
       </w:r>
-      <w:proofErr w:type="spellStart"/>
       <w:r>
         <w:rPr>
           <w:rFonts w:hint="cs"/>
@@ -1096,7 +929,6 @@
         </w:rPr>
         <w:t>แพ็กเกจ</w:t>
       </w:r>
-      <w:proofErr w:type="spellEnd"/>
       <w:r>
         <w:rPr>
           <w:rFonts w:hint="cs"/>
@@ -1237,21 +1069,21 @@
       <w:pPr>
         <w:jc w:val="center"/>
       </w:pPr>
-      <w:proofErr w:type="spellStart"/>
       <w:r>
         <w:rPr>
           <w:b/>
           <w:bCs/>
         </w:rPr>
-        <w:t>ภาพที่</w:t>
-      </w:r>
-      <w:proofErr w:type="spellEnd"/>
-      <w:r>
-        <w:rPr>
+        <w:t xml:space="preserve">ภาพที่ </w:t>
+      </w:r>
+      <w:r>
+        <w:rPr>
+          <w:rFonts w:hint="cs"/>
           <w:b/>
           <w:bCs/>
-        </w:rPr>
-        <w:t xml:space="preserve"> </w:t>
+          <w:cs/>
+        </w:rPr>
+        <w:t>3.</w:t>
       </w:r>
       <w:r>
         <w:rPr>
@@ -1260,15 +1092,6 @@
           <w:bCs/>
           <w:cs/>
         </w:rPr>
-        <w:t>3.</w:t>
-      </w:r>
-      <w:r>
-        <w:rPr>
-          <w:rFonts w:hint="cs"/>
-          <w:b/>
-          <w:bCs/>
-          <w:cs/>
-        </w:rPr>
         <w:t>2</w:t>
       </w:r>
       <w:r>
@@ -1278,13 +1101,8 @@
         <w:t xml:space="preserve"> </w:t>
       </w:r>
       <w:r>
-        <w:t xml:space="preserve">Data Flow Diagram Level 0 </w:t>
-      </w:r>
-      <w:proofErr w:type="spellStart"/>
-      <w:r>
-        <w:t>ของระบบ</w:t>
-      </w:r>
-      <w:proofErr w:type="spellEnd"/>
+        <w:t>Data Flow Diagram Level 0 ของระบบ</w:t>
+      </w:r>
     </w:p>
     <w:p>
       <w:pPr>
@@ -1295,29 +1113,39 @@
       </w:r>
       <w:r>
         <w:tab/>
+        <w:t xml:space="preserve"> จากภาพที่ </w:t>
+      </w:r>
+      <w:r>
+        <w:rPr>
+          <w:rFonts w:hint="cs"/>
+          <w:cs/>
+        </w:rPr>
+        <w:t>3.</w:t>
+      </w:r>
+      <w:r>
+        <w:rPr>
+          <w:rFonts w:hint="cs"/>
+          <w:cs/>
+        </w:rPr>
+        <w:t>2</w:t>
+      </w:r>
+      <w:r>
+        <w:rPr>
+          <w:color w:val="FF0000"/>
+        </w:rPr>
         <w:t xml:space="preserve"> </w:t>
       </w:r>
-      <w:proofErr w:type="spellStart"/>
-      <w:r>
-        <w:t>จากภาพที่</w:t>
-      </w:r>
-      <w:proofErr w:type="spellEnd"/>
+      <w:r>
+        <w:t xml:space="preserve">ประกอบด้วยโพรเซส </w:t>
+      </w:r>
+      <w:r>
+        <w:t>6</w:t>
+      </w:r>
       <w:r>
         <w:t xml:space="preserve"> </w:t>
       </w:r>
       <w:r>
-        <w:rPr>
-          <w:rFonts w:hint="cs"/>
-          <w:cs/>
-        </w:rPr>
-        <w:t>3.</w:t>
-      </w:r>
-      <w:r>
-        <w:rPr>
-          <w:rFonts w:hint="cs"/>
-          <w:cs/>
-        </w:rPr>
-        <w:t>2</w:t>
+        <w:t>โพรเซส ได้แก่</w:t>
       </w:r>
       <w:r>
         <w:rPr>
@@ -1325,61 +1153,12 @@
         </w:rPr>
         <w:t xml:space="preserve"> </w:t>
       </w:r>
-      <w:proofErr w:type="spellStart"/>
-      <w:r>
-        <w:t>ประกอบด้วยโพรเซส</w:t>
-      </w:r>
-      <w:proofErr w:type="spellEnd"/>
-      <w:r>
-        <w:t xml:space="preserve"> </w:t>
-      </w:r>
-      <w:r>
-        <w:t>6</w:t>
-      </w:r>
-      <w:r>
-        <w:t xml:space="preserve"> </w:t>
-      </w:r>
-      <w:proofErr w:type="spellStart"/>
-      <w:r>
-        <w:t>โพรเซส</w:t>
-      </w:r>
-      <w:proofErr w:type="spellEnd"/>
-      <w:r>
-        <w:t xml:space="preserve"> </w:t>
-      </w:r>
-      <w:proofErr w:type="spellStart"/>
-      <w:r>
-        <w:t>ได้แก่</w:t>
-      </w:r>
-      <w:proofErr w:type="spellEnd"/>
-      <w:r>
-        <w:rPr>
-          <w:color w:val="FF0000"/>
-        </w:rPr>
-        <w:t xml:space="preserve"> </w:t>
-      </w:r>
-      <w:r>
-        <w:rPr>
-          <w:rFonts w:hint="cs"/>
-          <w:cs/>
-        </w:rPr>
-        <w:t>จัดการข้อมูลบริการและ</w:t>
-      </w:r>
-      <w:proofErr w:type="spellStart"/>
-      <w:r>
-        <w:rPr>
-          <w:rFonts w:hint="cs"/>
-          <w:cs/>
-        </w:rPr>
-        <w:t>แพ็กเกจ</w:t>
-      </w:r>
-      <w:proofErr w:type="spellEnd"/>
-      <w:r>
-        <w:rPr>
-          <w:rFonts w:hint="cs"/>
-          <w:cs/>
-        </w:rPr>
-        <w:t xml:space="preserve"> จัดการข้อมูลพนักงาน จัดการข้อมูลลูกค้า จัดการข้อมูลการจอง จัดการข้อมูลการชำระเงิน และดูประวัติการใช้งาน</w:t>
+      <w:r>
+        <w:rPr>
+          <w:rFonts w:hint="cs"/>
+          <w:cs/>
+        </w:rPr>
+        <w:t>จัดการข้อมูลบริการและแพ็กเกจ จัดการข้อมูลพนักงาน จัดการข้อมูลลูกค้า จัดการข้อมูลการจอง จัดการข้อมูลการชำระเงิน และดูประวัติการใช้งาน</w:t>
       </w:r>
     </w:p>
     <w:p>
@@ -1411,9 +1190,57 @@
           <w:rFonts w:hint="cs"/>
           <w:cs/>
         </w:rPr>
-        <w:t>และ</w:t>
-      </w:r>
-      <w:proofErr w:type="spellStart"/>
+        <w:t xml:space="preserve">และแพ็กเกจ </w:t>
+      </w:r>
+      <w:r>
+        <w:rPr>
+          <w:rFonts w:hint="cs"/>
+          <w:cs/>
+        </w:rPr>
+        <w:t>จะประกอบไปด้วย 3 ข้อมูลคือ ข้อมูล</w:t>
+      </w:r>
+      <w:r>
+        <w:rPr>
+          <w:rFonts w:hint="cs"/>
+          <w:cs/>
+        </w:rPr>
+        <w:t>หมวดหมู่</w:t>
+      </w:r>
+      <w:r>
+        <w:rPr>
+          <w:rFonts w:hint="cs"/>
+          <w:cs/>
+        </w:rPr>
+        <w:t xml:space="preserve"> </w:t>
+      </w:r>
+      <w:r>
+        <w:rPr>
+          <w:rFonts w:hint="cs"/>
+          <w:cs/>
+        </w:rPr>
+        <w:t>ข้อมูล</w:t>
+      </w:r>
+      <w:r>
+        <w:rPr>
+          <w:rFonts w:hint="cs"/>
+          <w:cs/>
+        </w:rPr>
+        <w:t>บริการ</w:t>
+      </w:r>
+      <w:r>
+        <w:rPr>
+          <w:rFonts w:hint="cs"/>
+          <w:cs/>
+        </w:rPr>
+        <w:t xml:space="preserve"> และ</w:t>
+      </w:r>
+      <w:r>
+        <w:rPr>
+          <w:rFonts w:hint="cs"/>
+          <w:cs/>
+        </w:rPr>
+        <w:t>ข้อมูล</w:t>
+      </w:r>
       <w:r>
         <w:rPr>
           <w:rFonts w:hint="cs"/>
@@ -1421,72 +1248,6 @@
         </w:rPr>
         <w:t>แพ็กเกจ</w:t>
       </w:r>
-      <w:proofErr w:type="spellEnd"/>
-      <w:r>
-        <w:rPr>
-          <w:rFonts w:hint="cs"/>
-          <w:cs/>
-        </w:rPr>
-        <w:t xml:space="preserve"> </w:t>
-      </w:r>
-      <w:r>
-        <w:rPr>
-          <w:rFonts w:hint="cs"/>
-          <w:cs/>
-        </w:rPr>
-        <w:t>จะประกอบไปด้วย 3 ข้อมูลคือ ข้อมูล</w:t>
-      </w:r>
-      <w:r>
-        <w:rPr>
-          <w:rFonts w:hint="cs"/>
-          <w:cs/>
-        </w:rPr>
-        <w:t>หมวดหมู่</w:t>
-      </w:r>
-      <w:r>
-        <w:rPr>
-          <w:rFonts w:hint="cs"/>
-          <w:cs/>
-        </w:rPr>
-        <w:t xml:space="preserve"> </w:t>
-      </w:r>
-      <w:r>
-        <w:rPr>
-          <w:rFonts w:hint="cs"/>
-          <w:cs/>
-        </w:rPr>
-        <w:t>ข้อมูล</w:t>
-      </w:r>
-      <w:r>
-        <w:rPr>
-          <w:rFonts w:hint="cs"/>
-          <w:cs/>
-        </w:rPr>
-        <w:t>บริการ</w:t>
-      </w:r>
-      <w:r>
-        <w:rPr>
-          <w:rFonts w:hint="cs"/>
-          <w:cs/>
-        </w:rPr>
-        <w:t xml:space="preserve"> และ</w:t>
-      </w:r>
-      <w:r>
-        <w:rPr>
-          <w:rFonts w:hint="cs"/>
-          <w:cs/>
-        </w:rPr>
-        <w:t>ข้อมูล</w:t>
-      </w:r>
-      <w:proofErr w:type="spellStart"/>
-      <w:r>
-        <w:rPr>
-          <w:rFonts w:hint="cs"/>
-          <w:cs/>
-        </w:rPr>
-        <w:t>แพ็กเกจ</w:t>
-      </w:r>
-      <w:proofErr w:type="spellEnd"/>
       <w:r>
         <w:rPr>
           <w:rFonts w:hint="cs"/>
@@ -1498,9 +1259,6 @@
     <w:p>
       <w:pPr>
         <w:jc w:val="thaiDistribute"/>
-        <w:rPr>
-          <w:rFonts w:hint="cs"/>
-        </w:rPr>
       </w:pPr>
     </w:p>
     <w:p>
@@ -1608,7 +1366,6 @@
         </w:rPr>
         <w:t xml:space="preserve"> ข้อมูล</w:t>
       </w:r>
-      <w:proofErr w:type="spellStart"/>
       <w:r>
         <w:rPr>
           <w:rFonts w:hint="cs"/>
@@ -1616,7 +1373,6 @@
         </w:rPr>
         <w:t>แพ็กเกจ</w:t>
       </w:r>
-      <w:proofErr w:type="spellEnd"/>
       <w:r>
         <w:rPr>
           <w:rFonts w:hint="cs"/>
@@ -1661,23 +1417,7 @@
           <w:rFonts w:hint="cs"/>
           <w:cs/>
         </w:rPr>
-        <w:t>ข้อมูลบริการ ข้อมูล</w:t>
-      </w:r>
-      <w:proofErr w:type="spellStart"/>
-      <w:r>
-        <w:rPr>
-          <w:rFonts w:hint="cs"/>
-          <w:cs/>
-        </w:rPr>
-        <w:t>แพ็กเกจ</w:t>
-      </w:r>
-      <w:proofErr w:type="spellEnd"/>
-      <w:r>
-        <w:rPr>
-          <w:rFonts w:hint="cs"/>
-          <w:cs/>
-        </w:rPr>
-        <w:t xml:space="preserve"> ข้อมูลพนักงาน ข้อมูลลูกค้า </w:t>
+        <w:t xml:space="preserve">ข้อมูลบริการ ข้อมูลแพ็กเกจ ข้อมูลพนักงาน ข้อมูลลูกค้า </w:t>
       </w:r>
       <w:r>
         <w:rPr>
@@ -1737,23 +1477,7 @@
           <w:rFonts w:hint="cs"/>
           <w:cs/>
         </w:rPr>
-        <w:t>ข้อมูลการจอง ข้อมูลบริการ ข้อมูล</w:t>
-      </w:r>
-      <w:proofErr w:type="spellStart"/>
-      <w:r>
-        <w:rPr>
-          <w:rFonts w:hint="cs"/>
-          <w:cs/>
-        </w:rPr>
-        <w:t>แพ็กเกจ</w:t>
-      </w:r>
-      <w:proofErr w:type="spellEnd"/>
-      <w:r>
-        <w:rPr>
-          <w:rFonts w:hint="cs"/>
-          <w:cs/>
-        </w:rPr>
-        <w:t xml:space="preserve"> ข้อมูลพนักงาน ข้อมูลลูกค้า และข้อมูลการชำระเงิน</w:t>
+        <w:t>ข้อมูลการจอง ข้อมูลบริการ ข้อมูลแพ็กเกจ ข้อมูลพนักงาน ข้อมูลลูกค้า และข้อมูลการชำระเงิน</w:t>
       </w:r>
     </w:p>
     <w:p>
@@ -1890,21 +1614,21 @@
           <w:cs/>
         </w:rPr>
       </w:pPr>
-      <w:proofErr w:type="spellStart"/>
       <w:r>
         <w:rPr>
           <w:b/>
           <w:bCs/>
         </w:rPr>
-        <w:t>ภาพที่</w:t>
-      </w:r>
-      <w:proofErr w:type="spellEnd"/>
-      <w:r>
-        <w:rPr>
+        <w:t xml:space="preserve">ภาพที่ </w:t>
+      </w:r>
+      <w:r>
+        <w:rPr>
+          <w:rFonts w:hint="cs"/>
           <w:b/>
           <w:bCs/>
-        </w:rPr>
-        <w:t xml:space="preserve"> </w:t>
+          <w:cs/>
+        </w:rPr>
+        <w:t>3.</w:t>
       </w:r>
       <w:r>
         <w:rPr>
@@ -1913,15 +1637,6 @@
           <w:bCs/>
           <w:cs/>
         </w:rPr>
-        <w:t>3.</w:t>
-      </w:r>
-      <w:r>
-        <w:rPr>
-          <w:rFonts w:hint="cs"/>
-          <w:b/>
-          <w:bCs/>
-          <w:cs/>
-        </w:rPr>
         <w:t>3</w:t>
       </w:r>
       <w:r>
@@ -1931,13 +1646,8 @@
         <w:t xml:space="preserve"> </w:t>
       </w:r>
       <w:r>
-        <w:t xml:space="preserve">Data Flow Diagram Level 1 </w:t>
-      </w:r>
-      <w:proofErr w:type="spellStart"/>
-      <w:r>
-        <w:t>ของ</w:t>
-      </w:r>
-      <w:proofErr w:type="spellEnd"/>
+        <w:t>Data Flow Diagram Level 1 ของ</w:t>
+      </w:r>
       <w:r>
         <w:rPr>
           <w:rFonts w:hint="cs"/>
@@ -1964,17 +1674,8 @@
           <w:rFonts w:hint="cs"/>
           <w:cs/>
         </w:rPr>
-        <w:t>ะ</w:t>
-      </w:r>
-      <w:proofErr w:type="spellStart"/>
-      <w:r>
-        <w:rPr>
-          <w:rFonts w:hint="cs"/>
-          <w:cs/>
-        </w:rPr>
-        <w:t>แพ็กเกจ</w:t>
-      </w:r>
-      <w:proofErr w:type="spellEnd"/>
+        <w:t>ะแพ็กเกจ</w:t>
+      </w:r>
     </w:p>
     <w:p/>
     <w:p>
@@ -1987,21 +1688,27 @@
       </w:r>
       <w:r>
         <w:tab/>
-      </w:r>
-      <w:proofErr w:type="spellStart"/>
-      <w:r>
-        <w:t>จากภาพที่</w:t>
-      </w:r>
-      <w:proofErr w:type="spellEnd"/>
+        <w:t xml:space="preserve">จากภาพที่ </w:t>
+      </w:r>
+      <w:r>
+        <w:rPr>
+          <w:rFonts w:hint="cs"/>
+          <w:cs/>
+        </w:rPr>
+        <w:t>3.</w:t>
+      </w:r>
+      <w:r>
+        <w:rPr>
+          <w:rFonts w:hint="cs"/>
+          <w:cs/>
+        </w:rPr>
+        <w:t>3</w:t>
+      </w:r>
       <w:r>
         <w:t xml:space="preserve"> </w:t>
       </w:r>
       <w:r>
-        <w:rPr>
-          <w:rFonts w:hint="cs"/>
-          <w:cs/>
-        </w:rPr>
-        <w:t>3.</w:t>
+        <w:t xml:space="preserve">ประกอบด้วยโพรเซส </w:t>
       </w:r>
       <w:r>
         <w:rPr>
@@ -2011,62 +1718,22 @@
         <w:t>3</w:t>
       </w:r>
       <w:r>
+        <w:t xml:space="preserve"> โพรเซส ได้แก่</w:t>
+      </w:r>
+      <w:r>
+        <w:rPr>
+          <w:rFonts w:hint="cs"/>
+          <w:cs/>
+        </w:rPr>
         <w:t xml:space="preserve"> </w:t>
       </w:r>
-      <w:proofErr w:type="spellStart"/>
-      <w:r>
-        <w:t>ประกอบด้วยโพรเซส</w:t>
-      </w:r>
-      <w:proofErr w:type="spellEnd"/>
-      <w:r>
-        <w:t xml:space="preserve"> </w:t>
-      </w:r>
-      <w:r>
-        <w:rPr>
-          <w:rFonts w:hint="cs"/>
-          <w:cs/>
-        </w:rPr>
-        <w:t>3</w:t>
-      </w:r>
-      <w:r>
-        <w:t xml:space="preserve"> </w:t>
-      </w:r>
-      <w:proofErr w:type="spellStart"/>
-      <w:r>
-        <w:t>โพรเซส</w:t>
-      </w:r>
-      <w:proofErr w:type="spellEnd"/>
-      <w:r>
-        <w:t xml:space="preserve"> </w:t>
-      </w:r>
-      <w:proofErr w:type="spellStart"/>
-      <w:r>
-        <w:t>ได้แก่</w:t>
-      </w:r>
-      <w:proofErr w:type="spellEnd"/>
-      <w:r>
-        <w:rPr>
-          <w:rFonts w:hint="cs"/>
-          <w:cs/>
-        </w:rPr>
-        <w:t xml:space="preserve"> </w:t>
-      </w:r>
-      <w:r>
-        <w:rPr>
-          <w:rFonts w:hint="cs"/>
-          <w:cs/>
-        </w:rPr>
-        <w:t>จัดการหมวดหมู่ จัดการบริการ และจัดการ</w:t>
-      </w:r>
-      <w:proofErr w:type="spellStart"/>
-      <w:r>
-        <w:rPr>
-          <w:rFonts w:hint="cs"/>
-          <w:cs/>
-        </w:rPr>
-        <w:t>แพ็กเกจ</w:t>
-      </w:r>
-      <w:proofErr w:type="spellEnd"/>
+      <w:r>
+        <w:rPr>
+          <w:rFonts w:hint="cs"/>
+          <w:cs/>
+        </w:rPr>
+        <w:t>จัดการหมวดหมู่ จัดการบริการ และจัดการแพ็กเกจ</w:t>
+      </w:r>
     </w:p>
     <w:p/>
     <w:p>
@@ -2142,21 +1809,21 @@
           <w:cs/>
         </w:rPr>
       </w:pPr>
-      <w:proofErr w:type="spellStart"/>
       <w:r>
         <w:rPr>
           <w:b/>
           <w:bCs/>
         </w:rPr>
-        <w:t>ภาพที่</w:t>
-      </w:r>
-      <w:proofErr w:type="spellEnd"/>
-      <w:r>
-        <w:rPr>
+        <w:t xml:space="preserve">ภาพที่ </w:t>
+      </w:r>
+      <w:r>
+        <w:rPr>
+          <w:rFonts w:hint="cs"/>
           <w:b/>
           <w:bCs/>
-        </w:rPr>
-        <w:t xml:space="preserve"> </w:t>
+          <w:cs/>
+        </w:rPr>
+        <w:t>3.</w:t>
       </w:r>
       <w:r>
         <w:rPr>
@@ -2165,15 +1832,6 @@
           <w:bCs/>
           <w:cs/>
         </w:rPr>
-        <w:t>3.</w:t>
-      </w:r>
-      <w:r>
-        <w:rPr>
-          <w:rFonts w:hint="cs"/>
-          <w:b/>
-          <w:bCs/>
-          <w:cs/>
-        </w:rPr>
         <w:t>4</w:t>
       </w:r>
       <w:r>
@@ -2183,13 +1841,8 @@
         <w:t xml:space="preserve"> </w:t>
       </w:r>
       <w:r>
-        <w:t xml:space="preserve">Data Flow Diagram Level 1 </w:t>
-      </w:r>
-      <w:proofErr w:type="spellStart"/>
-      <w:r>
-        <w:t>ของ</w:t>
-      </w:r>
-      <w:proofErr w:type="spellEnd"/>
+        <w:t>Data Flow Diagram Level 1 ของ</w:t>
+      </w:r>
       <w:r>
         <w:rPr>
           <w:rFonts w:hint="cs"/>
@@ -2219,21 +1872,27 @@
       </w:r>
       <w:r>
         <w:tab/>
-      </w:r>
-      <w:proofErr w:type="spellStart"/>
-      <w:r>
-        <w:t>จากภาพที่</w:t>
-      </w:r>
-      <w:proofErr w:type="spellEnd"/>
+        <w:t xml:space="preserve">จากภาพที่ </w:t>
+      </w:r>
+      <w:r>
+        <w:rPr>
+          <w:rFonts w:hint="cs"/>
+          <w:cs/>
+        </w:rPr>
+        <w:t>3.</w:t>
+      </w:r>
+      <w:r>
+        <w:rPr>
+          <w:rFonts w:hint="cs"/>
+          <w:cs/>
+        </w:rPr>
+        <w:t>4</w:t>
+      </w:r>
       <w:r>
         <w:t xml:space="preserve"> </w:t>
       </w:r>
       <w:r>
-        <w:rPr>
-          <w:rFonts w:hint="cs"/>
-          <w:cs/>
-        </w:rPr>
-        <w:t>3.</w:t>
+        <w:t xml:space="preserve">ประกอบด้วยโพรเซส </w:t>
       </w:r>
       <w:r>
         <w:rPr>
@@ -2245,37 +1904,9 @@
       <w:r>
         <w:t xml:space="preserve"> </w:t>
       </w:r>
-      <w:proofErr w:type="spellStart"/>
-      <w:r>
-        <w:t>ประกอบด้วยโพรเซส</w:t>
-      </w:r>
-      <w:proofErr w:type="spellEnd"/>
-      <w:r>
-        <w:t xml:space="preserve"> </w:t>
-      </w:r>
-      <w:r>
-        <w:rPr>
-          <w:rFonts w:hint="cs"/>
-          <w:cs/>
-        </w:rPr>
-        <w:t>4</w:t>
-      </w:r>
-      <w:r>
-        <w:t xml:space="preserve"> </w:t>
-      </w:r>
-      <w:proofErr w:type="spellStart"/>
-      <w:r>
-        <w:t>โพรเซส</w:t>
-      </w:r>
-      <w:proofErr w:type="spellEnd"/>
-      <w:r>
-        <w:t xml:space="preserve"> </w:t>
-      </w:r>
-      <w:proofErr w:type="spellStart"/>
-      <w:r>
-        <w:t>ได้แก่</w:t>
-      </w:r>
-      <w:proofErr w:type="spellEnd"/>
+      <w:r>
+        <w:t>โพรเซส ได้แก่</w:t>
+      </w:r>
       <w:r>
         <w:rPr>
           <w:rFonts w:hint="cs"/>
@@ -2422,21 +2053,21 @@
       <w:pPr>
         <w:jc w:val="center"/>
       </w:pPr>
-      <w:proofErr w:type="spellStart"/>
       <w:r>
         <w:rPr>
           <w:b/>
           <w:bCs/>
         </w:rPr>
-        <w:t>ภาพที่</w:t>
-      </w:r>
-      <w:proofErr w:type="spellEnd"/>
-      <w:r>
-        <w:rPr>
+        <w:t xml:space="preserve">ภาพที่ </w:t>
+      </w:r>
+      <w:r>
+        <w:rPr>
+          <w:rFonts w:hint="cs"/>
           <w:b/>
           <w:bCs/>
-        </w:rPr>
-        <w:t xml:space="preserve"> </w:t>
+          <w:cs/>
+        </w:rPr>
+        <w:t>3.</w:t>
       </w:r>
       <w:r>
         <w:rPr>
@@ -2445,15 +2076,6 @@
           <w:bCs/>
           <w:cs/>
         </w:rPr>
-        <w:t>3.</w:t>
-      </w:r>
-      <w:r>
-        <w:rPr>
-          <w:rFonts w:hint="cs"/>
-          <w:b/>
-          <w:bCs/>
-          <w:cs/>
-        </w:rPr>
         <w:t>5</w:t>
       </w:r>
       <w:r>
@@ -2463,13 +2085,8 @@
         <w:t xml:space="preserve"> </w:t>
       </w:r>
       <w:r>
-        <w:t xml:space="preserve">Data Flow Diagram Level 1 </w:t>
-      </w:r>
-      <w:proofErr w:type="spellStart"/>
-      <w:r>
-        <w:t>ของ</w:t>
-      </w:r>
-      <w:proofErr w:type="spellEnd"/>
+        <w:t>Data Flow Diagram Level 1 ของ</w:t>
+      </w:r>
       <w:r>
         <w:rPr>
           <w:rFonts w:hint="cs"/>
@@ -2502,63 +2119,41 @@
       </w:r>
       <w:r>
         <w:tab/>
-      </w:r>
-      <w:proofErr w:type="spellStart"/>
-      <w:r>
-        <w:t>จากภาพที่</w:t>
-      </w:r>
-      <w:proofErr w:type="spellEnd"/>
+        <w:t xml:space="preserve">จากภาพที่ </w:t>
+      </w:r>
+      <w:r>
+        <w:rPr>
+          <w:rFonts w:hint="cs"/>
+          <w:cs/>
+        </w:rPr>
+        <w:t>3.</w:t>
+      </w:r>
+      <w:r>
+        <w:rPr>
+          <w:rFonts w:hint="cs"/>
+          <w:cs/>
+        </w:rPr>
+        <w:t>5</w:t>
+      </w:r>
       <w:r>
         <w:t xml:space="preserve"> </w:t>
       </w:r>
       <w:r>
-        <w:rPr>
-          <w:rFonts w:hint="cs"/>
-          <w:cs/>
-        </w:rPr>
-        <w:t>3.</w:t>
-      </w:r>
-      <w:r>
-        <w:rPr>
-          <w:rFonts w:hint="cs"/>
-          <w:cs/>
-        </w:rPr>
-        <w:t>5</w:t>
+        <w:t xml:space="preserve">ประกอบด้วยโพรเซส </w:t>
+      </w:r>
+      <w:r>
+        <w:rPr>
+          <w:rFonts w:hint="cs"/>
+          <w:cs/>
+        </w:rPr>
+        <w:t>4</w:t>
       </w:r>
       <w:r>
         <w:t xml:space="preserve"> </w:t>
       </w:r>
-      <w:proofErr w:type="spellStart"/>
-      <w:r>
-        <w:t>ประกอบด้วยโพรเซส</w:t>
-      </w:r>
-      <w:proofErr w:type="spellEnd"/>
-      <w:r>
-        <w:t xml:space="preserve"> </w:t>
-      </w:r>
-      <w:r>
-        <w:rPr>
-          <w:rFonts w:hint="cs"/>
-          <w:cs/>
-        </w:rPr>
-        <w:t>4</w:t>
-      </w:r>
-      <w:r>
-        <w:t xml:space="preserve"> </w:t>
-      </w:r>
-      <w:proofErr w:type="spellStart"/>
-      <w:r>
-        <w:t>โพรเซส</w:t>
-      </w:r>
-      <w:proofErr w:type="spellEnd"/>
-      <w:r>
-        <w:t xml:space="preserve"> </w:t>
-      </w:r>
-      <w:proofErr w:type="spellStart"/>
-      <w:r>
-        <w:t>ได้แก่</w:t>
-      </w:r>
-      <w:proofErr w:type="spellEnd"/>
+      <w:r>
+        <w:t>โพรเซส ได้แก่</w:t>
+      </w:r>
       <w:r>
         <w:rPr>
           <w:rFonts w:hint="cs"/>
@@ -2689,21 +2284,21 @@
           <w:cs/>
         </w:rPr>
       </w:pPr>
-      <w:proofErr w:type="spellStart"/>
       <w:r>
         <w:rPr>
           <w:b/>
           <w:bCs/>
         </w:rPr>
-        <w:t>ภาพที่</w:t>
-      </w:r>
-      <w:proofErr w:type="spellEnd"/>
-      <w:r>
-        <w:rPr>
+        <w:t xml:space="preserve">ภาพที่ </w:t>
+      </w:r>
+      <w:r>
+        <w:rPr>
+          <w:rFonts w:hint="cs"/>
           <w:b/>
           <w:bCs/>
-        </w:rPr>
-        <w:t xml:space="preserve"> </w:t>
+          <w:cs/>
+        </w:rPr>
+        <w:t>3.</w:t>
       </w:r>
       <w:r>
         <w:rPr>
@@ -2712,15 +2307,6 @@
           <w:bCs/>
           <w:cs/>
         </w:rPr>
-        <w:t>3.</w:t>
-      </w:r>
-      <w:r>
-        <w:rPr>
-          <w:rFonts w:hint="cs"/>
-          <w:b/>
-          <w:bCs/>
-          <w:cs/>
-        </w:rPr>
         <w:t>6</w:t>
       </w:r>
       <w:r>
@@ -2730,13 +2316,8 @@
         <w:t xml:space="preserve"> </w:t>
       </w:r>
       <w:r>
-        <w:t xml:space="preserve">Data Flow Diagram Level 1 </w:t>
-      </w:r>
-      <w:proofErr w:type="spellStart"/>
-      <w:r>
-        <w:t>ของ</w:t>
-      </w:r>
-      <w:proofErr w:type="spellEnd"/>
+        <w:t>Data Flow Diagram Level 1 ของ</w:t>
+      </w:r>
       <w:r>
         <w:rPr>
           <w:rFonts w:hint="cs"/>
@@ -2756,63 +2337,41 @@
       </w:r>
       <w:r>
         <w:tab/>
-      </w:r>
-      <w:proofErr w:type="spellStart"/>
-      <w:r>
-        <w:t>จากภาพที่</w:t>
-      </w:r>
-      <w:proofErr w:type="spellEnd"/>
+        <w:t xml:space="preserve">จากภาพที่ </w:t>
+      </w:r>
+      <w:r>
+        <w:rPr>
+          <w:rFonts w:hint="cs"/>
+          <w:cs/>
+        </w:rPr>
+        <w:t>3.</w:t>
+      </w:r>
+      <w:r>
+        <w:rPr>
+          <w:rFonts w:hint="cs"/>
+          <w:cs/>
+        </w:rPr>
+        <w:t>6</w:t>
+      </w:r>
       <w:r>
         <w:t xml:space="preserve"> </w:t>
       </w:r>
       <w:r>
-        <w:rPr>
-          <w:rFonts w:hint="cs"/>
-          <w:cs/>
-        </w:rPr>
-        <w:t>3.</w:t>
-      </w:r>
-      <w:r>
-        <w:rPr>
-          <w:rFonts w:hint="cs"/>
-          <w:cs/>
-        </w:rPr>
-        <w:t>6</w:t>
+        <w:t xml:space="preserve">ประกอบด้วยโพรเซส </w:t>
+      </w:r>
+      <w:r>
+        <w:rPr>
+          <w:rFonts w:hint="cs"/>
+          <w:cs/>
+        </w:rPr>
+        <w:t>4</w:t>
       </w:r>
       <w:r>
         <w:t xml:space="preserve"> </w:t>
       </w:r>
-      <w:proofErr w:type="spellStart"/>
-      <w:r>
-        <w:t>ประกอบด้วยโพรเซส</w:t>
-      </w:r>
-      <w:proofErr w:type="spellEnd"/>
-      <w:r>
-        <w:t xml:space="preserve"> </w:t>
-      </w:r>
-      <w:r>
-        <w:rPr>
-          <w:rFonts w:hint="cs"/>
-          <w:cs/>
-        </w:rPr>
-        <w:t>4</w:t>
-      </w:r>
-      <w:r>
-        <w:t xml:space="preserve"> </w:t>
-      </w:r>
-      <w:proofErr w:type="spellStart"/>
-      <w:r>
-        <w:t>โพรเซส</w:t>
-      </w:r>
-      <w:proofErr w:type="spellEnd"/>
-      <w:r>
-        <w:t xml:space="preserve"> </w:t>
-      </w:r>
-      <w:proofErr w:type="spellStart"/>
-      <w:r>
-        <w:t>ได้แก่</w:t>
-      </w:r>
-      <w:proofErr w:type="spellEnd"/>
+      <w:r>
+        <w:t>โพรเซส ได้แก่</w:t>
+      </w:r>
       <w:r>
         <w:rPr>
           <w:rFonts w:hint="cs"/>
@@ -2901,21 +2460,21 @@
           <w:cs/>
         </w:rPr>
       </w:pPr>
-      <w:proofErr w:type="spellStart"/>
       <w:r>
         <w:rPr>
           <w:b/>
           <w:bCs/>
         </w:rPr>
-        <w:t>ภาพที่</w:t>
-      </w:r>
-      <w:proofErr w:type="spellEnd"/>
-      <w:r>
-        <w:rPr>
+        <w:t xml:space="preserve">ภาพที่ </w:t>
+      </w:r>
+      <w:r>
+        <w:rPr>
+          <w:rFonts w:hint="cs"/>
           <w:b/>
           <w:bCs/>
-        </w:rPr>
-        <w:t xml:space="preserve"> </w:t>
+          <w:cs/>
+        </w:rPr>
+        <w:t>3.</w:t>
       </w:r>
       <w:r>
         <w:rPr>
@@ -2924,15 +2483,6 @@
           <w:bCs/>
           <w:cs/>
         </w:rPr>
-        <w:t>3.</w:t>
-      </w:r>
-      <w:r>
-        <w:rPr>
-          <w:rFonts w:hint="cs"/>
-          <w:b/>
-          <w:bCs/>
-          <w:cs/>
-        </w:rPr>
         <w:t>7</w:t>
       </w:r>
       <w:r>
@@ -2942,13 +2492,8 @@
         <w:t xml:space="preserve"> </w:t>
       </w:r>
       <w:r>
-        <w:t xml:space="preserve">Data Flow Diagram Level 1 </w:t>
-      </w:r>
-      <w:proofErr w:type="spellStart"/>
-      <w:r>
-        <w:t>ของ</w:t>
-      </w:r>
-      <w:proofErr w:type="spellEnd"/>
+        <w:t>Data Flow Diagram Level 1 ของ</w:t>
+      </w:r>
       <w:r>
         <w:rPr>
           <w:rFonts w:hint="cs"/>
@@ -2975,63 +2520,41 @@
       </w:r>
       <w:r>
         <w:tab/>
-      </w:r>
-      <w:proofErr w:type="spellStart"/>
-      <w:r>
-        <w:t>จากภาพที่</w:t>
-      </w:r>
-      <w:proofErr w:type="spellEnd"/>
+        <w:t xml:space="preserve">จากภาพที่ </w:t>
+      </w:r>
+      <w:r>
+        <w:rPr>
+          <w:rFonts w:hint="cs"/>
+          <w:cs/>
+        </w:rPr>
+        <w:t>3.</w:t>
+      </w:r>
+      <w:r>
+        <w:rPr>
+          <w:rFonts w:hint="cs"/>
+          <w:cs/>
+        </w:rPr>
+        <w:t>7</w:t>
+      </w:r>
       <w:r>
         <w:t xml:space="preserve"> </w:t>
       </w:r>
       <w:r>
-        <w:rPr>
-          <w:rFonts w:hint="cs"/>
-          <w:cs/>
-        </w:rPr>
-        <w:t>3.</w:t>
-      </w:r>
-      <w:r>
-        <w:rPr>
-          <w:rFonts w:hint="cs"/>
-          <w:cs/>
-        </w:rPr>
-        <w:t>7</w:t>
+        <w:t xml:space="preserve">ประกอบด้วยโพรเซส </w:t>
+      </w:r>
+      <w:r>
+        <w:rPr>
+          <w:rFonts w:hint="cs"/>
+          <w:cs/>
+        </w:rPr>
+        <w:t>3</w:t>
       </w:r>
       <w:r>
         <w:t xml:space="preserve"> </w:t>
       </w:r>
-      <w:proofErr w:type="spellStart"/>
-      <w:r>
-        <w:t>ประกอบด้วยโพรเซส</w:t>
-      </w:r>
-      <w:proofErr w:type="spellEnd"/>
-      <w:r>
-        <w:t xml:space="preserve"> </w:t>
-      </w:r>
-      <w:r>
-        <w:rPr>
-          <w:rFonts w:hint="cs"/>
-          <w:cs/>
-        </w:rPr>
-        <w:t>3</w:t>
-      </w:r>
-      <w:r>
-        <w:t xml:space="preserve"> </w:t>
-      </w:r>
-      <w:proofErr w:type="spellStart"/>
-      <w:r>
-        <w:t>โพรเซส</w:t>
-      </w:r>
-      <w:proofErr w:type="spellEnd"/>
-      <w:r>
-        <w:t xml:space="preserve"> </w:t>
-      </w:r>
-      <w:proofErr w:type="spellStart"/>
-      <w:r>
-        <w:t>ได้แก่</w:t>
-      </w:r>
-      <w:proofErr w:type="spellEnd"/>
+      <w:r>
+        <w:t>โพรเซส ได้แก่</w:t>
+      </w:r>
       <w:r>
         <w:rPr>
           <w:rFonts w:hint="cs"/>
@@ -3120,45 +2643,31 @@
           <w:cs/>
         </w:rPr>
       </w:pPr>
-      <w:proofErr w:type="spellStart"/>
       <w:r>
         <w:rPr>
           <w:b/>
           <w:bCs/>
         </w:rPr>
-        <w:t>ภาพที่</w:t>
-      </w:r>
-      <w:proofErr w:type="spellEnd"/>
-      <w:r>
-        <w:rPr>
+        <w:t xml:space="preserve">ภาพที่ </w:t>
+      </w:r>
+      <w:r>
+        <w:rPr>
+          <w:rFonts w:hint="cs"/>
           <w:b/>
           <w:bCs/>
+          <w:cs/>
+        </w:rPr>
+        <w:t>3.8</w:t>
+      </w:r>
+      <w:r>
+        <w:rPr>
+          <w:color w:val="FF0000"/>
         </w:rPr>
         <w:t xml:space="preserve"> </w:t>
       </w:r>
       <w:r>
-        <w:rPr>
-          <w:rFonts w:hint="cs"/>
-          <w:b/>
-          <w:bCs/>
-          <w:cs/>
-        </w:rPr>
-        <w:t>3.8</w:t>
-      </w:r>
-      <w:r>
-        <w:rPr>
-          <w:color w:val="FF0000"/>
-        </w:rPr>
-        <w:t xml:space="preserve"> </w:t>
-      </w:r>
-      <w:r>
-        <w:t xml:space="preserve">Data Flow Diagram Level 1 </w:t>
-      </w:r>
-      <w:proofErr w:type="spellStart"/>
-      <w:r>
-        <w:t>ของ</w:t>
-      </w:r>
-      <w:proofErr w:type="spellEnd"/>
+        <w:t>Data Flow Diagram Level 1 ของ</w:t>
+      </w:r>
       <w:r>
         <w:rPr>
           <w:rFonts w:hint="cs"/>
@@ -3178,56 +2687,34 @@
       </w:r>
       <w:r>
         <w:tab/>
-      </w:r>
-      <w:proofErr w:type="spellStart"/>
-      <w:r>
-        <w:t>จากภาพที่</w:t>
-      </w:r>
-      <w:proofErr w:type="spellEnd"/>
+        <w:t xml:space="preserve">จากภาพที่ </w:t>
+      </w:r>
+      <w:r>
+        <w:rPr>
+          <w:rFonts w:hint="cs"/>
+          <w:cs/>
+        </w:rPr>
+        <w:t>3.8</w:t>
+      </w:r>
       <w:r>
         <w:t xml:space="preserve"> </w:t>
       </w:r>
       <w:r>
-        <w:rPr>
-          <w:rFonts w:hint="cs"/>
-          <w:cs/>
-        </w:rPr>
-        <w:t>3.8</w:t>
+        <w:t xml:space="preserve">ประกอบด้วยโพรเซส </w:t>
+      </w:r>
+      <w:r>
+        <w:rPr>
+          <w:rFonts w:hint="cs"/>
+          <w:cs/>
+        </w:rPr>
+        <w:t>1</w:t>
       </w:r>
       <w:r>
         <w:t xml:space="preserve"> </w:t>
       </w:r>
-      <w:proofErr w:type="spellStart"/>
-      <w:r>
-        <w:t>ประกอบด้วยโพรเซส</w:t>
-      </w:r>
-      <w:proofErr w:type="spellEnd"/>
-      <w:r>
-        <w:t xml:space="preserve"> </w:t>
-      </w:r>
-      <w:r>
-        <w:rPr>
-          <w:rFonts w:hint="cs"/>
-          <w:cs/>
-        </w:rPr>
-        <w:t>1</w:t>
-      </w:r>
-      <w:r>
-        <w:t xml:space="preserve"> </w:t>
-      </w:r>
-      <w:proofErr w:type="spellStart"/>
-      <w:r>
-        <w:t>โพรเซส</w:t>
-      </w:r>
-      <w:proofErr w:type="spellEnd"/>
-      <w:r>
-        <w:t xml:space="preserve"> </w:t>
-      </w:r>
-      <w:proofErr w:type="spellStart"/>
-      <w:r>
-        <w:t>ได้แก่</w:t>
-      </w:r>
-      <w:proofErr w:type="spellEnd"/>
+      <w:r>
+        <w:t>โพรเซส ได้แก่</w:t>
+      </w:r>
       <w:r>
         <w:rPr>
           <w:rFonts w:hint="cs"/>
@@ -3389,21 +2876,21 @@
       <w:pPr>
         <w:jc w:val="center"/>
       </w:pPr>
-      <w:proofErr w:type="spellStart"/>
       <w:r>
         <w:rPr>
           <w:b/>
           <w:bCs/>
         </w:rPr>
-        <w:t>ภาพที่</w:t>
-      </w:r>
-      <w:proofErr w:type="spellEnd"/>
-      <w:r>
-        <w:rPr>
+        <w:t xml:space="preserve">ภาพที่ </w:t>
+      </w:r>
+      <w:r>
+        <w:rPr>
+          <w:rFonts w:hint="cs"/>
           <w:b/>
           <w:bCs/>
-        </w:rPr>
-        <w:t xml:space="preserve"> </w:t>
+          <w:cs/>
+        </w:rPr>
+        <w:t>3.</w:t>
       </w:r>
       <w:r>
         <w:rPr>
@@ -3412,93 +2899,51 @@
           <w:bCs/>
           <w:cs/>
         </w:rPr>
-        <w:t>3.</w:t>
-      </w:r>
-      <w:r>
-        <w:rPr>
-          <w:rFonts w:hint="cs"/>
+        <w:t>7</w:t>
+      </w:r>
+      <w:r>
+        <w:t xml:space="preserve"> </w:t>
+      </w:r>
+      <w:r>
+        <w:t>ความสัมพันธ์ของแฟ้มข้อมูลระบบ</w:t>
+      </w:r>
+    </w:p>
+    <w:p/>
+    <w:p>
+      <w:pPr>
+        <w:rPr>
           <w:b/>
           <w:bCs/>
-          <w:cs/>
-        </w:rPr>
-        <w:t>7</w:t>
-      </w:r>
-      <w:r>
-        <w:t xml:space="preserve"> </w:t>
-      </w:r>
-      <w:proofErr w:type="spellStart"/>
-      <w:r>
-        <w:t>ความสัมพันธ์ของแฟ้มข้อมูลระบบ</w:t>
-      </w:r>
-      <w:proofErr w:type="spellEnd"/>
-    </w:p>
-    <w:p/>
-    <w:p>
-      <w:pPr>
+        </w:rPr>
+      </w:pPr>
+      <w:r>
+        <w:tab/>
+      </w:r>
+      <w:r>
         <w:rPr>
           <w:b/>
           <w:bCs/>
         </w:rPr>
-      </w:pPr>
-      <w:r>
-        <w:tab/>
-      </w:r>
-      <w:proofErr w:type="gramStart"/>
-      <w:r>
+        <w:t>3.2.2  การออกแบบ (Design)</w:t>
+      </w:r>
+    </w:p>
+    <w:p>
+      <w:pPr>
+        <w:jc w:val="thaiDistribute"/>
         <w:rPr>
           <w:b/>
           <w:bCs/>
         </w:rPr>
-        <w:t xml:space="preserve">3.2.2  </w:t>
-      </w:r>
-      <w:proofErr w:type="spellStart"/>
+      </w:pPr>
       <w:r>
         <w:rPr>
           <w:b/>
           <w:bCs/>
         </w:rPr>
-        <w:t>การออกแบบ</w:t>
-      </w:r>
-      <w:proofErr w:type="spellEnd"/>
-      <w:proofErr w:type="gramEnd"/>
-      <w:r>
-        <w:rPr>
-          <w:b/>
-          <w:bCs/>
-        </w:rPr>
-        <w:t xml:space="preserve"> (Design)</w:t>
-      </w:r>
-    </w:p>
-    <w:p>
-      <w:pPr>
-        <w:jc w:val="thaiDistribute"/>
-        <w:rPr>
-          <w:b/>
-          <w:bCs/>
-        </w:rPr>
-      </w:pPr>
-      <w:r>
-        <w:rPr>
-          <w:b/>
-          <w:bCs/>
-        </w:rPr>
         <w:tab/>
       </w:r>
-      <w:proofErr w:type="spellStart"/>
-      <w:r>
-        <w:t>การออกแบบเป็นขั้นตอนที่</w:t>
-      </w:r>
-      <w:proofErr w:type="spellEnd"/>
-      <w:r>
-        <w:t xml:space="preserve"> 3 </w:t>
-      </w:r>
-      <w:proofErr w:type="spellStart"/>
-      <w:r>
-        <w:t>ตามวิธีการของ</w:t>
-      </w:r>
-      <w:proofErr w:type="spellEnd"/>
-      <w:r>
-        <w:t xml:space="preserve"> The Waterfall Method</w:t>
+      <w:r>
+        <w:t>การออกแบบเป็นขั้นตอนที่ 3 ตามวิธีการของ The Waterfall Method</w:t>
       </w:r>
       <w:r>
         <w:rPr>
@@ -3507,19 +2952,9 @@
         </w:rPr>
         <w:t xml:space="preserve"> </w:t>
       </w:r>
-      <w:proofErr w:type="spellStart"/>
-      <w:r>
-        <w:t>ประกอบด้วยขั้นตอนย่อย</w:t>
-      </w:r>
-      <w:proofErr w:type="spellEnd"/>
-      <w:r>
-        <w:t xml:space="preserve"> </w:t>
-      </w:r>
-      <w:proofErr w:type="spellStart"/>
-      <w:r>
-        <w:t>ดังนี้</w:t>
-      </w:r>
-      <w:proofErr w:type="spellEnd"/>
+      <w:r>
+        <w:t>ประกอบด้วยขั้นตอนย่อย ดังนี้</w:t>
+      </w:r>
     </w:p>
     <w:p>
       <w:pPr>
@@ -3602,7 +3037,6 @@
       </w:pPr>
     </w:p>
     <w:p>
-      <w:proofErr w:type="spellStart"/>
       <w:r>
         <w:rPr>
           <w:b/>
@@ -3611,7 +3045,6 @@
         <w:lastRenderedPageBreak/>
         <w:t>ตารางที่</w:t>
       </w:r>
-      <w:proofErr w:type="spellEnd"/>
       <w:r>
         <w:rPr>
           <w:rFonts w:hint="cs"/>
@@ -3639,11 +3072,9 @@
         </w:rPr>
         <w:t xml:space="preserve">1 </w:t>
       </w:r>
-      <w:proofErr w:type="spellStart"/>
       <w:r>
         <w:t>แฟ้มข้อมูลที่กำหนด</w:t>
       </w:r>
-      <w:proofErr w:type="spellEnd"/>
     </w:p>
     <w:tbl>
       <w:tblPr>
@@ -3667,11 +3098,9 @@
               <w:spacing w:line="240" w:lineRule="auto"/>
               <w:jc w:val="center"/>
             </w:pPr>
-            <w:proofErr w:type="spellStart"/>
             <w:r>
               <w:t>ลำดับที่</w:t>
             </w:r>
-            <w:proofErr w:type="spellEnd"/>
           </w:p>
         </w:tc>
         <w:tc>
@@ -3683,11 +3112,9 @@
               <w:spacing w:line="240" w:lineRule="auto"/>
               <w:jc w:val="center"/>
             </w:pPr>
-            <w:proofErr w:type="spellStart"/>
             <w:r>
               <w:t>ชื่อแฟ้มข้อมูล</w:t>
             </w:r>
-            <w:proofErr w:type="spellEnd"/>
           </w:p>
         </w:tc>
         <w:tc>
@@ -3699,11 +3126,9 @@
               <w:spacing w:line="240" w:lineRule="auto"/>
               <w:jc w:val="center"/>
             </w:pPr>
-            <w:proofErr w:type="spellStart"/>
             <w:r>
               <w:t>คำอธิบาย</w:t>
             </w:r>
-            <w:proofErr w:type="spellEnd"/>
           </w:p>
         </w:tc>
       </w:tr>
@@ -3743,11 +3168,9 @@
             <w:pPr>
               <w:spacing w:line="240" w:lineRule="auto"/>
             </w:pPr>
-            <w:proofErr w:type="spellStart"/>
             <w:r>
               <w:t>เก็บข้อมูลผู้ดูแลระบบ</w:t>
             </w:r>
-            <w:proofErr w:type="spellEnd"/>
           </w:p>
         </w:tc>
       </w:tr>
@@ -3787,11 +3210,9 @@
             <w:pPr>
               <w:spacing w:line="240" w:lineRule="auto"/>
             </w:pPr>
-            <w:proofErr w:type="spellStart"/>
             <w:r>
               <w:t>เก็บข้อมูลลูกค้า</w:t>
             </w:r>
-            <w:proofErr w:type="spellEnd"/>
           </w:p>
         </w:tc>
       </w:tr>
@@ -3831,11 +3252,9 @@
             <w:pPr>
               <w:spacing w:line="240" w:lineRule="auto"/>
             </w:pPr>
-            <w:proofErr w:type="spellStart"/>
             <w:r>
               <w:t>เก็บข้อมูลพนักงาน</w:t>
             </w:r>
-            <w:proofErr w:type="spellEnd"/>
           </w:p>
         </w:tc>
       </w:tr>
@@ -3884,11 +3303,9 @@
             <w:pPr>
               <w:spacing w:line="240" w:lineRule="auto"/>
             </w:pPr>
-            <w:proofErr w:type="spellStart"/>
             <w:r>
               <w:t>เก็บข้อมูลบริการ</w:t>
             </w:r>
-            <w:proofErr w:type="spellEnd"/>
           </w:p>
         </w:tc>
       </w:tr>
@@ -3940,7 +3357,6 @@
                 <w:cs/>
               </w:rPr>
             </w:pPr>
-            <w:proofErr w:type="spellStart"/>
             <w:r>
               <w:t>เก็บข้อมูล</w:t>
             </w:r>
@@ -3951,7 +3367,6 @@
               </w:rPr>
               <w:t>แพ็กเกจ</w:t>
             </w:r>
-            <w:proofErr w:type="spellEnd"/>
           </w:p>
         </w:tc>
       </w:tr>
@@ -4006,11 +3421,9 @@
                 <w:cs/>
               </w:rPr>
             </w:pPr>
-            <w:proofErr w:type="spellStart"/>
             <w:r>
               <w:t>เก็บข้อมูล</w:t>
             </w:r>
-            <w:proofErr w:type="spellEnd"/>
             <w:r>
               <w:rPr>
                 <w:rFonts w:hint="cs"/>
@@ -4072,11 +3485,9 @@
                 <w:cs/>
               </w:rPr>
             </w:pPr>
-            <w:proofErr w:type="spellStart"/>
             <w:r>
               <w:t>เก็บข้อมูลการ</w:t>
             </w:r>
-            <w:proofErr w:type="spellEnd"/>
             <w:r>
               <w:rPr>
                 <w:rFonts w:hint="cs"/>
@@ -4152,11 +3563,9 @@
                 <w:cs/>
               </w:rPr>
             </w:pPr>
-            <w:proofErr w:type="spellStart"/>
             <w:r>
               <w:t>เก็บข้อมูล</w:t>
             </w:r>
-            <w:proofErr w:type="spellEnd"/>
             <w:r>
               <w:rPr>
                 <w:rFonts w:hint="cs"/>
@@ -4190,40 +3599,26 @@
         <w:rPr>
           <w:cs/>
         </w:rPr>
-        <w:t>รายละเอียดในตารางซึ่งประกอบด้วย ชื่อ</w:t>
-      </w:r>
-      <w:proofErr w:type="spellStart"/>
-      <w:r>
-        <w:rPr>
-          <w:cs/>
-        </w:rPr>
-        <w:t>ฟิ</w:t>
-      </w:r>
-      <w:proofErr w:type="spellEnd"/>
-      <w:r>
-        <w:rPr>
-          <w:cs/>
-        </w:rPr>
-        <w:t>ลด์ คำอธิบาย ชนิดข้อมูลความกว้าง และประเภทคีย์ ดังตารางต่อไปนี้</w:t>
+        <w:t>รายละเอียดในตารางซึ่งประกอบด้วย ชื่อฟิลด์ คำอธิบาย ชนิดข้อมูลความกว้าง และประเภทคีย์ ดังตารางต่อไปนี้</w:t>
       </w:r>
     </w:p>
     <w:p/>
     <w:p>
-      <w:proofErr w:type="spellStart"/>
       <w:r>
         <w:rPr>
           <w:b/>
           <w:bCs/>
         </w:rPr>
-        <w:t>ตารางที่</w:t>
-      </w:r>
-      <w:proofErr w:type="spellEnd"/>
-      <w:r>
-        <w:rPr>
+        <w:t xml:space="preserve">ตารางที่ </w:t>
+      </w:r>
+      <w:r>
+        <w:rPr>
+          <w:rFonts w:hint="cs"/>
           <w:b/>
           <w:bCs/>
-        </w:rPr>
-        <w:t xml:space="preserve"> </w:t>
+          <w:cs/>
+        </w:rPr>
+        <w:t>3.</w:t>
       </w:r>
       <w:r>
         <w:rPr>
@@ -4232,15 +3627,6 @@
           <w:bCs/>
           <w:cs/>
         </w:rPr>
-        <w:t>3.</w:t>
-      </w:r>
-      <w:r>
-        <w:rPr>
-          <w:rFonts w:hint="cs"/>
-          <w:b/>
-          <w:bCs/>
-          <w:cs/>
-        </w:rPr>
         <w:t>2</w:t>
       </w:r>
       <w:r>
@@ -4249,11 +3635,9 @@
         </w:rPr>
         <w:t xml:space="preserve"> </w:t>
       </w:r>
-      <w:proofErr w:type="spellStart"/>
       <w:r>
         <w:t>แฟ้มข้อมูล</w:t>
       </w:r>
-      <w:proofErr w:type="spellEnd"/>
       <w:r>
         <w:rPr>
           <w:color w:val="FF0000"/>
@@ -4292,11 +3676,9 @@
               <w:spacing w:line="240" w:lineRule="auto"/>
               <w:jc w:val="center"/>
             </w:pPr>
-            <w:proofErr w:type="spellStart"/>
             <w:r>
               <w:t>ลำดับที่</w:t>
             </w:r>
-            <w:proofErr w:type="spellEnd"/>
           </w:p>
         </w:tc>
         <w:tc>
@@ -4308,11 +3690,9 @@
               <w:spacing w:line="240" w:lineRule="auto"/>
               <w:jc w:val="center"/>
             </w:pPr>
-            <w:proofErr w:type="spellStart"/>
             <w:r>
               <w:t>ชื่อฟิลด์</w:t>
             </w:r>
-            <w:proofErr w:type="spellEnd"/>
           </w:p>
         </w:tc>
         <w:tc>
@@ -4324,11 +3704,9 @@
               <w:spacing w:line="240" w:lineRule="auto"/>
               <w:jc w:val="center"/>
             </w:pPr>
-            <w:proofErr w:type="spellStart"/>
             <w:r>
               <w:t>ชนิดข้อมูล</w:t>
             </w:r>
-            <w:proofErr w:type="spellEnd"/>
           </w:p>
         </w:tc>
         <w:tc>
@@ -4340,11 +3718,9 @@
               <w:spacing w:line="240" w:lineRule="auto"/>
               <w:jc w:val="center"/>
             </w:pPr>
-            <w:proofErr w:type="spellStart"/>
             <w:r>
               <w:t>ความกว้าง</w:t>
             </w:r>
-            <w:proofErr w:type="spellEnd"/>
           </w:p>
         </w:tc>
         <w:tc>
@@ -4356,11 +3732,9 @@
               <w:spacing w:line="240" w:lineRule="auto"/>
               <w:jc w:val="center"/>
             </w:pPr>
-            <w:proofErr w:type="spellStart"/>
             <w:r>
               <w:t>ประเภทคีย์</w:t>
             </w:r>
-            <w:proofErr w:type="spellEnd"/>
           </w:p>
         </w:tc>
         <w:tc>
@@ -4372,11 +3746,9 @@
               <w:spacing w:line="240" w:lineRule="auto"/>
               <w:jc w:val="center"/>
             </w:pPr>
-            <w:proofErr w:type="spellStart"/>
             <w:r>
               <w:t>คำอธิบาย</w:t>
             </w:r>
-            <w:proofErr w:type="spellEnd"/>
           </w:p>
         </w:tc>
       </w:tr>
@@ -4412,14 +3784,12 @@
                 <w:color w:val="000000"/>
               </w:rPr>
             </w:pPr>
-            <w:proofErr w:type="spellStart"/>
             <w:r>
               <w:rPr>
                 <w:color w:val="000000"/>
               </w:rPr>
               <w:t>adm_id</w:t>
             </w:r>
-            <w:proofErr w:type="spellEnd"/>
           </w:p>
         </w:tc>
         <w:tc>
@@ -4494,14 +3864,12 @@
                 <w:color w:val="000000"/>
               </w:rPr>
             </w:pPr>
-            <w:proofErr w:type="spellStart"/>
             <w:r>
               <w:rPr>
                 <w:color w:val="000000"/>
               </w:rPr>
               <w:t>รหัสผู้ดูแลระบบ</w:t>
             </w:r>
-            <w:proofErr w:type="spellEnd"/>
           </w:p>
         </w:tc>
       </w:tr>
@@ -4537,14 +3905,12 @@
                 <w:color w:val="000000"/>
               </w:rPr>
             </w:pPr>
-            <w:proofErr w:type="spellStart"/>
             <w:r>
               <w:rPr>
                 <w:color w:val="000000"/>
               </w:rPr>
               <w:t>adm_title</w:t>
             </w:r>
-            <w:proofErr w:type="spellEnd"/>
           </w:p>
         </w:tc>
         <w:tc>
@@ -4613,14 +3979,12 @@
                 <w:color w:val="000000"/>
               </w:rPr>
             </w:pPr>
-            <w:proofErr w:type="spellStart"/>
             <w:r>
               <w:rPr>
                 <w:color w:val="000000"/>
               </w:rPr>
               <w:t>คำนำหน้าผู้ดูแลระบบ</w:t>
             </w:r>
-            <w:proofErr w:type="spellEnd"/>
           </w:p>
         </w:tc>
       </w:tr>
@@ -4662,14 +4026,12 @@
                 <w:color w:val="000000"/>
               </w:rPr>
             </w:pPr>
-            <w:proofErr w:type="spellStart"/>
             <w:r>
               <w:rPr>
                 <w:color w:val="000000"/>
               </w:rPr>
               <w:t>adm_fname</w:t>
             </w:r>
-            <w:proofErr w:type="spellEnd"/>
           </w:p>
         </w:tc>
         <w:tc>
@@ -4750,14 +4112,12 @@
                 <w:color w:val="000000"/>
               </w:rPr>
             </w:pPr>
-            <w:proofErr w:type="spellStart"/>
             <w:r>
               <w:rPr>
                 <w:color w:val="000000"/>
               </w:rPr>
               <w:t>ชื่อจริงผู้ดูแลระบบ</w:t>
             </w:r>
-            <w:proofErr w:type="spellEnd"/>
           </w:p>
         </w:tc>
       </w:tr>
@@ -4799,14 +4159,12 @@
                 <w:color w:val="000000"/>
               </w:rPr>
             </w:pPr>
-            <w:proofErr w:type="spellStart"/>
             <w:r>
               <w:rPr>
                 <w:color w:val="000000"/>
               </w:rPr>
               <w:t>adm_lname</w:t>
             </w:r>
-            <w:proofErr w:type="spellEnd"/>
           </w:p>
         </w:tc>
         <w:tc>
@@ -4887,14 +4245,12 @@
                 <w:color w:val="000000"/>
               </w:rPr>
             </w:pPr>
-            <w:proofErr w:type="spellStart"/>
             <w:r>
               <w:rPr>
                 <w:color w:val="000000"/>
               </w:rPr>
               <w:t>นามสกุลผู้ดูแลระบบ</w:t>
             </w:r>
-            <w:proofErr w:type="spellEnd"/>
           </w:p>
         </w:tc>
       </w:tr>
@@ -4936,14 +4292,12 @@
                 <w:color w:val="000000"/>
               </w:rPr>
             </w:pPr>
-            <w:proofErr w:type="spellStart"/>
             <w:r>
               <w:rPr>
                 <w:color w:val="000000"/>
               </w:rPr>
               <w:t>adm_username</w:t>
             </w:r>
-            <w:proofErr w:type="spellEnd"/>
           </w:p>
         </w:tc>
         <w:tc>
@@ -5024,28 +4378,12 @@
                 <w:color w:val="000000"/>
               </w:rPr>
             </w:pPr>
-            <w:proofErr w:type="spellStart"/>
-            <w:r>
-              <w:rPr>
-                <w:color w:val="000000"/>
-              </w:rPr>
-              <w:t>ชื่อผู้ใช้</w:t>
-            </w:r>
-            <w:proofErr w:type="spellEnd"/>
-            <w:r>
-              <w:rPr>
-                <w:color w:val="000000"/>
-              </w:rPr>
-              <w:t xml:space="preserve"> </w:t>
-            </w:r>
-            <w:proofErr w:type="spellStart"/>
-            <w:r>
-              <w:rPr>
-                <w:color w:val="000000"/>
-              </w:rPr>
-              <w:t>ผู้ดูแลระบบ</w:t>
-            </w:r>
-            <w:proofErr w:type="spellEnd"/>
+            <w:r>
+              <w:rPr>
+                <w:color w:val="000000"/>
+              </w:rPr>
+              <w:t>ชื่อผู้ใช้ ผู้ดูแลระบบ</w:t>
+            </w:r>
           </w:p>
         </w:tc>
       </w:tr>
@@ -5087,14 +4425,12 @@
                 <w:color w:val="000000"/>
               </w:rPr>
             </w:pPr>
-            <w:proofErr w:type="spellStart"/>
             <w:r>
               <w:rPr>
                 <w:color w:val="000000"/>
               </w:rPr>
               <w:t>adm_password</w:t>
             </w:r>
-            <w:proofErr w:type="spellEnd"/>
           </w:p>
         </w:tc>
         <w:tc>
@@ -5175,14 +4511,12 @@
                 <w:color w:val="000000"/>
               </w:rPr>
             </w:pPr>
-            <w:proofErr w:type="spellStart"/>
             <w:r>
               <w:rPr>
                 <w:color w:val="000000"/>
               </w:rPr>
               <w:t>รหัสผ่านผู้ดูแลระบบ</w:t>
             </w:r>
-            <w:proofErr w:type="spellEnd"/>
           </w:p>
         </w:tc>
       </w:tr>
@@ -5224,14 +4558,12 @@
                 <w:color w:val="000000"/>
               </w:rPr>
             </w:pPr>
-            <w:proofErr w:type="spellStart"/>
             <w:r>
               <w:rPr>
                 <w:color w:val="000000"/>
               </w:rPr>
               <w:t>adm_avatar</w:t>
             </w:r>
-            <w:proofErr w:type="spellEnd"/>
           </w:p>
         </w:tc>
         <w:tc>
@@ -5312,14 +4644,12 @@
                 <w:color w:val="000000"/>
               </w:rPr>
             </w:pPr>
-            <w:proofErr w:type="spellStart"/>
             <w:r>
               <w:rPr>
                 <w:color w:val="000000"/>
               </w:rPr>
               <w:t>รูปโปรไฟล์ผู้ดูแลระบบ</w:t>
             </w:r>
-            <w:proofErr w:type="spellEnd"/>
           </w:p>
         </w:tc>
       </w:tr>
@@ -5373,22 +4703,22 @@
       </w:pPr>
     </w:p>
     <w:p>
-      <w:proofErr w:type="spellStart"/>
       <w:r>
         <w:rPr>
           <w:b/>
           <w:bCs/>
         </w:rPr>
         <w:lastRenderedPageBreak/>
-        <w:t>ตารางที่</w:t>
-      </w:r>
-      <w:proofErr w:type="spellEnd"/>
-      <w:r>
-        <w:rPr>
+        <w:t xml:space="preserve">ตารางที่ </w:t>
+      </w:r>
+      <w:r>
+        <w:rPr>
+          <w:rFonts w:hint="cs"/>
           <w:b/>
           <w:bCs/>
-        </w:rPr>
-        <w:t xml:space="preserve"> </w:t>
+          <w:cs/>
+        </w:rPr>
+        <w:t>3.</w:t>
       </w:r>
       <w:r>
         <w:rPr>
@@ -5397,15 +4727,6 @@
           <w:bCs/>
           <w:cs/>
         </w:rPr>
-        <w:t>3.</w:t>
-      </w:r>
-      <w:r>
-        <w:rPr>
-          <w:rFonts w:hint="cs"/>
-          <w:b/>
-          <w:bCs/>
-          <w:cs/>
-        </w:rPr>
         <w:t>3</w:t>
       </w:r>
       <w:r>
@@ -5414,11 +4735,9 @@
         </w:rPr>
         <w:t xml:space="preserve"> </w:t>
       </w:r>
-      <w:proofErr w:type="spellStart"/>
       <w:r>
         <w:t>แฟ้มข้อมูล</w:t>
       </w:r>
-      <w:proofErr w:type="spellEnd"/>
       <w:r>
         <w:rPr>
           <w:color w:val="FF0000"/>
@@ -5454,11 +4773,9 @@
               <w:spacing w:line="240" w:lineRule="auto"/>
               <w:jc w:val="center"/>
             </w:pPr>
-            <w:proofErr w:type="spellStart"/>
             <w:r>
               <w:t>ลำดับ</w:t>
             </w:r>
-            <w:proofErr w:type="spellEnd"/>
           </w:p>
         </w:tc>
         <w:tc>
@@ -5470,11 +4787,9 @@
               <w:spacing w:line="240" w:lineRule="auto"/>
               <w:jc w:val="center"/>
             </w:pPr>
-            <w:proofErr w:type="spellStart"/>
             <w:r>
               <w:t>ชื่อฟิลด์</w:t>
             </w:r>
-            <w:proofErr w:type="spellEnd"/>
           </w:p>
         </w:tc>
         <w:tc>
@@ -5486,11 +4801,9 @@
               <w:spacing w:line="240" w:lineRule="auto"/>
               <w:jc w:val="center"/>
             </w:pPr>
-            <w:proofErr w:type="spellStart"/>
             <w:r>
               <w:t>ชนิดข้อมูล</w:t>
             </w:r>
-            <w:proofErr w:type="spellEnd"/>
           </w:p>
         </w:tc>
         <w:tc>
@@ -5520,11 +4833,9 @@
               <w:spacing w:line="240" w:lineRule="auto"/>
               <w:jc w:val="center"/>
             </w:pPr>
-            <w:proofErr w:type="spellStart"/>
             <w:r>
               <w:t>คีย์</w:t>
             </w:r>
-            <w:proofErr w:type="spellEnd"/>
           </w:p>
         </w:tc>
         <w:tc>
@@ -5536,11 +4847,9 @@
               <w:spacing w:line="240" w:lineRule="auto"/>
               <w:jc w:val="center"/>
             </w:pPr>
-            <w:proofErr w:type="spellStart"/>
             <w:r>
               <w:t>คำอธิบาย</w:t>
             </w:r>
-            <w:proofErr w:type="spellEnd"/>
           </w:p>
         </w:tc>
       </w:tr>
@@ -5576,7 +4885,6 @@
                 <w:color w:val="000000"/>
               </w:rPr>
             </w:pPr>
-            <w:proofErr w:type="spellStart"/>
             <w:r>
               <w:t>cus</w:t>
             </w:r>
@@ -5586,7 +4894,6 @@
               </w:rPr>
               <w:t>_id</w:t>
             </w:r>
-            <w:proofErr w:type="spellEnd"/>
           </w:p>
         </w:tc>
         <w:tc>
@@ -5661,14 +4968,12 @@
                 <w:color w:val="000000"/>
               </w:rPr>
             </w:pPr>
-            <w:proofErr w:type="spellStart"/>
             <w:r>
               <w:rPr>
                 <w:color w:val="000000"/>
               </w:rPr>
               <w:t>รหัส</w:t>
             </w:r>
-            <w:proofErr w:type="spellEnd"/>
             <w:r>
               <w:rPr>
                 <w:rFonts w:hint="cs"/>
@@ -5712,14 +5017,12 @@
                 <w:color w:val="000000"/>
               </w:rPr>
             </w:pPr>
-            <w:proofErr w:type="spellStart"/>
             <w:r>
               <w:rPr>
                 <w:color w:val="000000"/>
               </w:rPr>
               <w:t>cus_fname</w:t>
             </w:r>
-            <w:proofErr w:type="spellEnd"/>
           </w:p>
         </w:tc>
         <w:tc>
@@ -5788,14 +5091,12 @@
                 <w:color w:val="000000"/>
               </w:rPr>
             </w:pPr>
-            <w:proofErr w:type="spellStart"/>
             <w:r>
               <w:rPr>
                 <w:color w:val="000000"/>
               </w:rPr>
               <w:t>ชื่อ</w:t>
             </w:r>
-            <w:proofErr w:type="spellEnd"/>
             <w:r>
               <w:rPr>
                 <w:rFonts w:hint="cs"/>
@@ -5845,14 +5146,12 @@
                 <w:color w:val="000000"/>
               </w:rPr>
             </w:pPr>
-            <w:proofErr w:type="spellStart"/>
             <w:r>
               <w:rPr>
                 <w:color w:val="000000"/>
               </w:rPr>
               <w:t>cus_lname</w:t>
             </w:r>
-            <w:proofErr w:type="spellEnd"/>
           </w:p>
         </w:tc>
         <w:tc>
@@ -5978,14 +5277,12 @@
                 <w:color w:val="000000"/>
               </w:rPr>
             </w:pPr>
-            <w:proofErr w:type="spellStart"/>
             <w:r>
               <w:rPr>
                 <w:color w:val="000000"/>
               </w:rPr>
               <w:t>cus_phone</w:t>
             </w:r>
-            <w:proofErr w:type="spellEnd"/>
           </w:p>
         </w:tc>
         <w:tc>
@@ -6117,14 +5414,12 @@
                 <w:color w:val="000000"/>
               </w:rPr>
             </w:pPr>
-            <w:proofErr w:type="spellStart"/>
             <w:r>
               <w:rPr>
                 <w:color w:val="000000"/>
               </w:rPr>
               <w:t>cus_email</w:t>
             </w:r>
-            <w:proofErr w:type="spellEnd"/>
           </w:p>
         </w:tc>
         <w:tc>
@@ -6244,14 +5539,12 @@
                 <w:color w:val="000000"/>
               </w:rPr>
             </w:pPr>
-            <w:proofErr w:type="spellStart"/>
             <w:r>
               <w:rPr>
                 <w:color w:val="000000"/>
               </w:rPr>
               <w:t>cus_gender</w:t>
             </w:r>
-            <w:proofErr w:type="spellEnd"/>
           </w:p>
         </w:tc>
         <w:tc>
@@ -6371,14 +5664,12 @@
                 <w:color w:val="000000"/>
               </w:rPr>
             </w:pPr>
-            <w:proofErr w:type="spellStart"/>
             <w:r>
               <w:rPr>
                 <w:color w:val="000000"/>
               </w:rPr>
               <w:t>cus_birthdate</w:t>
             </w:r>
-            <w:proofErr w:type="spellEnd"/>
           </w:p>
         </w:tc>
         <w:tc>
@@ -6490,14 +5781,12 @@
                 <w:color w:val="000000"/>
               </w:rPr>
             </w:pPr>
-            <w:proofErr w:type="spellStart"/>
             <w:r>
               <w:rPr>
                 <w:color w:val="000000"/>
               </w:rPr>
               <w:t>cus_address</w:t>
             </w:r>
-            <w:proofErr w:type="spellEnd"/>
           </w:p>
         </w:tc>
         <w:tc>
@@ -6609,14 +5898,12 @@
                 <w:color w:val="000000"/>
               </w:rPr>
             </w:pPr>
-            <w:proofErr w:type="spellStart"/>
             <w:r>
               <w:rPr>
                 <w:color w:val="000000"/>
               </w:rPr>
               <w:t>cus_created_at</w:t>
             </w:r>
-            <w:proofErr w:type="spellEnd"/>
           </w:p>
         </w:tc>
         <w:tc>
@@ -6691,62 +5978,38 @@
     </w:tbl>
     <w:p/>
     <w:p>
-      <w:proofErr w:type="spellStart"/>
       <w:r>
         <w:rPr>
           <w:b/>
           <w:bCs/>
           <w:color w:val="000000"/>
         </w:rPr>
-        <w:t>ตารางที่</w:t>
-      </w:r>
-      <w:proofErr w:type="spellEnd"/>
-      <w:r>
-        <w:rPr>
+        <w:t xml:space="preserve">ตารางที่ </w:t>
+      </w:r>
+      <w:r>
+        <w:rPr>
+          <w:rFonts w:hint="cs"/>
           <w:b/>
           <w:bCs/>
           <w:color w:val="000000"/>
-        </w:rPr>
-        <w:t xml:space="preserve"> </w:t>
+          <w:cs/>
+        </w:rPr>
+        <w:t>3.</w:t>
       </w:r>
       <w:r>
         <w:rPr>
           <w:rFonts w:hint="cs"/>
           <w:b/>
           <w:bCs/>
+          <w:cs/>
+        </w:rPr>
+        <w:t>4</w:t>
+      </w:r>
+      <w:r>
+        <w:rPr>
           <w:color w:val="000000"/>
-          <w:cs/>
-        </w:rPr>
-        <w:t>3.</w:t>
-      </w:r>
-      <w:r>
-        <w:rPr>
-          <w:rFonts w:hint="cs"/>
-          <w:b/>
-          <w:bCs/>
-          <w:cs/>
-        </w:rPr>
-        <w:t>4</w:t>
-      </w:r>
-      <w:r>
-        <w:rPr>
-          <w:color w:val="000000"/>
-        </w:rPr>
-        <w:t xml:space="preserve"> </w:t>
-      </w:r>
-      <w:proofErr w:type="spellStart"/>
-      <w:r>
-        <w:rPr>
-          <w:color w:val="000000"/>
-        </w:rPr>
-        <w:t>แฟ้มข้อมูล</w:t>
-      </w:r>
-      <w:proofErr w:type="spellEnd"/>
-      <w:r>
-        <w:rPr>
-          <w:color w:val="000000"/>
-        </w:rPr>
-        <w:t xml:space="preserve"> </w:t>
+        </w:rPr>
+        <w:t xml:space="preserve"> แฟ้มข้อมูล </w:t>
       </w:r>
       <w:r>
         <w:t>employees</w:t>
@@ -6777,11 +6040,9 @@
               <w:spacing w:line="240" w:lineRule="auto"/>
               <w:jc w:val="center"/>
             </w:pPr>
-            <w:proofErr w:type="spellStart"/>
             <w:r>
               <w:t>ลำดับ</w:t>
             </w:r>
-            <w:proofErr w:type="spellEnd"/>
           </w:p>
         </w:tc>
         <w:tc>
@@ -6793,11 +6054,9 @@
               <w:spacing w:line="240" w:lineRule="auto"/>
               <w:jc w:val="center"/>
             </w:pPr>
-            <w:proofErr w:type="spellStart"/>
             <w:r>
               <w:t>ชื่อฟิลด์</w:t>
             </w:r>
-            <w:proofErr w:type="spellEnd"/>
           </w:p>
         </w:tc>
         <w:tc>
@@ -6809,11 +6068,9 @@
               <w:spacing w:line="240" w:lineRule="auto"/>
               <w:jc w:val="center"/>
             </w:pPr>
-            <w:proofErr w:type="spellStart"/>
             <w:r>
               <w:t>ชนิดข้อมูล</w:t>
             </w:r>
-            <w:proofErr w:type="spellEnd"/>
           </w:p>
         </w:tc>
         <w:tc>
@@ -6843,11 +6100,9 @@
               <w:spacing w:line="240" w:lineRule="auto"/>
               <w:jc w:val="center"/>
             </w:pPr>
-            <w:proofErr w:type="spellStart"/>
             <w:r>
               <w:t>คีย์</w:t>
             </w:r>
-            <w:proofErr w:type="spellEnd"/>
           </w:p>
         </w:tc>
         <w:tc>
@@ -6859,11 +6114,9 @@
               <w:spacing w:line="240" w:lineRule="auto"/>
               <w:jc w:val="center"/>
             </w:pPr>
-            <w:proofErr w:type="spellStart"/>
             <w:r>
               <w:t>คำอธิบาย</w:t>
             </w:r>
-            <w:proofErr w:type="spellEnd"/>
           </w:p>
         </w:tc>
       </w:tr>
@@ -6899,7 +6152,6 @@
                 <w:color w:val="000000"/>
               </w:rPr>
             </w:pPr>
-            <w:proofErr w:type="spellStart"/>
             <w:r>
               <w:t>emp</w:t>
             </w:r>
@@ -6909,7 +6161,6 @@
               </w:rPr>
               <w:t>_id</w:t>
             </w:r>
-            <w:proofErr w:type="spellEnd"/>
           </w:p>
         </w:tc>
         <w:tc>
@@ -6984,14 +6235,12 @@
                 <w:color w:val="000000"/>
               </w:rPr>
             </w:pPr>
-            <w:proofErr w:type="spellStart"/>
             <w:r>
               <w:rPr>
                 <w:color w:val="000000"/>
               </w:rPr>
               <w:t>รหัส</w:t>
             </w:r>
-            <w:proofErr w:type="spellEnd"/>
             <w:r>
               <w:rPr>
                 <w:rFonts w:hint="cs"/>
@@ -7035,7 +6284,6 @@
                 <w:color w:val="000000"/>
               </w:rPr>
             </w:pPr>
-            <w:proofErr w:type="spellStart"/>
             <w:r>
               <w:t>emp</w:t>
             </w:r>
@@ -7045,7 +6293,6 @@
               </w:rPr>
               <w:t>_fname</w:t>
             </w:r>
-            <w:proofErr w:type="spellEnd"/>
           </w:p>
         </w:tc>
         <w:tc>
@@ -7114,14 +6361,12 @@
                 <w:color w:val="000000"/>
               </w:rPr>
             </w:pPr>
-            <w:proofErr w:type="spellStart"/>
             <w:r>
               <w:rPr>
                 <w:color w:val="000000"/>
               </w:rPr>
               <w:t>ชื่อ</w:t>
             </w:r>
-            <w:proofErr w:type="spellEnd"/>
             <w:r>
               <w:rPr>
                 <w:rFonts w:hint="cs"/>
@@ -7179,7 +6424,6 @@
                 <w:color w:val="000000"/>
               </w:rPr>
             </w:pPr>
-            <w:proofErr w:type="spellStart"/>
             <w:r>
               <w:t>emp</w:t>
             </w:r>
@@ -7189,7 +6433,6 @@
               </w:rPr>
               <w:t>_lname</w:t>
             </w:r>
-            <w:proofErr w:type="spellEnd"/>
           </w:p>
         </w:tc>
         <w:tc>
@@ -7325,7 +6568,6 @@
                 <w:color w:val="000000"/>
               </w:rPr>
             </w:pPr>
-            <w:proofErr w:type="spellStart"/>
             <w:r>
               <w:t>emp</w:t>
             </w:r>
@@ -7341,7 +6583,6 @@
               </w:rPr>
               <w:t>phone</w:t>
             </w:r>
-            <w:proofErr w:type="spellEnd"/>
           </w:p>
         </w:tc>
         <w:tc>
@@ -7461,7 +6702,6 @@
                 <w:color w:val="000000"/>
               </w:rPr>
             </w:pPr>
-            <w:proofErr w:type="spellStart"/>
             <w:r>
               <w:t>emp</w:t>
             </w:r>
@@ -7477,7 +6717,6 @@
               </w:rPr>
               <w:t>email</w:t>
             </w:r>
-            <w:proofErr w:type="spellEnd"/>
           </w:p>
         </w:tc>
         <w:tc>
@@ -7595,7 +6834,6 @@
                 <w:color w:val="000000"/>
               </w:rPr>
             </w:pPr>
-            <w:proofErr w:type="spellStart"/>
             <w:r>
               <w:t>emp</w:t>
             </w:r>
@@ -7611,7 +6849,6 @@
               </w:rPr>
               <w:t>hire_date</w:t>
             </w:r>
-            <w:proofErr w:type="spellEnd"/>
           </w:p>
         </w:tc>
         <w:tc>
@@ -7694,22 +6931,22 @@
     <w:p/>
     <w:p/>
     <w:p>
-      <w:proofErr w:type="spellStart"/>
       <w:r>
         <w:rPr>
           <w:b/>
           <w:bCs/>
         </w:rPr>
         <w:lastRenderedPageBreak/>
-        <w:t>ตารางที่</w:t>
-      </w:r>
-      <w:proofErr w:type="spellEnd"/>
-      <w:r>
-        <w:rPr>
+        <w:t xml:space="preserve">ตารางที่ </w:t>
+      </w:r>
+      <w:r>
+        <w:rPr>
+          <w:rFonts w:hint="cs"/>
           <w:b/>
           <w:bCs/>
-        </w:rPr>
-        <w:t xml:space="preserve"> </w:t>
+          <w:cs/>
+        </w:rPr>
+        <w:t>3.</w:t>
       </w:r>
       <w:r>
         <w:rPr>
@@ -7718,27 +6955,10 @@
           <w:bCs/>
           <w:cs/>
         </w:rPr>
-        <w:t>3.</w:t>
-      </w:r>
-      <w:r>
-        <w:rPr>
-          <w:rFonts w:hint="cs"/>
-          <w:b/>
-          <w:bCs/>
-          <w:cs/>
-        </w:rPr>
         <w:t>5</w:t>
       </w:r>
       <w:r>
-        <w:t xml:space="preserve"> </w:t>
-      </w:r>
-      <w:proofErr w:type="spellStart"/>
-      <w:r>
-        <w:t>แฟ้มข้อมูล</w:t>
-      </w:r>
-      <w:proofErr w:type="spellEnd"/>
-      <w:r>
-        <w:t xml:space="preserve"> </w:t>
+        <w:t xml:space="preserve"> แฟ้มข้อมูล </w:t>
       </w:r>
       <w:r>
         <w:t>services</w:t>
@@ -7769,11 +6989,9 @@
               <w:spacing w:line="240" w:lineRule="auto"/>
               <w:jc w:val="center"/>
             </w:pPr>
-            <w:proofErr w:type="spellStart"/>
             <w:r>
               <w:t>ลำดับ</w:t>
             </w:r>
-            <w:proofErr w:type="spellEnd"/>
           </w:p>
         </w:tc>
         <w:tc>
@@ -7785,11 +7003,9 @@
               <w:spacing w:line="240" w:lineRule="auto"/>
               <w:jc w:val="center"/>
             </w:pPr>
-            <w:proofErr w:type="spellStart"/>
             <w:r>
               <w:t>ชื่อฟิลด์</w:t>
             </w:r>
-            <w:proofErr w:type="spellEnd"/>
           </w:p>
         </w:tc>
         <w:tc>
@@ -7801,11 +7017,9 @@
               <w:spacing w:line="240" w:lineRule="auto"/>
               <w:jc w:val="center"/>
             </w:pPr>
-            <w:proofErr w:type="spellStart"/>
             <w:r>
               <w:t>ชนิดข้อมูล</w:t>
             </w:r>
-            <w:proofErr w:type="spellEnd"/>
           </w:p>
         </w:tc>
         <w:tc>
@@ -7835,11 +7049,9 @@
               <w:spacing w:line="240" w:lineRule="auto"/>
               <w:jc w:val="center"/>
             </w:pPr>
-            <w:proofErr w:type="spellStart"/>
             <w:r>
               <w:t>คีย์</w:t>
             </w:r>
-            <w:proofErr w:type="spellEnd"/>
           </w:p>
         </w:tc>
         <w:tc>
@@ -7851,11 +7063,9 @@
               <w:spacing w:line="240" w:lineRule="auto"/>
               <w:jc w:val="center"/>
             </w:pPr>
-            <w:proofErr w:type="spellStart"/>
             <w:r>
               <w:t>คำอธิบาย</w:t>
             </w:r>
-            <w:proofErr w:type="spellEnd"/>
           </w:p>
         </w:tc>
       </w:tr>
@@ -7891,7 +7101,6 @@
                 <w:color w:val="000000"/>
               </w:rPr>
             </w:pPr>
-            <w:proofErr w:type="spellStart"/>
             <w:r>
               <w:t>ser</w:t>
             </w:r>
@@ -7901,7 +7110,6 @@
               </w:rPr>
               <w:t>_id</w:t>
             </w:r>
-            <w:proofErr w:type="spellEnd"/>
           </w:p>
         </w:tc>
         <w:tc>
@@ -8017,11 +7225,9 @@
                 <w:color w:val="000000"/>
               </w:rPr>
             </w:pPr>
-            <w:proofErr w:type="spellStart"/>
             <w:r>
               <w:t>ser_code</w:t>
             </w:r>
-            <w:proofErr w:type="spellEnd"/>
           </w:p>
         </w:tc>
         <w:tc>
@@ -8137,11 +7343,9 @@
                 <w:color w:val="000000"/>
               </w:rPr>
             </w:pPr>
-            <w:proofErr w:type="spellStart"/>
             <w:r>
               <w:t>ser_name</w:t>
             </w:r>
-            <w:proofErr w:type="spellEnd"/>
           </w:p>
         </w:tc>
         <w:tc>
@@ -8220,14 +7424,12 @@
                 <w:color w:val="000000"/>
               </w:rPr>
             </w:pPr>
-            <w:proofErr w:type="spellStart"/>
             <w:r>
               <w:rPr>
                 <w:color w:val="000000"/>
               </w:rPr>
               <w:t>ชื่อ</w:t>
             </w:r>
-            <w:proofErr w:type="spellEnd"/>
             <w:r>
               <w:rPr>
                 <w:rFonts w:hint="cs"/>
@@ -8277,11 +7479,9 @@
                 <w:color w:val="000000"/>
               </w:rPr>
             </w:pPr>
-            <w:proofErr w:type="spellStart"/>
             <w:r>
               <w:t>ser_description</w:t>
             </w:r>
-            <w:proofErr w:type="spellEnd"/>
           </w:p>
         </w:tc>
         <w:tc>
@@ -8397,11 +7597,9 @@
                 <w:color w:val="000000"/>
               </w:rPr>
             </w:pPr>
-            <w:proofErr w:type="spellStart"/>
             <w:r>
               <w:t>cat_id</w:t>
             </w:r>
-            <w:proofErr w:type="spellEnd"/>
           </w:p>
         </w:tc>
         <w:tc>
@@ -8865,14 +8063,12 @@
                 <w:color w:val="000000"/>
               </w:rPr>
             </w:pPr>
-            <w:proofErr w:type="spellStart"/>
             <w:r>
               <w:t>ser_</w:t>
             </w:r>
             <w:r>
               <w:t>active</w:t>
             </w:r>
-            <w:proofErr w:type="spellEnd"/>
           </w:p>
         </w:tc>
         <w:tc>
@@ -8951,21 +8147,7 @@
               <w:rPr>
                 <w:color w:val="000000"/>
               </w:rPr>
-              <w:t>(</w:t>
-            </w:r>
-            <w:proofErr w:type="spellStart"/>
-            <w:r>
-              <w:rPr>
-                <w:color w:val="000000"/>
-              </w:rPr>
-              <w:t>yes,no</w:t>
-            </w:r>
-            <w:proofErr w:type="spellEnd"/>
-            <w:r>
-              <w:rPr>
-                <w:color w:val="000000"/>
-              </w:rPr>
-              <w:t>)</w:t>
+              <w:t>(yes,no)</w:t>
             </w:r>
           </w:p>
         </w:tc>
@@ -8973,21 +8155,21 @@
     </w:tbl>
     <w:p/>
     <w:p>
-      <w:proofErr w:type="spellStart"/>
       <w:r>
         <w:rPr>
           <w:b/>
           <w:bCs/>
         </w:rPr>
-        <w:t>ตารางที่</w:t>
-      </w:r>
-      <w:proofErr w:type="spellEnd"/>
-      <w:r>
-        <w:rPr>
+        <w:t xml:space="preserve">ตารางที่ </w:t>
+      </w:r>
+      <w:r>
+        <w:rPr>
+          <w:rFonts w:hint="cs"/>
           <w:b/>
           <w:bCs/>
-        </w:rPr>
-        <w:t xml:space="preserve"> </w:t>
+          <w:cs/>
+        </w:rPr>
+        <w:t>3.</w:t>
       </w:r>
       <w:r>
         <w:rPr>
@@ -8996,27 +8178,10 @@
           <w:bCs/>
           <w:cs/>
         </w:rPr>
-        <w:t>3.</w:t>
-      </w:r>
-      <w:r>
-        <w:rPr>
-          <w:rFonts w:hint="cs"/>
-          <w:b/>
-          <w:bCs/>
-          <w:cs/>
-        </w:rPr>
         <w:t>6</w:t>
       </w:r>
       <w:r>
-        <w:t xml:space="preserve"> </w:t>
-      </w:r>
-      <w:proofErr w:type="spellStart"/>
-      <w:r>
-        <w:t>แฟ้มข้อมูล</w:t>
-      </w:r>
-      <w:proofErr w:type="spellEnd"/>
-      <w:r>
-        <w:t xml:space="preserve"> </w:t>
+        <w:t xml:space="preserve"> แฟ้มข้อมูล </w:t>
       </w:r>
       <w:r>
         <w:t>packages</w:t>
@@ -9047,11 +8212,9 @@
               <w:spacing w:line="240" w:lineRule="auto"/>
               <w:jc w:val="center"/>
             </w:pPr>
-            <w:proofErr w:type="spellStart"/>
             <w:r>
               <w:t>ลำดับ</w:t>
             </w:r>
-            <w:proofErr w:type="spellEnd"/>
           </w:p>
         </w:tc>
         <w:tc>
@@ -9063,11 +8226,9 @@
               <w:spacing w:line="240" w:lineRule="auto"/>
               <w:jc w:val="center"/>
             </w:pPr>
-            <w:proofErr w:type="spellStart"/>
             <w:r>
               <w:t>ชื่อฟิลด์</w:t>
             </w:r>
-            <w:proofErr w:type="spellEnd"/>
           </w:p>
         </w:tc>
         <w:tc>
@@ -9079,11 +8240,9 @@
               <w:spacing w:line="240" w:lineRule="auto"/>
               <w:jc w:val="center"/>
             </w:pPr>
-            <w:proofErr w:type="spellStart"/>
             <w:r>
               <w:t>ชนิดข้อมูล</w:t>
             </w:r>
-            <w:proofErr w:type="spellEnd"/>
           </w:p>
         </w:tc>
         <w:tc>
@@ -9113,11 +8272,9 @@
               <w:spacing w:line="240" w:lineRule="auto"/>
               <w:jc w:val="center"/>
             </w:pPr>
-            <w:proofErr w:type="spellStart"/>
             <w:r>
               <w:t>คีย์</w:t>
             </w:r>
-            <w:proofErr w:type="spellEnd"/>
           </w:p>
         </w:tc>
         <w:tc>
@@ -9129,11 +8286,9 @@
               <w:spacing w:line="240" w:lineRule="auto"/>
               <w:jc w:val="center"/>
             </w:pPr>
-            <w:proofErr w:type="spellStart"/>
             <w:r>
               <w:t>คำอธิบาย</w:t>
             </w:r>
-            <w:proofErr w:type="spellEnd"/>
           </w:p>
         </w:tc>
       </w:tr>
@@ -9169,7 +8324,6 @@
                 <w:color w:val="000000"/>
               </w:rPr>
             </w:pPr>
-            <w:proofErr w:type="spellStart"/>
             <w:r>
               <w:t>pac</w:t>
             </w:r>
@@ -9179,7 +8333,6 @@
               </w:rPr>
               <w:t>_id</w:t>
             </w:r>
-            <w:proofErr w:type="spellEnd"/>
           </w:p>
         </w:tc>
         <w:tc>
@@ -9249,28 +8402,25 @@
             <w:pPr>
               <w:spacing w:line="240" w:lineRule="auto"/>
               <w:rPr>
+                <w:color w:val="000000"/>
+              </w:rPr>
+            </w:pPr>
+            <w:r>
+              <w:rPr>
                 <w:rFonts w:hint="cs"/>
                 <w:color w:val="000000"/>
-              </w:rPr>
-            </w:pPr>
+                <w:cs/>
+              </w:rPr>
+              <w:t>รหัส</w:t>
+            </w:r>
             <w:r>
               <w:rPr>
                 <w:rFonts w:hint="cs"/>
                 <w:color w:val="000000"/>
                 <w:cs/>
               </w:rPr>
-              <w:t>รหัส</w:t>
-            </w:r>
-            <w:proofErr w:type="spellStart"/>
-            <w:r>
-              <w:rPr>
-                <w:rFonts w:hint="cs"/>
-                <w:color w:val="000000"/>
-                <w:cs/>
-              </w:rPr>
               <w:t>แพ็กเกจ</w:t>
             </w:r>
-            <w:proofErr w:type="spellEnd"/>
           </w:p>
         </w:tc>
       </w:tr>
@@ -9306,14 +8456,12 @@
                 <w:color w:val="000000"/>
               </w:rPr>
             </w:pPr>
-            <w:proofErr w:type="spellStart"/>
             <w:r>
               <w:t>pac</w:t>
             </w:r>
             <w:r>
               <w:t>_code</w:t>
             </w:r>
-            <w:proofErr w:type="spellEnd"/>
           </w:p>
         </w:tc>
         <w:tc>
@@ -9388,7 +8536,6 @@
               </w:rPr>
               <w:t>รหัสประจำ</w:t>
             </w:r>
-            <w:proofErr w:type="spellStart"/>
             <w:r>
               <w:rPr>
                 <w:rFonts w:hint="cs"/>
@@ -9397,7 +8544,6 @@
               </w:rPr>
               <w:t>แพ็กเกจ</w:t>
             </w:r>
-            <w:proofErr w:type="spellEnd"/>
           </w:p>
         </w:tc>
       </w:tr>
@@ -9439,14 +8585,12 @@
                 <w:color w:val="000000"/>
               </w:rPr>
             </w:pPr>
-            <w:proofErr w:type="spellStart"/>
             <w:r>
               <w:t>pac</w:t>
             </w:r>
             <w:r>
               <w:t>_name</w:t>
             </w:r>
-            <w:proofErr w:type="spellEnd"/>
           </w:p>
         </w:tc>
         <w:tc>
@@ -9525,7 +8669,6 @@
                 <w:color w:val="000000"/>
               </w:rPr>
             </w:pPr>
-            <w:proofErr w:type="spellStart"/>
             <w:r>
               <w:rPr>
                 <w:color w:val="000000"/>
@@ -9540,7 +8683,6 @@
               </w:rPr>
               <w:t>แพ็กเกจ</w:t>
             </w:r>
-            <w:proofErr w:type="spellEnd"/>
           </w:p>
         </w:tc>
       </w:tr>
@@ -9582,14 +8724,12 @@
                 <w:color w:val="000000"/>
               </w:rPr>
             </w:pPr>
-            <w:proofErr w:type="spellStart"/>
             <w:r>
               <w:t>pac</w:t>
             </w:r>
             <w:r>
               <w:t>_description</w:t>
             </w:r>
-            <w:proofErr w:type="spellEnd"/>
           </w:p>
         </w:tc>
         <w:tc>
@@ -9705,11 +8845,9 @@
                 <w:color w:val="000000"/>
               </w:rPr>
             </w:pPr>
-            <w:proofErr w:type="spellStart"/>
             <w:r>
               <w:t>cat_id</w:t>
             </w:r>
-            <w:proofErr w:type="spellEnd"/>
           </w:p>
         </w:tc>
         <w:tc>
@@ -9895,28 +9033,25 @@
             <w:pPr>
               <w:spacing w:line="240" w:lineRule="auto"/>
               <w:rPr>
+                <w:color w:val="000000"/>
+              </w:rPr>
+            </w:pPr>
+            <w:r>
+              <w:rPr>
                 <w:rFonts w:hint="cs"/>
                 <w:color w:val="000000"/>
-              </w:rPr>
-            </w:pPr>
+                <w:cs/>
+              </w:rPr>
+              <w:t>ราคา</w:t>
+            </w:r>
             <w:r>
               <w:rPr>
                 <w:rFonts w:hint="cs"/>
                 <w:color w:val="000000"/>
                 <w:cs/>
               </w:rPr>
-              <w:t>ราคา</w:t>
-            </w:r>
-            <w:proofErr w:type="spellStart"/>
-            <w:r>
-              <w:rPr>
-                <w:rFonts w:hint="cs"/>
-                <w:color w:val="000000"/>
-                <w:cs/>
-              </w:rPr>
               <w:t>แพ็กเกจ</w:t>
             </w:r>
-            <w:proofErr w:type="spellEnd"/>
           </w:p>
         </w:tc>
       </w:tr>
@@ -9960,7 +9095,6 @@
                 <w:color w:val="000000"/>
               </w:rPr>
             </w:pPr>
-            <w:proofErr w:type="spellStart"/>
             <w:r>
               <w:t>pac</w:t>
             </w:r>
@@ -9970,7 +9104,6 @@
             <w:r>
               <w:t>hour</w:t>
             </w:r>
-            <w:proofErr w:type="spellEnd"/>
           </w:p>
         </w:tc>
         <w:tc>
@@ -10034,28 +9167,17 @@
             <w:pPr>
               <w:spacing w:line="240" w:lineRule="auto"/>
               <w:rPr>
+                <w:color w:val="000000"/>
+              </w:rPr>
+            </w:pPr>
+            <w:r>
+              <w:rPr>
                 <w:rFonts w:hint="cs"/>
                 <w:color w:val="000000"/>
-              </w:rPr>
-            </w:pPr>
-            <w:r>
-              <w:rPr>
-                <w:rFonts w:hint="cs"/>
-                <w:color w:val="000000"/>
-                <w:cs/>
-              </w:rPr>
-              <w:t>ชั่วโมงการใช้บริการของ</w:t>
-            </w:r>
-            <w:proofErr w:type="spellStart"/>
-            <w:r>
-              <w:rPr>
-                <w:rFonts w:hint="cs"/>
-                <w:color w:val="000000"/>
-                <w:cs/>
-              </w:rPr>
-              <w:t>แพ็กเกจ</w:t>
-            </w:r>
-            <w:proofErr w:type="spellEnd"/>
+                <w:cs/>
+              </w:rPr>
+              <w:t>ชั่วโมงการใช้บริการของแพ็กเกจ</w:t>
+            </w:r>
           </w:p>
         </w:tc>
       </w:tr>
@@ -10097,11 +9219,9 @@
                 <w:color w:val="000000"/>
               </w:rPr>
             </w:pPr>
-            <w:proofErr w:type="spellStart"/>
             <w:r>
               <w:t>pac_active</w:t>
             </w:r>
-            <w:proofErr w:type="spellEnd"/>
           </w:p>
         </w:tc>
         <w:tc>
@@ -10180,21 +9300,7 @@
               <w:rPr>
                 <w:color w:val="000000"/>
               </w:rPr>
-              <w:t>(</w:t>
-            </w:r>
-            <w:proofErr w:type="spellStart"/>
-            <w:r>
-              <w:rPr>
-                <w:color w:val="000000"/>
-              </w:rPr>
-              <w:t>yes,no</w:t>
-            </w:r>
-            <w:proofErr w:type="spellEnd"/>
-            <w:r>
-              <w:rPr>
-                <w:color w:val="000000"/>
-              </w:rPr>
-              <w:t>)</w:t>
+              <w:t>(yes,no)</w:t>
             </w:r>
           </w:p>
         </w:tc>
@@ -10209,21 +9315,21 @@
       </w:pPr>
     </w:p>
     <w:p>
-      <w:proofErr w:type="spellStart"/>
       <w:r>
         <w:rPr>
           <w:b/>
           <w:bCs/>
         </w:rPr>
-        <w:t>ตารางที่</w:t>
-      </w:r>
-      <w:proofErr w:type="spellEnd"/>
-      <w:r>
-        <w:rPr>
+        <w:t xml:space="preserve">ตารางที่ </w:t>
+      </w:r>
+      <w:r>
+        <w:rPr>
+          <w:rFonts w:hint="cs"/>
           <w:b/>
           <w:bCs/>
-        </w:rPr>
-        <w:t xml:space="preserve"> </w:t>
+          <w:cs/>
+        </w:rPr>
+        <w:t>3.</w:t>
       </w:r>
       <w:r>
         <w:rPr>
@@ -10232,27 +9338,13 @@
           <w:bCs/>
           <w:cs/>
         </w:rPr>
-        <w:t>3.</w:t>
-      </w:r>
-      <w:r>
-        <w:rPr>
-          <w:rFonts w:hint="cs"/>
-          <w:b/>
-          <w:bCs/>
-          <w:cs/>
-        </w:rPr>
         <w:t>7</w:t>
       </w:r>
       <w:r>
         <w:t xml:space="preserve"> </w:t>
       </w:r>
-      <w:proofErr w:type="spellStart"/>
-      <w:r>
-        <w:t>แฟ้มข้อมูล</w:t>
-      </w:r>
-      <w:proofErr w:type="spellEnd"/>
-      <w:r>
-        <w:t xml:space="preserve"> </w:t>
+      <w:r>
+        <w:t xml:space="preserve">แฟ้มข้อมูล </w:t>
       </w:r>
       <w:r>
         <w:t>categories</w:t>
@@ -10283,11 +9375,9 @@
               <w:spacing w:line="240" w:lineRule="auto"/>
               <w:jc w:val="center"/>
             </w:pPr>
-            <w:proofErr w:type="spellStart"/>
             <w:r>
               <w:t>ลำดับ</w:t>
             </w:r>
-            <w:proofErr w:type="spellEnd"/>
           </w:p>
         </w:tc>
         <w:tc>
@@ -10299,11 +9389,9 @@
               <w:spacing w:line="240" w:lineRule="auto"/>
               <w:jc w:val="center"/>
             </w:pPr>
-            <w:proofErr w:type="spellStart"/>
             <w:r>
               <w:t>ชื่อฟิลด์</w:t>
             </w:r>
-            <w:proofErr w:type="spellEnd"/>
           </w:p>
         </w:tc>
         <w:tc>
@@ -10315,11 +9403,9 @@
               <w:spacing w:line="240" w:lineRule="auto"/>
               <w:jc w:val="center"/>
             </w:pPr>
-            <w:proofErr w:type="spellStart"/>
             <w:r>
               <w:t>ชนิดข้อมูล</w:t>
             </w:r>
-            <w:proofErr w:type="spellEnd"/>
           </w:p>
         </w:tc>
         <w:tc>
@@ -10349,11 +9435,9 @@
               <w:spacing w:line="240" w:lineRule="auto"/>
               <w:jc w:val="center"/>
             </w:pPr>
-            <w:proofErr w:type="spellStart"/>
             <w:r>
               <w:t>คีย์</w:t>
             </w:r>
-            <w:proofErr w:type="spellEnd"/>
           </w:p>
         </w:tc>
         <w:tc>
@@ -10365,11 +9449,9 @@
               <w:spacing w:line="240" w:lineRule="auto"/>
               <w:jc w:val="center"/>
             </w:pPr>
-            <w:proofErr w:type="spellStart"/>
             <w:r>
               <w:t>คำอธิบาย</w:t>
             </w:r>
-            <w:proofErr w:type="spellEnd"/>
           </w:p>
         </w:tc>
       </w:tr>
@@ -10405,7 +9487,6 @@
                 <w:color w:val="000000"/>
               </w:rPr>
             </w:pPr>
-            <w:proofErr w:type="spellStart"/>
             <w:r>
               <w:t>cat</w:t>
             </w:r>
@@ -10415,7 +9496,6 @@
               </w:rPr>
               <w:t>_id</w:t>
             </w:r>
-            <w:proofErr w:type="spellEnd"/>
           </w:p>
         </w:tc>
         <w:tc>
@@ -10531,11 +9611,9 @@
                 <w:color w:val="000000"/>
               </w:rPr>
             </w:pPr>
-            <w:proofErr w:type="spellStart"/>
             <w:r>
               <w:t>cat_name</w:t>
             </w:r>
-            <w:proofErr w:type="spellEnd"/>
           </w:p>
         </w:tc>
         <w:tc>
@@ -10625,29 +9703,28 @@
     <w:p>
       <w:pPr>
         <w:rPr>
-          <w:rFonts w:hint="cs"/>
           <w:b/>
           <w:bCs/>
         </w:rPr>
       </w:pPr>
     </w:p>
     <w:p>
-      <w:proofErr w:type="spellStart"/>
       <w:r>
         <w:rPr>
           <w:b/>
           <w:bCs/>
         </w:rPr>
         <w:lastRenderedPageBreak/>
-        <w:t>ตารางที่</w:t>
-      </w:r>
-      <w:proofErr w:type="spellEnd"/>
-      <w:r>
-        <w:rPr>
+        <w:t xml:space="preserve">ตารางที่ </w:t>
+      </w:r>
+      <w:r>
+        <w:rPr>
+          <w:rFonts w:hint="cs"/>
           <w:b/>
           <w:bCs/>
-        </w:rPr>
-        <w:t xml:space="preserve"> </w:t>
+          <w:cs/>
+        </w:rPr>
+        <w:t>3.</w:t>
       </w:r>
       <w:r>
         <w:rPr>
@@ -10656,27 +9733,13 @@
           <w:bCs/>
           <w:cs/>
         </w:rPr>
-        <w:t>3.</w:t>
-      </w:r>
-      <w:r>
-        <w:rPr>
-          <w:rFonts w:hint="cs"/>
-          <w:b/>
-          <w:bCs/>
-          <w:cs/>
-        </w:rPr>
         <w:t>8</w:t>
       </w:r>
       <w:r>
         <w:t xml:space="preserve"> </w:t>
       </w:r>
-      <w:proofErr w:type="spellStart"/>
-      <w:r>
-        <w:t>แฟ้มข้อมูล</w:t>
-      </w:r>
-      <w:proofErr w:type="spellEnd"/>
-      <w:r>
-        <w:t xml:space="preserve"> </w:t>
+      <w:r>
+        <w:t xml:space="preserve">แฟ้มข้อมูล </w:t>
       </w:r>
       <w:r>
         <w:t>payments</w:t>
@@ -10707,11 +9770,9 @@
               <w:spacing w:line="240" w:lineRule="auto"/>
               <w:jc w:val="center"/>
             </w:pPr>
-            <w:proofErr w:type="spellStart"/>
             <w:r>
               <w:t>ลำดับ</w:t>
             </w:r>
-            <w:proofErr w:type="spellEnd"/>
           </w:p>
         </w:tc>
         <w:tc>
@@ -10723,11 +9784,9 @@
               <w:spacing w:line="240" w:lineRule="auto"/>
               <w:jc w:val="center"/>
             </w:pPr>
-            <w:proofErr w:type="spellStart"/>
             <w:r>
               <w:t>ชื่อฟิลด์</w:t>
             </w:r>
-            <w:proofErr w:type="spellEnd"/>
           </w:p>
         </w:tc>
         <w:tc>
@@ -10739,11 +9798,9 @@
               <w:spacing w:line="240" w:lineRule="auto"/>
               <w:jc w:val="center"/>
             </w:pPr>
-            <w:proofErr w:type="spellStart"/>
             <w:r>
               <w:t>ชนิดข้อมูล</w:t>
             </w:r>
-            <w:proofErr w:type="spellEnd"/>
           </w:p>
         </w:tc>
         <w:tc>
@@ -10773,11 +9830,9 @@
               <w:spacing w:line="240" w:lineRule="auto"/>
               <w:jc w:val="center"/>
             </w:pPr>
-            <w:proofErr w:type="spellStart"/>
             <w:r>
               <w:t>คีย์</w:t>
             </w:r>
-            <w:proofErr w:type="spellEnd"/>
           </w:p>
         </w:tc>
         <w:tc>
@@ -10789,11 +9844,9 @@
               <w:spacing w:line="240" w:lineRule="auto"/>
               <w:jc w:val="center"/>
             </w:pPr>
-            <w:proofErr w:type="spellStart"/>
             <w:r>
               <w:t>คำอธิบาย</w:t>
             </w:r>
-            <w:proofErr w:type="spellEnd"/>
           </w:p>
         </w:tc>
       </w:tr>
@@ -10829,7 +9882,6 @@
                 <w:color w:val="000000"/>
               </w:rPr>
             </w:pPr>
-            <w:proofErr w:type="spellStart"/>
             <w:r>
               <w:t>pay</w:t>
             </w:r>
@@ -10839,7 +9891,6 @@
               </w:rPr>
               <w:t>_id</w:t>
             </w:r>
-            <w:proofErr w:type="spellEnd"/>
           </w:p>
         </w:tc>
         <w:tc>
@@ -10963,14 +10014,12 @@
                 <w:color w:val="000000"/>
               </w:rPr>
             </w:pPr>
-            <w:proofErr w:type="spellStart"/>
             <w:r>
               <w:t>boo</w:t>
             </w:r>
             <w:r>
               <w:t>_id</w:t>
             </w:r>
-            <w:proofErr w:type="spellEnd"/>
           </w:p>
         </w:tc>
         <w:tc>
@@ -11101,7 +10150,6 @@
                 <w:color w:val="000000"/>
               </w:rPr>
             </w:pPr>
-            <w:proofErr w:type="spellStart"/>
             <w:r>
               <w:t>pay</w:t>
             </w:r>
@@ -11111,7 +10159,6 @@
               </w:rPr>
               <w:t>_amount</w:t>
             </w:r>
-            <w:proofErr w:type="spellEnd"/>
           </w:p>
         </w:tc>
         <w:tc>
@@ -11241,7 +10288,6 @@
                 <w:color w:val="000000"/>
               </w:rPr>
             </w:pPr>
-            <w:proofErr w:type="spellStart"/>
             <w:r>
               <w:t>pay</w:t>
             </w:r>
@@ -11251,7 +10297,6 @@
               </w:rPr>
               <w:t>_method</w:t>
             </w:r>
-            <w:proofErr w:type="spellEnd"/>
           </w:p>
         </w:tc>
         <w:tc>
@@ -11330,21 +10375,7 @@
               <w:rPr>
                 <w:color w:val="000000"/>
               </w:rPr>
-              <w:t>'</w:t>
-            </w:r>
-            <w:proofErr w:type="spellStart"/>
-            <w:r>
-              <w:rPr>
-                <w:color w:val="000000"/>
-              </w:rPr>
-              <w:t>cash','credit_card','bank_transfer','e</w:t>
-            </w:r>
-            <w:proofErr w:type="spellEnd"/>
-            <w:r>
-              <w:rPr>
-                <w:color w:val="000000"/>
-              </w:rPr>
-              <w:t>-wallet'</w:t>
+              <w:t>'cash','credit_card','bank_transfer','e-wallet'</w:t>
             </w:r>
             <w:r>
               <w:rPr>
@@ -11397,7 +10428,6 @@
                 <w:color w:val="000000"/>
               </w:rPr>
             </w:pPr>
-            <w:proofErr w:type="spellStart"/>
             <w:r>
               <w:t>pay</w:t>
             </w:r>
@@ -11407,7 +10437,6 @@
               </w:rPr>
               <w:t>_status</w:t>
             </w:r>
-            <w:proofErr w:type="spellEnd"/>
           </w:p>
         </w:tc>
         <w:tc>
@@ -11555,7 +10584,6 @@
                 <w:color w:val="000000"/>
               </w:rPr>
             </w:pPr>
-            <w:proofErr w:type="spellStart"/>
             <w:r>
               <w:t>pay</w:t>
             </w:r>
@@ -11563,144 +10591,8 @@
               <w:rPr>
                 <w:color w:val="000000"/>
               </w:rPr>
-              <w:t>_</w:t>
-            </w:r>
-            <w:r>
-              <w:rPr>
-                <w:color w:val="000000"/>
-              </w:rPr>
-              <w:t>receipt</w:t>
-            </w:r>
-            <w:proofErr w:type="spellEnd"/>
-          </w:p>
-        </w:tc>
-        <w:tc>
-          <w:tcPr>
-            <w:tcW w:w="1350" w:type="dxa"/>
-          </w:tcPr>
-          <w:p>
-            <w:pPr>
-              <w:spacing w:line="240" w:lineRule="auto"/>
-              <w:rPr>
-                <w:color w:val="000000"/>
-              </w:rPr>
-            </w:pPr>
-            <w:r>
-              <w:rPr>
-                <w:color w:val="000000"/>
-              </w:rPr>
-              <w:t>Varchar</w:t>
-            </w:r>
-          </w:p>
-        </w:tc>
-        <w:tc>
-          <w:tcPr>
-            <w:tcW w:w="720" w:type="dxa"/>
-          </w:tcPr>
-          <w:p>
-            <w:pPr>
-              <w:spacing w:line="240" w:lineRule="auto"/>
-              <w:jc w:val="center"/>
-              <w:rPr>
-                <w:color w:val="000000"/>
-              </w:rPr>
-            </w:pPr>
-            <w:r>
-              <w:rPr>
-                <w:color w:val="000000"/>
-              </w:rPr>
-              <w:t>100</w:t>
-            </w:r>
-          </w:p>
-        </w:tc>
-        <w:tc>
-          <w:tcPr>
-            <w:tcW w:w="540" w:type="dxa"/>
-          </w:tcPr>
-          <w:p>
-            <w:pPr>
-              <w:spacing w:line="240" w:lineRule="auto"/>
-              <w:jc w:val="center"/>
-              <w:rPr>
-                <w:color w:val="000000"/>
-              </w:rPr>
-            </w:pPr>
-          </w:p>
-        </w:tc>
-        <w:tc>
-          <w:tcPr>
-            <w:tcW w:w="1915" w:type="dxa"/>
-          </w:tcPr>
-          <w:p>
-            <w:pPr>
-              <w:spacing w:line="240" w:lineRule="auto"/>
-              <w:rPr>
-                <w:color w:val="000000"/>
-                <w:cs/>
-              </w:rPr>
-            </w:pPr>
-            <w:r>
-              <w:rPr>
-                <w:rFonts w:hint="cs"/>
-                <w:color w:val="000000"/>
-                <w:cs/>
-              </w:rPr>
-              <w:t>รูปสลิปการโอน</w:t>
-            </w:r>
-          </w:p>
-        </w:tc>
-      </w:tr>
-      <w:tr>
-        <w:tc>
-          <w:tcPr>
-            <w:tcW w:w="889" w:type="dxa"/>
-          </w:tcPr>
-          <w:p>
-            <w:pPr>
-              <w:spacing w:line="240" w:lineRule="auto"/>
-              <w:jc w:val="center"/>
-              <w:rPr>
-                <w:color w:val="000000"/>
-              </w:rPr>
-            </w:pPr>
-            <w:r>
-              <w:rPr>
-                <w:rFonts w:hint="cs"/>
-                <w:color w:val="000000"/>
-                <w:cs/>
-              </w:rPr>
-              <w:t>7</w:t>
-            </w:r>
-            <w:r>
-              <w:rPr>
-                <w:color w:val="000000"/>
-              </w:rPr>
-              <w:t>.</w:t>
-            </w:r>
-          </w:p>
-        </w:tc>
-        <w:tc>
-          <w:tcPr>
-            <w:tcW w:w="2886" w:type="dxa"/>
-          </w:tcPr>
-          <w:p>
-            <w:pPr>
-              <w:spacing w:line="240" w:lineRule="auto"/>
-              <w:rPr>
-                <w:color w:val="000000"/>
-              </w:rPr>
-            </w:pPr>
-            <w:proofErr w:type="spellStart"/>
-            <w:r>
-              <w:t>pay</w:t>
-            </w:r>
-            <w:r>
-              <w:rPr>
-                <w:color w:val="000000"/>
-              </w:rPr>
               <w:t>_transaction_date</w:t>
             </w:r>
-            <w:proofErr w:type="spellEnd"/>
           </w:p>
         </w:tc>
         <w:tc>
@@ -11783,21 +10675,21 @@
       </w:pPr>
     </w:p>
     <w:p>
-      <w:proofErr w:type="spellStart"/>
       <w:r>
         <w:rPr>
           <w:b/>
           <w:bCs/>
         </w:rPr>
-        <w:t>ตารางที่</w:t>
-      </w:r>
-      <w:proofErr w:type="spellEnd"/>
-      <w:r>
-        <w:rPr>
+        <w:t xml:space="preserve">ตารางที่ </w:t>
+      </w:r>
+      <w:r>
+        <w:rPr>
+          <w:rFonts w:hint="cs"/>
           <w:b/>
           <w:bCs/>
-        </w:rPr>
-        <w:t xml:space="preserve"> </w:t>
+          <w:cs/>
+        </w:rPr>
+        <w:t>3.</w:t>
       </w:r>
       <w:r>
         <w:rPr>
@@ -11806,27 +10698,13 @@
           <w:bCs/>
           <w:cs/>
         </w:rPr>
-        <w:t>3.</w:t>
-      </w:r>
-      <w:r>
-        <w:rPr>
-          <w:rFonts w:hint="cs"/>
-          <w:b/>
-          <w:bCs/>
-          <w:cs/>
-        </w:rPr>
         <w:t>9</w:t>
       </w:r>
       <w:r>
         <w:t xml:space="preserve"> </w:t>
       </w:r>
-      <w:proofErr w:type="spellStart"/>
-      <w:r>
-        <w:t>แฟ้มข้อมูล</w:t>
-      </w:r>
-      <w:proofErr w:type="spellEnd"/>
-      <w:r>
-        <w:t xml:space="preserve"> </w:t>
+      <w:r>
+        <w:t xml:space="preserve">แฟ้มข้อมูล </w:t>
       </w:r>
       <w:r>
         <w:t>booking</w:t>
@@ -11860,11 +10738,9 @@
               <w:spacing w:line="240" w:lineRule="auto"/>
               <w:jc w:val="center"/>
             </w:pPr>
-            <w:proofErr w:type="spellStart"/>
             <w:r>
               <w:t>ลำดับ</w:t>
             </w:r>
-            <w:proofErr w:type="spellEnd"/>
           </w:p>
         </w:tc>
         <w:tc>
@@ -11876,11 +10752,9 @@
               <w:spacing w:line="240" w:lineRule="auto"/>
               <w:jc w:val="center"/>
             </w:pPr>
-            <w:proofErr w:type="spellStart"/>
             <w:r>
               <w:t>ชื่อฟิลด์</w:t>
             </w:r>
-            <w:proofErr w:type="spellEnd"/>
           </w:p>
         </w:tc>
         <w:tc>
@@ -11892,11 +10766,9 @@
               <w:spacing w:line="240" w:lineRule="auto"/>
               <w:jc w:val="center"/>
             </w:pPr>
-            <w:proofErr w:type="spellStart"/>
             <w:r>
               <w:t>ชนิดข้อมูล</w:t>
             </w:r>
-            <w:proofErr w:type="spellEnd"/>
           </w:p>
         </w:tc>
         <w:tc>
@@ -11926,11 +10798,9 @@
               <w:spacing w:line="240" w:lineRule="auto"/>
               <w:jc w:val="center"/>
             </w:pPr>
-            <w:proofErr w:type="spellStart"/>
             <w:r>
               <w:t>คีย์</w:t>
             </w:r>
-            <w:proofErr w:type="spellEnd"/>
           </w:p>
         </w:tc>
         <w:tc>
@@ -11942,11 +10812,9 @@
               <w:spacing w:line="240" w:lineRule="auto"/>
               <w:jc w:val="center"/>
             </w:pPr>
-            <w:proofErr w:type="spellStart"/>
             <w:r>
               <w:t>คำอธิบาย</w:t>
             </w:r>
-            <w:proofErr w:type="spellEnd"/>
           </w:p>
         </w:tc>
       </w:tr>
@@ -11982,7 +10850,6 @@
                 <w:color w:val="000000"/>
               </w:rPr>
             </w:pPr>
-            <w:proofErr w:type="spellStart"/>
             <w:r>
               <w:t>boo</w:t>
             </w:r>
@@ -11992,7 +10859,6 @@
               </w:rPr>
               <w:t>_id</w:t>
             </w:r>
-            <w:proofErr w:type="spellEnd"/>
           </w:p>
         </w:tc>
         <w:tc>
@@ -12108,11 +10974,9 @@
                 <w:color w:val="000000"/>
               </w:rPr>
             </w:pPr>
-            <w:proofErr w:type="spellStart"/>
             <w:r>
               <w:t>cus_id</w:t>
             </w:r>
-            <w:proofErr w:type="spellEnd"/>
           </w:p>
         </w:tc>
         <w:tc>
@@ -12236,11 +11100,9 @@
                 <w:color w:val="000000"/>
               </w:rPr>
             </w:pPr>
-            <w:proofErr w:type="spellStart"/>
             <w:r>
               <w:t>emp_id</w:t>
             </w:r>
-            <w:proofErr w:type="spellEnd"/>
           </w:p>
         </w:tc>
         <w:tc>
@@ -12368,11 +11230,9 @@
                 <w:color w:val="000000"/>
               </w:rPr>
             </w:pPr>
-            <w:proofErr w:type="spellStart"/>
             <w:r>
               <w:t>ser_id</w:t>
             </w:r>
-            <w:proofErr w:type="spellEnd"/>
           </w:p>
         </w:tc>
         <w:tc>
@@ -12500,14 +11360,12 @@
                 <w:color w:val="000000"/>
               </w:rPr>
             </w:pPr>
-            <w:proofErr w:type="spellStart"/>
             <w:r>
               <w:t>pac</w:t>
             </w:r>
             <w:r>
               <w:t>_id</w:t>
             </w:r>
-            <w:proofErr w:type="spellEnd"/>
           </w:p>
         </w:tc>
         <w:tc>
@@ -12588,7 +11446,6 @@
               </w:rPr>
               <w:t>รหัส</w:t>
             </w:r>
-            <w:proofErr w:type="spellStart"/>
             <w:r>
               <w:rPr>
                 <w:rFonts w:hint="cs"/>
@@ -12597,7 +11454,6 @@
               </w:rPr>
               <w:t>แพ็กเกจ</w:t>
             </w:r>
-            <w:proofErr w:type="spellEnd"/>
           </w:p>
         </w:tc>
       </w:tr>
@@ -12632,11 +11488,9 @@
             <w:pPr>
               <w:spacing w:line="240" w:lineRule="auto"/>
             </w:pPr>
-            <w:proofErr w:type="spellStart"/>
             <w:r>
               <w:t>boo_ser_hours</w:t>
             </w:r>
-            <w:proofErr w:type="spellEnd"/>
           </w:p>
         </w:tc>
         <w:tc>
@@ -12702,7 +11556,6 @@
             <w:pPr>
               <w:spacing w:line="240" w:lineRule="auto"/>
               <w:rPr>
-                <w:rFonts w:hint="cs"/>
                 <w:color w:val="000000"/>
                 <w:cs/>
               </w:rPr>
@@ -12749,11 +11602,9 @@
             <w:pPr>
               <w:spacing w:line="240" w:lineRule="auto"/>
             </w:pPr>
-            <w:proofErr w:type="spellStart"/>
             <w:r>
               <w:t>boo_pac_hours</w:t>
             </w:r>
-            <w:proofErr w:type="spellEnd"/>
           </w:p>
         </w:tc>
         <w:tc>
@@ -12819,29 +11670,18 @@
             <w:pPr>
               <w:spacing w:line="240" w:lineRule="auto"/>
               <w:rPr>
+                <w:color w:val="000000"/>
+                <w:cs/>
+              </w:rPr>
+            </w:pPr>
+            <w:r>
+              <w:rPr>
                 <w:rFonts w:hint="cs"/>
                 <w:color w:val="000000"/>
                 <w:cs/>
               </w:rPr>
-            </w:pPr>
-            <w:r>
-              <w:rPr>
-                <w:rFonts w:hint="cs"/>
-                <w:color w:val="000000"/>
-                <w:cs/>
-              </w:rPr>
-              <w:t>ชั่วโมงของ</w:t>
-            </w:r>
-            <w:proofErr w:type="spellStart"/>
-            <w:r>
-              <w:rPr>
-                <w:rFonts w:hint="cs"/>
-                <w:color w:val="000000"/>
-                <w:cs/>
-              </w:rPr>
-              <w:t>แพ็กเกจ</w:t>
-            </w:r>
-            <w:proofErr w:type="spellEnd"/>
+              <w:t>ชั่วโมงของแพ็กเกจ</w:t>
+            </w:r>
           </w:p>
         </w:tc>
       </w:tr>
@@ -12885,14 +11725,12 @@
                 <w:color w:val="000000"/>
               </w:rPr>
             </w:pPr>
-            <w:proofErr w:type="spellStart"/>
             <w:r>
               <w:t>boo</w:t>
             </w:r>
             <w:r>
               <w:t>_date</w:t>
             </w:r>
-            <w:proofErr w:type="spellEnd"/>
           </w:p>
         </w:tc>
         <w:tc>
@@ -12903,7 +11741,6 @@
             <w:pPr>
               <w:spacing w:line="240" w:lineRule="auto"/>
               <w:rPr>
-                <w:rFonts w:hint="cs"/>
                 <w:color w:val="000000"/>
               </w:rPr>
             </w:pPr>
@@ -12997,11 +11834,9 @@
             <w:pPr>
               <w:spacing w:line="240" w:lineRule="auto"/>
             </w:pPr>
-            <w:proofErr w:type="spellStart"/>
             <w:r>
               <w:t>boo_amount</w:t>
             </w:r>
-            <w:proofErr w:type="spellEnd"/>
           </w:p>
         </w:tc>
         <w:tc>
@@ -13092,17 +11927,16 @@
               <w:spacing w:line="240" w:lineRule="auto"/>
               <w:jc w:val="center"/>
               <w:rPr>
+                <w:color w:val="000000"/>
+                <w:cs/>
+              </w:rPr>
+            </w:pPr>
+            <w:r>
+              <w:rPr>
                 <w:rFonts w:hint="cs"/>
                 <w:color w:val="000000"/>
                 <w:cs/>
               </w:rPr>
-            </w:pPr>
-            <w:r>
-              <w:rPr>
-                <w:rFonts w:hint="cs"/>
-                <w:color w:val="000000"/>
-                <w:cs/>
-              </w:rPr>
               <w:t>8.</w:t>
             </w:r>
           </w:p>
@@ -13115,11 +11949,9 @@
             <w:pPr>
               <w:spacing w:line="240" w:lineRule="auto"/>
             </w:pPr>
-            <w:proofErr w:type="spellStart"/>
             <w:r>
               <w:t>boo_res_time</w:t>
             </w:r>
-            <w:proofErr w:type="spellEnd"/>
           </w:p>
         </w:tc>
         <w:tc>
@@ -13150,7 +11982,6 @@
               <w:spacing w:line="240" w:lineRule="auto"/>
               <w:jc w:val="center"/>
               <w:rPr>
-                <w:rFonts w:hint="cs"/>
                 <w:color w:val="000000"/>
                 <w:cs/>
               </w:rPr>
@@ -13179,7 +12010,6 @@
             <w:pPr>
               <w:spacing w:line="240" w:lineRule="auto"/>
               <w:rPr>
-                <w:rFonts w:hint="cs"/>
                 <w:color w:val="000000"/>
                 <w:cs/>
               </w:rPr>
@@ -13205,104 +12035,99 @@
               <w:spacing w:line="240" w:lineRule="auto"/>
               <w:jc w:val="center"/>
               <w:rPr>
+                <w:color w:val="000000"/>
+                <w:cs/>
+              </w:rPr>
+            </w:pPr>
+          </w:p>
+        </w:tc>
+        <w:tc>
+          <w:tcPr>
+            <w:tcW w:w="2340" w:type="dxa"/>
+          </w:tcPr>
+          <w:p>
+            <w:pPr>
+              <w:spacing w:line="240" w:lineRule="auto"/>
+            </w:pPr>
+            <w:r>
+              <w:t>boo_method</w:t>
+            </w:r>
+          </w:p>
+        </w:tc>
+        <w:tc>
+          <w:tcPr>
+            <w:tcW w:w="1350" w:type="dxa"/>
+          </w:tcPr>
+          <w:p>
+            <w:pPr>
+              <w:spacing w:line="240" w:lineRule="auto"/>
+              <w:rPr>
+                <w:color w:val="000000"/>
+              </w:rPr>
+            </w:pPr>
+            <w:r>
+              <w:rPr>
+                <w:color w:val="000000"/>
+              </w:rPr>
+              <w:t>Varchar</w:t>
+            </w:r>
+          </w:p>
+        </w:tc>
+        <w:tc>
+          <w:tcPr>
+            <w:tcW w:w="720" w:type="dxa"/>
+          </w:tcPr>
+          <w:p>
+            <w:pPr>
+              <w:spacing w:line="240" w:lineRule="auto"/>
+              <w:jc w:val="center"/>
+              <w:rPr>
+                <w:color w:val="000000"/>
+                <w:cs/>
+              </w:rPr>
+            </w:pPr>
+            <w:r>
+              <w:rPr>
                 <w:rFonts w:hint="cs"/>
                 <w:color w:val="000000"/>
                 <w:cs/>
               </w:rPr>
-            </w:pPr>
-          </w:p>
-        </w:tc>
-        <w:tc>
-          <w:tcPr>
-            <w:tcW w:w="2340" w:type="dxa"/>
-          </w:tcPr>
-          <w:p>
-            <w:pPr>
-              <w:spacing w:line="240" w:lineRule="auto"/>
-            </w:pPr>
-            <w:proofErr w:type="spellStart"/>
-            <w:r>
-              <w:t>boo_method</w:t>
-            </w:r>
-            <w:proofErr w:type="spellEnd"/>
-          </w:p>
-        </w:tc>
-        <w:tc>
-          <w:tcPr>
-            <w:tcW w:w="1350" w:type="dxa"/>
-          </w:tcPr>
-          <w:p>
-            <w:pPr>
-              <w:spacing w:line="240" w:lineRule="auto"/>
-              <w:rPr>
-                <w:color w:val="000000"/>
-              </w:rPr>
-            </w:pPr>
-            <w:r>
-              <w:rPr>
-                <w:color w:val="000000"/>
-              </w:rPr>
-              <w:t>Varchar</w:t>
-            </w:r>
-          </w:p>
-        </w:tc>
-        <w:tc>
-          <w:tcPr>
-            <w:tcW w:w="720" w:type="dxa"/>
-          </w:tcPr>
-          <w:p>
-            <w:pPr>
-              <w:spacing w:line="240" w:lineRule="auto"/>
-              <w:jc w:val="center"/>
+              <w:t>20</w:t>
+            </w:r>
+          </w:p>
+        </w:tc>
+        <w:tc>
+          <w:tcPr>
+            <w:tcW w:w="630" w:type="dxa"/>
+          </w:tcPr>
+          <w:p>
+            <w:pPr>
+              <w:spacing w:line="240" w:lineRule="auto"/>
+              <w:jc w:val="center"/>
+              <w:rPr>
+                <w:color w:val="000000"/>
+              </w:rPr>
+            </w:pPr>
+          </w:p>
+        </w:tc>
+        <w:tc>
+          <w:tcPr>
+            <w:tcW w:w="2545" w:type="dxa"/>
+          </w:tcPr>
+          <w:p>
+            <w:pPr>
+              <w:spacing w:line="240" w:lineRule="auto"/>
+              <w:rPr>
+                <w:color w:val="000000"/>
+                <w:cs/>
+              </w:rPr>
+            </w:pPr>
+            <w:r>
               <w:rPr>
                 <w:rFonts w:hint="cs"/>
                 <w:color w:val="000000"/>
                 <w:cs/>
               </w:rPr>
-            </w:pPr>
-            <w:r>
-              <w:rPr>
-                <w:rFonts w:hint="cs"/>
-                <w:color w:val="000000"/>
-                <w:cs/>
-              </w:rPr>
-              <w:t>20</w:t>
-            </w:r>
-          </w:p>
-        </w:tc>
-        <w:tc>
-          <w:tcPr>
-            <w:tcW w:w="630" w:type="dxa"/>
-          </w:tcPr>
-          <w:p>
-            <w:pPr>
-              <w:spacing w:line="240" w:lineRule="auto"/>
-              <w:jc w:val="center"/>
-              <w:rPr>
-                <w:color w:val="000000"/>
-              </w:rPr>
-            </w:pPr>
-          </w:p>
-        </w:tc>
-        <w:tc>
-          <w:tcPr>
-            <w:tcW w:w="2545" w:type="dxa"/>
-          </w:tcPr>
-          <w:p>
-            <w:pPr>
-              <w:spacing w:line="240" w:lineRule="auto"/>
-              <w:rPr>
-                <w:rFonts w:hint="cs"/>
-                <w:color w:val="000000"/>
-                <w:cs/>
-              </w:rPr>
-            </w:pPr>
-            <w:r>
-              <w:rPr>
-                <w:rFonts w:hint="cs"/>
-                <w:color w:val="000000"/>
-                <w:cs/>
-              </w:rPr>
               <w:t xml:space="preserve">การชำระเงิน </w:t>
             </w:r>
             <w:r>
@@ -13316,21 +12141,7 @@
               <w:rPr>
                 <w:color w:val="000000"/>
               </w:rPr>
-              <w:t>'cash','</w:t>
-            </w:r>
-            <w:proofErr w:type="spellStart"/>
-            <w:r>
-              <w:rPr>
-                <w:color w:val="000000"/>
-              </w:rPr>
-              <w:t>bank_transfer</w:t>
-            </w:r>
-            <w:proofErr w:type="spellEnd"/>
-            <w:r>
-              <w:rPr>
-                <w:color w:val="000000"/>
-              </w:rPr>
-              <w:t>')</w:t>
+              <w:t>'cash','bank_transfer')</w:t>
             </w:r>
             <w:r>
               <w:rPr>
@@ -13382,14 +12193,12 @@
                 <w:color w:val="000000"/>
               </w:rPr>
             </w:pPr>
-            <w:proofErr w:type="spellStart"/>
             <w:r>
               <w:t>boo</w:t>
             </w:r>
             <w:r>
               <w:t>_status</w:t>
             </w:r>
-            <w:proofErr w:type="spellEnd"/>
           </w:p>
         </w:tc>
         <w:tc>
@@ -13477,27 +12286,13 @@
               <w:rPr>
                 <w:color w:val="000000"/>
               </w:rPr>
-              <w:t>'pending', 'confirmed', '</w:t>
-            </w:r>
-            <w:proofErr w:type="spellStart"/>
-            <w:r>
-              <w:rPr>
-                <w:color w:val="000000"/>
-              </w:rPr>
-              <w:t>completed',</w:t>
-            </w:r>
-            <w:r>
-              <w:rPr>
-                <w:color w:val="000000"/>
-              </w:rPr>
-              <w:t>'cancelled</w:t>
-            </w:r>
-            <w:proofErr w:type="spellEnd"/>
-            <w:r>
-              <w:rPr>
-                <w:color w:val="000000"/>
-              </w:rPr>
-              <w:t>')</w:t>
+              <w:t>'pending', 'confirmed', 'completed',</w:t>
+            </w:r>
+            <w:r>
+              <w:rPr>
+                <w:color w:val="000000"/>
+              </w:rPr>
+              <w:t>'cancelled')</w:t>
             </w:r>
           </w:p>
         </w:tc>
@@ -13542,14 +12337,12 @@
                 <w:color w:val="000000"/>
               </w:rPr>
             </w:pPr>
-            <w:proofErr w:type="spellStart"/>
             <w:r>
               <w:t>boo</w:t>
             </w:r>
             <w:r>
               <w:t>_notes</w:t>
             </w:r>
-            <w:proofErr w:type="spellEnd"/>
           </w:p>
         </w:tc>
         <w:tc>
@@ -13631,16 +12424,145 @@
               <w:spacing w:line="240" w:lineRule="auto"/>
               <w:jc w:val="center"/>
               <w:rPr>
-                <w:color w:val="000000"/>
-              </w:rPr>
-            </w:pPr>
-            <w:r>
-              <w:rPr>
                 <w:rFonts w:hint="cs"/>
                 <w:color w:val="000000"/>
                 <w:cs/>
               </w:rPr>
-              <w:t>10</w:t>
+            </w:pPr>
+            <w:r>
+              <w:rPr>
+                <w:color w:val="000000"/>
+              </w:rPr>
+              <w:t>10.</w:t>
+            </w:r>
+          </w:p>
+        </w:tc>
+        <w:tc>
+          <w:tcPr>
+            <w:tcW w:w="2340" w:type="dxa"/>
+          </w:tcPr>
+          <w:p>
+            <w:pPr>
+              <w:spacing w:line="240" w:lineRule="auto"/>
+              <w:rPr>
+                <w:rFonts w:hint="cs"/>
+                <w:cs/>
+              </w:rPr>
+            </w:pPr>
+            <w:r>
+              <w:t>boo_</w:t>
+            </w:r>
+            <w:r>
+              <w:t>receipt</w:t>
+            </w:r>
+          </w:p>
+        </w:tc>
+        <w:tc>
+          <w:tcPr>
+            <w:tcW w:w="1350" w:type="dxa"/>
+          </w:tcPr>
+          <w:p>
+            <w:pPr>
+              <w:spacing w:line="240" w:lineRule="auto"/>
+              <w:rPr>
+                <w:color w:val="000000"/>
+              </w:rPr>
+            </w:pPr>
+            <w:r>
+              <w:rPr>
+                <w:color w:val="000000"/>
+              </w:rPr>
+              <w:t>Varchar</w:t>
+            </w:r>
+          </w:p>
+        </w:tc>
+        <w:tc>
+          <w:tcPr>
+            <w:tcW w:w="720" w:type="dxa"/>
+          </w:tcPr>
+          <w:p>
+            <w:pPr>
+              <w:spacing w:line="240" w:lineRule="auto"/>
+              <w:rPr>
+                <w:color w:val="000000"/>
+              </w:rPr>
+            </w:pPr>
+            <w:r>
+              <w:rPr>
+                <w:rFonts w:hint="cs"/>
+                <w:color w:val="000000"/>
+                <w:cs/>
+              </w:rPr>
+              <w:t>100</w:t>
+            </w:r>
+          </w:p>
+        </w:tc>
+        <w:tc>
+          <w:tcPr>
+            <w:tcW w:w="630" w:type="dxa"/>
+          </w:tcPr>
+          <w:p>
+            <w:pPr>
+              <w:spacing w:line="240" w:lineRule="auto"/>
+              <w:jc w:val="center"/>
+              <w:rPr>
+                <w:color w:val="000000"/>
+              </w:rPr>
+            </w:pPr>
+          </w:p>
+        </w:tc>
+        <w:tc>
+          <w:tcPr>
+            <w:tcW w:w="2545" w:type="dxa"/>
+          </w:tcPr>
+          <w:p>
+            <w:pPr>
+              <w:spacing w:line="240" w:lineRule="auto"/>
+              <w:rPr>
+                <w:rFonts w:hint="cs"/>
+                <w:color w:val="000000"/>
+                <w:cs/>
+              </w:rPr>
+            </w:pPr>
+            <w:r>
+              <w:rPr>
+                <w:rFonts w:hint="cs"/>
+                <w:color w:val="000000"/>
+                <w:cs/>
+              </w:rPr>
+              <w:t>รูปหลักฐานการโอนเงิน</w:t>
+            </w:r>
+          </w:p>
+        </w:tc>
+      </w:tr>
+      <w:tr>
+        <w:tc>
+          <w:tcPr>
+            <w:tcW w:w="715" w:type="dxa"/>
+          </w:tcPr>
+          <w:p>
+            <w:pPr>
+              <w:spacing w:line="240" w:lineRule="auto"/>
+              <w:jc w:val="center"/>
+              <w:rPr>
+                <w:color w:val="000000"/>
+              </w:rPr>
+            </w:pPr>
+            <w:r>
+              <w:rPr>
+                <w:rFonts w:hint="cs"/>
+                <w:color w:val="000000"/>
+                <w:cs/>
+              </w:rPr>
+              <w:t>1</w:t>
+            </w:r>
+            <w:r>
+              <w:rPr>
+                <w:rFonts w:hint="cs"/>
+                <w:color w:val="000000"/>
+                <w:cs/>
+              </w:rPr>
+              <w:t>1</w:t>
             </w:r>
             <w:r>
               <w:rPr>
@@ -13661,14 +12583,12 @@
                 <w:color w:val="000000"/>
               </w:rPr>
             </w:pPr>
-            <w:proofErr w:type="spellStart"/>
             <w:r>
               <w:t>boo</w:t>
             </w:r>
             <w:r>
               <w:t>_created_at</w:t>
             </w:r>
-            <w:proofErr w:type="spellEnd"/>
           </w:p>
         </w:tc>
         <w:tc>
@@ -13743,17 +12663,6 @@
       </w:tr>
     </w:tbl>
     <w:p/>
-    <w:p>
-      <w:pPr>
-        <w:tabs>
-          <w:tab w:val="left" w:pos="0"/>
-        </w:tabs>
-        <w:jc w:val="thaiDistribute"/>
-        <w:rPr>
-          <w:rFonts w:hint="cs"/>
-        </w:rPr>
-      </w:pPr>
-    </w:p>
     <w:p>
       <w:pPr>
         <w:tabs>
@@ -13761,6 +12670,14 @@
         </w:tabs>
         <w:jc w:val="thaiDistribute"/>
       </w:pPr>
+    </w:p>
+    <w:p>
+      <w:pPr>
+        <w:tabs>
+          <w:tab w:val="left" w:pos="0"/>
+        </w:tabs>
+        <w:jc w:val="thaiDistribute"/>
+      </w:pPr>
       <w:r>
         <w:rPr>
           <w:cs/>
@@ -13795,21 +12712,7 @@
         <w:rPr>
           <w:cs/>
         </w:rPr>
-        <w:t>ในขั้นตอนต่อไป ทั้งนี้เพื่อให้ง่ายต่อการแก้ไขภายหลัง รวมทั้งสามารถเข้าถึงระบบในระดับลึกได้ดีกว่าด้วย การออกแบบการทำงานของระบบทีละโมดูล แสดงด้วย</w:t>
-      </w:r>
-      <w:proofErr w:type="spellStart"/>
-      <w:r>
-        <w:rPr>
-          <w:cs/>
-        </w:rPr>
-        <w:t>โฟล์ชาร์ท</w:t>
-      </w:r>
-      <w:proofErr w:type="spellEnd"/>
-      <w:r>
-        <w:rPr>
-          <w:cs/>
-        </w:rPr>
-        <w:t xml:space="preserve"> (</w:t>
+        <w:t>ในขั้นตอนต่อไป ทั้งนี้เพื่อให้ง่ายต่อการแก้ไขภายหลัง รวมทั้งสามารถเข้าถึงระบบในระดับลึกได้ดีกว่าด้วย การออกแบบการทำงานของระบบทีละโมดูล แสดงด้วยโฟล์ชาร์ท (</w:t>
       </w:r>
       <w:r>
         <w:t xml:space="preserve">Flowchart) </w:t>
@@ -13891,21 +12794,21 @@
       <w:pPr>
         <w:jc w:val="center"/>
       </w:pPr>
-      <w:proofErr w:type="spellStart"/>
       <w:r>
         <w:rPr>
           <w:b/>
           <w:bCs/>
         </w:rPr>
-        <w:t>ภาพที่</w:t>
-      </w:r>
-      <w:proofErr w:type="spellEnd"/>
-      <w:r>
-        <w:rPr>
+        <w:t xml:space="preserve">ภาพที่ </w:t>
+      </w:r>
+      <w:r>
+        <w:rPr>
+          <w:rFonts w:hint="cs"/>
           <w:b/>
           <w:bCs/>
-        </w:rPr>
-        <w:t xml:space="preserve"> </w:t>
+          <w:cs/>
+        </w:rPr>
+        <w:t>3.</w:t>
       </w:r>
       <w:r>
         <w:rPr>
@@ -13914,41 +12817,21 @@
           <w:bCs/>
           <w:cs/>
         </w:rPr>
-        <w:t>3.</w:t>
-      </w:r>
-      <w:r>
-        <w:rPr>
-          <w:rFonts w:hint="cs"/>
-          <w:b/>
-          <w:bCs/>
-          <w:cs/>
-        </w:rPr>
         <w:t>8</w:t>
       </w:r>
       <w:r>
         <w:t xml:space="preserve"> </w:t>
       </w:r>
-      <w:proofErr w:type="spellStart"/>
       <w:r>
         <w:t>โฟล์ชาร์ทการทำงานของ</w:t>
       </w:r>
-      <w:proofErr w:type="spellEnd"/>
-      <w:r>
-        <w:rPr>
-          <w:rFonts w:hint="cs"/>
-          <w:cs/>
-        </w:rPr>
-        <w:t>การจัดการข้อมูลบริการและ</w:t>
-      </w:r>
-      <w:proofErr w:type="spellStart"/>
-      <w:r>
-        <w:rPr>
-          <w:rFonts w:hint="cs"/>
-          <w:cs/>
-        </w:rPr>
-        <w:t>แพ็กเกจ</w:t>
-      </w:r>
-      <w:proofErr w:type="spellEnd"/>
+      <w:r>
+        <w:rPr>
+          <w:rFonts w:hint="cs"/>
+          <w:cs/>
+        </w:rPr>
+        <w:t>การจัดการข้อมูลบริการและแพ็กเกจ</w:t>
+      </w:r>
     </w:p>
     <w:p>
       <w:pPr>
@@ -14018,21 +12901,21 @@
       <w:pPr>
         <w:jc w:val="center"/>
       </w:pPr>
-      <w:proofErr w:type="spellStart"/>
       <w:r>
         <w:rPr>
           <w:b/>
           <w:bCs/>
         </w:rPr>
-        <w:t>ภาพที่</w:t>
-      </w:r>
-      <w:proofErr w:type="spellEnd"/>
-      <w:r>
-        <w:rPr>
+        <w:t xml:space="preserve">ภาพที่ </w:t>
+      </w:r>
+      <w:r>
+        <w:rPr>
+          <w:rFonts w:hint="cs"/>
           <w:b/>
           <w:bCs/>
-        </w:rPr>
-        <w:t xml:space="preserve"> </w:t>
+          <w:cs/>
+        </w:rPr>
+        <w:t>3.</w:t>
       </w:r>
       <w:r>
         <w:rPr>
@@ -14041,25 +12924,14 @@
           <w:bCs/>
           <w:cs/>
         </w:rPr>
-        <w:t>3.</w:t>
-      </w:r>
-      <w:r>
-        <w:rPr>
-          <w:rFonts w:hint="cs"/>
-          <w:b/>
-          <w:bCs/>
-          <w:cs/>
-        </w:rPr>
         <w:t>9</w:t>
       </w:r>
       <w:r>
         <w:t xml:space="preserve"> </w:t>
       </w:r>
-      <w:proofErr w:type="spellStart"/>
       <w:r>
         <w:t>โฟล์ชาร์ทการทำงานของโมดูล</w:t>
       </w:r>
-      <w:proofErr w:type="spellEnd"/>
       <w:r>
         <w:rPr>
           <w:rFonts w:hint="cs"/>
@@ -14146,21 +13018,21 @@
       <w:pPr>
         <w:jc w:val="center"/>
       </w:pPr>
-      <w:proofErr w:type="spellStart"/>
       <w:r>
         <w:rPr>
           <w:b/>
           <w:bCs/>
         </w:rPr>
-        <w:t>ภาพที่</w:t>
-      </w:r>
-      <w:proofErr w:type="spellEnd"/>
-      <w:r>
-        <w:rPr>
+        <w:t xml:space="preserve">ภาพที่ </w:t>
+      </w:r>
+      <w:r>
+        <w:rPr>
+          <w:rFonts w:hint="cs"/>
           <w:b/>
           <w:bCs/>
-        </w:rPr>
-        <w:t xml:space="preserve"> </w:t>
+          <w:cs/>
+        </w:rPr>
+        <w:t>3.</w:t>
       </w:r>
       <w:r>
         <w:rPr>
@@ -14169,7 +13041,7 @@
           <w:bCs/>
           <w:cs/>
         </w:rPr>
-        <w:t>3.</w:t>
+        <w:t>1</w:t>
       </w:r>
       <w:r>
         <w:rPr>
@@ -14178,25 +13050,14 @@
           <w:bCs/>
           <w:cs/>
         </w:rPr>
-        <w:t>1</w:t>
-      </w:r>
-      <w:r>
-        <w:rPr>
-          <w:rFonts w:hint="cs"/>
-          <w:b/>
-          <w:bCs/>
-          <w:cs/>
-        </w:rPr>
         <w:t>0</w:t>
       </w:r>
       <w:r>
         <w:t xml:space="preserve"> </w:t>
       </w:r>
-      <w:proofErr w:type="spellStart"/>
       <w:r>
         <w:t>โฟล์ชาร์ทการทำงานของโมดูล</w:t>
       </w:r>
-      <w:proofErr w:type="spellEnd"/>
       <w:r>
         <w:rPr>
           <w:rFonts w:hint="cs"/>
@@ -14322,21 +13183,21 @@
       <w:pPr>
         <w:jc w:val="center"/>
       </w:pPr>
-      <w:proofErr w:type="spellStart"/>
       <w:r>
         <w:rPr>
           <w:b/>
           <w:bCs/>
         </w:rPr>
-        <w:t>ภาพที่</w:t>
-      </w:r>
-      <w:proofErr w:type="spellEnd"/>
-      <w:r>
-        <w:rPr>
+        <w:t xml:space="preserve">ภาพที่ </w:t>
+      </w:r>
+      <w:r>
+        <w:rPr>
+          <w:rFonts w:hint="cs"/>
           <w:b/>
           <w:bCs/>
-        </w:rPr>
-        <w:t xml:space="preserve"> </w:t>
+          <w:cs/>
+        </w:rPr>
+        <w:t>3.</w:t>
       </w:r>
       <w:r>
         <w:rPr>
@@ -14345,7 +13206,7 @@
           <w:bCs/>
           <w:cs/>
         </w:rPr>
-        <w:t>3.</w:t>
+        <w:t>1</w:t>
       </w:r>
       <w:r>
         <w:rPr>
@@ -14357,22 +13218,11 @@
         <w:t>1</w:t>
       </w:r>
       <w:r>
-        <w:rPr>
-          <w:rFonts w:hint="cs"/>
-          <w:b/>
-          <w:bCs/>
-          <w:cs/>
-        </w:rPr>
-        <w:t>1</w:t>
-      </w:r>
-      <w:r>
         <w:t xml:space="preserve"> </w:t>
       </w:r>
-      <w:proofErr w:type="spellStart"/>
       <w:r>
         <w:t>โฟล์ชาร์ทการทำงานของโมดูล</w:t>
       </w:r>
-      <w:proofErr w:type="spellEnd"/>
       <w:r>
         <w:rPr>
           <w:rFonts w:hint="cs"/>
@@ -14497,21 +13347,21 @@
       <w:pPr>
         <w:jc w:val="center"/>
       </w:pPr>
-      <w:proofErr w:type="spellStart"/>
       <w:r>
         <w:rPr>
           <w:b/>
           <w:bCs/>
         </w:rPr>
-        <w:t>ภาพที่</w:t>
-      </w:r>
-      <w:proofErr w:type="spellEnd"/>
-      <w:r>
-        <w:rPr>
+        <w:t xml:space="preserve">ภาพที่ </w:t>
+      </w:r>
+      <w:r>
+        <w:rPr>
+          <w:rFonts w:hint="cs"/>
           <w:b/>
           <w:bCs/>
-        </w:rPr>
-        <w:t xml:space="preserve"> </w:t>
+          <w:cs/>
+        </w:rPr>
+        <w:t>3.1</w:t>
       </w:r>
       <w:r>
         <w:rPr>
@@ -14520,25 +13370,14 @@
           <w:bCs/>
           <w:cs/>
         </w:rPr>
-        <w:t>3.1</w:t>
-      </w:r>
-      <w:r>
-        <w:rPr>
-          <w:rFonts w:hint="cs"/>
-          <w:b/>
-          <w:bCs/>
-          <w:cs/>
-        </w:rPr>
         <w:t>2</w:t>
       </w:r>
       <w:r>
         <w:t xml:space="preserve"> </w:t>
       </w:r>
-      <w:proofErr w:type="spellStart"/>
       <w:r>
         <w:t>โฟล์ชาร์ทการทำงานของโมดูล</w:t>
       </w:r>
-      <w:proofErr w:type="spellEnd"/>
       <w:r>
         <w:rPr>
           <w:rFonts w:hint="cs"/>
@@ -14619,21 +13458,21 @@
       <w:pPr>
         <w:jc w:val="center"/>
       </w:pPr>
-      <w:proofErr w:type="spellStart"/>
       <w:r>
         <w:rPr>
           <w:b/>
           <w:bCs/>
         </w:rPr>
-        <w:t>ภาพที่</w:t>
-      </w:r>
-      <w:proofErr w:type="spellEnd"/>
-      <w:r>
-        <w:rPr>
+        <w:t xml:space="preserve">ภาพที่ </w:t>
+      </w:r>
+      <w:r>
+        <w:rPr>
+          <w:rFonts w:hint="cs"/>
           <w:b/>
           <w:bCs/>
-        </w:rPr>
-        <w:t xml:space="preserve"> </w:t>
+          <w:cs/>
+        </w:rPr>
+        <w:t>3.1</w:t>
       </w:r>
       <w:r>
         <w:rPr>
@@ -14642,25 +13481,14 @@
           <w:bCs/>
           <w:cs/>
         </w:rPr>
-        <w:t>3.1</w:t>
-      </w:r>
-      <w:r>
-        <w:rPr>
-          <w:rFonts w:hint="cs"/>
-          <w:b/>
-          <w:bCs/>
-          <w:cs/>
-        </w:rPr>
         <w:t>3</w:t>
       </w:r>
       <w:r>
         <w:t xml:space="preserve"> </w:t>
       </w:r>
-      <w:proofErr w:type="spellStart"/>
       <w:r>
         <w:t>โฟล์ชาร์ทการทำงานของโมดูล</w:t>
       </w:r>
-      <w:proofErr w:type="spellEnd"/>
       <w:r>
         <w:rPr>
           <w:rFonts w:hint="cs"/>
@@ -14696,19 +13524,7 @@
       </w:r>
       <w:r>
         <w:tab/>
-      </w:r>
-      <w:proofErr w:type="gramStart"/>
-      <w:r>
-        <w:t xml:space="preserve">3.2.2.3  </w:t>
-      </w:r>
-      <w:proofErr w:type="spellStart"/>
-      <w:r>
-        <w:t>การออกแบบส่วนประสานกับผู้ใช้</w:t>
-      </w:r>
-      <w:proofErr w:type="spellEnd"/>
-      <w:proofErr w:type="gramEnd"/>
-      <w:r>
-        <w:t xml:space="preserve"> (User Interface)</w:t>
+        <w:t>3.2.2.3  การออกแบบส่วนประสานกับผู้ใช้ (User Interface)</w:t>
       </w:r>
     </w:p>
     <w:p>
@@ -14761,21 +13577,21 @@
       <w:pPr>
         <w:jc w:val="center"/>
       </w:pPr>
-      <w:proofErr w:type="spellStart"/>
       <w:r>
         <w:rPr>
           <w:b/>
           <w:bCs/>
         </w:rPr>
-        <w:t>ภาพที่</w:t>
-      </w:r>
-      <w:proofErr w:type="spellEnd"/>
-      <w:r>
-        <w:rPr>
+        <w:t xml:space="preserve">ภาพที่ </w:t>
+      </w:r>
+      <w:r>
+        <w:rPr>
+          <w:rFonts w:hint="cs"/>
           <w:b/>
           <w:bCs/>
-        </w:rPr>
-        <w:t xml:space="preserve"> </w:t>
+          <w:cs/>
+        </w:rPr>
+        <w:t>3.</w:t>
       </w:r>
       <w:r>
         <w:rPr>
@@ -14784,25 +13600,14 @@
           <w:bCs/>
           <w:cs/>
         </w:rPr>
-        <w:t>3.</w:t>
-      </w:r>
-      <w:r>
-        <w:rPr>
-          <w:rFonts w:hint="cs"/>
-          <w:b/>
-          <w:bCs/>
-          <w:cs/>
-        </w:rPr>
         <w:t>14</w:t>
       </w:r>
       <w:r>
         <w:t xml:space="preserve"> </w:t>
       </w:r>
-      <w:proofErr w:type="spellStart"/>
       <w:r>
         <w:t>แสดงหน้าจอหลักของผู้ดูแลระบบ</w:t>
       </w:r>
-      <w:proofErr w:type="spellEnd"/>
     </w:p>
     <w:p>
       <w:pPr>
@@ -14865,21 +13670,21 @@
       <w:pPr>
         <w:jc w:val="center"/>
       </w:pPr>
-      <w:proofErr w:type="spellStart"/>
       <w:r>
         <w:rPr>
           <w:b/>
           <w:bCs/>
         </w:rPr>
-        <w:t>ภาพที่</w:t>
-      </w:r>
-      <w:proofErr w:type="spellEnd"/>
-      <w:r>
-        <w:rPr>
+        <w:t xml:space="preserve">ภาพที่ </w:t>
+      </w:r>
+      <w:r>
+        <w:rPr>
+          <w:rFonts w:hint="cs"/>
           <w:b/>
           <w:bCs/>
-        </w:rPr>
-        <w:t xml:space="preserve"> </w:t>
+          <w:cs/>
+        </w:rPr>
+        <w:t>3.</w:t>
       </w:r>
       <w:r>
         <w:rPr>
@@ -14888,25 +13693,14 @@
           <w:bCs/>
           <w:cs/>
         </w:rPr>
-        <w:t>3.</w:t>
-      </w:r>
-      <w:r>
-        <w:rPr>
-          <w:rFonts w:hint="cs"/>
-          <w:b/>
-          <w:bCs/>
-          <w:cs/>
-        </w:rPr>
         <w:t>15</w:t>
       </w:r>
       <w:r>
         <w:t xml:space="preserve"> </w:t>
       </w:r>
-      <w:proofErr w:type="spellStart"/>
       <w:r>
         <w:t>แสดงหน้าจอหลักของ</w:t>
       </w:r>
-      <w:proofErr w:type="spellEnd"/>
       <w:r>
         <w:rPr>
           <w:rFonts w:hint="cs"/>
@@ -14919,17 +13713,10 @@
       <w:pPr>
         <w:pStyle w:val="Heading2"/>
       </w:pPr>
-      <w:proofErr w:type="gramStart"/>
       <w:r>
         <w:lastRenderedPageBreak/>
-        <w:t xml:space="preserve">3.3  </w:t>
-      </w:r>
-      <w:proofErr w:type="spellStart"/>
-      <w:r>
-        <w:t>สถิติที่ใช้ในการวิจัย</w:t>
-      </w:r>
-      <w:proofErr w:type="spellEnd"/>
-      <w:proofErr w:type="gramEnd"/>
+        <w:t>3.3  สถิติที่ใช้ในการวิจัย</w:t>
+      </w:r>
     </w:p>
     <w:p>
       <w:pPr>
@@ -14952,39 +13739,15 @@
         <w:rPr>
           <w:color w:val="000000"/>
         </w:rPr>
-        <w:t>ระบบส่งเสริมการขายสําหรับร้านดี</w:t>
-      </w:r>
-      <w:proofErr w:type="spellStart"/>
-      <w:r>
-        <w:rPr>
-          <w:color w:val="000000"/>
-        </w:rPr>
-        <w:t>วารีสปา</w:t>
+        <w:t>ระบบส่งเสริมการขายสําหรับร้านดีวารีสปา</w:t>
       </w:r>
       <w:r>
         <w:rPr>
           <w:rFonts w:cs="TH Sarabun New"/>
           <w:szCs w:val="32"/>
         </w:rPr>
-        <w:t>ได้ใช้สถิติเพื่อการวิเคราะห์ข้อมูลการวิจัย</w:t>
-      </w:r>
-      <w:proofErr w:type="spellEnd"/>
-      <w:r>
-        <w:rPr>
-          <w:rFonts w:cs="TH Sarabun New"/>
-          <w:szCs w:val="32"/>
-        </w:rPr>
-        <w:t xml:space="preserve"> </w:t>
-      </w:r>
-      <w:proofErr w:type="spellStart"/>
-      <w:r>
-        <w:rPr>
-          <w:rFonts w:cs="TH Sarabun New"/>
-          <w:szCs w:val="32"/>
-        </w:rPr>
-        <w:t>โดยการนำค่าเฉลี่ยมาแปลผลโดย</w:t>
-      </w:r>
-      <w:proofErr w:type="spellEnd"/>
+        <w:t>ได้ใช้สถิติเพื่อการวิเคราะห์ข้อมูลการวิจัย โดยการนำค่าเฉลี่ยมาแปลผลโดย</w:t>
+      </w:r>
     </w:p>
     <w:p>
       <w:pPr>
@@ -14995,47 +13758,13 @@
           <w:szCs w:val="32"/>
         </w:rPr>
       </w:pPr>
-      <w:proofErr w:type="spellStart"/>
       <w:r>
         <w:rPr>
           <w:rFonts w:cs="TH Sarabun New"/>
           <w:szCs w:val="32"/>
         </w:rPr>
-        <w:t>ค่าเฉลี่ยเท่ากับ</w:t>
-      </w:r>
-      <w:proofErr w:type="spellEnd"/>
-      <w:r>
-        <w:rPr>
-          <w:rFonts w:cs="TH Sarabun New"/>
-          <w:szCs w:val="32"/>
-        </w:rPr>
-        <w:t xml:space="preserve"> 4.51 – 5.00 </w:t>
-      </w:r>
-      <w:proofErr w:type="spellStart"/>
-      <w:r>
-        <w:rPr>
-          <w:rFonts w:cs="TH Sarabun New"/>
-          <w:szCs w:val="32"/>
-        </w:rPr>
-        <w:t>หมายความว่า</w:t>
-      </w:r>
-      <w:proofErr w:type="spellEnd"/>
-      <w:r>
-        <w:rPr>
-          <w:rFonts w:cs="TH Sarabun New"/>
-          <w:szCs w:val="32"/>
-        </w:rPr>
-        <w:t xml:space="preserve"> </w:t>
-      </w:r>
-      <w:proofErr w:type="spellStart"/>
-      <w:r>
-        <w:rPr>
-          <w:rFonts w:cs="TH Sarabun New"/>
-          <w:szCs w:val="32"/>
-        </w:rPr>
-        <w:t>ระดับมากที่สุด</w:t>
-      </w:r>
-      <w:proofErr w:type="spellEnd"/>
+        <w:t>ค่าเฉลี่ยเท่ากับ 4.51 – 5.00 หมายความว่า ระดับมากที่สุด</w:t>
+      </w:r>
     </w:p>
     <w:p>
       <w:pPr>
@@ -15046,47 +13775,13 @@
           <w:szCs w:val="32"/>
         </w:rPr>
       </w:pPr>
-      <w:proofErr w:type="spellStart"/>
       <w:r>
         <w:rPr>
           <w:rFonts w:cs="TH Sarabun New"/>
           <w:szCs w:val="32"/>
         </w:rPr>
-        <w:t>ค่าเฉลี่ยเท่ากับ</w:t>
-      </w:r>
-      <w:proofErr w:type="spellEnd"/>
-      <w:r>
-        <w:rPr>
-          <w:rFonts w:cs="TH Sarabun New"/>
-          <w:szCs w:val="32"/>
-        </w:rPr>
-        <w:t xml:space="preserve"> 3.51 – 4.50 </w:t>
-      </w:r>
-      <w:proofErr w:type="spellStart"/>
-      <w:r>
-        <w:rPr>
-          <w:rFonts w:cs="TH Sarabun New"/>
-          <w:szCs w:val="32"/>
-        </w:rPr>
-        <w:t>หมายความว่า</w:t>
-      </w:r>
-      <w:proofErr w:type="spellEnd"/>
-      <w:r>
-        <w:rPr>
-          <w:rFonts w:cs="TH Sarabun New"/>
-          <w:szCs w:val="32"/>
-        </w:rPr>
-        <w:t xml:space="preserve"> </w:t>
-      </w:r>
-      <w:proofErr w:type="spellStart"/>
-      <w:r>
-        <w:rPr>
-          <w:rFonts w:cs="TH Sarabun New"/>
-          <w:szCs w:val="32"/>
-        </w:rPr>
-        <w:t>ระดับมาก</w:t>
-      </w:r>
-      <w:proofErr w:type="spellEnd"/>
+        <w:t>ค่าเฉลี่ยเท่ากับ 3.51 – 4.50 หมายความว่า ระดับมาก</w:t>
+      </w:r>
     </w:p>
     <w:p>
       <w:pPr>
@@ -15097,47 +13792,13 @@
           <w:szCs w:val="32"/>
         </w:rPr>
       </w:pPr>
-      <w:proofErr w:type="spellStart"/>
       <w:r>
         <w:rPr>
           <w:rFonts w:cs="TH Sarabun New"/>
           <w:szCs w:val="32"/>
         </w:rPr>
-        <w:t>ค่าเฉลี่ยเท่ากับ</w:t>
-      </w:r>
-      <w:proofErr w:type="spellEnd"/>
-      <w:r>
-        <w:rPr>
-          <w:rFonts w:cs="TH Sarabun New"/>
-          <w:szCs w:val="32"/>
-        </w:rPr>
-        <w:t xml:space="preserve"> 2.51 – 3.50 </w:t>
-      </w:r>
-      <w:proofErr w:type="spellStart"/>
-      <w:r>
-        <w:rPr>
-          <w:rFonts w:cs="TH Sarabun New"/>
-          <w:szCs w:val="32"/>
-        </w:rPr>
-        <w:t>หมายความว่า</w:t>
-      </w:r>
-      <w:proofErr w:type="spellEnd"/>
-      <w:r>
-        <w:rPr>
-          <w:rFonts w:cs="TH Sarabun New"/>
-          <w:szCs w:val="32"/>
-        </w:rPr>
-        <w:t xml:space="preserve"> </w:t>
-      </w:r>
-      <w:proofErr w:type="spellStart"/>
-      <w:r>
-        <w:rPr>
-          <w:rFonts w:cs="TH Sarabun New"/>
-          <w:szCs w:val="32"/>
-        </w:rPr>
-        <w:t>ระดับปานกลาง</w:t>
-      </w:r>
-      <w:proofErr w:type="spellEnd"/>
+        <w:t>ค่าเฉลี่ยเท่ากับ 2.51 – 3.50 หมายความว่า ระดับปานกลาง</w:t>
+      </w:r>
     </w:p>
     <w:p>
       <w:pPr>
@@ -15148,47 +13809,13 @@
           <w:szCs w:val="32"/>
         </w:rPr>
       </w:pPr>
-      <w:proofErr w:type="spellStart"/>
       <w:r>
         <w:rPr>
           <w:rFonts w:cs="TH Sarabun New"/>
           <w:szCs w:val="32"/>
         </w:rPr>
-        <w:t>ค่าเฉลี่ยเท่ากับ</w:t>
-      </w:r>
-      <w:proofErr w:type="spellEnd"/>
-      <w:r>
-        <w:rPr>
-          <w:rFonts w:cs="TH Sarabun New"/>
-          <w:szCs w:val="32"/>
-        </w:rPr>
-        <w:t xml:space="preserve"> 1.51 – 2.50 </w:t>
-      </w:r>
-      <w:proofErr w:type="spellStart"/>
-      <w:r>
-        <w:rPr>
-          <w:rFonts w:cs="TH Sarabun New"/>
-          <w:szCs w:val="32"/>
-        </w:rPr>
-        <w:t>หมายความว่า</w:t>
-      </w:r>
-      <w:proofErr w:type="spellEnd"/>
-      <w:r>
-        <w:rPr>
-          <w:rFonts w:cs="TH Sarabun New"/>
-          <w:szCs w:val="32"/>
-        </w:rPr>
-        <w:t xml:space="preserve"> </w:t>
-      </w:r>
-      <w:proofErr w:type="spellStart"/>
-      <w:r>
-        <w:rPr>
-          <w:rFonts w:cs="TH Sarabun New"/>
-          <w:szCs w:val="32"/>
-        </w:rPr>
-        <w:t>ระดับน้อย</w:t>
-      </w:r>
-      <w:proofErr w:type="spellEnd"/>
+        <w:t>ค่าเฉลี่ยเท่ากับ 1.51 – 2.50 หมายความว่า ระดับน้อย</w:t>
+      </w:r>
     </w:p>
     <w:p>
       <w:pPr>
@@ -15199,47 +13826,13 @@
           <w:szCs w:val="32"/>
         </w:rPr>
       </w:pPr>
-      <w:proofErr w:type="spellStart"/>
       <w:r>
         <w:rPr>
           <w:rFonts w:cs="TH Sarabun New"/>
           <w:szCs w:val="32"/>
         </w:rPr>
-        <w:t>ค่าเฉลี่ยเท่ากับ</w:t>
-      </w:r>
-      <w:proofErr w:type="spellEnd"/>
-      <w:r>
-        <w:rPr>
-          <w:rFonts w:cs="TH Sarabun New"/>
-          <w:szCs w:val="32"/>
-        </w:rPr>
-        <w:t xml:space="preserve"> 1.01 – 1.50 </w:t>
-      </w:r>
-      <w:proofErr w:type="spellStart"/>
-      <w:r>
-        <w:rPr>
-          <w:rFonts w:cs="TH Sarabun New"/>
-          <w:szCs w:val="32"/>
-        </w:rPr>
-        <w:t>หมายความว่า</w:t>
-      </w:r>
-      <w:proofErr w:type="spellEnd"/>
-      <w:r>
-        <w:rPr>
-          <w:rFonts w:cs="TH Sarabun New"/>
-          <w:szCs w:val="32"/>
-        </w:rPr>
-        <w:t xml:space="preserve"> </w:t>
-      </w:r>
-      <w:proofErr w:type="spellStart"/>
-      <w:r>
-        <w:rPr>
-          <w:rFonts w:cs="TH Sarabun New"/>
-          <w:szCs w:val="32"/>
-        </w:rPr>
-        <w:t>ระดับน้อยที่สุด</w:t>
-      </w:r>
-      <w:proofErr w:type="spellEnd"/>
+        <w:t>ค่าเฉลี่ยเท่ากับ 1.01 – 1.50 หมายความว่า ระดับน้อยที่สุด</w:t>
+      </w:r>
     </w:p>
     <w:p>
       <w:pPr>

--- a/docx/บทที่3.docx
+++ b/docx/บทที่3.docx
@@ -6,13 +6,22 @@
       <w:pPr>
         <w:pStyle w:val="Heading1"/>
       </w:pPr>
-      <w:r>
-        <w:t>บทที่ 3</w:t>
+      <w:proofErr w:type="spellStart"/>
+      <w:r>
+        <w:t>บทที่</w:t>
+      </w:r>
+      <w:proofErr w:type="spellEnd"/>
+      <w:r>
+        <w:t xml:space="preserve"> 3</w:t>
       </w:r>
       <w:r>
         <w:br/>
+      </w:r>
+      <w:proofErr w:type="spellStart"/>
+      <w:r>
         <w:t>วิธีการดำเนินงาน</w:t>
       </w:r>
+      <w:proofErr w:type="spellEnd"/>
     </w:p>
     <w:p/>
     <w:p>
@@ -20,17 +29,43 @@
         <w:spacing w:line="240" w:lineRule="auto"/>
         <w:ind w:firstLine="720"/>
       </w:pPr>
-      <w:r>
-        <w:t xml:space="preserve">การวิจัย เรื่อง </w:t>
-      </w:r>
+      <w:proofErr w:type="spellStart"/>
+      <w:r>
+        <w:t>การวิจัย</w:t>
+      </w:r>
+      <w:proofErr w:type="spellEnd"/>
+      <w:r>
+        <w:t xml:space="preserve"> </w:t>
+      </w:r>
+      <w:proofErr w:type="spellStart"/>
+      <w:r>
+        <w:t>เรื่อง</w:t>
+      </w:r>
+      <w:proofErr w:type="spellEnd"/>
+      <w:r>
+        <w:t xml:space="preserve"> </w:t>
+      </w:r>
+      <w:proofErr w:type="spellStart"/>
       <w:r>
         <w:rPr>
           <w:color w:val="000000"/>
         </w:rPr>
-        <w:t xml:space="preserve">ระบบส่งเสริมการขายสําหรับร้านดีวารีสปา </w:t>
-      </w:r>
-      <w:r>
-        <w:t xml:space="preserve">มีวิธีการดำเนินการวิจัยดังนี้ </w:t>
+        <w:t>ระบบส่งเสริมการขายสําหรับร้านดีวารีสปา</w:t>
+      </w:r>
+      <w:proofErr w:type="spellEnd"/>
+      <w:r>
+        <w:rPr>
+          <w:color w:val="000000"/>
+        </w:rPr>
+        <w:t xml:space="preserve"> </w:t>
+      </w:r>
+      <w:proofErr w:type="spellStart"/>
+      <w:r>
+        <w:t>มีวิธีการดำเนินการวิจัยดังนี้</w:t>
+      </w:r>
+      <w:proofErr w:type="spellEnd"/>
+      <w:r>
+        <w:t xml:space="preserve"> </w:t>
       </w:r>
     </w:p>
     <w:p>
@@ -39,7 +74,15 @@
         <w:ind w:left="720" w:firstLine="720"/>
       </w:pPr>
       <w:r>
-        <w:t xml:space="preserve">3.1 ขั้นตอนการดำเนินงาน </w:t>
+        <w:t xml:space="preserve">3.1 </w:t>
+      </w:r>
+      <w:proofErr w:type="spellStart"/>
+      <w:r>
+        <w:t>ขั้นตอนการดำเนินงาน</w:t>
+      </w:r>
+      <w:proofErr w:type="spellEnd"/>
+      <w:r>
+        <w:t xml:space="preserve"> </w:t>
       </w:r>
     </w:p>
     <w:p>
@@ -48,8 +91,13 @@
         <w:ind w:left="720" w:firstLine="720"/>
       </w:pPr>
       <w:r>
-        <w:t>3.2 การวิเคราะห์และออกแบบระบบ</w:t>
-      </w:r>
+        <w:t xml:space="preserve">3.2 </w:t>
+      </w:r>
+      <w:proofErr w:type="spellStart"/>
+      <w:r>
+        <w:t>การวิเคราะห์และออกแบบระบบ</w:t>
+      </w:r>
+      <w:proofErr w:type="spellEnd"/>
     </w:p>
     <w:p>
       <w:pPr>
@@ -59,16 +107,28 @@
         </w:rPr>
       </w:pPr>
       <w:r>
-        <w:t>3.3 สถิติที่ใช้ในการวิจัย</w:t>
-      </w:r>
+        <w:t xml:space="preserve">3.3 </w:t>
+      </w:r>
+      <w:proofErr w:type="spellStart"/>
+      <w:r>
+        <w:t>สถิติที่ใช้ในการวิจัย</w:t>
+      </w:r>
+      <w:proofErr w:type="spellEnd"/>
     </w:p>
     <w:p>
       <w:pPr>
         <w:pStyle w:val="Heading2"/>
       </w:pPr>
-      <w:r>
-        <w:t>3.1  ขั้นตอนการดำเนินงาน</w:t>
-      </w:r>
+      <w:proofErr w:type="gramStart"/>
+      <w:r>
+        <w:t xml:space="preserve">3.1  </w:t>
+      </w:r>
+      <w:proofErr w:type="spellStart"/>
+      <w:r>
+        <w:t>ขั้นตอนการดำเนินงาน</w:t>
+      </w:r>
+      <w:proofErr w:type="spellEnd"/>
+      <w:proofErr w:type="gramEnd"/>
     </w:p>
     <w:p>
       <w:r>
@@ -238,7 +298,23 @@
           <w:rFonts w:hint="cs"/>
           <w:cs/>
         </w:rPr>
-        <w:t xml:space="preserve"> / เบราว์เซอร์ของ </w:t>
+        <w:t xml:space="preserve"> / </w:t>
+      </w:r>
+      <w:proofErr w:type="spellStart"/>
+      <w:r>
+        <w:rPr>
+          <w:rFonts w:hint="cs"/>
+          <w:cs/>
+        </w:rPr>
+        <w:t>เบ</w:t>
+      </w:r>
+      <w:proofErr w:type="spellEnd"/>
+      <w:r>
+        <w:rPr>
+          <w:rFonts w:hint="cs"/>
+          <w:cs/>
+        </w:rPr>
+        <w:t xml:space="preserve">ราว์เซอร์ของ </w:t>
       </w:r>
       <w:r>
         <w:t xml:space="preserve">Line </w:t>
@@ -334,10 +410,17 @@
       <w:pPr>
         <w:pStyle w:val="Heading2"/>
       </w:pPr>
+      <w:proofErr w:type="gramStart"/>
       <w:r>
         <w:lastRenderedPageBreak/>
-        <w:t>3.2  การวิเคราะห์และออกแบบระบบ</w:t>
-      </w:r>
+        <w:t xml:space="preserve">3.2  </w:t>
+      </w:r>
+      <w:proofErr w:type="spellStart"/>
+      <w:r>
+        <w:t>การวิเคราะห์และออกแบบระบบ</w:t>
+      </w:r>
+      <w:proofErr w:type="spellEnd"/>
+      <w:proofErr w:type="gramEnd"/>
     </w:p>
     <w:p>
       <w:r>
@@ -347,9 +430,16 @@
         </w:rPr>
         <w:tab/>
       </w:r>
-      <w:r>
-        <w:t>3.2.1  การวิเคราะห์ระบบ</w:t>
-      </w:r>
+      <w:proofErr w:type="gramStart"/>
+      <w:r>
+        <w:t xml:space="preserve">3.2.1  </w:t>
+      </w:r>
+      <w:proofErr w:type="spellStart"/>
+      <w:r>
+        <w:t>การวิเคราะห์ระบบ</w:t>
+      </w:r>
+      <w:proofErr w:type="spellEnd"/>
+      <w:proofErr w:type="gramEnd"/>
     </w:p>
     <w:p>
       <w:pPr>
@@ -395,7 +485,15 @@
         <w:t>1</w:t>
       </w:r>
       <w:r>
-        <w:t xml:space="preserve"> การวิเคราะห์กระแสข้อมูล (Data Flow Diagram)</w:t>
+        <w:t xml:space="preserve"> </w:t>
+      </w:r>
+      <w:proofErr w:type="spellStart"/>
+      <w:r>
+        <w:t>การวิเคราะห์กระแสข้อมูล</w:t>
+      </w:r>
+      <w:proofErr w:type="spellEnd"/>
+      <w:r>
+        <w:t xml:space="preserve"> (Data Flow Diagram)</w:t>
       </w:r>
     </w:p>
     <w:p>
@@ -470,7 +568,21 @@
         <w:rPr>
           <w:cs/>
         </w:rPr>
-        <w:t xml:space="preserve"> เป็นแผนภาพกระแสข้อมูลระดับบนสุดของระบบส่งเสริมการขายสําหรับร้านดีวารีสปา</w:t>
+        <w:t xml:space="preserve"> เป็นแผนภาพกระแสข้อมูลระดับบนสุดของระบบส่งเสริมการขาย</w:t>
+      </w:r>
+      <w:proofErr w:type="spellStart"/>
+      <w:r>
+        <w:rPr>
+          <w:cs/>
+        </w:rPr>
+        <w:t>สําหรับ</w:t>
+      </w:r>
+      <w:proofErr w:type="spellEnd"/>
+      <w:r>
+        <w:rPr>
+          <w:cs/>
+        </w:rPr>
+        <w:t>ร้านดีวารีสปา</w:t>
       </w:r>
       <w:r>
         <w:t xml:space="preserve"> </w:t>
@@ -552,21 +664,21 @@
       <w:pPr>
         <w:jc w:val="center"/>
       </w:pPr>
+      <w:proofErr w:type="spellStart"/>
       <w:r>
         <w:rPr>
           <w:b/>
           <w:bCs/>
         </w:rPr>
-        <w:t xml:space="preserve">ภาพที่ </w:t>
-      </w:r>
-      <w:r>
-        <w:rPr>
-          <w:rFonts w:hint="cs"/>
+        <w:t>ภาพที่</w:t>
+      </w:r>
+      <w:proofErr w:type="spellEnd"/>
+      <w:r>
+        <w:rPr>
           <w:b/>
           <w:bCs/>
-          <w:cs/>
-        </w:rPr>
-        <w:t>3.</w:t>
+        </w:rPr>
+        <w:t xml:space="preserve"> </w:t>
       </w:r>
       <w:r>
         <w:rPr>
@@ -575,11 +687,33 @@
           <w:bCs/>
           <w:cs/>
         </w:rPr>
+        <w:t>3.</w:t>
+      </w:r>
+      <w:r>
+        <w:rPr>
+          <w:rFonts w:hint="cs"/>
+          <w:b/>
+          <w:bCs/>
+          <w:cs/>
+        </w:rPr>
         <w:t>1</w:t>
       </w:r>
       <w:r>
-        <w:t xml:space="preserve"> ภาพกระแสข้อมูลระดับสูงสุดของระบบ (Context Diagram) ของระบบ</w:t>
-      </w:r>
+        <w:t xml:space="preserve"> </w:t>
+      </w:r>
+      <w:proofErr w:type="spellStart"/>
+      <w:r>
+        <w:t>ภาพกระแสข้อมูลระดับสูงสุดของระบบ</w:t>
+      </w:r>
+      <w:proofErr w:type="spellEnd"/>
+      <w:r>
+        <w:t xml:space="preserve"> (Context Diagram) </w:t>
+      </w:r>
+      <w:proofErr w:type="spellStart"/>
+      <w:r>
+        <w:t>ของระบบ</w:t>
+      </w:r>
+      <w:proofErr w:type="spellEnd"/>
     </w:p>
     <w:p/>
     <w:p>
@@ -607,7 +741,21 @@
         <w:rPr>
           <w:cs/>
         </w:rPr>
-        <w:t xml:space="preserve">ระบบส่งเสริมการขายสําหรับร้านดีวารีสปา ประกอบด้วยหน่วยที่ติดต่อกับระบบ </w:t>
+        <w:t>ระบบส่งเสริมการขาย</w:t>
+      </w:r>
+      <w:proofErr w:type="spellStart"/>
+      <w:r>
+        <w:rPr>
+          <w:cs/>
+        </w:rPr>
+        <w:t>สําหรับ</w:t>
+      </w:r>
+      <w:proofErr w:type="spellEnd"/>
+      <w:r>
+        <w:rPr>
+          <w:cs/>
+        </w:rPr>
+        <w:t xml:space="preserve">ร้านดีวารีสปา ประกอบด้วยหน่วยที่ติดต่อกับระบบ </w:t>
       </w:r>
       <w:r>
         <w:t>2</w:t>
@@ -680,6 +828,7 @@
         </w:rPr>
         <w:t>ข้อมูลบริการ ข้อมูล</w:t>
       </w:r>
+      <w:proofErr w:type="spellStart"/>
       <w:r>
         <w:rPr>
           <w:rFonts w:hint="cs"/>
@@ -687,6 +836,7 @@
         </w:rPr>
         <w:t>แพ็กเกจ</w:t>
       </w:r>
+      <w:proofErr w:type="spellEnd"/>
       <w:r>
         <w:rPr>
           <w:rFonts w:hint="cs"/>
@@ -873,7 +1023,14 @@
       </w:r>
       <w:r>
         <w:tab/>
-        <w:t xml:space="preserve">แผนภาพกระแสข้อมูลระดับ 0 (Data Flow Diagram Level 0) </w:t>
+      </w:r>
+      <w:proofErr w:type="spellStart"/>
+      <w:r>
+        <w:t>แผนภาพกระแสข้อมูลระดับ</w:t>
+      </w:r>
+      <w:proofErr w:type="spellEnd"/>
+      <w:r>
+        <w:t xml:space="preserve"> 0 (Data Flow Diagram Level 0) </w:t>
       </w:r>
     </w:p>
     <w:p>
@@ -922,6 +1079,7 @@
         </w:rPr>
         <w:t>บริการและ</w:t>
       </w:r>
+      <w:proofErr w:type="spellStart"/>
       <w:r>
         <w:rPr>
           <w:rFonts w:hint="cs"/>
@@ -929,6 +1087,7 @@
         </w:rPr>
         <w:t>แพ็กเกจ</w:t>
       </w:r>
+      <w:proofErr w:type="spellEnd"/>
       <w:r>
         <w:rPr>
           <w:rFonts w:hint="cs"/>
@@ -1069,21 +1228,21 @@
       <w:pPr>
         <w:jc w:val="center"/>
       </w:pPr>
+      <w:proofErr w:type="spellStart"/>
       <w:r>
         <w:rPr>
           <w:b/>
           <w:bCs/>
         </w:rPr>
-        <w:t xml:space="preserve">ภาพที่ </w:t>
-      </w:r>
-      <w:r>
-        <w:rPr>
-          <w:rFonts w:hint="cs"/>
+        <w:t>ภาพที่</w:t>
+      </w:r>
+      <w:proofErr w:type="spellEnd"/>
+      <w:r>
+        <w:rPr>
           <w:b/>
           <w:bCs/>
-          <w:cs/>
-        </w:rPr>
-        <w:t>3.</w:t>
+        </w:rPr>
+        <w:t xml:space="preserve"> </w:t>
       </w:r>
       <w:r>
         <w:rPr>
@@ -1092,6 +1251,15 @@
           <w:bCs/>
           <w:cs/>
         </w:rPr>
+        <w:t>3.</w:t>
+      </w:r>
+      <w:r>
+        <w:rPr>
+          <w:rFonts w:hint="cs"/>
+          <w:b/>
+          <w:bCs/>
+          <w:cs/>
+        </w:rPr>
         <w:t>2</w:t>
       </w:r>
       <w:r>
@@ -1101,8 +1269,13 @@
         <w:t xml:space="preserve"> </w:t>
       </w:r>
       <w:r>
-        <w:t>Data Flow Diagram Level 0 ของระบบ</w:t>
-      </w:r>
+        <w:t xml:space="preserve">Data Flow Diagram Level 0 </w:t>
+      </w:r>
+      <w:proofErr w:type="spellStart"/>
+      <w:r>
+        <w:t>ของระบบ</w:t>
+      </w:r>
+      <w:proofErr w:type="spellEnd"/>
     </w:p>
     <w:p>
       <w:pPr>
@@ -1113,7 +1286,15 @@
       </w:r>
       <w:r>
         <w:tab/>
-        <w:t xml:space="preserve"> จากภาพที่ </w:t>
+        <w:t xml:space="preserve"> </w:t>
+      </w:r>
+      <w:proofErr w:type="spellStart"/>
+      <w:r>
+        <w:t>จากภาพที่</w:t>
+      </w:r>
+      <w:proofErr w:type="spellEnd"/>
+      <w:r>
+        <w:t xml:space="preserve"> </w:t>
       </w:r>
       <w:r>
         <w:rPr>
@@ -1135,8 +1316,13 @@
         </w:rPr>
         <w:t xml:space="preserve"> </w:t>
       </w:r>
-      <w:r>
-        <w:t xml:space="preserve">ประกอบด้วยโพรเซส </w:t>
+      <w:proofErr w:type="spellStart"/>
+      <w:r>
+        <w:t>ประกอบด้วยโพรเซส</w:t>
+      </w:r>
+      <w:proofErr w:type="spellEnd"/>
+      <w:r>
+        <w:t xml:space="preserve"> </w:t>
       </w:r>
       <w:r>
         <w:t>6</w:t>
@@ -1144,9 +1330,19 @@
       <w:r>
         <w:t xml:space="preserve"> </w:t>
       </w:r>
-      <w:r>
-        <w:t>โพรเซส ได้แก่</w:t>
-      </w:r>
+      <w:proofErr w:type="spellStart"/>
+      <w:r>
+        <w:t>โพรเซส</w:t>
+      </w:r>
+      <w:proofErr w:type="spellEnd"/>
+      <w:r>
+        <w:t xml:space="preserve"> </w:t>
+      </w:r>
+      <w:proofErr w:type="spellStart"/>
+      <w:r>
+        <w:t>ได้แก่</w:t>
+      </w:r>
+      <w:proofErr w:type="spellEnd"/>
       <w:r>
         <w:rPr>
           <w:color w:val="FF0000"/>
@@ -1158,7 +1354,23 @@
           <w:rFonts w:hint="cs"/>
           <w:cs/>
         </w:rPr>
-        <w:t>จัดการข้อมูลบริการและแพ็กเกจ จัดการข้อมูลพนักงาน จัดการข้อมูลลูกค้า จัดการข้อมูลการจอง จัดการข้อมูลการชำระเงิน และดูประวัติการใช้งาน</w:t>
+        <w:t>จัดการข้อมูลบริการและ</w:t>
+      </w:r>
+      <w:proofErr w:type="spellStart"/>
+      <w:r>
+        <w:rPr>
+          <w:rFonts w:hint="cs"/>
+          <w:cs/>
+        </w:rPr>
+        <w:t>แพ็กเกจ</w:t>
+      </w:r>
+      <w:proofErr w:type="spellEnd"/>
+      <w:r>
+        <w:rPr>
+          <w:rFonts w:hint="cs"/>
+          <w:cs/>
+        </w:rPr>
+        <w:t xml:space="preserve"> จัดการข้อมูลพนักงาน จัดการข้อมูลลูกค้า จัดการข้อมูลการจอง จัดการข้อมูลการชำระเงิน และดูประวัติการใช้งาน</w:t>
       </w:r>
     </w:p>
     <w:p>
@@ -1190,7 +1402,23 @@
           <w:rFonts w:hint="cs"/>
           <w:cs/>
         </w:rPr>
-        <w:t xml:space="preserve">และแพ็กเกจ </w:t>
+        <w:t>และ</w:t>
+      </w:r>
+      <w:proofErr w:type="spellStart"/>
+      <w:r>
+        <w:rPr>
+          <w:rFonts w:hint="cs"/>
+          <w:cs/>
+        </w:rPr>
+        <w:t>แพ็กเกจ</w:t>
+      </w:r>
+      <w:proofErr w:type="spellEnd"/>
+      <w:r>
+        <w:rPr>
+          <w:rFonts w:hint="cs"/>
+          <w:cs/>
+        </w:rPr>
+        <w:t xml:space="preserve"> </w:t>
       </w:r>
       <w:r>
         <w:rPr>
@@ -1241,6 +1469,7 @@
         </w:rPr>
         <w:t>ข้อมูล</w:t>
       </w:r>
+      <w:proofErr w:type="spellStart"/>
       <w:r>
         <w:rPr>
           <w:rFonts w:hint="cs"/>
@@ -1248,6 +1477,7 @@
         </w:rPr>
         <w:t>แพ็กเกจ</w:t>
       </w:r>
+      <w:proofErr w:type="spellEnd"/>
       <w:r>
         <w:rPr>
           <w:rFonts w:hint="cs"/>
@@ -1366,6 +1596,7 @@
         </w:rPr>
         <w:t xml:space="preserve"> ข้อมูล</w:t>
       </w:r>
+      <w:proofErr w:type="spellStart"/>
       <w:r>
         <w:rPr>
           <w:rFonts w:hint="cs"/>
@@ -1373,6 +1604,7 @@
         </w:rPr>
         <w:t>แพ็กเกจ</w:t>
       </w:r>
+      <w:proofErr w:type="spellEnd"/>
       <w:r>
         <w:rPr>
           <w:rFonts w:hint="cs"/>
@@ -1417,7 +1649,23 @@
           <w:rFonts w:hint="cs"/>
           <w:cs/>
         </w:rPr>
-        <w:t xml:space="preserve">ข้อมูลบริการ ข้อมูลแพ็กเกจ ข้อมูลพนักงาน ข้อมูลลูกค้า </w:t>
+        <w:t>ข้อมูลบริการ ข้อมูล</w:t>
+      </w:r>
+      <w:proofErr w:type="spellStart"/>
+      <w:r>
+        <w:rPr>
+          <w:rFonts w:hint="cs"/>
+          <w:cs/>
+        </w:rPr>
+        <w:t>แพ็กเกจ</w:t>
+      </w:r>
+      <w:proofErr w:type="spellEnd"/>
+      <w:r>
+        <w:rPr>
+          <w:rFonts w:hint="cs"/>
+          <w:cs/>
+        </w:rPr>
+        <w:t xml:space="preserve"> ข้อมูลพนักงาน ข้อมูลลูกค้า </w:t>
       </w:r>
       <w:r>
         <w:rPr>
@@ -1477,7 +1725,23 @@
           <w:rFonts w:hint="cs"/>
           <w:cs/>
         </w:rPr>
-        <w:t>ข้อมูลการจอง ข้อมูลบริการ ข้อมูลแพ็กเกจ ข้อมูลพนักงาน ข้อมูลลูกค้า และข้อมูลการชำระเงิน</w:t>
+        <w:t>ข้อมูลการจอง ข้อมูลบริการ ข้อมูล</w:t>
+      </w:r>
+      <w:proofErr w:type="spellStart"/>
+      <w:r>
+        <w:rPr>
+          <w:rFonts w:hint="cs"/>
+          <w:cs/>
+        </w:rPr>
+        <w:t>แพ็กเกจ</w:t>
+      </w:r>
+      <w:proofErr w:type="spellEnd"/>
+      <w:r>
+        <w:rPr>
+          <w:rFonts w:hint="cs"/>
+          <w:cs/>
+        </w:rPr>
+        <w:t xml:space="preserve"> ข้อมูลพนักงาน ข้อมูลลูกค้า และข้อมูลการชำระเงิน</w:t>
       </w:r>
     </w:p>
     <w:p>
@@ -1614,21 +1878,21 @@
           <w:cs/>
         </w:rPr>
       </w:pPr>
+      <w:proofErr w:type="spellStart"/>
       <w:r>
         <w:rPr>
           <w:b/>
           <w:bCs/>
         </w:rPr>
-        <w:t xml:space="preserve">ภาพที่ </w:t>
-      </w:r>
-      <w:r>
-        <w:rPr>
-          <w:rFonts w:hint="cs"/>
+        <w:t>ภาพที่</w:t>
+      </w:r>
+      <w:proofErr w:type="spellEnd"/>
+      <w:r>
+        <w:rPr>
           <w:b/>
           <w:bCs/>
-          <w:cs/>
-        </w:rPr>
-        <w:t>3.</w:t>
+        </w:rPr>
+        <w:t xml:space="preserve"> </w:t>
       </w:r>
       <w:r>
         <w:rPr>
@@ -1637,6 +1901,15 @@
           <w:bCs/>
           <w:cs/>
         </w:rPr>
+        <w:t>3.</w:t>
+      </w:r>
+      <w:r>
+        <w:rPr>
+          <w:rFonts w:hint="cs"/>
+          <w:b/>
+          <w:bCs/>
+          <w:cs/>
+        </w:rPr>
         <w:t>3</w:t>
       </w:r>
       <w:r>
@@ -1646,8 +1919,13 @@
         <w:t xml:space="preserve"> </w:t>
       </w:r>
       <w:r>
-        <w:t>Data Flow Diagram Level 1 ของ</w:t>
-      </w:r>
+        <w:t xml:space="preserve">Data Flow Diagram Level 1 </w:t>
+      </w:r>
+      <w:proofErr w:type="spellStart"/>
+      <w:r>
+        <w:t>ของ</w:t>
+      </w:r>
+      <w:proofErr w:type="spellEnd"/>
       <w:r>
         <w:rPr>
           <w:rFonts w:hint="cs"/>
@@ -1674,8 +1952,17 @@
           <w:rFonts w:hint="cs"/>
           <w:cs/>
         </w:rPr>
-        <w:t>ะแพ็กเกจ</w:t>
-      </w:r>
+        <w:t>ะ</w:t>
+      </w:r>
+      <w:proofErr w:type="spellStart"/>
+      <w:r>
+        <w:rPr>
+          <w:rFonts w:hint="cs"/>
+          <w:cs/>
+        </w:rPr>
+        <w:t>แพ็กเกจ</w:t>
+      </w:r>
+      <w:proofErr w:type="spellEnd"/>
     </w:p>
     <w:p/>
     <w:p>
@@ -1688,7 +1975,14 @@
       </w:r>
       <w:r>
         <w:tab/>
-        <w:t xml:space="preserve">จากภาพที่ </w:t>
+      </w:r>
+      <w:proofErr w:type="spellStart"/>
+      <w:r>
+        <w:t>จากภาพที่</w:t>
+      </w:r>
+      <w:proofErr w:type="spellEnd"/>
+      <w:r>
+        <w:t xml:space="preserve"> </w:t>
       </w:r>
       <w:r>
         <w:rPr>
@@ -1707,8 +2001,13 @@
       <w:r>
         <w:t xml:space="preserve"> </w:t>
       </w:r>
-      <w:r>
-        <w:t xml:space="preserve">ประกอบด้วยโพรเซส </w:t>
+      <w:proofErr w:type="spellStart"/>
+      <w:r>
+        <w:t>ประกอบด้วยโพรเซส</w:t>
+      </w:r>
+      <w:proofErr w:type="spellEnd"/>
+      <w:r>
+        <w:t xml:space="preserve"> </w:t>
       </w:r>
       <w:r>
         <w:rPr>
@@ -1718,22 +2017,44 @@
         <w:t>3</w:t>
       </w:r>
       <w:r>
-        <w:t xml:space="preserve"> โพรเซส ได้แก่</w:t>
-      </w:r>
-      <w:r>
-        <w:rPr>
-          <w:rFonts w:hint="cs"/>
-          <w:cs/>
-        </w:rPr>
         <w:t xml:space="preserve"> </w:t>
       </w:r>
-      <w:r>
-        <w:rPr>
-          <w:rFonts w:hint="cs"/>
-          <w:cs/>
-        </w:rPr>
-        <w:t>จัดการหมวดหมู่ จัดการบริการ และจัดการแพ็กเกจ</w:t>
-      </w:r>
+      <w:proofErr w:type="spellStart"/>
+      <w:r>
+        <w:t>โพรเซส</w:t>
+      </w:r>
+      <w:proofErr w:type="spellEnd"/>
+      <w:r>
+        <w:t xml:space="preserve"> </w:t>
+      </w:r>
+      <w:proofErr w:type="spellStart"/>
+      <w:r>
+        <w:t>ได้แก่</w:t>
+      </w:r>
+      <w:proofErr w:type="spellEnd"/>
+      <w:r>
+        <w:rPr>
+          <w:rFonts w:hint="cs"/>
+          <w:cs/>
+        </w:rPr>
+        <w:t xml:space="preserve"> </w:t>
+      </w:r>
+      <w:r>
+        <w:rPr>
+          <w:rFonts w:hint="cs"/>
+          <w:cs/>
+        </w:rPr>
+        <w:t>จัดการหมวดหมู่ จัดการบริการ และจัดการ</w:t>
+      </w:r>
+      <w:proofErr w:type="spellStart"/>
+      <w:r>
+        <w:rPr>
+          <w:rFonts w:hint="cs"/>
+          <w:cs/>
+        </w:rPr>
+        <w:t>แพ็กเกจ</w:t>
+      </w:r>
+      <w:proofErr w:type="spellEnd"/>
     </w:p>
     <w:p/>
     <w:p>
@@ -1809,21 +2130,21 @@
           <w:cs/>
         </w:rPr>
       </w:pPr>
+      <w:proofErr w:type="spellStart"/>
       <w:r>
         <w:rPr>
           <w:b/>
           <w:bCs/>
         </w:rPr>
-        <w:t xml:space="preserve">ภาพที่ </w:t>
-      </w:r>
-      <w:r>
-        <w:rPr>
-          <w:rFonts w:hint="cs"/>
+        <w:t>ภาพที่</w:t>
+      </w:r>
+      <w:proofErr w:type="spellEnd"/>
+      <w:r>
+        <w:rPr>
           <w:b/>
           <w:bCs/>
-          <w:cs/>
-        </w:rPr>
-        <w:t>3.</w:t>
+        </w:rPr>
+        <w:t xml:space="preserve"> </w:t>
       </w:r>
       <w:r>
         <w:rPr>
@@ -1832,6 +2153,15 @@
           <w:bCs/>
           <w:cs/>
         </w:rPr>
+        <w:t>3.</w:t>
+      </w:r>
+      <w:r>
+        <w:rPr>
+          <w:rFonts w:hint="cs"/>
+          <w:b/>
+          <w:bCs/>
+          <w:cs/>
+        </w:rPr>
         <w:t>4</w:t>
       </w:r>
       <w:r>
@@ -1841,8 +2171,13 @@
         <w:t xml:space="preserve"> </w:t>
       </w:r>
       <w:r>
-        <w:t>Data Flow Diagram Level 1 ของ</w:t>
-      </w:r>
+        <w:t xml:space="preserve">Data Flow Diagram Level 1 </w:t>
+      </w:r>
+      <w:proofErr w:type="spellStart"/>
+      <w:r>
+        <w:t>ของ</w:t>
+      </w:r>
+      <w:proofErr w:type="spellEnd"/>
       <w:r>
         <w:rPr>
           <w:rFonts w:hint="cs"/>
@@ -1872,7 +2207,14 @@
       </w:r>
       <w:r>
         <w:tab/>
-        <w:t xml:space="preserve">จากภาพที่ </w:t>
+      </w:r>
+      <w:proofErr w:type="spellStart"/>
+      <w:r>
+        <w:t>จากภาพที่</w:t>
+      </w:r>
+      <w:proofErr w:type="spellEnd"/>
+      <w:r>
+        <w:t xml:space="preserve"> </w:t>
       </w:r>
       <w:r>
         <w:rPr>
@@ -1891,8 +2233,13 @@
       <w:r>
         <w:t xml:space="preserve"> </w:t>
       </w:r>
-      <w:r>
-        <w:t xml:space="preserve">ประกอบด้วยโพรเซส </w:t>
+      <w:proofErr w:type="spellStart"/>
+      <w:r>
+        <w:t>ประกอบด้วยโพรเซส</w:t>
+      </w:r>
+      <w:proofErr w:type="spellEnd"/>
+      <w:r>
+        <w:t xml:space="preserve"> </w:t>
       </w:r>
       <w:r>
         <w:rPr>
@@ -1904,9 +2251,19 @@
       <w:r>
         <w:t xml:space="preserve"> </w:t>
       </w:r>
-      <w:r>
-        <w:t>โพรเซส ได้แก่</w:t>
-      </w:r>
+      <w:proofErr w:type="spellStart"/>
+      <w:r>
+        <w:t>โพรเซส</w:t>
+      </w:r>
+      <w:proofErr w:type="spellEnd"/>
+      <w:r>
+        <w:t xml:space="preserve"> </w:t>
+      </w:r>
+      <w:proofErr w:type="spellStart"/>
+      <w:r>
+        <w:t>ได้แก่</w:t>
+      </w:r>
+      <w:proofErr w:type="spellEnd"/>
       <w:r>
         <w:rPr>
           <w:rFonts w:hint="cs"/>
@@ -2053,21 +2410,21 @@
       <w:pPr>
         <w:jc w:val="center"/>
       </w:pPr>
+      <w:proofErr w:type="spellStart"/>
       <w:r>
         <w:rPr>
           <w:b/>
           <w:bCs/>
         </w:rPr>
-        <w:t xml:space="preserve">ภาพที่ </w:t>
-      </w:r>
-      <w:r>
-        <w:rPr>
-          <w:rFonts w:hint="cs"/>
+        <w:t>ภาพที่</w:t>
+      </w:r>
+      <w:proofErr w:type="spellEnd"/>
+      <w:r>
+        <w:rPr>
           <w:b/>
           <w:bCs/>
-          <w:cs/>
-        </w:rPr>
-        <w:t>3.</w:t>
+        </w:rPr>
+        <w:t xml:space="preserve"> </w:t>
       </w:r>
       <w:r>
         <w:rPr>
@@ -2076,6 +2433,15 @@
           <w:bCs/>
           <w:cs/>
         </w:rPr>
+        <w:t>3.</w:t>
+      </w:r>
+      <w:r>
+        <w:rPr>
+          <w:rFonts w:hint="cs"/>
+          <w:b/>
+          <w:bCs/>
+          <w:cs/>
+        </w:rPr>
         <w:t>5</w:t>
       </w:r>
       <w:r>
@@ -2085,8 +2451,13 @@
         <w:t xml:space="preserve"> </w:t>
       </w:r>
       <w:r>
-        <w:t>Data Flow Diagram Level 1 ของ</w:t>
-      </w:r>
+        <w:t xml:space="preserve">Data Flow Diagram Level 1 </w:t>
+      </w:r>
+      <w:proofErr w:type="spellStart"/>
+      <w:r>
+        <w:t>ของ</w:t>
+      </w:r>
+      <w:proofErr w:type="spellEnd"/>
       <w:r>
         <w:rPr>
           <w:rFonts w:hint="cs"/>
@@ -2119,7 +2490,14 @@
       </w:r>
       <w:r>
         <w:tab/>
-        <w:t xml:space="preserve">จากภาพที่ </w:t>
+      </w:r>
+      <w:proofErr w:type="spellStart"/>
+      <w:r>
+        <w:t>จากภาพที่</w:t>
+      </w:r>
+      <w:proofErr w:type="spellEnd"/>
+      <w:r>
+        <w:t xml:space="preserve"> </w:t>
       </w:r>
       <w:r>
         <w:rPr>
@@ -2138,8 +2516,13 @@
       <w:r>
         <w:t xml:space="preserve"> </w:t>
       </w:r>
-      <w:r>
-        <w:t xml:space="preserve">ประกอบด้วยโพรเซส </w:t>
+      <w:proofErr w:type="spellStart"/>
+      <w:r>
+        <w:t>ประกอบด้วยโพรเซส</w:t>
+      </w:r>
+      <w:proofErr w:type="spellEnd"/>
+      <w:r>
+        <w:t xml:space="preserve"> </w:t>
       </w:r>
       <w:r>
         <w:rPr>
@@ -2151,9 +2534,19 @@
       <w:r>
         <w:t xml:space="preserve"> </w:t>
       </w:r>
-      <w:r>
-        <w:t>โพรเซส ได้แก่</w:t>
-      </w:r>
+      <w:proofErr w:type="spellStart"/>
+      <w:r>
+        <w:t>โพรเซส</w:t>
+      </w:r>
+      <w:proofErr w:type="spellEnd"/>
+      <w:r>
+        <w:t xml:space="preserve"> </w:t>
+      </w:r>
+      <w:proofErr w:type="spellStart"/>
+      <w:r>
+        <w:t>ได้แก่</w:t>
+      </w:r>
+      <w:proofErr w:type="spellEnd"/>
       <w:r>
         <w:rPr>
           <w:rFonts w:hint="cs"/>
@@ -2284,21 +2677,21 @@
           <w:cs/>
         </w:rPr>
       </w:pPr>
+      <w:proofErr w:type="spellStart"/>
       <w:r>
         <w:rPr>
           <w:b/>
           <w:bCs/>
         </w:rPr>
-        <w:t xml:space="preserve">ภาพที่ </w:t>
-      </w:r>
-      <w:r>
-        <w:rPr>
-          <w:rFonts w:hint="cs"/>
+        <w:t>ภาพที่</w:t>
+      </w:r>
+      <w:proofErr w:type="spellEnd"/>
+      <w:r>
+        <w:rPr>
           <w:b/>
           <w:bCs/>
-          <w:cs/>
-        </w:rPr>
-        <w:t>3.</w:t>
+        </w:rPr>
+        <w:t xml:space="preserve"> </w:t>
       </w:r>
       <w:r>
         <w:rPr>
@@ -2307,6 +2700,15 @@
           <w:bCs/>
           <w:cs/>
         </w:rPr>
+        <w:t>3.</w:t>
+      </w:r>
+      <w:r>
+        <w:rPr>
+          <w:rFonts w:hint="cs"/>
+          <w:b/>
+          <w:bCs/>
+          <w:cs/>
+        </w:rPr>
         <w:t>6</w:t>
       </w:r>
       <w:r>
@@ -2316,8 +2718,13 @@
         <w:t xml:space="preserve"> </w:t>
       </w:r>
       <w:r>
-        <w:t>Data Flow Diagram Level 1 ของ</w:t>
-      </w:r>
+        <w:t xml:space="preserve">Data Flow Diagram Level 1 </w:t>
+      </w:r>
+      <w:proofErr w:type="spellStart"/>
+      <w:r>
+        <w:t>ของ</w:t>
+      </w:r>
+      <w:proofErr w:type="spellEnd"/>
       <w:r>
         <w:rPr>
           <w:rFonts w:hint="cs"/>
@@ -2337,7 +2744,14 @@
       </w:r>
       <w:r>
         <w:tab/>
-        <w:t xml:space="preserve">จากภาพที่ </w:t>
+      </w:r>
+      <w:proofErr w:type="spellStart"/>
+      <w:r>
+        <w:t>จากภาพที่</w:t>
+      </w:r>
+      <w:proofErr w:type="spellEnd"/>
+      <w:r>
+        <w:t xml:space="preserve"> </w:t>
       </w:r>
       <w:r>
         <w:rPr>
@@ -2356,8 +2770,13 @@
       <w:r>
         <w:t xml:space="preserve"> </w:t>
       </w:r>
-      <w:r>
-        <w:t xml:space="preserve">ประกอบด้วยโพรเซส </w:t>
+      <w:proofErr w:type="spellStart"/>
+      <w:r>
+        <w:t>ประกอบด้วยโพรเซส</w:t>
+      </w:r>
+      <w:proofErr w:type="spellEnd"/>
+      <w:r>
+        <w:t xml:space="preserve"> </w:t>
       </w:r>
       <w:r>
         <w:rPr>
@@ -2369,9 +2788,19 @@
       <w:r>
         <w:t xml:space="preserve"> </w:t>
       </w:r>
-      <w:r>
-        <w:t>โพรเซส ได้แก่</w:t>
-      </w:r>
+      <w:proofErr w:type="spellStart"/>
+      <w:r>
+        <w:t>โพรเซส</w:t>
+      </w:r>
+      <w:proofErr w:type="spellEnd"/>
+      <w:r>
+        <w:t xml:space="preserve"> </w:t>
+      </w:r>
+      <w:proofErr w:type="spellStart"/>
+      <w:r>
+        <w:t>ได้แก่</w:t>
+      </w:r>
+      <w:proofErr w:type="spellEnd"/>
       <w:r>
         <w:rPr>
           <w:rFonts w:hint="cs"/>
@@ -2460,21 +2889,21 @@
           <w:cs/>
         </w:rPr>
       </w:pPr>
+      <w:proofErr w:type="spellStart"/>
       <w:r>
         <w:rPr>
           <w:b/>
           <w:bCs/>
         </w:rPr>
-        <w:t xml:space="preserve">ภาพที่ </w:t>
-      </w:r>
-      <w:r>
-        <w:rPr>
-          <w:rFonts w:hint="cs"/>
+        <w:t>ภาพที่</w:t>
+      </w:r>
+      <w:proofErr w:type="spellEnd"/>
+      <w:r>
+        <w:rPr>
           <w:b/>
           <w:bCs/>
-          <w:cs/>
-        </w:rPr>
-        <w:t>3.</w:t>
+        </w:rPr>
+        <w:t xml:space="preserve"> </w:t>
       </w:r>
       <w:r>
         <w:rPr>
@@ -2483,6 +2912,15 @@
           <w:bCs/>
           <w:cs/>
         </w:rPr>
+        <w:t>3.</w:t>
+      </w:r>
+      <w:r>
+        <w:rPr>
+          <w:rFonts w:hint="cs"/>
+          <w:b/>
+          <w:bCs/>
+          <w:cs/>
+        </w:rPr>
         <w:t>7</w:t>
       </w:r>
       <w:r>
@@ -2492,8 +2930,13 @@
         <w:t xml:space="preserve"> </w:t>
       </w:r>
       <w:r>
-        <w:t>Data Flow Diagram Level 1 ของ</w:t>
-      </w:r>
+        <w:t xml:space="preserve">Data Flow Diagram Level 1 </w:t>
+      </w:r>
+      <w:proofErr w:type="spellStart"/>
+      <w:r>
+        <w:t>ของ</w:t>
+      </w:r>
+      <w:proofErr w:type="spellEnd"/>
       <w:r>
         <w:rPr>
           <w:rFonts w:hint="cs"/>
@@ -2520,7 +2963,14 @@
       </w:r>
       <w:r>
         <w:tab/>
-        <w:t xml:space="preserve">จากภาพที่ </w:t>
+      </w:r>
+      <w:proofErr w:type="spellStart"/>
+      <w:r>
+        <w:t>จากภาพที่</w:t>
+      </w:r>
+      <w:proofErr w:type="spellEnd"/>
+      <w:r>
+        <w:t xml:space="preserve"> </w:t>
       </w:r>
       <w:r>
         <w:rPr>
@@ -2539,8 +2989,13 @@
       <w:r>
         <w:t xml:space="preserve"> </w:t>
       </w:r>
-      <w:r>
-        <w:t xml:space="preserve">ประกอบด้วยโพรเซส </w:t>
+      <w:proofErr w:type="spellStart"/>
+      <w:r>
+        <w:t>ประกอบด้วยโพรเซส</w:t>
+      </w:r>
+      <w:proofErr w:type="spellEnd"/>
+      <w:r>
+        <w:t xml:space="preserve"> </w:t>
       </w:r>
       <w:r>
         <w:rPr>
@@ -2552,9 +3007,19 @@
       <w:r>
         <w:t xml:space="preserve"> </w:t>
       </w:r>
-      <w:r>
-        <w:t>โพรเซส ได้แก่</w:t>
-      </w:r>
+      <w:proofErr w:type="spellStart"/>
+      <w:r>
+        <w:t>โพรเซส</w:t>
+      </w:r>
+      <w:proofErr w:type="spellEnd"/>
+      <w:r>
+        <w:t xml:space="preserve"> </w:t>
+      </w:r>
+      <w:proofErr w:type="spellStart"/>
+      <w:r>
+        <w:t>ได้แก่</w:t>
+      </w:r>
+      <w:proofErr w:type="spellEnd"/>
       <w:r>
         <w:rPr>
           <w:rFonts w:hint="cs"/>
@@ -2643,18 +3108,27 @@
           <w:cs/>
         </w:rPr>
       </w:pPr>
+      <w:proofErr w:type="spellStart"/>
       <w:r>
         <w:rPr>
           <w:b/>
           <w:bCs/>
         </w:rPr>
-        <w:t xml:space="preserve">ภาพที่ </w:t>
-      </w:r>
-      <w:r>
-        <w:rPr>
-          <w:rFonts w:hint="cs"/>
+        <w:t>ภาพที่</w:t>
+      </w:r>
+      <w:proofErr w:type="spellEnd"/>
+      <w:r>
+        <w:rPr>
           <w:b/>
           <w:bCs/>
+        </w:rPr>
+        <w:t xml:space="preserve"> </w:t>
+      </w:r>
+      <w:r>
+        <w:rPr>
+          <w:rFonts w:hint="cs"/>
+          <w:b/>
+          <w:bCs/>
           <w:cs/>
         </w:rPr>
         <w:t>3.8</w:t>
@@ -2666,8 +3140,13 @@
         <w:t xml:space="preserve"> </w:t>
       </w:r>
       <w:r>
-        <w:t>Data Flow Diagram Level 1 ของ</w:t>
-      </w:r>
+        <w:t xml:space="preserve">Data Flow Diagram Level 1 </w:t>
+      </w:r>
+      <w:proofErr w:type="spellStart"/>
+      <w:r>
+        <w:t>ของ</w:t>
+      </w:r>
+      <w:proofErr w:type="spellEnd"/>
       <w:r>
         <w:rPr>
           <w:rFonts w:hint="cs"/>
@@ -2687,7 +3166,14 @@
       </w:r>
       <w:r>
         <w:tab/>
-        <w:t xml:space="preserve">จากภาพที่ </w:t>
+      </w:r>
+      <w:proofErr w:type="spellStart"/>
+      <w:r>
+        <w:t>จากภาพที่</w:t>
+      </w:r>
+      <w:proofErr w:type="spellEnd"/>
+      <w:r>
+        <w:t xml:space="preserve"> </w:t>
       </w:r>
       <w:r>
         <w:rPr>
@@ -2699,8 +3185,13 @@
       <w:r>
         <w:t xml:space="preserve"> </w:t>
       </w:r>
-      <w:r>
-        <w:t xml:space="preserve">ประกอบด้วยโพรเซส </w:t>
+      <w:proofErr w:type="spellStart"/>
+      <w:r>
+        <w:t>ประกอบด้วยโพรเซส</w:t>
+      </w:r>
+      <w:proofErr w:type="spellEnd"/>
+      <w:r>
+        <w:t xml:space="preserve"> </w:t>
       </w:r>
       <w:r>
         <w:rPr>
@@ -2712,9 +3203,19 @@
       <w:r>
         <w:t xml:space="preserve"> </w:t>
       </w:r>
-      <w:r>
-        <w:t>โพรเซส ได้แก่</w:t>
-      </w:r>
+      <w:proofErr w:type="spellStart"/>
+      <w:r>
+        <w:t>โพรเซส</w:t>
+      </w:r>
+      <w:proofErr w:type="spellEnd"/>
+      <w:r>
+        <w:t xml:space="preserve"> </w:t>
+      </w:r>
+      <w:proofErr w:type="spellStart"/>
+      <w:r>
+        <w:t>ได้แก่</w:t>
+      </w:r>
+      <w:proofErr w:type="spellEnd"/>
       <w:r>
         <w:rPr>
           <w:rFonts w:hint="cs"/>
@@ -2876,21 +3377,21 @@
       <w:pPr>
         <w:jc w:val="center"/>
       </w:pPr>
+      <w:proofErr w:type="spellStart"/>
       <w:r>
         <w:rPr>
           <w:b/>
           <w:bCs/>
         </w:rPr>
-        <w:t xml:space="preserve">ภาพที่ </w:t>
-      </w:r>
-      <w:r>
-        <w:rPr>
-          <w:rFonts w:hint="cs"/>
+        <w:t>ภาพที่</w:t>
+      </w:r>
+      <w:proofErr w:type="spellEnd"/>
+      <w:r>
+        <w:rPr>
           <w:b/>
           <w:bCs/>
-          <w:cs/>
-        </w:rPr>
-        <w:t>3.</w:t>
+        </w:rPr>
+        <w:t xml:space="preserve"> </w:t>
       </w:r>
       <w:r>
         <w:rPr>
@@ -2899,14 +3400,25 @@
           <w:bCs/>
           <w:cs/>
         </w:rPr>
+        <w:t>3.</w:t>
+      </w:r>
+      <w:r>
+        <w:rPr>
+          <w:rFonts w:hint="cs"/>
+          <w:b/>
+          <w:bCs/>
+          <w:cs/>
+        </w:rPr>
         <w:t>7</w:t>
       </w:r>
       <w:r>
         <w:t xml:space="preserve"> </w:t>
       </w:r>
+      <w:proofErr w:type="spellStart"/>
       <w:r>
         <w:t>ความสัมพันธ์ของแฟ้มข้อมูลระบบ</w:t>
       </w:r>
+      <w:proofErr w:type="spellEnd"/>
     </w:p>
     <w:p/>
     <w:p>
@@ -2919,12 +3431,30 @@
       <w:r>
         <w:tab/>
       </w:r>
+      <w:proofErr w:type="gramStart"/>
       <w:r>
         <w:rPr>
           <w:b/>
           <w:bCs/>
         </w:rPr>
-        <w:t>3.2.2  การออกแบบ (Design)</w:t>
+        <w:t xml:space="preserve">3.2.2  </w:t>
+      </w:r>
+      <w:proofErr w:type="spellStart"/>
+      <w:r>
+        <w:rPr>
+          <w:b/>
+          <w:bCs/>
+        </w:rPr>
+        <w:t>การออกแบบ</w:t>
+      </w:r>
+      <w:proofErr w:type="spellEnd"/>
+      <w:proofErr w:type="gramEnd"/>
+      <w:r>
+        <w:rPr>
+          <w:b/>
+          <w:bCs/>
+        </w:rPr>
+        <w:t xml:space="preserve"> (Design)</w:t>
       </w:r>
     </w:p>
     <w:p>
@@ -2942,8 +3472,21 @@
         </w:rPr>
         <w:tab/>
       </w:r>
-      <w:r>
-        <w:t>การออกแบบเป็นขั้นตอนที่ 3 ตามวิธีการของ The Waterfall Method</w:t>
+      <w:proofErr w:type="spellStart"/>
+      <w:r>
+        <w:t>การออกแบบเป็นขั้นตอนที่</w:t>
+      </w:r>
+      <w:proofErr w:type="spellEnd"/>
+      <w:r>
+        <w:t xml:space="preserve"> 3 </w:t>
+      </w:r>
+      <w:proofErr w:type="spellStart"/>
+      <w:r>
+        <w:t>ตามวิธีการของ</w:t>
+      </w:r>
+      <w:proofErr w:type="spellEnd"/>
+      <w:r>
+        <w:t xml:space="preserve"> The Waterfall Method</w:t>
       </w:r>
       <w:r>
         <w:rPr>
@@ -2952,9 +3495,19 @@
         </w:rPr>
         <w:t xml:space="preserve"> </w:t>
       </w:r>
-      <w:r>
-        <w:t>ประกอบด้วยขั้นตอนย่อย ดังนี้</w:t>
-      </w:r>
+      <w:proofErr w:type="spellStart"/>
+      <w:r>
+        <w:t>ประกอบด้วยขั้นตอนย่อย</w:t>
+      </w:r>
+      <w:proofErr w:type="spellEnd"/>
+      <w:r>
+        <w:t xml:space="preserve"> </w:t>
+      </w:r>
+      <w:proofErr w:type="spellStart"/>
+      <w:r>
+        <w:t>ดังนี้</w:t>
+      </w:r>
+      <w:proofErr w:type="spellEnd"/>
     </w:p>
     <w:p>
       <w:pPr>
@@ -3037,6 +3590,7 @@
       </w:pPr>
     </w:p>
     <w:p>
+      <w:proofErr w:type="spellStart"/>
       <w:r>
         <w:rPr>
           <w:b/>
@@ -3045,6 +3599,7 @@
         <w:lastRenderedPageBreak/>
         <w:t>ตารางที่</w:t>
       </w:r>
+      <w:proofErr w:type="spellEnd"/>
       <w:r>
         <w:rPr>
           <w:rFonts w:hint="cs"/>
@@ -3072,9 +3627,11 @@
         </w:rPr>
         <w:t xml:space="preserve">1 </w:t>
       </w:r>
+      <w:proofErr w:type="spellStart"/>
       <w:r>
         <w:t>แฟ้มข้อมูลที่กำหนด</w:t>
       </w:r>
+      <w:proofErr w:type="spellEnd"/>
     </w:p>
     <w:tbl>
       <w:tblPr>
@@ -3098,9 +3655,11 @@
               <w:spacing w:line="240" w:lineRule="auto"/>
               <w:jc w:val="center"/>
             </w:pPr>
+            <w:proofErr w:type="spellStart"/>
             <w:r>
               <w:t>ลำดับที่</w:t>
             </w:r>
+            <w:proofErr w:type="spellEnd"/>
           </w:p>
         </w:tc>
         <w:tc>
@@ -3112,9 +3671,11 @@
               <w:spacing w:line="240" w:lineRule="auto"/>
               <w:jc w:val="center"/>
             </w:pPr>
+            <w:proofErr w:type="spellStart"/>
             <w:r>
               <w:t>ชื่อแฟ้มข้อมูล</w:t>
             </w:r>
+            <w:proofErr w:type="spellEnd"/>
           </w:p>
         </w:tc>
         <w:tc>
@@ -3126,9 +3687,11 @@
               <w:spacing w:line="240" w:lineRule="auto"/>
               <w:jc w:val="center"/>
             </w:pPr>
+            <w:proofErr w:type="spellStart"/>
             <w:r>
               <w:t>คำอธิบาย</w:t>
             </w:r>
+            <w:proofErr w:type="spellEnd"/>
           </w:p>
         </w:tc>
       </w:tr>
@@ -3168,9 +3731,11 @@
             <w:pPr>
               <w:spacing w:line="240" w:lineRule="auto"/>
             </w:pPr>
+            <w:proofErr w:type="spellStart"/>
             <w:r>
               <w:t>เก็บข้อมูลผู้ดูแลระบบ</w:t>
             </w:r>
+            <w:proofErr w:type="spellEnd"/>
           </w:p>
         </w:tc>
       </w:tr>
@@ -3210,9 +3775,11 @@
             <w:pPr>
               <w:spacing w:line="240" w:lineRule="auto"/>
             </w:pPr>
+            <w:proofErr w:type="spellStart"/>
             <w:r>
               <w:t>เก็บข้อมูลลูกค้า</w:t>
             </w:r>
+            <w:proofErr w:type="spellEnd"/>
           </w:p>
         </w:tc>
       </w:tr>
@@ -3252,9 +3819,11 @@
             <w:pPr>
               <w:spacing w:line="240" w:lineRule="auto"/>
             </w:pPr>
+            <w:proofErr w:type="spellStart"/>
             <w:r>
               <w:t>เก็บข้อมูลพนักงาน</w:t>
             </w:r>
+            <w:proofErr w:type="spellEnd"/>
           </w:p>
         </w:tc>
       </w:tr>
@@ -3303,9 +3872,11 @@
             <w:pPr>
               <w:spacing w:line="240" w:lineRule="auto"/>
             </w:pPr>
+            <w:proofErr w:type="spellStart"/>
             <w:r>
               <w:t>เก็บข้อมูลบริการ</w:t>
             </w:r>
+            <w:proofErr w:type="spellEnd"/>
           </w:p>
         </w:tc>
       </w:tr>
@@ -3357,6 +3928,7 @@
                 <w:cs/>
               </w:rPr>
             </w:pPr>
+            <w:proofErr w:type="spellStart"/>
             <w:r>
               <w:t>เก็บข้อมูล</w:t>
             </w:r>
@@ -3367,6 +3939,7 @@
               </w:rPr>
               <w:t>แพ็กเกจ</w:t>
             </w:r>
+            <w:proofErr w:type="spellEnd"/>
           </w:p>
         </w:tc>
       </w:tr>
@@ -3421,9 +3994,11 @@
                 <w:cs/>
               </w:rPr>
             </w:pPr>
+            <w:proofErr w:type="spellStart"/>
             <w:r>
               <w:t>เก็บข้อมูล</w:t>
             </w:r>
+            <w:proofErr w:type="spellEnd"/>
             <w:r>
               <w:rPr>
                 <w:rFonts w:hint="cs"/>
@@ -3485,9 +4060,11 @@
                 <w:cs/>
               </w:rPr>
             </w:pPr>
+            <w:proofErr w:type="spellStart"/>
             <w:r>
               <w:t>เก็บข้อมูลการ</w:t>
             </w:r>
+            <w:proofErr w:type="spellEnd"/>
             <w:r>
               <w:rPr>
                 <w:rFonts w:hint="cs"/>
@@ -3563,9 +4140,11 @@
                 <w:cs/>
               </w:rPr>
             </w:pPr>
+            <w:proofErr w:type="spellStart"/>
             <w:r>
               <w:t>เก็บข้อมูล</w:t>
             </w:r>
+            <w:proofErr w:type="spellEnd"/>
             <w:r>
               <w:rPr>
                 <w:rFonts w:hint="cs"/>
@@ -3599,26 +4178,40 @@
         <w:rPr>
           <w:cs/>
         </w:rPr>
-        <w:t>รายละเอียดในตารางซึ่งประกอบด้วย ชื่อฟิลด์ คำอธิบาย ชนิดข้อมูลความกว้าง และประเภทคีย์ ดังตารางต่อไปนี้</w:t>
+        <w:t>รายละเอียดในตารางซึ่งประกอบด้วย ชื่อ</w:t>
+      </w:r>
+      <w:proofErr w:type="spellStart"/>
+      <w:r>
+        <w:rPr>
+          <w:cs/>
+        </w:rPr>
+        <w:t>ฟิ</w:t>
+      </w:r>
+      <w:proofErr w:type="spellEnd"/>
+      <w:r>
+        <w:rPr>
+          <w:cs/>
+        </w:rPr>
+        <w:t>ลด์ คำอธิบาย ชนิดข้อมูลความกว้าง และประเภทคีย์ ดังตารางต่อไปนี้</w:t>
       </w:r>
     </w:p>
     <w:p/>
     <w:p>
+      <w:proofErr w:type="spellStart"/>
       <w:r>
         <w:rPr>
           <w:b/>
           <w:bCs/>
         </w:rPr>
-        <w:t xml:space="preserve">ตารางที่ </w:t>
-      </w:r>
-      <w:r>
-        <w:rPr>
-          <w:rFonts w:hint="cs"/>
+        <w:t>ตารางที่</w:t>
+      </w:r>
+      <w:proofErr w:type="spellEnd"/>
+      <w:r>
+        <w:rPr>
           <w:b/>
           <w:bCs/>
-          <w:cs/>
-        </w:rPr>
-        <w:t>3.</w:t>
+        </w:rPr>
+        <w:t xml:space="preserve"> </w:t>
       </w:r>
       <w:r>
         <w:rPr>
@@ -3627,6 +4220,15 @@
           <w:bCs/>
           <w:cs/>
         </w:rPr>
+        <w:t>3.</w:t>
+      </w:r>
+      <w:r>
+        <w:rPr>
+          <w:rFonts w:hint="cs"/>
+          <w:b/>
+          <w:bCs/>
+          <w:cs/>
+        </w:rPr>
         <w:t>2</w:t>
       </w:r>
       <w:r>
@@ -3635,9 +4237,11 @@
         </w:rPr>
         <w:t xml:space="preserve"> </w:t>
       </w:r>
+      <w:proofErr w:type="spellStart"/>
       <w:r>
         <w:t>แฟ้มข้อมูล</w:t>
       </w:r>
+      <w:proofErr w:type="spellEnd"/>
       <w:r>
         <w:rPr>
           <w:color w:val="FF0000"/>
@@ -3676,9 +4280,11 @@
               <w:spacing w:line="240" w:lineRule="auto"/>
               <w:jc w:val="center"/>
             </w:pPr>
+            <w:proofErr w:type="spellStart"/>
             <w:r>
               <w:t>ลำดับที่</w:t>
             </w:r>
+            <w:proofErr w:type="spellEnd"/>
           </w:p>
         </w:tc>
         <w:tc>
@@ -3690,9 +4296,11 @@
               <w:spacing w:line="240" w:lineRule="auto"/>
               <w:jc w:val="center"/>
             </w:pPr>
+            <w:proofErr w:type="spellStart"/>
             <w:r>
               <w:t>ชื่อฟิลด์</w:t>
             </w:r>
+            <w:proofErr w:type="spellEnd"/>
           </w:p>
         </w:tc>
         <w:tc>
@@ -3704,9 +4312,11 @@
               <w:spacing w:line="240" w:lineRule="auto"/>
               <w:jc w:val="center"/>
             </w:pPr>
+            <w:proofErr w:type="spellStart"/>
             <w:r>
               <w:t>ชนิดข้อมูล</w:t>
             </w:r>
+            <w:proofErr w:type="spellEnd"/>
           </w:p>
         </w:tc>
         <w:tc>
@@ -3718,9 +4328,11 @@
               <w:spacing w:line="240" w:lineRule="auto"/>
               <w:jc w:val="center"/>
             </w:pPr>
+            <w:proofErr w:type="spellStart"/>
             <w:r>
               <w:t>ความกว้าง</w:t>
             </w:r>
+            <w:proofErr w:type="spellEnd"/>
           </w:p>
         </w:tc>
         <w:tc>
@@ -3732,9 +4344,11 @@
               <w:spacing w:line="240" w:lineRule="auto"/>
               <w:jc w:val="center"/>
             </w:pPr>
+            <w:proofErr w:type="spellStart"/>
             <w:r>
               <w:t>ประเภทคีย์</w:t>
             </w:r>
+            <w:proofErr w:type="spellEnd"/>
           </w:p>
         </w:tc>
         <w:tc>
@@ -3746,9 +4360,11 @@
               <w:spacing w:line="240" w:lineRule="auto"/>
               <w:jc w:val="center"/>
             </w:pPr>
+            <w:proofErr w:type="spellStart"/>
             <w:r>
               <w:t>คำอธิบาย</w:t>
             </w:r>
+            <w:proofErr w:type="spellEnd"/>
           </w:p>
         </w:tc>
       </w:tr>
@@ -3784,12 +4400,14 @@
                 <w:color w:val="000000"/>
               </w:rPr>
             </w:pPr>
+            <w:proofErr w:type="spellStart"/>
             <w:r>
               <w:rPr>
                 <w:color w:val="000000"/>
               </w:rPr>
               <w:t>adm_id</w:t>
             </w:r>
+            <w:proofErr w:type="spellEnd"/>
           </w:p>
         </w:tc>
         <w:tc>
@@ -3864,12 +4482,14 @@
                 <w:color w:val="000000"/>
               </w:rPr>
             </w:pPr>
+            <w:proofErr w:type="spellStart"/>
             <w:r>
               <w:rPr>
                 <w:color w:val="000000"/>
               </w:rPr>
               <w:t>รหัสผู้ดูแลระบบ</w:t>
             </w:r>
+            <w:proofErr w:type="spellEnd"/>
           </w:p>
         </w:tc>
       </w:tr>
@@ -3905,12 +4525,14 @@
                 <w:color w:val="000000"/>
               </w:rPr>
             </w:pPr>
+            <w:proofErr w:type="spellStart"/>
             <w:r>
               <w:rPr>
                 <w:color w:val="000000"/>
               </w:rPr>
               <w:t>adm_title</w:t>
             </w:r>
+            <w:proofErr w:type="spellEnd"/>
           </w:p>
         </w:tc>
         <w:tc>
@@ -3979,12 +4601,14 @@
                 <w:color w:val="000000"/>
               </w:rPr>
             </w:pPr>
+            <w:proofErr w:type="spellStart"/>
             <w:r>
               <w:rPr>
                 <w:color w:val="000000"/>
               </w:rPr>
               <w:t>คำนำหน้าผู้ดูแลระบบ</w:t>
             </w:r>
+            <w:proofErr w:type="spellEnd"/>
           </w:p>
         </w:tc>
       </w:tr>
@@ -4026,12 +4650,14 @@
                 <w:color w:val="000000"/>
               </w:rPr>
             </w:pPr>
+            <w:proofErr w:type="spellStart"/>
             <w:r>
               <w:rPr>
                 <w:color w:val="000000"/>
               </w:rPr>
               <w:t>adm_fname</w:t>
             </w:r>
+            <w:proofErr w:type="spellEnd"/>
           </w:p>
         </w:tc>
         <w:tc>
@@ -4112,12 +4738,14 @@
                 <w:color w:val="000000"/>
               </w:rPr>
             </w:pPr>
+            <w:proofErr w:type="spellStart"/>
             <w:r>
               <w:rPr>
                 <w:color w:val="000000"/>
               </w:rPr>
               <w:t>ชื่อจริงผู้ดูแลระบบ</w:t>
             </w:r>
+            <w:proofErr w:type="spellEnd"/>
           </w:p>
         </w:tc>
       </w:tr>
@@ -4159,12 +4787,14 @@
                 <w:color w:val="000000"/>
               </w:rPr>
             </w:pPr>
+            <w:proofErr w:type="spellStart"/>
             <w:r>
               <w:rPr>
                 <w:color w:val="000000"/>
               </w:rPr>
               <w:t>adm_lname</w:t>
             </w:r>
+            <w:proofErr w:type="spellEnd"/>
           </w:p>
         </w:tc>
         <w:tc>
@@ -4245,12 +4875,14 @@
                 <w:color w:val="000000"/>
               </w:rPr>
             </w:pPr>
+            <w:proofErr w:type="spellStart"/>
             <w:r>
               <w:rPr>
                 <w:color w:val="000000"/>
               </w:rPr>
               <w:t>นามสกุลผู้ดูแลระบบ</w:t>
             </w:r>
+            <w:proofErr w:type="spellEnd"/>
           </w:p>
         </w:tc>
       </w:tr>
@@ -4292,12 +4924,14 @@
                 <w:color w:val="000000"/>
               </w:rPr>
             </w:pPr>
+            <w:proofErr w:type="spellStart"/>
             <w:r>
               <w:rPr>
                 <w:color w:val="000000"/>
               </w:rPr>
               <w:t>adm_username</w:t>
             </w:r>
+            <w:proofErr w:type="spellEnd"/>
           </w:p>
         </w:tc>
         <w:tc>
@@ -4378,12 +5012,28 @@
                 <w:color w:val="000000"/>
               </w:rPr>
             </w:pPr>
-            <w:r>
-              <w:rPr>
-                <w:color w:val="000000"/>
-              </w:rPr>
-              <w:t>ชื่อผู้ใช้ ผู้ดูแลระบบ</w:t>
-            </w:r>
+            <w:proofErr w:type="spellStart"/>
+            <w:r>
+              <w:rPr>
+                <w:color w:val="000000"/>
+              </w:rPr>
+              <w:t>ชื่อผู้ใช้</w:t>
+            </w:r>
+            <w:proofErr w:type="spellEnd"/>
+            <w:r>
+              <w:rPr>
+                <w:color w:val="000000"/>
+              </w:rPr>
+              <w:t xml:space="preserve"> </w:t>
+            </w:r>
+            <w:proofErr w:type="spellStart"/>
+            <w:r>
+              <w:rPr>
+                <w:color w:val="000000"/>
+              </w:rPr>
+              <w:t>ผู้ดูแลระบบ</w:t>
+            </w:r>
+            <w:proofErr w:type="spellEnd"/>
           </w:p>
         </w:tc>
       </w:tr>
@@ -4425,12 +5075,14 @@
                 <w:color w:val="000000"/>
               </w:rPr>
             </w:pPr>
+            <w:proofErr w:type="spellStart"/>
             <w:r>
               <w:rPr>
                 <w:color w:val="000000"/>
               </w:rPr>
               <w:t>adm_password</w:t>
             </w:r>
+            <w:proofErr w:type="spellEnd"/>
           </w:p>
         </w:tc>
         <w:tc>
@@ -4511,12 +5163,14 @@
                 <w:color w:val="000000"/>
               </w:rPr>
             </w:pPr>
+            <w:proofErr w:type="spellStart"/>
             <w:r>
               <w:rPr>
                 <w:color w:val="000000"/>
               </w:rPr>
               <w:t>รหัสผ่านผู้ดูแลระบบ</w:t>
             </w:r>
+            <w:proofErr w:type="spellEnd"/>
           </w:p>
         </w:tc>
       </w:tr>
@@ -4558,12 +5212,14 @@
                 <w:color w:val="000000"/>
               </w:rPr>
             </w:pPr>
+            <w:proofErr w:type="spellStart"/>
             <w:r>
               <w:rPr>
                 <w:color w:val="000000"/>
               </w:rPr>
               <w:t>adm_avatar</w:t>
             </w:r>
+            <w:proofErr w:type="spellEnd"/>
           </w:p>
         </w:tc>
         <w:tc>
@@ -4644,12 +5300,14 @@
                 <w:color w:val="000000"/>
               </w:rPr>
             </w:pPr>
+            <w:proofErr w:type="spellStart"/>
             <w:r>
               <w:rPr>
                 <w:color w:val="000000"/>
               </w:rPr>
               <w:t>รูปโปรไฟล์ผู้ดูแลระบบ</w:t>
             </w:r>
+            <w:proofErr w:type="spellEnd"/>
           </w:p>
         </w:tc>
       </w:tr>
@@ -4703,22 +5361,22 @@
       </w:pPr>
     </w:p>
     <w:p>
+      <w:proofErr w:type="spellStart"/>
       <w:r>
         <w:rPr>
           <w:b/>
           <w:bCs/>
         </w:rPr>
         <w:lastRenderedPageBreak/>
-        <w:t xml:space="preserve">ตารางที่ </w:t>
-      </w:r>
-      <w:r>
-        <w:rPr>
-          <w:rFonts w:hint="cs"/>
+        <w:t>ตารางที่</w:t>
+      </w:r>
+      <w:proofErr w:type="spellEnd"/>
+      <w:r>
+        <w:rPr>
           <w:b/>
           <w:bCs/>
-          <w:cs/>
-        </w:rPr>
-        <w:t>3.</w:t>
+        </w:rPr>
+        <w:t xml:space="preserve"> </w:t>
       </w:r>
       <w:r>
         <w:rPr>
@@ -4727,6 +5385,15 @@
           <w:bCs/>
           <w:cs/>
         </w:rPr>
+        <w:t>3.</w:t>
+      </w:r>
+      <w:r>
+        <w:rPr>
+          <w:rFonts w:hint="cs"/>
+          <w:b/>
+          <w:bCs/>
+          <w:cs/>
+        </w:rPr>
         <w:t>3</w:t>
       </w:r>
       <w:r>
@@ -4735,9 +5402,11 @@
         </w:rPr>
         <w:t xml:space="preserve"> </w:t>
       </w:r>
+      <w:proofErr w:type="spellStart"/>
       <w:r>
         <w:t>แฟ้มข้อมูล</w:t>
       </w:r>
+      <w:proofErr w:type="spellEnd"/>
       <w:r>
         <w:rPr>
           <w:color w:val="FF0000"/>
@@ -4773,9 +5442,11 @@
               <w:spacing w:line="240" w:lineRule="auto"/>
               <w:jc w:val="center"/>
             </w:pPr>
+            <w:proofErr w:type="spellStart"/>
             <w:r>
               <w:t>ลำดับ</w:t>
             </w:r>
+            <w:proofErr w:type="spellEnd"/>
           </w:p>
         </w:tc>
         <w:tc>
@@ -4787,9 +5458,11 @@
               <w:spacing w:line="240" w:lineRule="auto"/>
               <w:jc w:val="center"/>
             </w:pPr>
+            <w:proofErr w:type="spellStart"/>
             <w:r>
               <w:t>ชื่อฟิลด์</w:t>
             </w:r>
+            <w:proofErr w:type="spellEnd"/>
           </w:p>
         </w:tc>
         <w:tc>
@@ -4801,9 +5474,11 @@
               <w:spacing w:line="240" w:lineRule="auto"/>
               <w:jc w:val="center"/>
             </w:pPr>
+            <w:proofErr w:type="spellStart"/>
             <w:r>
               <w:t>ชนิดข้อมูล</w:t>
             </w:r>
+            <w:proofErr w:type="spellEnd"/>
           </w:p>
         </w:tc>
         <w:tc>
@@ -4833,9 +5508,11 @@
               <w:spacing w:line="240" w:lineRule="auto"/>
               <w:jc w:val="center"/>
             </w:pPr>
+            <w:proofErr w:type="spellStart"/>
             <w:r>
               <w:t>คีย์</w:t>
             </w:r>
+            <w:proofErr w:type="spellEnd"/>
           </w:p>
         </w:tc>
         <w:tc>
@@ -4847,9 +5524,11 @@
               <w:spacing w:line="240" w:lineRule="auto"/>
               <w:jc w:val="center"/>
             </w:pPr>
+            <w:proofErr w:type="spellStart"/>
             <w:r>
               <w:t>คำอธิบาย</w:t>
             </w:r>
+            <w:proofErr w:type="spellEnd"/>
           </w:p>
         </w:tc>
       </w:tr>
@@ -4885,6 +5564,7 @@
                 <w:color w:val="000000"/>
               </w:rPr>
             </w:pPr>
+            <w:proofErr w:type="spellStart"/>
             <w:r>
               <w:t>cus</w:t>
             </w:r>
@@ -4894,6 +5574,7 @@
               </w:rPr>
               <w:t>_id</w:t>
             </w:r>
+            <w:proofErr w:type="spellEnd"/>
           </w:p>
         </w:tc>
         <w:tc>
@@ -4968,12 +5649,14 @@
                 <w:color w:val="000000"/>
               </w:rPr>
             </w:pPr>
+            <w:proofErr w:type="spellStart"/>
             <w:r>
               <w:rPr>
                 <w:color w:val="000000"/>
               </w:rPr>
               <w:t>รหัส</w:t>
             </w:r>
+            <w:proofErr w:type="spellEnd"/>
             <w:r>
               <w:rPr>
                 <w:rFonts w:hint="cs"/>
@@ -5017,12 +5700,14 @@
                 <w:color w:val="000000"/>
               </w:rPr>
             </w:pPr>
+            <w:proofErr w:type="spellStart"/>
             <w:r>
               <w:rPr>
                 <w:color w:val="000000"/>
               </w:rPr>
               <w:t>cus_fname</w:t>
             </w:r>
+            <w:proofErr w:type="spellEnd"/>
           </w:p>
         </w:tc>
         <w:tc>
@@ -5091,12 +5776,14 @@
                 <w:color w:val="000000"/>
               </w:rPr>
             </w:pPr>
+            <w:proofErr w:type="spellStart"/>
             <w:r>
               <w:rPr>
                 <w:color w:val="000000"/>
               </w:rPr>
               <w:t>ชื่อ</w:t>
             </w:r>
+            <w:proofErr w:type="spellEnd"/>
             <w:r>
               <w:rPr>
                 <w:rFonts w:hint="cs"/>
@@ -5146,12 +5833,14 @@
                 <w:color w:val="000000"/>
               </w:rPr>
             </w:pPr>
+            <w:proofErr w:type="spellStart"/>
             <w:r>
               <w:rPr>
                 <w:color w:val="000000"/>
               </w:rPr>
               <w:t>cus_lname</w:t>
             </w:r>
+            <w:proofErr w:type="spellEnd"/>
           </w:p>
         </w:tc>
         <w:tc>
@@ -5277,12 +5966,14 @@
                 <w:color w:val="000000"/>
               </w:rPr>
             </w:pPr>
+            <w:proofErr w:type="spellStart"/>
             <w:r>
               <w:rPr>
                 <w:color w:val="000000"/>
               </w:rPr>
               <w:t>cus_phone</w:t>
             </w:r>
+            <w:proofErr w:type="spellEnd"/>
           </w:p>
         </w:tc>
         <w:tc>
@@ -5414,12 +6105,14 @@
                 <w:color w:val="000000"/>
               </w:rPr>
             </w:pPr>
+            <w:proofErr w:type="spellStart"/>
             <w:r>
               <w:rPr>
                 <w:color w:val="000000"/>
               </w:rPr>
               <w:t>cus_email</w:t>
             </w:r>
+            <w:proofErr w:type="spellEnd"/>
           </w:p>
         </w:tc>
         <w:tc>
@@ -5539,12 +6232,14 @@
                 <w:color w:val="000000"/>
               </w:rPr>
             </w:pPr>
+            <w:proofErr w:type="spellStart"/>
             <w:r>
               <w:rPr>
                 <w:color w:val="000000"/>
               </w:rPr>
               <w:t>cus_gender</w:t>
             </w:r>
+            <w:proofErr w:type="spellEnd"/>
           </w:p>
         </w:tc>
         <w:tc>
@@ -5664,12 +6359,14 @@
                 <w:color w:val="000000"/>
               </w:rPr>
             </w:pPr>
+            <w:proofErr w:type="spellStart"/>
             <w:r>
               <w:rPr>
                 <w:color w:val="000000"/>
               </w:rPr>
               <w:t>cus_birthdate</w:t>
             </w:r>
+            <w:proofErr w:type="spellEnd"/>
           </w:p>
         </w:tc>
         <w:tc>
@@ -5760,7 +6457,7 @@
                 <w:color w:val="000000"/>
                 <w:cs/>
               </w:rPr>
-              <w:t>8</w:t>
+              <w:t>9</w:t>
             </w:r>
             <w:r>
               <w:rPr>
@@ -5781,129 +6478,14 @@
                 <w:color w:val="000000"/>
               </w:rPr>
             </w:pPr>
-            <w:r>
-              <w:rPr>
-                <w:color w:val="000000"/>
-              </w:rPr>
-              <w:t>cus_address</w:t>
-            </w:r>
-          </w:p>
-        </w:tc>
-        <w:tc>
-          <w:tcPr>
-            <w:tcW w:w="1350" w:type="dxa"/>
-          </w:tcPr>
-          <w:p>
-            <w:pPr>
-              <w:spacing w:line="240" w:lineRule="auto"/>
-              <w:rPr>
-                <w:color w:val="000000"/>
-              </w:rPr>
-            </w:pPr>
-            <w:r>
-              <w:rPr>
-                <w:color w:val="000000"/>
-              </w:rPr>
-              <w:t>text</w:t>
-            </w:r>
-          </w:p>
-        </w:tc>
-        <w:tc>
-          <w:tcPr>
-            <w:tcW w:w="720" w:type="dxa"/>
-          </w:tcPr>
-          <w:p>
-            <w:pPr>
-              <w:spacing w:line="240" w:lineRule="auto"/>
-              <w:jc w:val="center"/>
-              <w:rPr>
-                <w:color w:val="000000"/>
-              </w:rPr>
-            </w:pPr>
-          </w:p>
-        </w:tc>
-        <w:tc>
-          <w:tcPr>
-            <w:tcW w:w="630" w:type="dxa"/>
-          </w:tcPr>
-          <w:p>
-            <w:pPr>
-              <w:spacing w:line="240" w:lineRule="auto"/>
-              <w:jc w:val="center"/>
-              <w:rPr>
-                <w:color w:val="000000"/>
-              </w:rPr>
-            </w:pPr>
-          </w:p>
-        </w:tc>
-        <w:tc>
-          <w:tcPr>
-            <w:tcW w:w="2005" w:type="dxa"/>
-          </w:tcPr>
-          <w:p>
-            <w:pPr>
-              <w:spacing w:line="240" w:lineRule="auto"/>
-              <w:rPr>
-                <w:color w:val="000000"/>
-              </w:rPr>
-            </w:pPr>
-            <w:r>
-              <w:rPr>
-                <w:rFonts w:hint="cs"/>
-                <w:color w:val="000000"/>
-                <w:cs/>
-              </w:rPr>
-              <w:t>ที่อยู่</w:t>
-            </w:r>
-          </w:p>
-        </w:tc>
-      </w:tr>
-      <w:tr>
-        <w:tc>
-          <w:tcPr>
-            <w:tcW w:w="715" w:type="dxa"/>
-          </w:tcPr>
-          <w:p>
-            <w:pPr>
-              <w:spacing w:line="240" w:lineRule="auto"/>
-              <w:jc w:val="center"/>
-              <w:rPr>
-                <w:color w:val="000000"/>
-              </w:rPr>
-            </w:pPr>
-            <w:r>
-              <w:rPr>
-                <w:rFonts w:hint="cs"/>
-                <w:color w:val="000000"/>
-                <w:cs/>
-              </w:rPr>
-              <w:t>9</w:t>
-            </w:r>
-            <w:r>
-              <w:rPr>
-                <w:color w:val="000000"/>
-              </w:rPr>
-              <w:t>.</w:t>
-            </w:r>
-          </w:p>
-        </w:tc>
-        <w:tc>
-          <w:tcPr>
-            <w:tcW w:w="2880" w:type="dxa"/>
-          </w:tcPr>
-          <w:p>
-            <w:pPr>
-              <w:spacing w:line="240" w:lineRule="auto"/>
-              <w:rPr>
-                <w:color w:val="000000"/>
-              </w:rPr>
-            </w:pPr>
+            <w:proofErr w:type="spellStart"/>
             <w:r>
               <w:rPr>
                 <w:color w:val="000000"/>
               </w:rPr>
               <w:t>cus_created_at</w:t>
             </w:r>
+            <w:proofErr w:type="spellEnd"/>
           </w:p>
         </w:tc>
         <w:tc>
@@ -5978,29 +6560,39 @@
     </w:tbl>
     <w:p/>
     <w:p>
+      <w:proofErr w:type="spellStart"/>
       <w:r>
         <w:rPr>
           <w:b/>
           <w:bCs/>
           <w:color w:val="000000"/>
         </w:rPr>
-        <w:t xml:space="preserve">ตารางที่ </w:t>
-      </w:r>
-      <w:r>
-        <w:rPr>
-          <w:rFonts w:hint="cs"/>
+        <w:t>ตารางที่</w:t>
+      </w:r>
+      <w:proofErr w:type="spellEnd"/>
+      <w:r>
+        <w:rPr>
           <w:b/>
           <w:bCs/>
           <w:color w:val="000000"/>
-          <w:cs/>
-        </w:rPr>
-        <w:t>3.</w:t>
+        </w:rPr>
+        <w:t xml:space="preserve"> </w:t>
       </w:r>
       <w:r>
         <w:rPr>
           <w:rFonts w:hint="cs"/>
           <w:b/>
           <w:bCs/>
+          <w:color w:val="000000"/>
+          <w:cs/>
+        </w:rPr>
+        <w:t>3.</w:t>
+      </w:r>
+      <w:r>
+        <w:rPr>
+          <w:rFonts w:hint="cs"/>
+          <w:b/>
+          <w:bCs/>
           <w:cs/>
         </w:rPr>
         <w:t>4</w:t>
@@ -6009,7 +6601,21 @@
         <w:rPr>
           <w:color w:val="000000"/>
         </w:rPr>
-        <w:t xml:space="preserve"> แฟ้มข้อมูล </w:t>
+        <w:t xml:space="preserve"> </w:t>
+      </w:r>
+      <w:proofErr w:type="spellStart"/>
+      <w:r>
+        <w:rPr>
+          <w:color w:val="000000"/>
+        </w:rPr>
+        <w:t>แฟ้มข้อมูล</w:t>
+      </w:r>
+      <w:proofErr w:type="spellEnd"/>
+      <w:r>
+        <w:rPr>
+          <w:color w:val="000000"/>
+        </w:rPr>
+        <w:t xml:space="preserve"> </w:t>
       </w:r>
       <w:r>
         <w:t>employees</w:t>
@@ -6040,9 +6646,11 @@
               <w:spacing w:line="240" w:lineRule="auto"/>
               <w:jc w:val="center"/>
             </w:pPr>
+            <w:proofErr w:type="spellStart"/>
             <w:r>
               <w:t>ลำดับ</w:t>
             </w:r>
+            <w:proofErr w:type="spellEnd"/>
           </w:p>
         </w:tc>
         <w:tc>
@@ -6054,9 +6662,11 @@
               <w:spacing w:line="240" w:lineRule="auto"/>
               <w:jc w:val="center"/>
             </w:pPr>
+            <w:proofErr w:type="spellStart"/>
             <w:r>
               <w:t>ชื่อฟิลด์</w:t>
             </w:r>
+            <w:proofErr w:type="spellEnd"/>
           </w:p>
         </w:tc>
         <w:tc>
@@ -6068,9 +6678,11 @@
               <w:spacing w:line="240" w:lineRule="auto"/>
               <w:jc w:val="center"/>
             </w:pPr>
+            <w:proofErr w:type="spellStart"/>
             <w:r>
               <w:t>ชนิดข้อมูล</w:t>
             </w:r>
+            <w:proofErr w:type="spellEnd"/>
           </w:p>
         </w:tc>
         <w:tc>
@@ -6100,9 +6712,11 @@
               <w:spacing w:line="240" w:lineRule="auto"/>
               <w:jc w:val="center"/>
             </w:pPr>
+            <w:proofErr w:type="spellStart"/>
             <w:r>
               <w:t>คีย์</w:t>
             </w:r>
+            <w:proofErr w:type="spellEnd"/>
           </w:p>
         </w:tc>
         <w:tc>
@@ -6114,9 +6728,11 @@
               <w:spacing w:line="240" w:lineRule="auto"/>
               <w:jc w:val="center"/>
             </w:pPr>
+            <w:proofErr w:type="spellStart"/>
             <w:r>
               <w:t>คำอธิบาย</w:t>
             </w:r>
+            <w:proofErr w:type="spellEnd"/>
           </w:p>
         </w:tc>
       </w:tr>
@@ -6152,6 +6768,7 @@
                 <w:color w:val="000000"/>
               </w:rPr>
             </w:pPr>
+            <w:proofErr w:type="spellStart"/>
             <w:r>
               <w:t>emp</w:t>
             </w:r>
@@ -6161,6 +6778,7 @@
               </w:rPr>
               <w:t>_id</w:t>
             </w:r>
+            <w:proofErr w:type="spellEnd"/>
           </w:p>
         </w:tc>
         <w:tc>
@@ -6235,12 +6853,14 @@
                 <w:color w:val="000000"/>
               </w:rPr>
             </w:pPr>
+            <w:proofErr w:type="spellStart"/>
             <w:r>
               <w:rPr>
                 <w:color w:val="000000"/>
               </w:rPr>
               <w:t>รหัส</w:t>
             </w:r>
+            <w:proofErr w:type="spellEnd"/>
             <w:r>
               <w:rPr>
                 <w:rFonts w:hint="cs"/>
@@ -6284,6 +6904,7 @@
                 <w:color w:val="000000"/>
               </w:rPr>
             </w:pPr>
+            <w:proofErr w:type="spellStart"/>
             <w:r>
               <w:t>emp</w:t>
             </w:r>
@@ -6293,6 +6914,7 @@
               </w:rPr>
               <w:t>_fname</w:t>
             </w:r>
+            <w:proofErr w:type="spellEnd"/>
           </w:p>
         </w:tc>
         <w:tc>
@@ -6361,12 +6983,14 @@
                 <w:color w:val="000000"/>
               </w:rPr>
             </w:pPr>
+            <w:proofErr w:type="spellStart"/>
             <w:r>
               <w:rPr>
                 <w:color w:val="000000"/>
               </w:rPr>
               <w:t>ชื่อ</w:t>
             </w:r>
+            <w:proofErr w:type="spellEnd"/>
             <w:r>
               <w:rPr>
                 <w:rFonts w:hint="cs"/>
@@ -6424,6 +7048,7 @@
                 <w:color w:val="000000"/>
               </w:rPr>
             </w:pPr>
+            <w:proofErr w:type="spellStart"/>
             <w:r>
               <w:t>emp</w:t>
             </w:r>
@@ -6433,6 +7058,7 @@
               </w:rPr>
               <w:t>_lname</w:t>
             </w:r>
+            <w:proofErr w:type="spellEnd"/>
           </w:p>
         </w:tc>
         <w:tc>
@@ -6568,6 +7194,7 @@
                 <w:color w:val="000000"/>
               </w:rPr>
             </w:pPr>
+            <w:proofErr w:type="spellStart"/>
             <w:r>
               <w:t>emp</w:t>
             </w:r>
@@ -6583,6 +7210,7 @@
               </w:rPr>
               <w:t>phone</w:t>
             </w:r>
+            <w:proofErr w:type="spellEnd"/>
           </w:p>
         </w:tc>
         <w:tc>
@@ -6702,6 +7330,7 @@
                 <w:color w:val="000000"/>
               </w:rPr>
             </w:pPr>
+            <w:proofErr w:type="spellStart"/>
             <w:r>
               <w:t>emp</w:t>
             </w:r>
@@ -6717,6 +7346,7 @@
               </w:rPr>
               <w:t>email</w:t>
             </w:r>
+            <w:proofErr w:type="spellEnd"/>
           </w:p>
         </w:tc>
         <w:tc>
@@ -6834,6 +7464,7 @@
                 <w:color w:val="000000"/>
               </w:rPr>
             </w:pPr>
+            <w:proofErr w:type="spellStart"/>
             <w:r>
               <w:t>emp</w:t>
             </w:r>
@@ -6849,6 +7480,7 @@
               </w:rPr>
               <w:t>hire_date</w:t>
             </w:r>
+            <w:proofErr w:type="spellEnd"/>
           </w:p>
         </w:tc>
         <w:tc>
@@ -6930,23 +7562,24 @@
     <w:p/>
     <w:p/>
     <w:p/>
+    <w:p/>
     <w:p>
+      <w:proofErr w:type="spellStart"/>
       <w:r>
         <w:rPr>
           <w:b/>
           <w:bCs/>
         </w:rPr>
         <w:lastRenderedPageBreak/>
-        <w:t xml:space="preserve">ตารางที่ </w:t>
-      </w:r>
-      <w:r>
-        <w:rPr>
-          <w:rFonts w:hint="cs"/>
+        <w:t>ตารางที่</w:t>
+      </w:r>
+      <w:proofErr w:type="spellEnd"/>
+      <w:r>
+        <w:rPr>
           <w:b/>
           <w:bCs/>
-          <w:cs/>
-        </w:rPr>
-        <w:t>3.</w:t>
+        </w:rPr>
+        <w:t xml:space="preserve"> </w:t>
       </w:r>
       <w:r>
         <w:rPr>
@@ -6955,10 +7588,27 @@
           <w:bCs/>
           <w:cs/>
         </w:rPr>
+        <w:t>3.</w:t>
+      </w:r>
+      <w:r>
+        <w:rPr>
+          <w:rFonts w:hint="cs"/>
+          <w:b/>
+          <w:bCs/>
+          <w:cs/>
+        </w:rPr>
         <w:t>5</w:t>
       </w:r>
       <w:r>
-        <w:t xml:space="preserve"> แฟ้มข้อมูล </w:t>
+        <w:t xml:space="preserve"> </w:t>
+      </w:r>
+      <w:proofErr w:type="spellStart"/>
+      <w:r>
+        <w:t>แฟ้มข้อมูล</w:t>
+      </w:r>
+      <w:proofErr w:type="spellEnd"/>
+      <w:r>
+        <w:t xml:space="preserve"> </w:t>
       </w:r>
       <w:r>
         <w:t>services</w:t>
@@ -6989,9 +7639,11 @@
               <w:spacing w:line="240" w:lineRule="auto"/>
               <w:jc w:val="center"/>
             </w:pPr>
+            <w:proofErr w:type="spellStart"/>
             <w:r>
               <w:t>ลำดับ</w:t>
             </w:r>
+            <w:proofErr w:type="spellEnd"/>
           </w:p>
         </w:tc>
         <w:tc>
@@ -7003,9 +7655,11 @@
               <w:spacing w:line="240" w:lineRule="auto"/>
               <w:jc w:val="center"/>
             </w:pPr>
+            <w:proofErr w:type="spellStart"/>
             <w:r>
               <w:t>ชื่อฟิลด์</w:t>
             </w:r>
+            <w:proofErr w:type="spellEnd"/>
           </w:p>
         </w:tc>
         <w:tc>
@@ -7017,9 +7671,11 @@
               <w:spacing w:line="240" w:lineRule="auto"/>
               <w:jc w:val="center"/>
             </w:pPr>
+            <w:proofErr w:type="spellStart"/>
             <w:r>
               <w:t>ชนิดข้อมูล</w:t>
             </w:r>
+            <w:proofErr w:type="spellEnd"/>
           </w:p>
         </w:tc>
         <w:tc>
@@ -7049,9 +7705,11 @@
               <w:spacing w:line="240" w:lineRule="auto"/>
               <w:jc w:val="center"/>
             </w:pPr>
+            <w:proofErr w:type="spellStart"/>
             <w:r>
               <w:t>คีย์</w:t>
             </w:r>
+            <w:proofErr w:type="spellEnd"/>
           </w:p>
         </w:tc>
         <w:tc>
@@ -7063,9 +7721,11 @@
               <w:spacing w:line="240" w:lineRule="auto"/>
               <w:jc w:val="center"/>
             </w:pPr>
+            <w:proofErr w:type="spellStart"/>
             <w:r>
               <w:t>คำอธิบาย</w:t>
             </w:r>
+            <w:proofErr w:type="spellEnd"/>
           </w:p>
         </w:tc>
       </w:tr>
@@ -7101,6 +7761,7 @@
                 <w:color w:val="000000"/>
               </w:rPr>
             </w:pPr>
+            <w:proofErr w:type="spellStart"/>
             <w:r>
               <w:t>ser</w:t>
             </w:r>
@@ -7110,6 +7771,7 @@
               </w:rPr>
               <w:t>_id</w:t>
             </w:r>
+            <w:proofErr w:type="spellEnd"/>
           </w:p>
         </w:tc>
         <w:tc>
@@ -7225,9 +7887,11 @@
                 <w:color w:val="000000"/>
               </w:rPr>
             </w:pPr>
+            <w:proofErr w:type="spellStart"/>
             <w:r>
               <w:t>ser_code</w:t>
             </w:r>
+            <w:proofErr w:type="spellEnd"/>
           </w:p>
         </w:tc>
         <w:tc>
@@ -7343,9 +8007,11 @@
                 <w:color w:val="000000"/>
               </w:rPr>
             </w:pPr>
+            <w:proofErr w:type="spellStart"/>
             <w:r>
               <w:t>ser_name</w:t>
             </w:r>
+            <w:proofErr w:type="spellEnd"/>
           </w:p>
         </w:tc>
         <w:tc>
@@ -7424,12 +8090,14 @@
                 <w:color w:val="000000"/>
               </w:rPr>
             </w:pPr>
+            <w:proofErr w:type="spellStart"/>
             <w:r>
               <w:rPr>
                 <w:color w:val="000000"/>
               </w:rPr>
               <w:t>ชื่อ</w:t>
             </w:r>
+            <w:proofErr w:type="spellEnd"/>
             <w:r>
               <w:rPr>
                 <w:rFonts w:hint="cs"/>
@@ -7479,9 +8147,11 @@
                 <w:color w:val="000000"/>
               </w:rPr>
             </w:pPr>
+            <w:proofErr w:type="spellStart"/>
             <w:r>
               <w:t>ser_description</w:t>
             </w:r>
+            <w:proofErr w:type="spellEnd"/>
           </w:p>
         </w:tc>
         <w:tc>
@@ -7597,9 +8267,11 @@
                 <w:color w:val="000000"/>
               </w:rPr>
             </w:pPr>
+            <w:proofErr w:type="spellStart"/>
             <w:r>
               <w:t>cat_id</w:t>
             </w:r>
+            <w:proofErr w:type="spellEnd"/>
           </w:p>
         </w:tc>
         <w:tc>
@@ -8063,12 +8735,14 @@
                 <w:color w:val="000000"/>
               </w:rPr>
             </w:pPr>
+            <w:proofErr w:type="spellStart"/>
             <w:r>
               <w:t>ser_</w:t>
             </w:r>
             <w:r>
               <w:t>active</w:t>
             </w:r>
+            <w:proofErr w:type="spellEnd"/>
           </w:p>
         </w:tc>
         <w:tc>
@@ -8147,7 +8821,21 @@
               <w:rPr>
                 <w:color w:val="000000"/>
               </w:rPr>
-              <w:t>(yes,no)</w:t>
+              <w:t>(</w:t>
+            </w:r>
+            <w:proofErr w:type="spellStart"/>
+            <w:r>
+              <w:rPr>
+                <w:color w:val="000000"/>
+              </w:rPr>
+              <w:t>yes,no</w:t>
+            </w:r>
+            <w:proofErr w:type="spellEnd"/>
+            <w:r>
+              <w:rPr>
+                <w:color w:val="000000"/>
+              </w:rPr>
+              <w:t>)</w:t>
             </w:r>
           </w:p>
         </w:tc>
@@ -8155,21 +8843,21 @@
     </w:tbl>
     <w:p/>
     <w:p>
+      <w:proofErr w:type="spellStart"/>
       <w:r>
         <w:rPr>
           <w:b/>
           <w:bCs/>
         </w:rPr>
-        <w:t xml:space="preserve">ตารางที่ </w:t>
-      </w:r>
-      <w:r>
-        <w:rPr>
-          <w:rFonts w:hint="cs"/>
+        <w:t>ตารางที่</w:t>
+      </w:r>
+      <w:proofErr w:type="spellEnd"/>
+      <w:r>
+        <w:rPr>
           <w:b/>
           <w:bCs/>
-          <w:cs/>
-        </w:rPr>
-        <w:t>3.</w:t>
+        </w:rPr>
+        <w:t xml:space="preserve"> </w:t>
       </w:r>
       <w:r>
         <w:rPr>
@@ -8178,10 +8866,27 @@
           <w:bCs/>
           <w:cs/>
         </w:rPr>
+        <w:t>3.</w:t>
+      </w:r>
+      <w:r>
+        <w:rPr>
+          <w:rFonts w:hint="cs"/>
+          <w:b/>
+          <w:bCs/>
+          <w:cs/>
+        </w:rPr>
         <w:t>6</w:t>
       </w:r>
       <w:r>
-        <w:t xml:space="preserve"> แฟ้มข้อมูล </w:t>
+        <w:t xml:space="preserve"> </w:t>
+      </w:r>
+      <w:proofErr w:type="spellStart"/>
+      <w:r>
+        <w:t>แฟ้มข้อมูล</w:t>
+      </w:r>
+      <w:proofErr w:type="spellEnd"/>
+      <w:r>
+        <w:t xml:space="preserve"> </w:t>
       </w:r>
       <w:r>
         <w:t>packages</w:t>
@@ -8212,9 +8917,11 @@
               <w:spacing w:line="240" w:lineRule="auto"/>
               <w:jc w:val="center"/>
             </w:pPr>
+            <w:proofErr w:type="spellStart"/>
             <w:r>
               <w:t>ลำดับ</w:t>
             </w:r>
+            <w:proofErr w:type="spellEnd"/>
           </w:p>
         </w:tc>
         <w:tc>
@@ -8226,9 +8933,11 @@
               <w:spacing w:line="240" w:lineRule="auto"/>
               <w:jc w:val="center"/>
             </w:pPr>
+            <w:proofErr w:type="spellStart"/>
             <w:r>
               <w:t>ชื่อฟิลด์</w:t>
             </w:r>
+            <w:proofErr w:type="spellEnd"/>
           </w:p>
         </w:tc>
         <w:tc>
@@ -8240,9 +8949,11 @@
               <w:spacing w:line="240" w:lineRule="auto"/>
               <w:jc w:val="center"/>
             </w:pPr>
+            <w:proofErr w:type="spellStart"/>
             <w:r>
               <w:t>ชนิดข้อมูล</w:t>
             </w:r>
+            <w:proofErr w:type="spellEnd"/>
           </w:p>
         </w:tc>
         <w:tc>
@@ -8272,9 +8983,11 @@
               <w:spacing w:line="240" w:lineRule="auto"/>
               <w:jc w:val="center"/>
             </w:pPr>
+            <w:proofErr w:type="spellStart"/>
             <w:r>
               <w:t>คีย์</w:t>
             </w:r>
+            <w:proofErr w:type="spellEnd"/>
           </w:p>
         </w:tc>
         <w:tc>
@@ -8286,9 +8999,11 @@
               <w:spacing w:line="240" w:lineRule="auto"/>
               <w:jc w:val="center"/>
             </w:pPr>
+            <w:proofErr w:type="spellStart"/>
             <w:r>
               <w:t>คำอธิบาย</w:t>
             </w:r>
+            <w:proofErr w:type="spellEnd"/>
           </w:p>
         </w:tc>
       </w:tr>
@@ -8324,6 +9039,7 @@
                 <w:color w:val="000000"/>
               </w:rPr>
             </w:pPr>
+            <w:proofErr w:type="spellStart"/>
             <w:r>
               <w:t>pac</w:t>
             </w:r>
@@ -8333,6 +9049,7 @@
               </w:rPr>
               <w:t>_id</w:t>
             </w:r>
+            <w:proofErr w:type="spellEnd"/>
           </w:p>
         </w:tc>
         <w:tc>
@@ -8413,6 +9130,7 @@
               </w:rPr>
               <w:t>รหัส</w:t>
             </w:r>
+            <w:proofErr w:type="spellStart"/>
             <w:r>
               <w:rPr>
                 <w:rFonts w:hint="cs"/>
@@ -8421,6 +9139,7 @@
               </w:rPr>
               <w:t>แพ็กเกจ</w:t>
             </w:r>
+            <w:proofErr w:type="spellEnd"/>
           </w:p>
         </w:tc>
       </w:tr>
@@ -8456,12 +9175,14 @@
                 <w:color w:val="000000"/>
               </w:rPr>
             </w:pPr>
+            <w:proofErr w:type="spellStart"/>
             <w:r>
               <w:t>pac</w:t>
             </w:r>
             <w:r>
               <w:t>_code</w:t>
             </w:r>
+            <w:proofErr w:type="spellEnd"/>
           </w:p>
         </w:tc>
         <w:tc>
@@ -8536,6 +9257,7 @@
               </w:rPr>
               <w:t>รหัสประจำ</w:t>
             </w:r>
+            <w:proofErr w:type="spellStart"/>
             <w:r>
               <w:rPr>
                 <w:rFonts w:hint="cs"/>
@@ -8544,6 +9266,7 @@
               </w:rPr>
               <w:t>แพ็กเกจ</w:t>
             </w:r>
+            <w:proofErr w:type="spellEnd"/>
           </w:p>
         </w:tc>
       </w:tr>
@@ -8585,12 +9308,14 @@
                 <w:color w:val="000000"/>
               </w:rPr>
             </w:pPr>
+            <w:proofErr w:type="spellStart"/>
             <w:r>
               <w:t>pac</w:t>
             </w:r>
             <w:r>
               <w:t>_name</w:t>
             </w:r>
+            <w:proofErr w:type="spellEnd"/>
           </w:p>
         </w:tc>
         <w:tc>
@@ -8669,6 +9394,7 @@
                 <w:color w:val="000000"/>
               </w:rPr>
             </w:pPr>
+            <w:proofErr w:type="spellStart"/>
             <w:r>
               <w:rPr>
                 <w:color w:val="000000"/>
@@ -8683,6 +9409,7 @@
               </w:rPr>
               <w:t>แพ็กเกจ</w:t>
             </w:r>
+            <w:proofErr w:type="spellEnd"/>
           </w:p>
         </w:tc>
       </w:tr>
@@ -8724,12 +9451,14 @@
                 <w:color w:val="000000"/>
               </w:rPr>
             </w:pPr>
+            <w:proofErr w:type="spellStart"/>
             <w:r>
               <w:t>pac</w:t>
             </w:r>
             <w:r>
               <w:t>_description</w:t>
             </w:r>
+            <w:proofErr w:type="spellEnd"/>
           </w:p>
         </w:tc>
         <w:tc>
@@ -8845,9 +9574,11 @@
                 <w:color w:val="000000"/>
               </w:rPr>
             </w:pPr>
+            <w:proofErr w:type="spellStart"/>
             <w:r>
               <w:t>cat_id</w:t>
             </w:r>
+            <w:proofErr w:type="spellEnd"/>
           </w:p>
         </w:tc>
         <w:tc>
@@ -9044,6 +9775,7 @@
               </w:rPr>
               <w:t>ราคา</w:t>
             </w:r>
+            <w:proofErr w:type="spellStart"/>
             <w:r>
               <w:rPr>
                 <w:rFonts w:hint="cs"/>
@@ -9052,6 +9784,7 @@
               </w:rPr>
               <w:t>แพ็กเกจ</w:t>
             </w:r>
+            <w:proofErr w:type="spellEnd"/>
           </w:p>
         </w:tc>
       </w:tr>
@@ -9095,6 +9828,7 @@
                 <w:color w:val="000000"/>
               </w:rPr>
             </w:pPr>
+            <w:proofErr w:type="spellStart"/>
             <w:r>
               <w:t>pac</w:t>
             </w:r>
@@ -9104,6 +9838,7 @@
             <w:r>
               <w:t>hour</w:t>
             </w:r>
+            <w:proofErr w:type="spellEnd"/>
           </w:p>
         </w:tc>
         <w:tc>
@@ -9176,8 +9911,18 @@
                 <w:color w:val="000000"/>
                 <w:cs/>
               </w:rPr>
-              <w:t>ชั่วโมงการใช้บริการของแพ็กเกจ</w:t>
-            </w:r>
+              <w:t>ชั่วโมงการใช้บริการของ</w:t>
+            </w:r>
+            <w:proofErr w:type="spellStart"/>
+            <w:r>
+              <w:rPr>
+                <w:rFonts w:hint="cs"/>
+                <w:color w:val="000000"/>
+                <w:cs/>
+              </w:rPr>
+              <w:t>แพ็กเกจ</w:t>
+            </w:r>
+            <w:proofErr w:type="spellEnd"/>
           </w:p>
         </w:tc>
       </w:tr>
@@ -9219,9 +9964,11 @@
                 <w:color w:val="000000"/>
               </w:rPr>
             </w:pPr>
+            <w:proofErr w:type="spellStart"/>
             <w:r>
               <w:t>pac_active</w:t>
             </w:r>
+            <w:proofErr w:type="spellEnd"/>
           </w:p>
         </w:tc>
         <w:tc>
@@ -9300,7 +10047,21 @@
               <w:rPr>
                 <w:color w:val="000000"/>
               </w:rPr>
-              <w:t>(yes,no)</w:t>
+              <w:t>(</w:t>
+            </w:r>
+            <w:proofErr w:type="spellStart"/>
+            <w:r>
+              <w:rPr>
+                <w:color w:val="000000"/>
+              </w:rPr>
+              <w:t>yes,no</w:t>
+            </w:r>
+            <w:proofErr w:type="spellEnd"/>
+            <w:r>
+              <w:rPr>
+                <w:color w:val="000000"/>
+              </w:rPr>
+              <w:t>)</w:t>
             </w:r>
           </w:p>
         </w:tc>
@@ -9315,21 +10076,21 @@
       </w:pPr>
     </w:p>
     <w:p>
+      <w:proofErr w:type="spellStart"/>
       <w:r>
         <w:rPr>
           <w:b/>
           <w:bCs/>
         </w:rPr>
-        <w:t xml:space="preserve">ตารางที่ </w:t>
-      </w:r>
-      <w:r>
-        <w:rPr>
-          <w:rFonts w:hint="cs"/>
+        <w:t>ตารางที่</w:t>
+      </w:r>
+      <w:proofErr w:type="spellEnd"/>
+      <w:r>
+        <w:rPr>
           <w:b/>
           <w:bCs/>
-          <w:cs/>
-        </w:rPr>
-        <w:t>3.</w:t>
+        </w:rPr>
+        <w:t xml:space="preserve"> </w:t>
       </w:r>
       <w:r>
         <w:rPr>
@@ -9338,13 +10099,27 @@
           <w:bCs/>
           <w:cs/>
         </w:rPr>
+        <w:t>3.</w:t>
+      </w:r>
+      <w:r>
+        <w:rPr>
+          <w:rFonts w:hint="cs"/>
+          <w:b/>
+          <w:bCs/>
+          <w:cs/>
+        </w:rPr>
         <w:t>7</w:t>
       </w:r>
       <w:r>
         <w:t xml:space="preserve"> </w:t>
       </w:r>
-      <w:r>
-        <w:t xml:space="preserve">แฟ้มข้อมูล </w:t>
+      <w:proofErr w:type="spellStart"/>
+      <w:r>
+        <w:t>แฟ้มข้อมูล</w:t>
+      </w:r>
+      <w:proofErr w:type="spellEnd"/>
+      <w:r>
+        <w:t xml:space="preserve"> </w:t>
       </w:r>
       <w:r>
         <w:t>categories</w:t>
@@ -9375,9 +10150,11 @@
               <w:spacing w:line="240" w:lineRule="auto"/>
               <w:jc w:val="center"/>
             </w:pPr>
+            <w:proofErr w:type="spellStart"/>
             <w:r>
               <w:t>ลำดับ</w:t>
             </w:r>
+            <w:proofErr w:type="spellEnd"/>
           </w:p>
         </w:tc>
         <w:tc>
@@ -9389,9 +10166,11 @@
               <w:spacing w:line="240" w:lineRule="auto"/>
               <w:jc w:val="center"/>
             </w:pPr>
+            <w:proofErr w:type="spellStart"/>
             <w:r>
               <w:t>ชื่อฟิลด์</w:t>
             </w:r>
+            <w:proofErr w:type="spellEnd"/>
           </w:p>
         </w:tc>
         <w:tc>
@@ -9403,9 +10182,11 @@
               <w:spacing w:line="240" w:lineRule="auto"/>
               <w:jc w:val="center"/>
             </w:pPr>
+            <w:proofErr w:type="spellStart"/>
             <w:r>
               <w:t>ชนิดข้อมูล</w:t>
             </w:r>
+            <w:proofErr w:type="spellEnd"/>
           </w:p>
         </w:tc>
         <w:tc>
@@ -9435,9 +10216,11 @@
               <w:spacing w:line="240" w:lineRule="auto"/>
               <w:jc w:val="center"/>
             </w:pPr>
+            <w:proofErr w:type="spellStart"/>
             <w:r>
               <w:t>คีย์</w:t>
             </w:r>
+            <w:proofErr w:type="spellEnd"/>
           </w:p>
         </w:tc>
         <w:tc>
@@ -9449,9 +10232,11 @@
               <w:spacing w:line="240" w:lineRule="auto"/>
               <w:jc w:val="center"/>
             </w:pPr>
+            <w:proofErr w:type="spellStart"/>
             <w:r>
               <w:t>คำอธิบาย</w:t>
             </w:r>
+            <w:proofErr w:type="spellEnd"/>
           </w:p>
         </w:tc>
       </w:tr>
@@ -9487,6 +10272,7 @@
                 <w:color w:val="000000"/>
               </w:rPr>
             </w:pPr>
+            <w:proofErr w:type="spellStart"/>
             <w:r>
               <w:t>cat</w:t>
             </w:r>
@@ -9496,6 +10282,7 @@
               </w:rPr>
               <w:t>_id</w:t>
             </w:r>
+            <w:proofErr w:type="spellEnd"/>
           </w:p>
         </w:tc>
         <w:tc>
@@ -9611,9 +10398,11 @@
                 <w:color w:val="000000"/>
               </w:rPr>
             </w:pPr>
+            <w:proofErr w:type="spellStart"/>
             <w:r>
               <w:t>cat_name</w:t>
             </w:r>
+            <w:proofErr w:type="spellEnd"/>
           </w:p>
         </w:tc>
         <w:tc>
@@ -9709,22 +10498,22 @@
       </w:pPr>
     </w:p>
     <w:p>
+      <w:proofErr w:type="spellStart"/>
       <w:r>
         <w:rPr>
           <w:b/>
           <w:bCs/>
         </w:rPr>
         <w:lastRenderedPageBreak/>
-        <w:t xml:space="preserve">ตารางที่ </w:t>
-      </w:r>
-      <w:r>
-        <w:rPr>
-          <w:rFonts w:hint="cs"/>
+        <w:t>ตารางที่</w:t>
+      </w:r>
+      <w:proofErr w:type="spellEnd"/>
+      <w:r>
+        <w:rPr>
           <w:b/>
           <w:bCs/>
-          <w:cs/>
-        </w:rPr>
-        <w:t>3.</w:t>
+        </w:rPr>
+        <w:t xml:space="preserve"> </w:t>
       </w:r>
       <w:r>
         <w:rPr>
@@ -9733,13 +10522,27 @@
           <w:bCs/>
           <w:cs/>
         </w:rPr>
+        <w:t>3.</w:t>
+      </w:r>
+      <w:r>
+        <w:rPr>
+          <w:rFonts w:hint="cs"/>
+          <w:b/>
+          <w:bCs/>
+          <w:cs/>
+        </w:rPr>
         <w:t>8</w:t>
       </w:r>
       <w:r>
         <w:t xml:space="preserve"> </w:t>
       </w:r>
-      <w:r>
-        <w:t xml:space="preserve">แฟ้มข้อมูล </w:t>
+      <w:proofErr w:type="spellStart"/>
+      <w:r>
+        <w:t>แฟ้มข้อมูล</w:t>
+      </w:r>
+      <w:proofErr w:type="spellEnd"/>
+      <w:r>
+        <w:t xml:space="preserve"> </w:t>
       </w:r>
       <w:r>
         <w:t>payments</w:t>
@@ -9770,9 +10573,11 @@
               <w:spacing w:line="240" w:lineRule="auto"/>
               <w:jc w:val="center"/>
             </w:pPr>
+            <w:proofErr w:type="spellStart"/>
             <w:r>
               <w:t>ลำดับ</w:t>
             </w:r>
+            <w:proofErr w:type="spellEnd"/>
           </w:p>
         </w:tc>
         <w:tc>
@@ -9784,9 +10589,11 @@
               <w:spacing w:line="240" w:lineRule="auto"/>
               <w:jc w:val="center"/>
             </w:pPr>
+            <w:proofErr w:type="spellStart"/>
             <w:r>
               <w:t>ชื่อฟิลด์</w:t>
             </w:r>
+            <w:proofErr w:type="spellEnd"/>
           </w:p>
         </w:tc>
         <w:tc>
@@ -9798,9 +10605,11 @@
               <w:spacing w:line="240" w:lineRule="auto"/>
               <w:jc w:val="center"/>
             </w:pPr>
+            <w:proofErr w:type="spellStart"/>
             <w:r>
               <w:t>ชนิดข้อมูล</w:t>
             </w:r>
+            <w:proofErr w:type="spellEnd"/>
           </w:p>
         </w:tc>
         <w:tc>
@@ -9830,9 +10639,11 @@
               <w:spacing w:line="240" w:lineRule="auto"/>
               <w:jc w:val="center"/>
             </w:pPr>
+            <w:proofErr w:type="spellStart"/>
             <w:r>
               <w:t>คีย์</w:t>
             </w:r>
+            <w:proofErr w:type="spellEnd"/>
           </w:p>
         </w:tc>
         <w:tc>
@@ -9844,9 +10655,11 @@
               <w:spacing w:line="240" w:lineRule="auto"/>
               <w:jc w:val="center"/>
             </w:pPr>
+            <w:proofErr w:type="spellStart"/>
             <w:r>
               <w:t>คำอธิบาย</w:t>
             </w:r>
+            <w:proofErr w:type="spellEnd"/>
           </w:p>
         </w:tc>
       </w:tr>
@@ -9882,6 +10695,7 @@
                 <w:color w:val="000000"/>
               </w:rPr>
             </w:pPr>
+            <w:proofErr w:type="spellStart"/>
             <w:r>
               <w:t>pay</w:t>
             </w:r>
@@ -9891,6 +10705,7 @@
               </w:rPr>
               <w:t>_id</w:t>
             </w:r>
+            <w:proofErr w:type="spellEnd"/>
           </w:p>
         </w:tc>
         <w:tc>
@@ -10014,12 +10829,14 @@
                 <w:color w:val="000000"/>
               </w:rPr>
             </w:pPr>
+            <w:proofErr w:type="spellStart"/>
             <w:r>
               <w:t>boo</w:t>
             </w:r>
             <w:r>
               <w:t>_id</w:t>
             </w:r>
+            <w:proofErr w:type="spellEnd"/>
           </w:p>
         </w:tc>
         <w:tc>
@@ -10150,6 +10967,7 @@
                 <w:color w:val="000000"/>
               </w:rPr>
             </w:pPr>
+            <w:proofErr w:type="spellStart"/>
             <w:r>
               <w:t>pay</w:t>
             </w:r>
@@ -10159,6 +10977,7 @@
               </w:rPr>
               <w:t>_amount</w:t>
             </w:r>
+            <w:proofErr w:type="spellEnd"/>
           </w:p>
         </w:tc>
         <w:tc>
@@ -10288,6 +11107,7 @@
                 <w:color w:val="000000"/>
               </w:rPr>
             </w:pPr>
+            <w:proofErr w:type="spellStart"/>
             <w:r>
               <w:t>pay</w:t>
             </w:r>
@@ -10297,6 +11117,7 @@
               </w:rPr>
               <w:t>_method</w:t>
             </w:r>
+            <w:proofErr w:type="spellEnd"/>
           </w:p>
         </w:tc>
         <w:tc>
@@ -10375,7 +11196,21 @@
               <w:rPr>
                 <w:color w:val="000000"/>
               </w:rPr>
-              <w:t>'cash','credit_card','bank_transfer','e-wallet'</w:t>
+              <w:t>'</w:t>
+            </w:r>
+            <w:proofErr w:type="spellStart"/>
+            <w:r>
+              <w:rPr>
+                <w:color w:val="000000"/>
+              </w:rPr>
+              <w:t>cash','credit_card','bank_transfer','e</w:t>
+            </w:r>
+            <w:proofErr w:type="spellEnd"/>
+            <w:r>
+              <w:rPr>
+                <w:color w:val="000000"/>
+              </w:rPr>
+              <w:t>-wallet'</w:t>
             </w:r>
             <w:r>
               <w:rPr>
@@ -10428,6 +11263,7 @@
                 <w:color w:val="000000"/>
               </w:rPr>
             </w:pPr>
+            <w:proofErr w:type="spellStart"/>
             <w:r>
               <w:t>pay</w:t>
             </w:r>
@@ -10437,6 +11273,7 @@
               </w:rPr>
               <w:t>_status</w:t>
             </w:r>
+            <w:proofErr w:type="spellEnd"/>
           </w:p>
         </w:tc>
         <w:tc>
@@ -10584,6 +11421,7 @@
                 <w:color w:val="000000"/>
               </w:rPr>
             </w:pPr>
+            <w:proofErr w:type="spellStart"/>
             <w:r>
               <w:t>pay</w:t>
             </w:r>
@@ -10593,6 +11431,7 @@
               </w:rPr>
               <w:t>_transaction_date</w:t>
             </w:r>
+            <w:proofErr w:type="spellEnd"/>
           </w:p>
         </w:tc>
         <w:tc>
@@ -10675,21 +11514,21 @@
       </w:pPr>
     </w:p>
     <w:p>
+      <w:proofErr w:type="spellStart"/>
       <w:r>
         <w:rPr>
           <w:b/>
           <w:bCs/>
         </w:rPr>
-        <w:t xml:space="preserve">ตารางที่ </w:t>
-      </w:r>
-      <w:r>
-        <w:rPr>
-          <w:rFonts w:hint="cs"/>
+        <w:t>ตารางที่</w:t>
+      </w:r>
+      <w:proofErr w:type="spellEnd"/>
+      <w:r>
+        <w:rPr>
           <w:b/>
           <w:bCs/>
-          <w:cs/>
-        </w:rPr>
-        <w:t>3.</w:t>
+        </w:rPr>
+        <w:t xml:space="preserve"> </w:t>
       </w:r>
       <w:r>
         <w:rPr>
@@ -10698,13 +11537,27 @@
           <w:bCs/>
           <w:cs/>
         </w:rPr>
+        <w:t>3.</w:t>
+      </w:r>
+      <w:r>
+        <w:rPr>
+          <w:rFonts w:hint="cs"/>
+          <w:b/>
+          <w:bCs/>
+          <w:cs/>
+        </w:rPr>
         <w:t>9</w:t>
       </w:r>
       <w:r>
         <w:t xml:space="preserve"> </w:t>
       </w:r>
-      <w:r>
-        <w:t xml:space="preserve">แฟ้มข้อมูล </w:t>
+      <w:proofErr w:type="spellStart"/>
+      <w:r>
+        <w:t>แฟ้มข้อมูล</w:t>
+      </w:r>
+      <w:proofErr w:type="spellEnd"/>
+      <w:r>
+        <w:t xml:space="preserve"> </w:t>
       </w:r>
       <w:r>
         <w:t>booking</w:t>
@@ -10738,9 +11591,11 @@
               <w:spacing w:line="240" w:lineRule="auto"/>
               <w:jc w:val="center"/>
             </w:pPr>
+            <w:proofErr w:type="spellStart"/>
             <w:r>
               <w:t>ลำดับ</w:t>
             </w:r>
+            <w:proofErr w:type="spellEnd"/>
           </w:p>
         </w:tc>
         <w:tc>
@@ -10752,9 +11607,11 @@
               <w:spacing w:line="240" w:lineRule="auto"/>
               <w:jc w:val="center"/>
             </w:pPr>
+            <w:proofErr w:type="spellStart"/>
             <w:r>
               <w:t>ชื่อฟิลด์</w:t>
             </w:r>
+            <w:proofErr w:type="spellEnd"/>
           </w:p>
         </w:tc>
         <w:tc>
@@ -10766,9 +11623,11 @@
               <w:spacing w:line="240" w:lineRule="auto"/>
               <w:jc w:val="center"/>
             </w:pPr>
+            <w:proofErr w:type="spellStart"/>
             <w:r>
               <w:t>ชนิดข้อมูล</w:t>
             </w:r>
+            <w:proofErr w:type="spellEnd"/>
           </w:p>
         </w:tc>
         <w:tc>
@@ -10798,9 +11657,11 @@
               <w:spacing w:line="240" w:lineRule="auto"/>
               <w:jc w:val="center"/>
             </w:pPr>
+            <w:proofErr w:type="spellStart"/>
             <w:r>
               <w:t>คีย์</w:t>
             </w:r>
+            <w:proofErr w:type="spellEnd"/>
           </w:p>
         </w:tc>
         <w:tc>
@@ -10812,9 +11673,11 @@
               <w:spacing w:line="240" w:lineRule="auto"/>
               <w:jc w:val="center"/>
             </w:pPr>
+            <w:proofErr w:type="spellStart"/>
             <w:r>
               <w:t>คำอธิบาย</w:t>
             </w:r>
+            <w:proofErr w:type="spellEnd"/>
           </w:p>
         </w:tc>
       </w:tr>
@@ -10850,6 +11713,7 @@
                 <w:color w:val="000000"/>
               </w:rPr>
             </w:pPr>
+            <w:proofErr w:type="spellStart"/>
             <w:r>
               <w:t>boo</w:t>
             </w:r>
@@ -10859,6 +11723,7 @@
               </w:rPr>
               <w:t>_id</w:t>
             </w:r>
+            <w:proofErr w:type="spellEnd"/>
           </w:p>
         </w:tc>
         <w:tc>
@@ -10974,9 +11839,11 @@
                 <w:color w:val="000000"/>
               </w:rPr>
             </w:pPr>
+            <w:proofErr w:type="spellStart"/>
             <w:r>
               <w:t>cus_id</w:t>
             </w:r>
+            <w:proofErr w:type="spellEnd"/>
           </w:p>
         </w:tc>
         <w:tc>
@@ -11100,9 +11967,11 @@
                 <w:color w:val="000000"/>
               </w:rPr>
             </w:pPr>
+            <w:proofErr w:type="spellStart"/>
             <w:r>
               <w:t>emp_id</w:t>
             </w:r>
+            <w:proofErr w:type="spellEnd"/>
           </w:p>
         </w:tc>
         <w:tc>
@@ -11230,9 +12099,11 @@
                 <w:color w:val="000000"/>
               </w:rPr>
             </w:pPr>
+            <w:proofErr w:type="spellStart"/>
             <w:r>
               <w:t>ser_id</w:t>
             </w:r>
+            <w:proofErr w:type="spellEnd"/>
           </w:p>
         </w:tc>
         <w:tc>
@@ -11360,12 +12231,14 @@
                 <w:color w:val="000000"/>
               </w:rPr>
             </w:pPr>
+            <w:proofErr w:type="spellStart"/>
             <w:r>
               <w:t>pac</w:t>
             </w:r>
             <w:r>
               <w:t>_id</w:t>
             </w:r>
+            <w:proofErr w:type="spellEnd"/>
           </w:p>
         </w:tc>
         <w:tc>
@@ -11446,6 +12319,7 @@
               </w:rPr>
               <w:t>รหัส</w:t>
             </w:r>
+            <w:proofErr w:type="spellStart"/>
             <w:r>
               <w:rPr>
                 <w:rFonts w:hint="cs"/>
@@ -11454,6 +12328,7 @@
               </w:rPr>
               <w:t>แพ็กเกจ</w:t>
             </w:r>
+            <w:proofErr w:type="spellEnd"/>
           </w:p>
         </w:tc>
       </w:tr>
@@ -11488,9 +12363,11 @@
             <w:pPr>
               <w:spacing w:line="240" w:lineRule="auto"/>
             </w:pPr>
+            <w:proofErr w:type="spellStart"/>
             <w:r>
               <w:t>boo_ser_hours</w:t>
             </w:r>
+            <w:proofErr w:type="spellEnd"/>
           </w:p>
         </w:tc>
         <w:tc>
@@ -11602,9 +12479,11 @@
             <w:pPr>
               <w:spacing w:line="240" w:lineRule="auto"/>
             </w:pPr>
+            <w:proofErr w:type="spellStart"/>
             <w:r>
               <w:t>boo_pac_hours</w:t>
             </w:r>
+            <w:proofErr w:type="spellEnd"/>
           </w:p>
         </w:tc>
         <w:tc>
@@ -11680,8 +12559,18 @@
                 <w:color w:val="000000"/>
                 <w:cs/>
               </w:rPr>
-              <w:t>ชั่วโมงของแพ็กเกจ</w:t>
-            </w:r>
+              <w:t>ชั่วโมงของ</w:t>
+            </w:r>
+            <w:proofErr w:type="spellStart"/>
+            <w:r>
+              <w:rPr>
+                <w:rFonts w:hint="cs"/>
+                <w:color w:val="000000"/>
+                <w:cs/>
+              </w:rPr>
+              <w:t>แพ็กเกจ</w:t>
+            </w:r>
+            <w:proofErr w:type="spellEnd"/>
           </w:p>
         </w:tc>
       </w:tr>
@@ -11725,12 +12614,14 @@
                 <w:color w:val="000000"/>
               </w:rPr>
             </w:pPr>
+            <w:proofErr w:type="spellStart"/>
             <w:r>
               <w:t>boo</w:t>
             </w:r>
             <w:r>
               <w:t>_date</w:t>
             </w:r>
+            <w:proofErr w:type="spellEnd"/>
           </w:p>
         </w:tc>
         <w:tc>
@@ -11834,9 +12725,11 @@
             <w:pPr>
               <w:spacing w:line="240" w:lineRule="auto"/>
             </w:pPr>
+            <w:proofErr w:type="spellStart"/>
             <w:r>
               <w:t>boo_amount</w:t>
             </w:r>
+            <w:proofErr w:type="spellEnd"/>
           </w:p>
         </w:tc>
         <w:tc>
@@ -11949,9 +12842,11 @@
             <w:pPr>
               <w:spacing w:line="240" w:lineRule="auto"/>
             </w:pPr>
+            <w:proofErr w:type="spellStart"/>
             <w:r>
               <w:t>boo_res_time</w:t>
             </w:r>
+            <w:proofErr w:type="spellEnd"/>
           </w:p>
         </w:tc>
         <w:tc>
@@ -12049,9 +12944,11 @@
             <w:pPr>
               <w:spacing w:line="240" w:lineRule="auto"/>
             </w:pPr>
+            <w:proofErr w:type="spellStart"/>
             <w:r>
               <w:t>boo_method</w:t>
             </w:r>
+            <w:proofErr w:type="spellEnd"/>
           </w:p>
         </w:tc>
         <w:tc>
@@ -12141,7 +13038,21 @@
               <w:rPr>
                 <w:color w:val="000000"/>
               </w:rPr>
-              <w:t>'cash','bank_transfer')</w:t>
+              <w:t>'cash','</w:t>
+            </w:r>
+            <w:proofErr w:type="spellStart"/>
+            <w:r>
+              <w:rPr>
+                <w:color w:val="000000"/>
+              </w:rPr>
+              <w:t>bank_transfer</w:t>
+            </w:r>
+            <w:proofErr w:type="spellEnd"/>
+            <w:r>
+              <w:rPr>
+                <w:color w:val="000000"/>
+              </w:rPr>
+              <w:t>')</w:t>
             </w:r>
             <w:r>
               <w:rPr>
@@ -12193,12 +13104,14 @@
                 <w:color w:val="000000"/>
               </w:rPr>
             </w:pPr>
+            <w:proofErr w:type="spellStart"/>
             <w:r>
               <w:t>boo</w:t>
             </w:r>
             <w:r>
               <w:t>_status</w:t>
             </w:r>
+            <w:proofErr w:type="spellEnd"/>
           </w:p>
         </w:tc>
         <w:tc>
@@ -12286,13 +13199,27 @@
               <w:rPr>
                 <w:color w:val="000000"/>
               </w:rPr>
-              <w:t>'pending', 'confirmed', 'completed',</w:t>
-            </w:r>
-            <w:r>
-              <w:rPr>
-                <w:color w:val="000000"/>
-              </w:rPr>
-              <w:t>'cancelled')</w:t>
+              <w:t>'pending', 'confirmed', '</w:t>
+            </w:r>
+            <w:proofErr w:type="spellStart"/>
+            <w:r>
+              <w:rPr>
+                <w:color w:val="000000"/>
+              </w:rPr>
+              <w:t>completed',</w:t>
+            </w:r>
+            <w:r>
+              <w:rPr>
+                <w:color w:val="000000"/>
+              </w:rPr>
+              <w:t>'cancelled</w:t>
+            </w:r>
+            <w:proofErr w:type="spellEnd"/>
+            <w:r>
+              <w:rPr>
+                <w:color w:val="000000"/>
+              </w:rPr>
+              <w:t>')</w:t>
             </w:r>
           </w:p>
         </w:tc>
@@ -12337,12 +13264,14 @@
                 <w:color w:val="000000"/>
               </w:rPr>
             </w:pPr>
+            <w:proofErr w:type="spellStart"/>
             <w:r>
               <w:t>boo</w:t>
             </w:r>
             <w:r>
               <w:t>_notes</w:t>
             </w:r>
+            <w:proofErr w:type="spellEnd"/>
           </w:p>
         </w:tc>
         <w:tc>
@@ -12424,75 +13353,75 @@
               <w:spacing w:line="240" w:lineRule="auto"/>
               <w:jc w:val="center"/>
               <w:rPr>
+                <w:color w:val="000000"/>
+                <w:cs/>
+              </w:rPr>
+            </w:pPr>
+            <w:r>
+              <w:rPr>
+                <w:color w:val="000000"/>
+              </w:rPr>
+              <w:t>10.</w:t>
+            </w:r>
+          </w:p>
+        </w:tc>
+        <w:tc>
+          <w:tcPr>
+            <w:tcW w:w="2340" w:type="dxa"/>
+          </w:tcPr>
+          <w:p>
+            <w:pPr>
+              <w:spacing w:line="240" w:lineRule="auto"/>
+              <w:rPr>
+                <w:cs/>
+              </w:rPr>
+            </w:pPr>
+            <w:proofErr w:type="spellStart"/>
+            <w:r>
+              <w:t>boo_</w:t>
+            </w:r>
+            <w:r>
+              <w:t>receipt</w:t>
+            </w:r>
+            <w:proofErr w:type="spellEnd"/>
+          </w:p>
+        </w:tc>
+        <w:tc>
+          <w:tcPr>
+            <w:tcW w:w="1350" w:type="dxa"/>
+          </w:tcPr>
+          <w:p>
+            <w:pPr>
+              <w:spacing w:line="240" w:lineRule="auto"/>
+              <w:rPr>
+                <w:color w:val="000000"/>
+              </w:rPr>
+            </w:pPr>
+            <w:r>
+              <w:rPr>
+                <w:color w:val="000000"/>
+              </w:rPr>
+              <w:t>Varchar</w:t>
+            </w:r>
+          </w:p>
+        </w:tc>
+        <w:tc>
+          <w:tcPr>
+            <w:tcW w:w="720" w:type="dxa"/>
+          </w:tcPr>
+          <w:p>
+            <w:pPr>
+              <w:spacing w:line="240" w:lineRule="auto"/>
+              <w:rPr>
+                <w:color w:val="000000"/>
+              </w:rPr>
+            </w:pPr>
+            <w:r>
+              <w:rPr>
                 <w:rFonts w:hint="cs"/>
                 <w:color w:val="000000"/>
                 <w:cs/>
               </w:rPr>
-            </w:pPr>
-            <w:r>
-              <w:rPr>
-                <w:color w:val="000000"/>
-              </w:rPr>
-              <w:t>10.</w:t>
-            </w:r>
-          </w:p>
-        </w:tc>
-        <w:tc>
-          <w:tcPr>
-            <w:tcW w:w="2340" w:type="dxa"/>
-          </w:tcPr>
-          <w:p>
-            <w:pPr>
-              <w:spacing w:line="240" w:lineRule="auto"/>
-              <w:rPr>
-                <w:rFonts w:hint="cs"/>
-                <w:cs/>
-              </w:rPr>
-            </w:pPr>
-            <w:r>
-              <w:t>boo_</w:t>
-            </w:r>
-            <w:r>
-              <w:t>receipt</w:t>
-            </w:r>
-          </w:p>
-        </w:tc>
-        <w:tc>
-          <w:tcPr>
-            <w:tcW w:w="1350" w:type="dxa"/>
-          </w:tcPr>
-          <w:p>
-            <w:pPr>
-              <w:spacing w:line="240" w:lineRule="auto"/>
-              <w:rPr>
-                <w:color w:val="000000"/>
-              </w:rPr>
-            </w:pPr>
-            <w:r>
-              <w:rPr>
-                <w:color w:val="000000"/>
-              </w:rPr>
-              <w:t>Varchar</w:t>
-            </w:r>
-          </w:p>
-        </w:tc>
-        <w:tc>
-          <w:tcPr>
-            <w:tcW w:w="720" w:type="dxa"/>
-          </w:tcPr>
-          <w:p>
-            <w:pPr>
-              <w:spacing w:line="240" w:lineRule="auto"/>
-              <w:rPr>
-                <w:color w:val="000000"/>
-              </w:rPr>
-            </w:pPr>
-            <w:r>
-              <w:rPr>
-                <w:rFonts w:hint="cs"/>
-                <w:color w:val="000000"/>
-                <w:cs/>
-              </w:rPr>
               <w:t>100</w:t>
             </w:r>
           </w:p>
@@ -12519,7 +13448,6 @@
             <w:pPr>
               <w:spacing w:line="240" w:lineRule="auto"/>
               <w:rPr>
-                <w:rFonts w:hint="cs"/>
                 <w:color w:val="000000"/>
                 <w:cs/>
               </w:rPr>
@@ -12583,12 +13511,14 @@
                 <w:color w:val="000000"/>
               </w:rPr>
             </w:pPr>
+            <w:proofErr w:type="spellStart"/>
             <w:r>
               <w:t>boo</w:t>
             </w:r>
             <w:r>
               <w:t>_created_at</w:t>
             </w:r>
+            <w:proofErr w:type="spellEnd"/>
           </w:p>
         </w:tc>
         <w:tc>
@@ -12712,7 +13642,21 @@
         <w:rPr>
           <w:cs/>
         </w:rPr>
-        <w:t>ในขั้นตอนต่อไป ทั้งนี้เพื่อให้ง่ายต่อการแก้ไขภายหลัง รวมทั้งสามารถเข้าถึงระบบในระดับลึกได้ดีกว่าด้วย การออกแบบการทำงานของระบบทีละโมดูล แสดงด้วยโฟล์ชาร์ท (</w:t>
+        <w:t>ในขั้นตอนต่อไป ทั้งนี้เพื่อให้ง่ายต่อการแก้ไขภายหลัง รวมทั้งสามารถเข้าถึงระบบในระดับลึกได้ดีกว่าด้วย การออกแบบการทำงานของระบบทีละโมดูล แสดงด้วย</w:t>
+      </w:r>
+      <w:proofErr w:type="spellStart"/>
+      <w:r>
+        <w:rPr>
+          <w:cs/>
+        </w:rPr>
+        <w:t>โฟล์ชาร์ท</w:t>
+      </w:r>
+      <w:proofErr w:type="spellEnd"/>
+      <w:r>
+        <w:rPr>
+          <w:cs/>
+        </w:rPr>
+        <w:t xml:space="preserve"> (</w:t>
       </w:r>
       <w:r>
         <w:t xml:space="preserve">Flowchart) </w:t>
@@ -12794,21 +13738,21 @@
       <w:pPr>
         <w:jc w:val="center"/>
       </w:pPr>
+      <w:proofErr w:type="spellStart"/>
       <w:r>
         <w:rPr>
           <w:b/>
           <w:bCs/>
         </w:rPr>
-        <w:t xml:space="preserve">ภาพที่ </w:t>
-      </w:r>
-      <w:r>
-        <w:rPr>
-          <w:rFonts w:hint="cs"/>
+        <w:t>ภาพที่</w:t>
+      </w:r>
+      <w:proofErr w:type="spellEnd"/>
+      <w:r>
+        <w:rPr>
           <w:b/>
           <w:bCs/>
-          <w:cs/>
-        </w:rPr>
-        <w:t>3.</w:t>
+        </w:rPr>
+        <w:t xml:space="preserve"> </w:t>
       </w:r>
       <w:r>
         <w:rPr>
@@ -12817,21 +13761,41 @@
           <w:bCs/>
           <w:cs/>
         </w:rPr>
+        <w:t>3.</w:t>
+      </w:r>
+      <w:r>
+        <w:rPr>
+          <w:rFonts w:hint="cs"/>
+          <w:b/>
+          <w:bCs/>
+          <w:cs/>
+        </w:rPr>
         <w:t>8</w:t>
       </w:r>
       <w:r>
         <w:t xml:space="preserve"> </w:t>
       </w:r>
+      <w:proofErr w:type="spellStart"/>
       <w:r>
         <w:t>โฟล์ชาร์ทการทำงานของ</w:t>
       </w:r>
-      <w:r>
-        <w:rPr>
-          <w:rFonts w:hint="cs"/>
-          <w:cs/>
-        </w:rPr>
-        <w:t>การจัดการข้อมูลบริการและแพ็กเกจ</w:t>
-      </w:r>
+      <w:proofErr w:type="spellEnd"/>
+      <w:r>
+        <w:rPr>
+          <w:rFonts w:hint="cs"/>
+          <w:cs/>
+        </w:rPr>
+        <w:t>การจัดการข้อมูลบริการและ</w:t>
+      </w:r>
+      <w:proofErr w:type="spellStart"/>
+      <w:r>
+        <w:rPr>
+          <w:rFonts w:hint="cs"/>
+          <w:cs/>
+        </w:rPr>
+        <w:t>แพ็กเกจ</w:t>
+      </w:r>
+      <w:proofErr w:type="spellEnd"/>
     </w:p>
     <w:p>
       <w:pPr>
@@ -12901,21 +13865,21 @@
       <w:pPr>
         <w:jc w:val="center"/>
       </w:pPr>
+      <w:proofErr w:type="spellStart"/>
       <w:r>
         <w:rPr>
           <w:b/>
           <w:bCs/>
         </w:rPr>
-        <w:t xml:space="preserve">ภาพที่ </w:t>
-      </w:r>
-      <w:r>
-        <w:rPr>
-          <w:rFonts w:hint="cs"/>
+        <w:t>ภาพที่</w:t>
+      </w:r>
+      <w:proofErr w:type="spellEnd"/>
+      <w:r>
+        <w:rPr>
           <w:b/>
           <w:bCs/>
-          <w:cs/>
-        </w:rPr>
-        <w:t>3.</w:t>
+        </w:rPr>
+        <w:t xml:space="preserve"> </w:t>
       </w:r>
       <w:r>
         <w:rPr>
@@ -12924,14 +13888,25 @@
           <w:bCs/>
           <w:cs/>
         </w:rPr>
+        <w:t>3.</w:t>
+      </w:r>
+      <w:r>
+        <w:rPr>
+          <w:rFonts w:hint="cs"/>
+          <w:b/>
+          <w:bCs/>
+          <w:cs/>
+        </w:rPr>
         <w:t>9</w:t>
       </w:r>
       <w:r>
         <w:t xml:space="preserve"> </w:t>
       </w:r>
+      <w:proofErr w:type="spellStart"/>
       <w:r>
         <w:t>โฟล์ชาร์ทการทำงานของโมดูล</w:t>
       </w:r>
+      <w:proofErr w:type="spellEnd"/>
       <w:r>
         <w:rPr>
           <w:rFonts w:hint="cs"/>
@@ -13018,21 +13993,21 @@
       <w:pPr>
         <w:jc w:val="center"/>
       </w:pPr>
+      <w:proofErr w:type="spellStart"/>
       <w:r>
         <w:rPr>
           <w:b/>
           <w:bCs/>
         </w:rPr>
-        <w:t xml:space="preserve">ภาพที่ </w:t>
-      </w:r>
-      <w:r>
-        <w:rPr>
-          <w:rFonts w:hint="cs"/>
+        <w:t>ภาพที่</w:t>
+      </w:r>
+      <w:proofErr w:type="spellEnd"/>
+      <w:r>
+        <w:rPr>
           <w:b/>
           <w:bCs/>
-          <w:cs/>
-        </w:rPr>
-        <w:t>3.</w:t>
+        </w:rPr>
+        <w:t xml:space="preserve"> </w:t>
       </w:r>
       <w:r>
         <w:rPr>
@@ -13041,7 +14016,7 @@
           <w:bCs/>
           <w:cs/>
         </w:rPr>
-        <w:t>1</w:t>
+        <w:t>3.</w:t>
       </w:r>
       <w:r>
         <w:rPr>
@@ -13050,14 +14025,25 @@
           <w:bCs/>
           <w:cs/>
         </w:rPr>
+        <w:t>1</w:t>
+      </w:r>
+      <w:r>
+        <w:rPr>
+          <w:rFonts w:hint="cs"/>
+          <w:b/>
+          <w:bCs/>
+          <w:cs/>
+        </w:rPr>
         <w:t>0</w:t>
       </w:r>
       <w:r>
         <w:t xml:space="preserve"> </w:t>
       </w:r>
+      <w:proofErr w:type="spellStart"/>
       <w:r>
         <w:t>โฟล์ชาร์ทการทำงานของโมดูล</w:t>
       </w:r>
+      <w:proofErr w:type="spellEnd"/>
       <w:r>
         <w:rPr>
           <w:rFonts w:hint="cs"/>
@@ -13183,21 +14169,21 @@
       <w:pPr>
         <w:jc w:val="center"/>
       </w:pPr>
+      <w:proofErr w:type="spellStart"/>
       <w:r>
         <w:rPr>
           <w:b/>
           <w:bCs/>
         </w:rPr>
-        <w:t xml:space="preserve">ภาพที่ </w:t>
-      </w:r>
-      <w:r>
-        <w:rPr>
-          <w:rFonts w:hint="cs"/>
+        <w:t>ภาพที่</w:t>
+      </w:r>
+      <w:proofErr w:type="spellEnd"/>
+      <w:r>
+        <w:rPr>
           <w:b/>
           <w:bCs/>
-          <w:cs/>
-        </w:rPr>
-        <w:t>3.</w:t>
+        </w:rPr>
+        <w:t xml:space="preserve"> </w:t>
       </w:r>
       <w:r>
         <w:rPr>
@@ -13206,7 +14192,7 @@
           <w:bCs/>
           <w:cs/>
         </w:rPr>
-        <w:t>1</w:t>
+        <w:t>3.</w:t>
       </w:r>
       <w:r>
         <w:rPr>
@@ -13218,11 +14204,22 @@
         <w:t>1</w:t>
       </w:r>
       <w:r>
+        <w:rPr>
+          <w:rFonts w:hint="cs"/>
+          <w:b/>
+          <w:bCs/>
+          <w:cs/>
+        </w:rPr>
+        <w:t>1</w:t>
+      </w:r>
+      <w:r>
         <w:t xml:space="preserve"> </w:t>
       </w:r>
+      <w:proofErr w:type="spellStart"/>
       <w:r>
         <w:t>โฟล์ชาร์ทการทำงานของโมดูล</w:t>
       </w:r>
+      <w:proofErr w:type="spellEnd"/>
       <w:r>
         <w:rPr>
           <w:rFonts w:hint="cs"/>
@@ -13347,21 +14344,21 @@
       <w:pPr>
         <w:jc w:val="center"/>
       </w:pPr>
+      <w:proofErr w:type="spellStart"/>
       <w:r>
         <w:rPr>
           <w:b/>
           <w:bCs/>
         </w:rPr>
-        <w:t xml:space="preserve">ภาพที่ </w:t>
-      </w:r>
-      <w:r>
-        <w:rPr>
-          <w:rFonts w:hint="cs"/>
+        <w:t>ภาพที่</w:t>
+      </w:r>
+      <w:proofErr w:type="spellEnd"/>
+      <w:r>
+        <w:rPr>
           <w:b/>
           <w:bCs/>
-          <w:cs/>
-        </w:rPr>
-        <w:t>3.1</w:t>
+        </w:rPr>
+        <w:t xml:space="preserve"> </w:t>
       </w:r>
       <w:r>
         <w:rPr>
@@ -13370,14 +14367,25 @@
           <w:bCs/>
           <w:cs/>
         </w:rPr>
+        <w:t>3.1</w:t>
+      </w:r>
+      <w:r>
+        <w:rPr>
+          <w:rFonts w:hint="cs"/>
+          <w:b/>
+          <w:bCs/>
+          <w:cs/>
+        </w:rPr>
         <w:t>2</w:t>
       </w:r>
       <w:r>
         <w:t xml:space="preserve"> </w:t>
       </w:r>
+      <w:proofErr w:type="spellStart"/>
       <w:r>
         <w:t>โฟล์ชาร์ทการทำงานของโมดูล</w:t>
       </w:r>
+      <w:proofErr w:type="spellEnd"/>
       <w:r>
         <w:rPr>
           <w:rFonts w:hint="cs"/>
@@ -13458,21 +14466,21 @@
       <w:pPr>
         <w:jc w:val="center"/>
       </w:pPr>
+      <w:proofErr w:type="spellStart"/>
       <w:r>
         <w:rPr>
           <w:b/>
           <w:bCs/>
         </w:rPr>
-        <w:t xml:space="preserve">ภาพที่ </w:t>
-      </w:r>
-      <w:r>
-        <w:rPr>
-          <w:rFonts w:hint="cs"/>
+        <w:t>ภาพที่</w:t>
+      </w:r>
+      <w:proofErr w:type="spellEnd"/>
+      <w:r>
+        <w:rPr>
           <w:b/>
           <w:bCs/>
-          <w:cs/>
-        </w:rPr>
-        <w:t>3.1</w:t>
+        </w:rPr>
+        <w:t xml:space="preserve"> </w:t>
       </w:r>
       <w:r>
         <w:rPr>
@@ -13481,14 +14489,25 @@
           <w:bCs/>
           <w:cs/>
         </w:rPr>
+        <w:t>3.1</w:t>
+      </w:r>
+      <w:r>
+        <w:rPr>
+          <w:rFonts w:hint="cs"/>
+          <w:b/>
+          <w:bCs/>
+          <w:cs/>
+        </w:rPr>
         <w:t>3</w:t>
       </w:r>
       <w:r>
         <w:t xml:space="preserve"> </w:t>
       </w:r>
+      <w:proofErr w:type="spellStart"/>
       <w:r>
         <w:t>โฟล์ชาร์ทการทำงานของโมดูล</w:t>
       </w:r>
+      <w:proofErr w:type="spellEnd"/>
       <w:r>
         <w:rPr>
           <w:rFonts w:hint="cs"/>
@@ -13524,7 +14543,19 @@
       </w:r>
       <w:r>
         <w:tab/>
-        <w:t>3.2.2.3  การออกแบบส่วนประสานกับผู้ใช้ (User Interface)</w:t>
+      </w:r>
+      <w:proofErr w:type="gramStart"/>
+      <w:r>
+        <w:t xml:space="preserve">3.2.2.3  </w:t>
+      </w:r>
+      <w:proofErr w:type="spellStart"/>
+      <w:r>
+        <w:t>การออกแบบส่วนประสานกับผู้ใช้</w:t>
+      </w:r>
+      <w:proofErr w:type="spellEnd"/>
+      <w:proofErr w:type="gramEnd"/>
+      <w:r>
+        <w:t xml:space="preserve"> (User Interface)</w:t>
       </w:r>
     </w:p>
     <w:p>
@@ -13577,21 +14608,21 @@
       <w:pPr>
         <w:jc w:val="center"/>
       </w:pPr>
+      <w:proofErr w:type="spellStart"/>
       <w:r>
         <w:rPr>
           <w:b/>
           <w:bCs/>
         </w:rPr>
-        <w:t xml:space="preserve">ภาพที่ </w:t>
-      </w:r>
-      <w:r>
-        <w:rPr>
-          <w:rFonts w:hint="cs"/>
+        <w:t>ภาพที่</w:t>
+      </w:r>
+      <w:proofErr w:type="spellEnd"/>
+      <w:r>
+        <w:rPr>
           <w:b/>
           <w:bCs/>
-          <w:cs/>
-        </w:rPr>
-        <w:t>3.</w:t>
+        </w:rPr>
+        <w:t xml:space="preserve"> </w:t>
       </w:r>
       <w:r>
         <w:rPr>
@@ -13600,14 +14631,25 @@
           <w:bCs/>
           <w:cs/>
         </w:rPr>
+        <w:t>3.</w:t>
+      </w:r>
+      <w:r>
+        <w:rPr>
+          <w:rFonts w:hint="cs"/>
+          <w:b/>
+          <w:bCs/>
+          <w:cs/>
+        </w:rPr>
         <w:t>14</w:t>
       </w:r>
       <w:r>
         <w:t xml:space="preserve"> </w:t>
       </w:r>
+      <w:proofErr w:type="spellStart"/>
       <w:r>
         <w:t>แสดงหน้าจอหลักของผู้ดูแลระบบ</w:t>
       </w:r>
+      <w:proofErr w:type="spellEnd"/>
     </w:p>
     <w:p>
       <w:pPr>
@@ -13670,21 +14712,21 @@
       <w:pPr>
         <w:jc w:val="center"/>
       </w:pPr>
+      <w:proofErr w:type="spellStart"/>
       <w:r>
         <w:rPr>
           <w:b/>
           <w:bCs/>
         </w:rPr>
-        <w:t xml:space="preserve">ภาพที่ </w:t>
-      </w:r>
-      <w:r>
-        <w:rPr>
-          <w:rFonts w:hint="cs"/>
+        <w:t>ภาพที่</w:t>
+      </w:r>
+      <w:proofErr w:type="spellEnd"/>
+      <w:r>
+        <w:rPr>
           <w:b/>
           <w:bCs/>
-          <w:cs/>
-        </w:rPr>
-        <w:t>3.</w:t>
+        </w:rPr>
+        <w:t xml:space="preserve"> </w:t>
       </w:r>
       <w:r>
         <w:rPr>
@@ -13693,14 +14735,25 @@
           <w:bCs/>
           <w:cs/>
         </w:rPr>
+        <w:t>3.</w:t>
+      </w:r>
+      <w:r>
+        <w:rPr>
+          <w:rFonts w:hint="cs"/>
+          <w:b/>
+          <w:bCs/>
+          <w:cs/>
+        </w:rPr>
         <w:t>15</w:t>
       </w:r>
       <w:r>
         <w:t xml:space="preserve"> </w:t>
       </w:r>
+      <w:proofErr w:type="spellStart"/>
       <w:r>
         <w:t>แสดงหน้าจอหลักของ</w:t>
       </w:r>
+      <w:proofErr w:type="spellEnd"/>
       <w:r>
         <w:rPr>
           <w:rFonts w:hint="cs"/>
@@ -13713,10 +14766,17 @@
       <w:pPr>
         <w:pStyle w:val="Heading2"/>
       </w:pPr>
+      <w:proofErr w:type="gramStart"/>
       <w:r>
         <w:lastRenderedPageBreak/>
-        <w:t>3.3  สถิติที่ใช้ในการวิจัย</w:t>
-      </w:r>
+        <w:t xml:space="preserve">3.3  </w:t>
+      </w:r>
+      <w:proofErr w:type="spellStart"/>
+      <w:r>
+        <w:t>สถิติที่ใช้ในการวิจัย</w:t>
+      </w:r>
+      <w:proofErr w:type="spellEnd"/>
+      <w:proofErr w:type="gramEnd"/>
     </w:p>
     <w:p>
       <w:pPr>
@@ -13746,8 +14806,17 @@
           <w:rFonts w:cs="TH Sarabun New"/>
           <w:szCs w:val="32"/>
         </w:rPr>
-        <w:t>ได้ใช้สถิติเพื่อการวิเคราะห์ข้อมูลการวิจัย โดยการนำค่าเฉลี่ยมาแปลผลโดย</w:t>
-      </w:r>
+        <w:t xml:space="preserve">ได้ใช้สถิติเพื่อการวิเคราะห์ข้อมูลการวิจัย </w:t>
+      </w:r>
+      <w:proofErr w:type="spellStart"/>
+      <w:r>
+        <w:rPr>
+          <w:rFonts w:cs="TH Sarabun New"/>
+          <w:szCs w:val="32"/>
+        </w:rPr>
+        <w:t>โดยการนำค่าเฉลี่ยมาแปลผลโดย</w:t>
+      </w:r>
+      <w:proofErr w:type="spellEnd"/>
     </w:p>
     <w:p>
       <w:pPr>
@@ -13758,13 +14827,47 @@
           <w:szCs w:val="32"/>
         </w:rPr>
       </w:pPr>
+      <w:proofErr w:type="spellStart"/>
       <w:r>
         <w:rPr>
           <w:rFonts w:cs="TH Sarabun New"/>
           <w:szCs w:val="32"/>
         </w:rPr>
-        <w:t>ค่าเฉลี่ยเท่ากับ 4.51 – 5.00 หมายความว่า ระดับมากที่สุด</w:t>
-      </w:r>
+        <w:t>ค่าเฉลี่ยเท่ากับ</w:t>
+      </w:r>
+      <w:proofErr w:type="spellEnd"/>
+      <w:r>
+        <w:rPr>
+          <w:rFonts w:cs="TH Sarabun New"/>
+          <w:szCs w:val="32"/>
+        </w:rPr>
+        <w:t xml:space="preserve"> 4.51 – 5.00 </w:t>
+      </w:r>
+      <w:proofErr w:type="spellStart"/>
+      <w:r>
+        <w:rPr>
+          <w:rFonts w:cs="TH Sarabun New"/>
+          <w:szCs w:val="32"/>
+        </w:rPr>
+        <w:t>หมายความว่า</w:t>
+      </w:r>
+      <w:proofErr w:type="spellEnd"/>
+      <w:r>
+        <w:rPr>
+          <w:rFonts w:cs="TH Sarabun New"/>
+          <w:szCs w:val="32"/>
+        </w:rPr>
+        <w:t xml:space="preserve"> </w:t>
+      </w:r>
+      <w:proofErr w:type="spellStart"/>
+      <w:r>
+        <w:rPr>
+          <w:rFonts w:cs="TH Sarabun New"/>
+          <w:szCs w:val="32"/>
+        </w:rPr>
+        <w:t>ระดับมากที่สุด</w:t>
+      </w:r>
+      <w:proofErr w:type="spellEnd"/>
     </w:p>
     <w:p>
       <w:pPr>
@@ -13775,13 +14878,47 @@
           <w:szCs w:val="32"/>
         </w:rPr>
       </w:pPr>
+      <w:proofErr w:type="spellStart"/>
       <w:r>
         <w:rPr>
           <w:rFonts w:cs="TH Sarabun New"/>
           <w:szCs w:val="32"/>
         </w:rPr>
-        <w:t>ค่าเฉลี่ยเท่ากับ 3.51 – 4.50 หมายความว่า ระดับมาก</w:t>
-      </w:r>
+        <w:t>ค่าเฉลี่ยเท่ากับ</w:t>
+      </w:r>
+      <w:proofErr w:type="spellEnd"/>
+      <w:r>
+        <w:rPr>
+          <w:rFonts w:cs="TH Sarabun New"/>
+          <w:szCs w:val="32"/>
+        </w:rPr>
+        <w:t xml:space="preserve"> 3.51 – 4.50 </w:t>
+      </w:r>
+      <w:proofErr w:type="spellStart"/>
+      <w:r>
+        <w:rPr>
+          <w:rFonts w:cs="TH Sarabun New"/>
+          <w:szCs w:val="32"/>
+        </w:rPr>
+        <w:t>หมายความว่า</w:t>
+      </w:r>
+      <w:proofErr w:type="spellEnd"/>
+      <w:r>
+        <w:rPr>
+          <w:rFonts w:cs="TH Sarabun New"/>
+          <w:szCs w:val="32"/>
+        </w:rPr>
+        <w:t xml:space="preserve"> </w:t>
+      </w:r>
+      <w:proofErr w:type="spellStart"/>
+      <w:r>
+        <w:rPr>
+          <w:rFonts w:cs="TH Sarabun New"/>
+          <w:szCs w:val="32"/>
+        </w:rPr>
+        <w:t>ระดับมาก</w:t>
+      </w:r>
+      <w:proofErr w:type="spellEnd"/>
     </w:p>
     <w:p>
       <w:pPr>
@@ -13792,13 +14929,47 @@
           <w:szCs w:val="32"/>
         </w:rPr>
       </w:pPr>
+      <w:proofErr w:type="spellStart"/>
       <w:r>
         <w:rPr>
           <w:rFonts w:cs="TH Sarabun New"/>
           <w:szCs w:val="32"/>
         </w:rPr>
-        <w:t>ค่าเฉลี่ยเท่ากับ 2.51 – 3.50 หมายความว่า ระดับปานกลาง</w:t>
-      </w:r>
+        <w:t>ค่าเฉลี่ยเท่ากับ</w:t>
+      </w:r>
+      <w:proofErr w:type="spellEnd"/>
+      <w:r>
+        <w:rPr>
+          <w:rFonts w:cs="TH Sarabun New"/>
+          <w:szCs w:val="32"/>
+        </w:rPr>
+        <w:t xml:space="preserve"> 2.51 – 3.50 </w:t>
+      </w:r>
+      <w:proofErr w:type="spellStart"/>
+      <w:r>
+        <w:rPr>
+          <w:rFonts w:cs="TH Sarabun New"/>
+          <w:szCs w:val="32"/>
+        </w:rPr>
+        <w:t>หมายความว่า</w:t>
+      </w:r>
+      <w:proofErr w:type="spellEnd"/>
+      <w:r>
+        <w:rPr>
+          <w:rFonts w:cs="TH Sarabun New"/>
+          <w:szCs w:val="32"/>
+        </w:rPr>
+        <w:t xml:space="preserve"> </w:t>
+      </w:r>
+      <w:proofErr w:type="spellStart"/>
+      <w:r>
+        <w:rPr>
+          <w:rFonts w:cs="TH Sarabun New"/>
+          <w:szCs w:val="32"/>
+        </w:rPr>
+        <w:t>ระดับปานกลาง</w:t>
+      </w:r>
+      <w:proofErr w:type="spellEnd"/>
     </w:p>
     <w:p>
       <w:pPr>
@@ -13809,13 +14980,47 @@
           <w:szCs w:val="32"/>
         </w:rPr>
       </w:pPr>
+      <w:proofErr w:type="spellStart"/>
       <w:r>
         <w:rPr>
           <w:rFonts w:cs="TH Sarabun New"/>
           <w:szCs w:val="32"/>
         </w:rPr>
-        <w:t>ค่าเฉลี่ยเท่ากับ 1.51 – 2.50 หมายความว่า ระดับน้อย</w:t>
-      </w:r>
+        <w:t>ค่าเฉลี่ยเท่ากับ</w:t>
+      </w:r>
+      <w:proofErr w:type="spellEnd"/>
+      <w:r>
+        <w:rPr>
+          <w:rFonts w:cs="TH Sarabun New"/>
+          <w:szCs w:val="32"/>
+        </w:rPr>
+        <w:t xml:space="preserve"> 1.51 – 2.50 </w:t>
+      </w:r>
+      <w:proofErr w:type="spellStart"/>
+      <w:r>
+        <w:rPr>
+          <w:rFonts w:cs="TH Sarabun New"/>
+          <w:szCs w:val="32"/>
+        </w:rPr>
+        <w:t>หมายความว่า</w:t>
+      </w:r>
+      <w:proofErr w:type="spellEnd"/>
+      <w:r>
+        <w:rPr>
+          <w:rFonts w:cs="TH Sarabun New"/>
+          <w:szCs w:val="32"/>
+        </w:rPr>
+        <w:t xml:space="preserve"> </w:t>
+      </w:r>
+      <w:proofErr w:type="spellStart"/>
+      <w:r>
+        <w:rPr>
+          <w:rFonts w:cs="TH Sarabun New"/>
+          <w:szCs w:val="32"/>
+        </w:rPr>
+        <w:t>ระดับน้อย</w:t>
+      </w:r>
+      <w:proofErr w:type="spellEnd"/>
     </w:p>
     <w:p>
       <w:pPr>
@@ -13826,13 +15031,47 @@
           <w:szCs w:val="32"/>
         </w:rPr>
       </w:pPr>
+      <w:proofErr w:type="spellStart"/>
       <w:r>
         <w:rPr>
           <w:rFonts w:cs="TH Sarabun New"/>
           <w:szCs w:val="32"/>
         </w:rPr>
-        <w:t>ค่าเฉลี่ยเท่ากับ 1.01 – 1.50 หมายความว่า ระดับน้อยที่สุด</w:t>
-      </w:r>
+        <w:t>ค่าเฉลี่ยเท่ากับ</w:t>
+      </w:r>
+      <w:proofErr w:type="spellEnd"/>
+      <w:r>
+        <w:rPr>
+          <w:rFonts w:cs="TH Sarabun New"/>
+          <w:szCs w:val="32"/>
+        </w:rPr>
+        <w:t xml:space="preserve"> 1.01 – 1.50 </w:t>
+      </w:r>
+      <w:proofErr w:type="spellStart"/>
+      <w:r>
+        <w:rPr>
+          <w:rFonts w:cs="TH Sarabun New"/>
+          <w:szCs w:val="32"/>
+        </w:rPr>
+        <w:t>หมายความว่า</w:t>
+      </w:r>
+      <w:proofErr w:type="spellEnd"/>
+      <w:r>
+        <w:rPr>
+          <w:rFonts w:cs="TH Sarabun New"/>
+          <w:szCs w:val="32"/>
+        </w:rPr>
+        <w:t xml:space="preserve"> </w:t>
+      </w:r>
+      <w:proofErr w:type="spellStart"/>
+      <w:r>
+        <w:rPr>
+          <w:rFonts w:cs="TH Sarabun New"/>
+          <w:szCs w:val="32"/>
+        </w:rPr>
+        <w:t>ระดับน้อยที่สุด</w:t>
+      </w:r>
+      <w:proofErr w:type="spellEnd"/>
     </w:p>
     <w:p>
       <w:pPr>

--- a/docx/บทที่3.docx
+++ b/docx/บทที่3.docx
@@ -458,7 +458,20 @@
         <w:rPr>
           <w:cs/>
         </w:rPr>
-        <w:t>ที่ได้จากขั้นตอนวิศวกรรมระบบมาพิจารณาเพื่อวิเคราะห์เป็นข้อกาหนดของระบบสารสนเทศ (</w:t>
+        <w:t>ที่ได้จากขั้นตอนวิศวกรรมระบบมาพิจารณาเพื่อวิเคราะห์เป็นข้อก</w:t>
+      </w:r>
+      <w:r>
+        <w:rPr>
+          <w:rFonts w:hint="cs"/>
+          <w:cs/>
+        </w:rPr>
+        <w:t>ำ</w:t>
+      </w:r>
+      <w:r>
+        <w:rPr>
+          <w:cs/>
+        </w:rPr>
+        <w:t>หนดของระบบสารสนเทศ (</w:t>
       </w:r>
       <w:r>
         <w:t xml:space="preserve">System Specifications) </w:t>
@@ -949,7 +962,7 @@
           <w:rFonts w:hint="cs"/>
           <w:cs/>
         </w:rPr>
-        <w:t xml:space="preserve"> ข้อมูลการใช้บริการ ข้อมูลการชำระเงิน</w:t>
+        <w:t>ข้อมูลการใช้บริการ ข้อมูลการชำระเงิน</w:t>
       </w:r>
       <w:r>
         <w:rPr>
@@ -7626,8 +7639,8 @@
         <w:gridCol w:w="1716"/>
         <w:gridCol w:w="1260"/>
         <w:gridCol w:w="720"/>
-        <w:gridCol w:w="720"/>
-        <w:gridCol w:w="2995"/>
+        <w:gridCol w:w="1350"/>
+        <w:gridCol w:w="2365"/>
       </w:tblGrid>
       <w:tr>
         <w:tc>
@@ -7698,7 +7711,7 @@
         </w:tc>
         <w:tc>
           <w:tcPr>
-            <w:tcW w:w="720" w:type="dxa"/>
+            <w:tcW w:w="1350" w:type="dxa"/>
           </w:tcPr>
           <w:p>
             <w:pPr>
@@ -7714,7 +7727,7 @@
         </w:tc>
         <w:tc>
           <w:tcPr>
-            <w:tcW w:w="2995" w:type="dxa"/>
+            <w:tcW w:w="2365" w:type="dxa"/>
           </w:tcPr>
           <w:p>
             <w:pPr>
@@ -7815,7 +7828,7 @@
         </w:tc>
         <w:tc>
           <w:tcPr>
-            <w:tcW w:w="720" w:type="dxa"/>
+            <w:tcW w:w="1350" w:type="dxa"/>
           </w:tcPr>
           <w:p>
             <w:pPr>
@@ -7835,7 +7848,7 @@
         </w:tc>
         <w:tc>
           <w:tcPr>
-            <w:tcW w:w="2995" w:type="dxa"/>
+            <w:tcW w:w="2365" w:type="dxa"/>
           </w:tcPr>
           <w:p>
             <w:pPr>
@@ -7935,21 +7948,21 @@
         </w:tc>
         <w:tc>
           <w:tcPr>
-            <w:tcW w:w="720" w:type="dxa"/>
-          </w:tcPr>
-          <w:p>
-            <w:pPr>
-              <w:spacing w:line="240" w:lineRule="auto"/>
-              <w:jc w:val="center"/>
-              <w:rPr>
-                <w:color w:val="000000"/>
-              </w:rPr>
-            </w:pPr>
-          </w:p>
-        </w:tc>
-        <w:tc>
-          <w:tcPr>
-            <w:tcW w:w="2995" w:type="dxa"/>
+            <w:tcW w:w="1350" w:type="dxa"/>
+          </w:tcPr>
+          <w:p>
+            <w:pPr>
+              <w:spacing w:line="240" w:lineRule="auto"/>
+              <w:jc w:val="center"/>
+              <w:rPr>
+                <w:color w:val="000000"/>
+              </w:rPr>
+            </w:pPr>
+          </w:p>
+        </w:tc>
+        <w:tc>
+          <w:tcPr>
+            <w:tcW w:w="2365" w:type="dxa"/>
           </w:tcPr>
           <w:p>
             <w:pPr>
@@ -8061,6 +8074,123 @@
         </w:tc>
         <w:tc>
           <w:tcPr>
+            <w:tcW w:w="1350" w:type="dxa"/>
+            <w:tcBorders>
+              <w:top w:val="nil"/>
+            </w:tcBorders>
+          </w:tcPr>
+          <w:p>
+            <w:pPr>
+              <w:spacing w:line="240" w:lineRule="auto"/>
+              <w:jc w:val="center"/>
+              <w:rPr>
+                <w:color w:val="000000"/>
+              </w:rPr>
+            </w:pPr>
+          </w:p>
+        </w:tc>
+        <w:tc>
+          <w:tcPr>
+            <w:tcW w:w="2365" w:type="dxa"/>
+            <w:tcBorders>
+              <w:top w:val="nil"/>
+            </w:tcBorders>
+          </w:tcPr>
+          <w:p>
+            <w:pPr>
+              <w:spacing w:line="240" w:lineRule="auto"/>
+              <w:rPr>
+                <w:color w:val="000000"/>
+              </w:rPr>
+            </w:pPr>
+            <w:proofErr w:type="spellStart"/>
+            <w:r>
+              <w:rPr>
+                <w:color w:val="000000"/>
+              </w:rPr>
+              <w:t>ชื่อ</w:t>
+            </w:r>
+            <w:proofErr w:type="spellEnd"/>
+            <w:r>
+              <w:rPr>
+                <w:rFonts w:hint="cs"/>
+                <w:color w:val="000000"/>
+                <w:cs/>
+              </w:rPr>
+              <w:t>บริการ</w:t>
+            </w:r>
+          </w:p>
+        </w:tc>
+      </w:tr>
+      <w:tr>
+        <w:tc>
+          <w:tcPr>
+            <w:tcW w:w="889" w:type="dxa"/>
+            <w:tcBorders>
+              <w:top w:val="nil"/>
+            </w:tcBorders>
+          </w:tcPr>
+          <w:p>
+            <w:pPr>
+              <w:spacing w:line="240" w:lineRule="auto"/>
+              <w:jc w:val="center"/>
+              <w:rPr>
+                <w:color w:val="000000"/>
+              </w:rPr>
+            </w:pPr>
+            <w:r>
+              <w:rPr>
+                <w:color w:val="000000"/>
+              </w:rPr>
+              <w:t>4.</w:t>
+            </w:r>
+          </w:p>
+        </w:tc>
+        <w:tc>
+          <w:tcPr>
+            <w:tcW w:w="1716" w:type="dxa"/>
+            <w:tcBorders>
+              <w:top w:val="nil"/>
+            </w:tcBorders>
+          </w:tcPr>
+          <w:p>
+            <w:pPr>
+              <w:spacing w:line="240" w:lineRule="auto"/>
+              <w:rPr>
+                <w:color w:val="000000"/>
+              </w:rPr>
+            </w:pPr>
+            <w:proofErr w:type="spellStart"/>
+            <w:r>
+              <w:t>ser_description</w:t>
+            </w:r>
+            <w:proofErr w:type="spellEnd"/>
+          </w:p>
+        </w:tc>
+        <w:tc>
+          <w:tcPr>
+            <w:tcW w:w="1260" w:type="dxa"/>
+            <w:tcBorders>
+              <w:top w:val="nil"/>
+            </w:tcBorders>
+          </w:tcPr>
+          <w:p>
+            <w:pPr>
+              <w:spacing w:line="240" w:lineRule="auto"/>
+              <w:rPr>
+                <w:color w:val="000000"/>
+              </w:rPr>
+            </w:pPr>
+            <w:r>
+              <w:rPr>
+                <w:color w:val="000000"/>
+              </w:rPr>
+              <w:t>Text</w:t>
+            </w:r>
+          </w:p>
+        </w:tc>
+        <w:tc>
+          <w:tcPr>
             <w:tcW w:w="720" w:type="dxa"/>
             <w:tcBorders>
               <w:top w:val="nil"/>
@@ -8078,7 +8208,7 @@
         </w:tc>
         <w:tc>
           <w:tcPr>
-            <w:tcW w:w="2995" w:type="dxa"/>
+            <w:tcW w:w="1350" w:type="dxa"/>
             <w:tcBorders>
               <w:top w:val="nil"/>
             </w:tcBorders>
@@ -8086,33 +8216,16 @@
           <w:p>
             <w:pPr>
               <w:spacing w:line="240" w:lineRule="auto"/>
-              <w:rPr>
-                <w:color w:val="000000"/>
-              </w:rPr>
-            </w:pPr>
-            <w:proofErr w:type="spellStart"/>
-            <w:r>
-              <w:rPr>
-                <w:color w:val="000000"/>
-              </w:rPr>
-              <w:t>ชื่อ</w:t>
-            </w:r>
-            <w:proofErr w:type="spellEnd"/>
-            <w:r>
-              <w:rPr>
-                <w:rFonts w:hint="cs"/>
-                <w:color w:val="000000"/>
-                <w:cs/>
-              </w:rPr>
-              <w:t>บริการ</w:t>
-            </w:r>
-          </w:p>
-        </w:tc>
-      </w:tr>
-      <w:tr>
-        <w:tc>
-          <w:tcPr>
-            <w:tcW w:w="889" w:type="dxa"/>
+              <w:jc w:val="center"/>
+              <w:rPr>
+                <w:color w:val="000000"/>
+              </w:rPr>
+            </w:pPr>
+          </w:p>
+        </w:tc>
+        <w:tc>
+          <w:tcPr>
+            <w:tcW w:w="2365" w:type="dxa"/>
             <w:tcBorders>
               <w:top w:val="nil"/>
             </w:tcBorders>
@@ -8120,106 +8233,6 @@
           <w:p>
             <w:pPr>
               <w:spacing w:line="240" w:lineRule="auto"/>
-              <w:jc w:val="center"/>
-              <w:rPr>
-                <w:color w:val="000000"/>
-              </w:rPr>
-            </w:pPr>
-            <w:r>
-              <w:rPr>
-                <w:color w:val="000000"/>
-              </w:rPr>
-              <w:t>4.</w:t>
-            </w:r>
-          </w:p>
-        </w:tc>
-        <w:tc>
-          <w:tcPr>
-            <w:tcW w:w="1716" w:type="dxa"/>
-            <w:tcBorders>
-              <w:top w:val="nil"/>
-            </w:tcBorders>
-          </w:tcPr>
-          <w:p>
-            <w:pPr>
-              <w:spacing w:line="240" w:lineRule="auto"/>
-              <w:rPr>
-                <w:color w:val="000000"/>
-              </w:rPr>
-            </w:pPr>
-            <w:proofErr w:type="spellStart"/>
-            <w:r>
-              <w:t>ser_description</w:t>
-            </w:r>
-            <w:proofErr w:type="spellEnd"/>
-          </w:p>
-        </w:tc>
-        <w:tc>
-          <w:tcPr>
-            <w:tcW w:w="1260" w:type="dxa"/>
-            <w:tcBorders>
-              <w:top w:val="nil"/>
-            </w:tcBorders>
-          </w:tcPr>
-          <w:p>
-            <w:pPr>
-              <w:spacing w:line="240" w:lineRule="auto"/>
-              <w:rPr>
-                <w:color w:val="000000"/>
-              </w:rPr>
-            </w:pPr>
-            <w:r>
-              <w:rPr>
-                <w:color w:val="000000"/>
-              </w:rPr>
-              <w:t>Text</w:t>
-            </w:r>
-          </w:p>
-        </w:tc>
-        <w:tc>
-          <w:tcPr>
-            <w:tcW w:w="720" w:type="dxa"/>
-            <w:tcBorders>
-              <w:top w:val="nil"/>
-            </w:tcBorders>
-          </w:tcPr>
-          <w:p>
-            <w:pPr>
-              <w:spacing w:line="240" w:lineRule="auto"/>
-              <w:jc w:val="center"/>
-              <w:rPr>
-                <w:color w:val="000000"/>
-              </w:rPr>
-            </w:pPr>
-          </w:p>
-        </w:tc>
-        <w:tc>
-          <w:tcPr>
-            <w:tcW w:w="720" w:type="dxa"/>
-            <w:tcBorders>
-              <w:top w:val="nil"/>
-            </w:tcBorders>
-          </w:tcPr>
-          <w:p>
-            <w:pPr>
-              <w:spacing w:line="240" w:lineRule="auto"/>
-              <w:jc w:val="center"/>
-              <w:rPr>
-                <w:color w:val="000000"/>
-              </w:rPr>
-            </w:pPr>
-          </w:p>
-        </w:tc>
-        <w:tc>
-          <w:tcPr>
-            <w:tcW w:w="2995" w:type="dxa"/>
-            <w:tcBorders>
-              <w:top w:val="nil"/>
-            </w:tcBorders>
-          </w:tcPr>
-          <w:p>
-            <w:pPr>
-              <w:spacing w:line="240" w:lineRule="auto"/>
               <w:rPr>
                 <w:color w:val="000000"/>
               </w:rPr>
@@ -8315,27 +8328,24 @@
         </w:tc>
         <w:tc>
           <w:tcPr>
-            <w:tcW w:w="720" w:type="dxa"/>
-          </w:tcPr>
-          <w:p>
-            <w:pPr>
-              <w:spacing w:line="240" w:lineRule="auto"/>
-              <w:jc w:val="center"/>
-              <w:rPr>
-                <w:color w:val="000000"/>
-              </w:rPr>
-            </w:pPr>
-            <w:r>
-              <w:rPr>
-                <w:color w:val="000000"/>
-              </w:rPr>
-              <w:t>FK</w:t>
-            </w:r>
-          </w:p>
-        </w:tc>
-        <w:tc>
-          <w:tcPr>
-            <w:tcW w:w="2995" w:type="dxa"/>
+            <w:tcW w:w="1350" w:type="dxa"/>
+          </w:tcPr>
+          <w:p>
+            <w:pPr>
+              <w:spacing w:line="240" w:lineRule="auto"/>
+              <w:jc w:val="center"/>
+              <w:rPr>
+                <w:color w:val="000000"/>
+              </w:rPr>
+            </w:pPr>
+            <w:r>
+              <w:t>categories</w:t>
+            </w:r>
+          </w:p>
+        </w:tc>
+        <w:tc>
+          <w:tcPr>
+            <w:tcW w:w="2365" w:type="dxa"/>
           </w:tcPr>
           <w:p>
             <w:pPr>
@@ -8434,21 +8444,21 @@
         </w:tc>
         <w:tc>
           <w:tcPr>
-            <w:tcW w:w="720" w:type="dxa"/>
-          </w:tcPr>
-          <w:p>
-            <w:pPr>
-              <w:spacing w:line="240" w:lineRule="auto"/>
-              <w:jc w:val="center"/>
-              <w:rPr>
-                <w:color w:val="000000"/>
-              </w:rPr>
-            </w:pPr>
-          </w:p>
-        </w:tc>
-        <w:tc>
-          <w:tcPr>
-            <w:tcW w:w="2995" w:type="dxa"/>
+            <w:tcW w:w="1350" w:type="dxa"/>
+          </w:tcPr>
+          <w:p>
+            <w:pPr>
+              <w:spacing w:line="240" w:lineRule="auto"/>
+              <w:jc w:val="center"/>
+              <w:rPr>
+                <w:color w:val="000000"/>
+              </w:rPr>
+            </w:pPr>
+          </w:p>
+        </w:tc>
+        <w:tc>
+          <w:tcPr>
+            <w:tcW w:w="2365" w:type="dxa"/>
           </w:tcPr>
           <w:p>
             <w:pPr>
@@ -8548,21 +8558,21 @@
         </w:tc>
         <w:tc>
           <w:tcPr>
-            <w:tcW w:w="720" w:type="dxa"/>
-          </w:tcPr>
-          <w:p>
-            <w:pPr>
-              <w:spacing w:line="240" w:lineRule="auto"/>
-              <w:jc w:val="center"/>
-              <w:rPr>
-                <w:color w:val="000000"/>
-              </w:rPr>
-            </w:pPr>
-          </w:p>
-        </w:tc>
-        <w:tc>
-          <w:tcPr>
-            <w:tcW w:w="2995" w:type="dxa"/>
+            <w:tcW w:w="1350" w:type="dxa"/>
+          </w:tcPr>
+          <w:p>
+            <w:pPr>
+              <w:spacing w:line="240" w:lineRule="auto"/>
+              <w:jc w:val="center"/>
+              <w:rPr>
+                <w:color w:val="000000"/>
+              </w:rPr>
+            </w:pPr>
+          </w:p>
+        </w:tc>
+        <w:tc>
+          <w:tcPr>
+            <w:tcW w:w="2365" w:type="dxa"/>
           </w:tcPr>
           <w:p>
             <w:pPr>
@@ -8661,21 +8671,21 @@
         </w:tc>
         <w:tc>
           <w:tcPr>
-            <w:tcW w:w="720" w:type="dxa"/>
-          </w:tcPr>
-          <w:p>
-            <w:pPr>
-              <w:spacing w:line="240" w:lineRule="auto"/>
-              <w:jc w:val="center"/>
-              <w:rPr>
-                <w:color w:val="000000"/>
-              </w:rPr>
-            </w:pPr>
-          </w:p>
-        </w:tc>
-        <w:tc>
-          <w:tcPr>
-            <w:tcW w:w="2995" w:type="dxa"/>
+            <w:tcW w:w="1350" w:type="dxa"/>
+          </w:tcPr>
+          <w:p>
+            <w:pPr>
+              <w:spacing w:line="240" w:lineRule="auto"/>
+              <w:jc w:val="center"/>
+              <w:rPr>
+                <w:color w:val="000000"/>
+              </w:rPr>
+            </w:pPr>
+          </w:p>
+        </w:tc>
+        <w:tc>
+          <w:tcPr>
+            <w:tcW w:w="2365" w:type="dxa"/>
           </w:tcPr>
           <w:p>
             <w:pPr>
@@ -8786,21 +8796,21 @@
         </w:tc>
         <w:tc>
           <w:tcPr>
-            <w:tcW w:w="720" w:type="dxa"/>
-          </w:tcPr>
-          <w:p>
-            <w:pPr>
-              <w:spacing w:line="240" w:lineRule="auto"/>
-              <w:jc w:val="center"/>
-              <w:rPr>
-                <w:color w:val="000000"/>
-              </w:rPr>
-            </w:pPr>
-          </w:p>
-        </w:tc>
-        <w:tc>
-          <w:tcPr>
-            <w:tcW w:w="2995" w:type="dxa"/>
+            <w:tcW w:w="1350" w:type="dxa"/>
+          </w:tcPr>
+          <w:p>
+            <w:pPr>
+              <w:spacing w:line="240" w:lineRule="auto"/>
+              <w:jc w:val="center"/>
+              <w:rPr>
+                <w:color w:val="000000"/>
+              </w:rPr>
+            </w:pPr>
+          </w:p>
+        </w:tc>
+        <w:tc>
+          <w:tcPr>
+            <w:tcW w:w="2365" w:type="dxa"/>
           </w:tcPr>
           <w:p>
             <w:pPr>
@@ -9539,6 +9549,34 @@
               </w:rPr>
               <w:t>คำอธิบาย</w:t>
             </w:r>
+            <w:r>
+              <w:rPr>
+                <w:rFonts w:hint="cs"/>
+                <w:color w:val="000000"/>
+                <w:cs/>
+              </w:rPr>
+              <w:t xml:space="preserve"> </w:t>
+            </w:r>
+            <w:r>
+              <w:rPr>
+                <w:color w:val="000000"/>
+              </w:rPr>
+              <w:t>(</w:t>
+            </w:r>
+            <w:r>
+              <w:rPr>
+                <w:rFonts w:hint="cs"/>
+                <w:color w:val="000000"/>
+                <w:cs/>
+              </w:rPr>
+              <w:t xml:space="preserve">ดึงชื่อจากตาราง </w:t>
+            </w:r>
+            <w:r>
+              <w:rPr>
+                <w:color w:val="000000"/>
+              </w:rPr>
+              <w:t>services)</w:t>
+            </w:r>
           </w:p>
         </w:tc>
       </w:tr>
@@ -10504,7 +10542,6 @@
           <w:b/>
           <w:bCs/>
         </w:rPr>
-        <w:lastRenderedPageBreak/>
         <w:t>ตารางที่</w:t>
       </w:r>
       <w:proofErr w:type="spellEnd"/>
@@ -14806,7 +14843,23 @@
           <w:rFonts w:cs="TH Sarabun New"/>
           <w:szCs w:val="32"/>
         </w:rPr>
-        <w:t xml:space="preserve">ได้ใช้สถิติเพื่อการวิเคราะห์ข้อมูลการวิจัย </w:t>
+        <w:t>ได้ใช้สถิติเพื่อการวิเคราะห์</w:t>
+      </w:r>
+      <w:proofErr w:type="spellStart"/>
+      <w:r>
+        <w:rPr>
+          <w:rFonts w:cs="TH Sarabun New"/>
+          <w:szCs w:val="32"/>
+        </w:rPr>
+        <w:t>ข้อมูลการวิจัย</w:t>
+      </w:r>
+      <w:proofErr w:type="spellEnd"/>
+      <w:r>
+        <w:rPr>
+          <w:rFonts w:cs="TH Sarabun New"/>
+          <w:szCs w:val="32"/>
+        </w:rPr>
+        <w:t xml:space="preserve"> </w:t>
       </w:r>
       <w:proofErr w:type="spellStart"/>
       <w:r>
